--- a/Tu-pc-va-a-volar/OPTIMIZA TODO.docx
+++ b/Tu-pc-va-a-volar/OPTIMIZA TODO.docx
@@ -239,8 +239,20 @@
           <w:sz w:val="24"/>
           <w:lang w:val="en-US"/>
         </w:rPr>
-        <w:t>SET-EXECUTIONPOLICY -EXECUTIONPOLICY UNRESTRICTED -SCOPE LocalMachine</w:t>
-      </w:r>
+        <w:t xml:space="preserve">SET-EXECUTIONPOLICY -EXECUTIONPOLICY UNRESTRICTED -SCOPE </w:t>
+      </w:r>
+      <w:proofErr w:type="spellStart"/>
+      <w:r>
+        <w:rPr>
+          <w:rFonts w:ascii="Aptos" w:eastAsia="Aptos" w:hAnsi="Aptos" w:cs="Aptos"/>
+          <w:b/>
+          <w:bCs/>
+          <w:sz w:val="24"/>
+          <w:lang w:val="en-US"/>
+        </w:rPr>
+        <w:t>LocalMachine</w:t>
+      </w:r>
+      <w:proofErr w:type="spellEnd"/>
     </w:p>
     <w:p>
       <w:pPr>
@@ -262,8 +274,20 @@
           <w:sz w:val="24"/>
           <w:lang w:val="en-US"/>
         </w:rPr>
-        <w:t>SET-EXECUTIONPOLICY -EXECUTIONPOLICY UNDEFINED -SCOPE LocalMachine</w:t>
-      </w:r>
+        <w:t xml:space="preserve">SET-EXECUTIONPOLICY -EXECUTIONPOLICY UNDEFINED -SCOPE </w:t>
+      </w:r>
+      <w:proofErr w:type="spellStart"/>
+      <w:r>
+        <w:rPr>
+          <w:rFonts w:ascii="Aptos" w:eastAsia="Aptos" w:hAnsi="Aptos" w:cs="Aptos"/>
+          <w:b/>
+          <w:bCs/>
+          <w:sz w:val="24"/>
+          <w:lang w:val="en-US"/>
+        </w:rPr>
+        <w:t>LocalMachine</w:t>
+      </w:r>
+      <w:proofErr w:type="spellEnd"/>
     </w:p>
     <w:p>
       <w:pPr>
@@ -312,7 +336,189 @@
           <w:szCs w:val="32"/>
           <w:lang w:val="en-US"/>
         </w:rPr>
-        <w:t>Set-ExecutionPolicy Bypass -Scope Process -Force; [System.Net.ServicePointManager]::SecurityProtocol = [System.Net.ServicePointManager]::SecurityProtocol -bor 3072; iex ((New-Object System.Net.WebClient).DownloadString('https://chocolatey.org/install.ps1'))</w:t>
+        <w:t>Set-</w:t>
+      </w:r>
+      <w:proofErr w:type="spellStart"/>
+      <w:r>
+        <w:rPr>
+          <w:rFonts w:eastAsia="Calibri" w:cs="Calibri"/>
+          <w:bCs/>
+          <w:iCs/>
+          <w:color w:val="000000"/>
+          <w:sz w:val="32"/>
+          <w:szCs w:val="32"/>
+          <w:lang w:val="en-US"/>
+        </w:rPr>
+        <w:t>ExecutionPolicy</w:t>
+      </w:r>
+      <w:proofErr w:type="spellEnd"/>
+      <w:r>
+        <w:rPr>
+          <w:rFonts w:eastAsia="Calibri" w:cs="Calibri"/>
+          <w:bCs/>
+          <w:iCs/>
+          <w:color w:val="000000"/>
+          <w:sz w:val="32"/>
+          <w:szCs w:val="32"/>
+          <w:lang w:val="en-US"/>
+        </w:rPr>
+        <w:t xml:space="preserve"> Bypass -Scope Process -Force; [</w:t>
+      </w:r>
+      <w:proofErr w:type="spellStart"/>
+      <w:r>
+        <w:rPr>
+          <w:rFonts w:eastAsia="Calibri" w:cs="Calibri"/>
+          <w:bCs/>
+          <w:iCs/>
+          <w:color w:val="000000"/>
+          <w:sz w:val="32"/>
+          <w:szCs w:val="32"/>
+          <w:lang w:val="en-US"/>
+        </w:rPr>
+        <w:t>System.Net.ServicePointManager</w:t>
+      </w:r>
+      <w:proofErr w:type="spellEnd"/>
+      <w:r>
+        <w:rPr>
+          <w:rFonts w:eastAsia="Calibri" w:cs="Calibri"/>
+          <w:bCs/>
+          <w:iCs/>
+          <w:color w:val="000000"/>
+          <w:sz w:val="32"/>
+          <w:szCs w:val="32"/>
+          <w:lang w:val="en-US"/>
+        </w:rPr>
+        <w:t>]::</w:t>
+      </w:r>
+      <w:proofErr w:type="spellStart"/>
+      <w:r>
+        <w:rPr>
+          <w:rFonts w:eastAsia="Calibri" w:cs="Calibri"/>
+          <w:bCs/>
+          <w:iCs/>
+          <w:color w:val="000000"/>
+          <w:sz w:val="32"/>
+          <w:szCs w:val="32"/>
+          <w:lang w:val="en-US"/>
+        </w:rPr>
+        <w:t>SecurityProtocol</w:t>
+      </w:r>
+      <w:proofErr w:type="spellEnd"/>
+      <w:r>
+        <w:rPr>
+          <w:rFonts w:eastAsia="Calibri" w:cs="Calibri"/>
+          <w:bCs/>
+          <w:iCs/>
+          <w:color w:val="000000"/>
+          <w:sz w:val="32"/>
+          <w:szCs w:val="32"/>
+          <w:lang w:val="en-US"/>
+        </w:rPr>
+        <w:t xml:space="preserve"> = [</w:t>
+      </w:r>
+      <w:proofErr w:type="spellStart"/>
+      <w:r>
+        <w:rPr>
+          <w:rFonts w:eastAsia="Calibri" w:cs="Calibri"/>
+          <w:bCs/>
+          <w:iCs/>
+          <w:color w:val="000000"/>
+          <w:sz w:val="32"/>
+          <w:szCs w:val="32"/>
+          <w:lang w:val="en-US"/>
+        </w:rPr>
+        <w:t>System.Net.ServicePointManager</w:t>
+      </w:r>
+      <w:proofErr w:type="spellEnd"/>
+      <w:r>
+        <w:rPr>
+          <w:rFonts w:eastAsia="Calibri" w:cs="Calibri"/>
+          <w:bCs/>
+          <w:iCs/>
+          <w:color w:val="000000"/>
+          <w:sz w:val="32"/>
+          <w:szCs w:val="32"/>
+          <w:lang w:val="en-US"/>
+        </w:rPr>
+        <w:t>]::</w:t>
+      </w:r>
+      <w:proofErr w:type="spellStart"/>
+      <w:r>
+        <w:rPr>
+          <w:rFonts w:eastAsia="Calibri" w:cs="Calibri"/>
+          <w:bCs/>
+          <w:iCs/>
+          <w:color w:val="000000"/>
+          <w:sz w:val="32"/>
+          <w:szCs w:val="32"/>
+          <w:lang w:val="en-US"/>
+        </w:rPr>
+        <w:t>SecurityProtocol</w:t>
+      </w:r>
+      <w:proofErr w:type="spellEnd"/>
+      <w:r>
+        <w:rPr>
+          <w:rFonts w:eastAsia="Calibri" w:cs="Calibri"/>
+          <w:bCs/>
+          <w:iCs/>
+          <w:color w:val="000000"/>
+          <w:sz w:val="32"/>
+          <w:szCs w:val="32"/>
+          <w:lang w:val="en-US"/>
+        </w:rPr>
+        <w:t xml:space="preserve"> -</w:t>
+      </w:r>
+      <w:proofErr w:type="spellStart"/>
+      <w:r>
+        <w:rPr>
+          <w:rFonts w:eastAsia="Calibri" w:cs="Calibri"/>
+          <w:bCs/>
+          <w:iCs/>
+          <w:color w:val="000000"/>
+          <w:sz w:val="32"/>
+          <w:szCs w:val="32"/>
+          <w:lang w:val="en-US"/>
+        </w:rPr>
+        <w:t>bor</w:t>
+      </w:r>
+      <w:proofErr w:type="spellEnd"/>
+      <w:r>
+        <w:rPr>
+          <w:rFonts w:eastAsia="Calibri" w:cs="Calibri"/>
+          <w:bCs/>
+          <w:iCs/>
+          <w:color w:val="000000"/>
+          <w:sz w:val="32"/>
+          <w:szCs w:val="32"/>
+          <w:lang w:val="en-US"/>
+        </w:rPr>
+        <w:t xml:space="preserve"> 3072; </w:t>
+      </w:r>
+      <w:proofErr w:type="spellStart"/>
+      <w:r>
+        <w:rPr>
+          <w:rFonts w:eastAsia="Calibri" w:cs="Calibri"/>
+          <w:bCs/>
+          <w:iCs/>
+          <w:color w:val="000000"/>
+          <w:sz w:val="32"/>
+          <w:szCs w:val="32"/>
+          <w:lang w:val="en-US"/>
+        </w:rPr>
+        <w:t>iex</w:t>
+      </w:r>
+      <w:proofErr w:type="spellEnd"/>
+      <w:r>
+        <w:rPr>
+          <w:rFonts w:eastAsia="Calibri" w:cs="Calibri"/>
+          <w:bCs/>
+          <w:iCs/>
+          <w:color w:val="000000"/>
+          <w:sz w:val="32"/>
+          <w:szCs w:val="32"/>
+          <w:lang w:val="en-US"/>
+        </w:rPr>
+        <w:t xml:space="preserve"> ((New-Object System.Net.WebClient).DownloadString('https://chocolatey.org/install.ps1'))</w:t>
       </w:r>
     </w:p>
     <w:p>
@@ -337,8 +543,39 @@
           <w:sz w:val="32"/>
           <w:szCs w:val="32"/>
         </w:rPr>
-        <w:t>Choco upgrade chocolatey</w:t>
-      </w:r>
+        <w:t xml:space="preserve">Choco </w:t>
+      </w:r>
+      <w:proofErr w:type="spellStart"/>
+      <w:r>
+        <w:rPr>
+          <w:bCs/>
+          <w:iCs/>
+          <w:sz w:val="32"/>
+          <w:szCs w:val="32"/>
+        </w:rPr>
+        <w:t>upgrade</w:t>
+      </w:r>
+      <w:proofErr w:type="spellEnd"/>
+      <w:r>
+        <w:rPr>
+          <w:bCs/>
+          <w:iCs/>
+          <w:sz w:val="32"/>
+          <w:szCs w:val="32"/>
+        </w:rPr>
+        <w:t xml:space="preserve"> </w:t>
+      </w:r>
+      <w:proofErr w:type="spellStart"/>
+      <w:r>
+        <w:rPr>
+          <w:bCs/>
+          <w:iCs/>
+          <w:sz w:val="32"/>
+          <w:szCs w:val="32"/>
+        </w:rPr>
+        <w:t>chocolatey</w:t>
+      </w:r>
+      <w:proofErr w:type="spellEnd"/>
     </w:p>
     <w:p>
       <w:pPr>
@@ -418,8 +655,27 @@
           <w:color w:val="000000"/>
           <w:sz w:val="32"/>
         </w:rPr>
-        <w:t>d “c:\users\</w:t>
-      </w:r>
+        <w:t>d “c:\</w:t>
+      </w:r>
+      <w:proofErr w:type="spellStart"/>
+      <w:r>
+        <w:rPr>
+          <w:rFonts w:ascii="Aptos" w:eastAsia="Aptos" w:hAnsi="Aptos" w:cs="Aptos"/>
+          <w:color w:val="000000"/>
+          <w:sz w:val="32"/>
+        </w:rPr>
+        <w:t>users</w:t>
+      </w:r>
+      <w:proofErr w:type="spellEnd"/>
+      <w:r>
+        <w:rPr>
+          <w:rFonts w:ascii="Aptos" w:eastAsia="Aptos" w:hAnsi="Aptos" w:cs="Aptos"/>
+          <w:color w:val="000000"/>
+          <w:sz w:val="32"/>
+        </w:rPr>
+        <w:t>\</w:t>
+      </w:r>
+      <w:proofErr w:type="spellStart"/>
       <w:r>
         <w:rPr>
           <w:rFonts w:ascii="Aptos" w:eastAsia="Aptos" w:hAnsi="Aptos" w:cs="Aptos"/>
@@ -428,22 +684,43 @@
         </w:rPr>
         <w:t>Public</w:t>
       </w:r>
-      <w:r>
-        <w:rPr>
-          <w:rFonts w:ascii="Aptos" w:eastAsia="Aptos" w:hAnsi="Aptos" w:cs="Aptos"/>
-          <w:color w:val="000000"/>
-          <w:sz w:val="32"/>
-        </w:rPr>
-        <w:t>\Documents</w:t>
-      </w:r>
+      <w:proofErr w:type="spellEnd"/>
+      <w:r>
+        <w:rPr>
+          <w:rFonts w:ascii="Aptos" w:eastAsia="Aptos" w:hAnsi="Aptos" w:cs="Aptos"/>
+          <w:color w:val="000000"/>
+          <w:sz w:val="32"/>
+        </w:rPr>
+        <w:t>\</w:t>
+      </w:r>
+      <w:proofErr w:type="spellStart"/>
+      <w:r>
+        <w:rPr>
+          <w:rFonts w:ascii="Aptos" w:eastAsia="Aptos" w:hAnsi="Aptos" w:cs="Aptos"/>
+          <w:color w:val="000000"/>
+          <w:sz w:val="32"/>
+        </w:rPr>
+        <w:t>Documents</w:t>
+      </w:r>
+      <w:proofErr w:type="spellEnd"/>
       <w:r>
         <w:rPr>
           <w:rFonts w:ascii="Segoe UI Symbol" w:eastAsia="Aptos" w:hAnsi="Segoe UI Symbol" w:cs="Aptos"/>
           <w:color w:val="000000"/>
           <w:sz w:val="32"/>
         </w:rPr>
-        <w:t>\Automatico</w:t>
-      </w:r>
+        <w:t>\</w:t>
+      </w:r>
+      <w:proofErr w:type="spellStart"/>
+      <w:r>
+        <w:rPr>
+          <w:rFonts w:ascii="Segoe UI Symbol" w:eastAsia="Aptos" w:hAnsi="Segoe UI Symbol" w:cs="Aptos"/>
+          <w:color w:val="000000"/>
+          <w:sz w:val="32"/>
+        </w:rPr>
+        <w:t>Automatico</w:t>
+      </w:r>
+      <w:proofErr w:type="spellEnd"/>
       <w:r>
         <w:rPr>
           <w:rFonts w:ascii="Segoe UI Symbol" w:eastAsia="Aptos" w:hAnsi="Segoe UI Symbol" w:cs="Aptos"/>
@@ -470,6 +747,7 @@
         </w:rPr>
         <w:t xml:space="preserve">           </w:t>
       </w:r>
+      <w:proofErr w:type="spellStart"/>
       <w:r>
         <w:rPr>
           <w:rFonts w:ascii="Segoe UI Symbol" w:eastAsia="Aptos" w:hAnsi="Segoe UI Symbol" w:cs="Aptos"/>
@@ -478,6 +756,7 @@
         </w:rPr>
         <w:t>enter</w:t>
       </w:r>
+      <w:proofErr w:type="spellEnd"/>
       <w:r>
         <w:rPr>
           <w:rFonts w:ascii="Segoe UI Symbol" w:eastAsia="Aptos" w:hAnsi="Segoe UI Symbol" w:cs="Aptos"/>
@@ -511,7 +790,34 @@
           <w:color w:val="000000"/>
           <w:sz w:val="32"/>
         </w:rPr>
-        <w:t>choco install ".\InstallAp</w:t>
+        <w:t xml:space="preserve">choco </w:t>
+      </w:r>
+      <w:proofErr w:type="spellStart"/>
+      <w:r>
+        <w:rPr>
+          <w:rFonts w:ascii="Aptos" w:eastAsia="Aptos" w:hAnsi="Aptos" w:cs="Aptos"/>
+          <w:color w:val="000000"/>
+          <w:sz w:val="32"/>
+        </w:rPr>
+        <w:t>install</w:t>
+      </w:r>
+      <w:proofErr w:type="spellEnd"/>
+      <w:r>
+        <w:rPr>
+          <w:rFonts w:ascii="Aptos" w:eastAsia="Aptos" w:hAnsi="Aptos" w:cs="Aptos"/>
+          <w:color w:val="000000"/>
+          <w:sz w:val="32"/>
+        </w:rPr>
+        <w:t xml:space="preserve"> ".\</w:t>
+      </w:r>
+      <w:proofErr w:type="spellStart"/>
+      <w:r>
+        <w:rPr>
+          <w:rFonts w:ascii="Aptos" w:eastAsia="Aptos" w:hAnsi="Aptos" w:cs="Aptos"/>
+          <w:color w:val="000000"/>
+          <w:sz w:val="32"/>
+        </w:rPr>
+        <w:t>InstallAp</w:t>
       </w:r>
       <w:r>
         <w:rPr>
@@ -543,7 +849,16 @@
           <w:color w:val="000000"/>
           <w:sz w:val="32"/>
         </w:rPr>
-        <w:t>.config"</w:t>
+        <w:t>.config</w:t>
+      </w:r>
+      <w:proofErr w:type="spellEnd"/>
+      <w:r>
+        <w:rPr>
+          <w:rFonts w:ascii="Aptos" w:eastAsia="Aptos" w:hAnsi="Aptos" w:cs="Aptos"/>
+          <w:color w:val="000000"/>
+          <w:sz w:val="32"/>
+        </w:rPr>
+        <w:t>"</w:t>
       </w:r>
       <w:r>
         <w:rPr>
@@ -571,13 +886,23 @@
           <w:sz w:val="32"/>
         </w:rPr>
       </w:pPr>
-      <w:r>
-        <w:rPr>
-          <w:rFonts w:ascii="Aptos" w:eastAsia="Aptos" w:hAnsi="Aptos" w:cs="Aptos"/>
-          <w:color w:val="000000"/>
-          <w:sz w:val="32"/>
-        </w:rPr>
-        <w:t>enter.</w:t>
+      <w:proofErr w:type="spellStart"/>
+      <w:r>
+        <w:rPr>
+          <w:rFonts w:ascii="Aptos" w:eastAsia="Aptos" w:hAnsi="Aptos" w:cs="Aptos"/>
+          <w:color w:val="000000"/>
+          <w:sz w:val="32"/>
+        </w:rPr>
+        <w:t>enter</w:t>
+      </w:r>
+      <w:proofErr w:type="spellEnd"/>
+      <w:r>
+        <w:rPr>
+          <w:rFonts w:ascii="Aptos" w:eastAsia="Aptos" w:hAnsi="Aptos" w:cs="Aptos"/>
+          <w:color w:val="000000"/>
+          <w:sz w:val="32"/>
+        </w:rPr>
+        <w:t>.</w:t>
       </w:r>
     </w:p>
     <w:p>
@@ -595,15 +920,43 @@
           <w:color w:val="000000"/>
           <w:sz w:val="32"/>
         </w:rPr>
-        <w:t xml:space="preserve">  Problema con el checksum?  </w:t>
-      </w:r>
-      <w:r>
-        <w:rPr>
-          <w:rFonts w:ascii="Aptos" w:eastAsia="Aptos" w:hAnsi="Aptos" w:cs="Aptos"/>
-          <w:color w:val="000000"/>
-          <w:sz w:val="32"/>
-        </w:rPr>
-        <w:t>ej:</w:t>
+        <w:t xml:space="preserve">  Problema con el </w:t>
+      </w:r>
+      <w:proofErr w:type="spellStart"/>
+      <w:r>
+        <w:rPr>
+          <w:rFonts w:ascii="Aptos" w:eastAsia="Aptos" w:hAnsi="Aptos" w:cs="Aptos"/>
+          <w:color w:val="000000"/>
+          <w:sz w:val="32"/>
+        </w:rPr>
+        <w:t>checksum</w:t>
+      </w:r>
+      <w:proofErr w:type="spellEnd"/>
+      <w:r>
+        <w:rPr>
+          <w:rFonts w:ascii="Aptos" w:eastAsia="Aptos" w:hAnsi="Aptos" w:cs="Aptos"/>
+          <w:color w:val="000000"/>
+          <w:sz w:val="32"/>
+        </w:rPr>
+        <w:t xml:space="preserve">?  </w:t>
+      </w:r>
+      <w:proofErr w:type="spellStart"/>
+      <w:r>
+        <w:rPr>
+          <w:rFonts w:ascii="Aptos" w:eastAsia="Aptos" w:hAnsi="Aptos" w:cs="Aptos"/>
+          <w:color w:val="000000"/>
+          <w:sz w:val="32"/>
+        </w:rPr>
+        <w:t>ej</w:t>
+      </w:r>
+      <w:proofErr w:type="spellEnd"/>
+      <w:r>
+        <w:rPr>
+          <w:rFonts w:ascii="Aptos" w:eastAsia="Aptos" w:hAnsi="Aptos" w:cs="Aptos"/>
+          <w:color w:val="000000"/>
+          <w:sz w:val="32"/>
+        </w:rPr>
+        <w:t>:</w:t>
       </w:r>
     </w:p>
     <w:p>
@@ -641,8 +994,27 @@
           <w:color w:val="000000"/>
           <w:sz w:val="32"/>
         </w:rPr>
-        <w:t xml:space="preserve">choco install </w:t>
-      </w:r>
+        <w:t xml:space="preserve">choco </w:t>
+      </w:r>
+      <w:proofErr w:type="spellStart"/>
+      <w:r>
+        <w:rPr>
+          <w:rFonts w:ascii="Aptos" w:eastAsia="Aptos" w:hAnsi="Aptos" w:cs="Aptos"/>
+          <w:color w:val="000000"/>
+          <w:sz w:val="32"/>
+        </w:rPr>
+        <w:t>install</w:t>
+      </w:r>
+      <w:proofErr w:type="spellEnd"/>
+      <w:r>
+        <w:rPr>
+          <w:rFonts w:ascii="Aptos" w:eastAsia="Aptos" w:hAnsi="Aptos" w:cs="Aptos"/>
+          <w:color w:val="000000"/>
+          <w:sz w:val="32"/>
+        </w:rPr>
+        <w:t xml:space="preserve"> </w:t>
+      </w:r>
+      <w:proofErr w:type="spellStart"/>
       <w:r>
         <w:rPr>
           <w:rFonts w:ascii="Aptos" w:eastAsia="Aptos" w:hAnsi="Aptos" w:cs="Aptos"/>
@@ -651,14 +1023,25 @@
         </w:rPr>
         <w:t>googlechrome</w:t>
       </w:r>
-      <w:r>
-        <w:rPr>
-          <w:rFonts w:ascii="Aptos" w:eastAsia="Aptos" w:hAnsi="Aptos" w:cs="Aptos"/>
-          <w:color w:val="000000"/>
-          <w:sz w:val="32"/>
-        </w:rPr>
-        <w:t xml:space="preserve"> --ignore-checksums</w:t>
-      </w:r>
+      <w:proofErr w:type="spellEnd"/>
+      <w:r>
+        <w:rPr>
+          <w:rFonts w:ascii="Aptos" w:eastAsia="Aptos" w:hAnsi="Aptos" w:cs="Aptos"/>
+          <w:color w:val="000000"/>
+          <w:sz w:val="32"/>
+        </w:rPr>
+        <w:t xml:space="preserve"> --ignore-</w:t>
+      </w:r>
+      <w:proofErr w:type="spellStart"/>
+      <w:r>
+        <w:rPr>
+          <w:rFonts w:ascii="Aptos" w:eastAsia="Aptos" w:hAnsi="Aptos" w:cs="Aptos"/>
+          <w:color w:val="000000"/>
+          <w:sz w:val="32"/>
+        </w:rPr>
+        <w:t>checksums</w:t>
+      </w:r>
+      <w:proofErr w:type="spellEnd"/>
       <w:r>
         <w:rPr>
           <w:rFonts w:ascii="Aptos" w:eastAsia="Aptos" w:hAnsi="Aptos" w:cs="Aptos"/>
@@ -666,6 +1049,188 @@
           <w:sz w:val="32"/>
         </w:rPr>
         <w:t xml:space="preserve"> -y</w:t>
+      </w:r>
+    </w:p>
+    <w:p>
+      <w:pPr>
+        <w:spacing w:line="259" w:lineRule="exact"/>
+        <w:ind w:left="567"/>
+        <w:rPr>
+          <w:rFonts w:ascii="Aptos" w:eastAsia="Aptos" w:hAnsi="Aptos" w:cs="Aptos"/>
+          <w:color w:val="000000"/>
+          <w:sz w:val="32"/>
+        </w:rPr>
+      </w:pPr>
+    </w:p>
+    <w:p>
+      <w:pPr>
+        <w:pBdr>
+          <w:top w:val="single" w:sz="4" w:space="1" w:color="auto"/>
+          <w:left w:val="single" w:sz="4" w:space="4" w:color="auto"/>
+          <w:bottom w:val="single" w:sz="4" w:space="1" w:color="auto"/>
+          <w:right w:val="single" w:sz="4" w:space="4" w:color="auto"/>
+        </w:pBdr>
+        <w:spacing w:line="259" w:lineRule="exact"/>
+        <w:ind w:left="567"/>
+        <w:rPr>
+          <w:rFonts w:ascii="Aptos" w:eastAsia="Aptos" w:hAnsi="Aptos" w:cs="Aptos"/>
+          <w:color w:val="000000"/>
+          <w:sz w:val="32"/>
+        </w:rPr>
+      </w:pPr>
+      <w:r>
+        <w:rPr>
+          <w:rFonts w:ascii="Aptos" w:eastAsia="Aptos" w:hAnsi="Aptos" w:cs="Aptos"/>
+          <w:color w:val="000000"/>
+          <w:sz w:val="32"/>
+        </w:rPr>
+        <w:t xml:space="preserve">Comando choco para extraer lista de apps instaladas en </w:t>
+      </w:r>
+      <w:proofErr w:type="spellStart"/>
+      <w:r>
+        <w:rPr>
+          <w:rFonts w:ascii="Aptos" w:eastAsia="Aptos" w:hAnsi="Aptos" w:cs="Aptos"/>
+          <w:color w:val="000000"/>
+          <w:sz w:val="32"/>
+        </w:rPr>
+        <w:t>xml</w:t>
+      </w:r>
+      <w:proofErr w:type="spellEnd"/>
+      <w:r>
+        <w:rPr>
+          <w:rFonts w:ascii="Aptos" w:eastAsia="Aptos" w:hAnsi="Aptos" w:cs="Aptos"/>
+          <w:color w:val="000000"/>
+          <w:sz w:val="32"/>
+        </w:rPr>
+        <w:t xml:space="preserve"> sin versión</w:t>
+      </w:r>
+      <w:r>
+        <w:rPr>
+          <w:rFonts w:ascii="Aptos" w:eastAsia="Aptos" w:hAnsi="Aptos" w:cs="Aptos"/>
+          <w:color w:val="000000"/>
+          <w:sz w:val="32"/>
+        </w:rPr>
+        <w:t>:</w:t>
+      </w:r>
+    </w:p>
+    <w:p>
+      <w:pPr>
+        <w:pBdr>
+          <w:top w:val="single" w:sz="4" w:space="1" w:color="auto"/>
+          <w:left w:val="single" w:sz="4" w:space="4" w:color="auto"/>
+          <w:bottom w:val="single" w:sz="4" w:space="1" w:color="auto"/>
+          <w:right w:val="single" w:sz="4" w:space="4" w:color="auto"/>
+        </w:pBdr>
+        <w:spacing w:line="259" w:lineRule="exact"/>
+        <w:ind w:left="567"/>
+        <w:rPr>
+          <w:rFonts w:ascii="Aptos" w:eastAsia="Aptos" w:hAnsi="Aptos" w:cs="Aptos"/>
+          <w:color w:val="000000"/>
+          <w:sz w:val="32"/>
+        </w:rPr>
+      </w:pPr>
+      <w:r>
+        <w:rPr>
+          <w:rFonts w:ascii="Aptos" w:eastAsia="Aptos" w:hAnsi="Aptos" w:cs="Aptos"/>
+          <w:color w:val="000000"/>
+          <w:sz w:val="32"/>
+        </w:rPr>
+        <w:t xml:space="preserve">choco </w:t>
+      </w:r>
+      <w:proofErr w:type="spellStart"/>
+      <w:r>
+        <w:rPr>
+          <w:rFonts w:ascii="Aptos" w:eastAsia="Aptos" w:hAnsi="Aptos" w:cs="Aptos"/>
+          <w:color w:val="000000"/>
+          <w:sz w:val="32"/>
+        </w:rPr>
+        <w:t>export</w:t>
+      </w:r>
+      <w:proofErr w:type="spellEnd"/>
+      <w:r>
+        <w:rPr>
+          <w:rFonts w:ascii="Aptos" w:eastAsia="Aptos" w:hAnsi="Aptos" w:cs="Aptos"/>
+          <w:color w:val="000000"/>
+          <w:sz w:val="32"/>
+        </w:rPr>
+        <w:t xml:space="preserve"> --output-file-</w:t>
+      </w:r>
+      <w:proofErr w:type="spellStart"/>
+      <w:r>
+        <w:rPr>
+          <w:rFonts w:ascii="Aptos" w:eastAsia="Aptos" w:hAnsi="Aptos" w:cs="Aptos"/>
+          <w:color w:val="000000"/>
+          <w:sz w:val="32"/>
+        </w:rPr>
+        <w:t>path</w:t>
+      </w:r>
+      <w:proofErr w:type="spellEnd"/>
+      <w:r>
+        <w:rPr>
+          <w:rFonts w:ascii="Aptos" w:eastAsia="Aptos" w:hAnsi="Aptos" w:cs="Aptos"/>
+          <w:color w:val="000000"/>
+          <w:sz w:val="32"/>
+        </w:rPr>
+        <w:t>="'</w:t>
+      </w:r>
+      <w:r>
+        <w:t xml:space="preserve"> </w:t>
+      </w:r>
+      <w:r>
+        <w:rPr>
+          <w:rFonts w:ascii="Aptos" w:eastAsia="Aptos" w:hAnsi="Aptos" w:cs="Aptos"/>
+          <w:color w:val="000000"/>
+          <w:sz w:val="32"/>
+        </w:rPr>
+        <w:t>D:\Biblioteca-Horace\Documentos-Horacio-2\DocuHoraEzq\Automatico-HEZQDAW</w:t>
+      </w:r>
+      <w:r>
+        <w:rPr>
+          <w:rFonts w:ascii="Aptos" w:eastAsia="Aptos" w:hAnsi="Aptos" w:cs="Aptos"/>
+          <w:color w:val="000000"/>
+          <w:sz w:val="32"/>
+        </w:rPr>
+        <w:t>\InstallAppsDesktop-</w:t>
+      </w:r>
+      <w:r>
+        <w:rPr>
+          <w:rFonts w:ascii="Aptos" w:eastAsia="Aptos" w:hAnsi="Aptos" w:cs="Aptos"/>
+          <w:color w:val="000000"/>
+          <w:sz w:val="32"/>
+        </w:rPr>
+        <w:t>HEZQDAW</w:t>
+      </w:r>
+      <w:r>
+        <w:rPr>
+          <w:rFonts w:ascii="Aptos" w:eastAsia="Aptos" w:hAnsi="Aptos" w:cs="Aptos"/>
+          <w:color w:val="000000"/>
+          <w:sz w:val="32"/>
+        </w:rPr>
+        <w:t>.config</w:t>
+      </w:r>
+      <w:r>
+        <w:rPr>
+          <w:rFonts w:ascii="Aptos" w:eastAsia="Aptos" w:hAnsi="Aptos" w:cs="Aptos"/>
+          <w:color w:val="000000"/>
+          <w:sz w:val="32"/>
+        </w:rPr>
+        <w:t xml:space="preserve"> </w:t>
+      </w:r>
+      <w:r>
+        <w:rPr>
+          <w:rFonts w:ascii="Aptos" w:eastAsia="Aptos" w:hAnsi="Aptos" w:cs="Aptos"/>
+          <w:color w:val="000000"/>
+          <w:sz w:val="32"/>
+        </w:rPr>
+        <w:t>'"</w:t>
+      </w:r>
+      <w:r>
+        <w:rPr>
+          <w:rFonts w:ascii="Aptos" w:eastAsia="Aptos" w:hAnsi="Aptos" w:cs="Aptos"/>
+          <w:color w:val="000000"/>
+          <w:sz w:val="32"/>
+        </w:rPr>
+        <w:t xml:space="preserve"> </w:t>
       </w:r>
     </w:p>
     <w:p>
@@ -697,6 +1262,7 @@
           <w:lang w:eastAsia="es-AR" w:bidi="ar-SA"/>
         </w:rPr>
       </w:pPr>
+      <w:proofErr w:type="spellStart"/>
       <w:r>
         <w:rPr>
           <w:rFonts w:eastAsia="Times New Roman" w:cs="Calibri"/>
@@ -707,8 +1273,9 @@
           <w:szCs w:val="28"/>
           <w:lang w:eastAsia="es-AR" w:bidi="ar-SA"/>
         </w:rPr>
-        <w:t xml:space="preserve">netplwiz </w:t>
-      </w:r>
+        <w:t>netplwiz</w:t>
+      </w:r>
+      <w:proofErr w:type="spellEnd"/>
       <w:r>
         <w:rPr>
           <w:rFonts w:eastAsia="Times New Roman" w:cs="Calibri"/>
@@ -719,7 +1286,7 @@
           <w:szCs w:val="28"/>
           <w:lang w:eastAsia="es-AR" w:bidi="ar-SA"/>
         </w:rPr>
-        <w:t xml:space="preserve">   </w:t>
+        <w:t xml:space="preserve"> </w:t>
       </w:r>
       <w:r>
         <w:rPr>
@@ -731,7 +1298,7 @@
           <w:szCs w:val="28"/>
           <w:lang w:eastAsia="es-AR" w:bidi="ar-SA"/>
         </w:rPr>
-        <w:sym w:font="Wingdings" w:char="F0E8"/>
+        <w:t xml:space="preserve">   </w:t>
       </w:r>
       <w:r>
         <w:rPr>
@@ -743,7 +1310,7 @@
           <w:szCs w:val="28"/>
           <w:lang w:eastAsia="es-AR" w:bidi="ar-SA"/>
         </w:rPr>
-        <w:t xml:space="preserve">   </w:t>
+        <w:sym w:font="Wingdings" w:char="F0E8"/>
       </w:r>
       <w:r>
         <w:rPr>
@@ -755,7 +1322,7 @@
           <w:szCs w:val="28"/>
           <w:lang w:eastAsia="es-AR" w:bidi="ar-SA"/>
         </w:rPr>
-        <w:t>cambio de nombre d</w:t>
+        <w:t xml:space="preserve">   </w:t>
       </w:r>
       <w:r>
         <w:rPr>
@@ -767,13 +1334,9 @@
           <w:szCs w:val="28"/>
           <w:lang w:eastAsia="es-AR" w:bidi="ar-SA"/>
         </w:rPr>
-        <w:t>e usuario</w:t>
-      </w:r>
-    </w:p>
-    <w:p>
-      <w:pPr>
-        <w:widowControl/>
-        <w:ind w:left="567"/>
+        <w:t>cambio de nombre d</w:t>
+      </w:r>
+      <w:r>
         <w:rPr>
           <w:rFonts w:eastAsia="Times New Roman" w:cs="Calibri"/>
           <w:b/>
@@ -783,8 +1346,13 @@
           <w:szCs w:val="28"/>
           <w:lang w:eastAsia="es-AR" w:bidi="ar-SA"/>
         </w:rPr>
-      </w:pPr>
-      <w:r>
+        <w:t>e usuario</w:t>
+      </w:r>
+    </w:p>
+    <w:p>
+      <w:pPr>
+        <w:widowControl/>
+        <w:ind w:left="567"/>
         <w:rPr>
           <w:rFonts w:eastAsia="Times New Roman" w:cs="Calibri"/>
           <w:b/>
@@ -794,13 +1362,9 @@
           <w:szCs w:val="28"/>
           <w:lang w:eastAsia="es-AR" w:bidi="ar-SA"/>
         </w:rPr>
-        <w:t xml:space="preserve">Get-PSDrive muestra unidades de red </w:t>
-      </w:r>
-    </w:p>
-    <w:p>
-      <w:pPr>
-        <w:widowControl/>
-        <w:ind w:left="567"/>
+      </w:pPr>
+      <w:proofErr w:type="spellStart"/>
+      <w:r>
         <w:rPr>
           <w:rFonts w:eastAsia="Times New Roman" w:cs="Calibri"/>
           <w:b/>
@@ -810,7 +1374,9 @@
           <w:szCs w:val="28"/>
           <w:lang w:eastAsia="es-AR" w:bidi="ar-SA"/>
         </w:rPr>
-      </w:pPr>
+        <w:t>Get-PSDrive</w:t>
+      </w:r>
+      <w:proofErr w:type="spellEnd"/>
       <w:r>
         <w:rPr>
           <w:rFonts w:eastAsia="Times New Roman" w:cs="Calibri"/>
@@ -821,7 +1387,48 @@
           <w:szCs w:val="28"/>
           <w:lang w:eastAsia="es-AR" w:bidi="ar-SA"/>
         </w:rPr>
-        <w:t xml:space="preserve">systeminfo  </w:t>
+        <w:t xml:space="preserve"> muestra unidades de red </w:t>
+      </w:r>
+    </w:p>
+    <w:p>
+      <w:pPr>
+        <w:widowControl/>
+        <w:ind w:left="567"/>
+        <w:rPr>
+          <w:rFonts w:eastAsia="Times New Roman" w:cs="Calibri"/>
+          <w:b/>
+          <w:bCs/>
+          <w:kern w:val="0"/>
+          <w:sz w:val="28"/>
+          <w:szCs w:val="28"/>
+          <w:lang w:eastAsia="es-AR" w:bidi="ar-SA"/>
+        </w:rPr>
+      </w:pPr>
+      <w:proofErr w:type="spellStart"/>
+      <w:r>
+        <w:rPr>
+          <w:rFonts w:eastAsia="Times New Roman" w:cs="Calibri"/>
+          <w:b/>
+          <w:bCs/>
+          <w:kern w:val="0"/>
+          <w:sz w:val="28"/>
+          <w:szCs w:val="28"/>
+          <w:lang w:eastAsia="es-AR" w:bidi="ar-SA"/>
+        </w:rPr>
+        <w:t>systeminfo</w:t>
+      </w:r>
+      <w:proofErr w:type="spellEnd"/>
+      <w:r>
+        <w:rPr>
+          <w:rFonts w:eastAsia="Times New Roman" w:cs="Calibri"/>
+          <w:b/>
+          <w:bCs/>
+          <w:kern w:val="0"/>
+          <w:sz w:val="28"/>
+          <w:szCs w:val="28"/>
+          <w:lang w:eastAsia="es-AR" w:bidi="ar-SA"/>
+        </w:rPr>
+        <w:t xml:space="preserve">  </w:t>
       </w:r>
       <w:r>
         <w:rPr>
@@ -1009,7 +1616,55 @@
           <w:sz w:val="24"/>
           <w:lang w:val="en-US" w:eastAsia="es-AR" w:bidi="ar-SA"/>
         </w:rPr>
-        <w:t>Select-String -Path "$env:windir\Logs\CBS\CBS.log" -Pattern "\[SR\]" | Out-File -FilePath "</w:t>
+        <w:t>Select-String -Path "$</w:t>
+      </w:r>
+      <w:proofErr w:type="spellStart"/>
+      <w:r>
+        <w:rPr>
+          <w:rFonts w:eastAsia="Times New Roman" w:cs="Calibri"/>
+          <w:b/>
+          <w:bCs/>
+          <w:kern w:val="0"/>
+          <w:sz w:val="24"/>
+          <w:lang w:val="en-US" w:eastAsia="es-AR" w:bidi="ar-SA"/>
+        </w:rPr>
+        <w:t>env:windir</w:t>
+      </w:r>
+      <w:proofErr w:type="spellEnd"/>
+      <w:r>
+        <w:rPr>
+          <w:rFonts w:eastAsia="Times New Roman" w:cs="Calibri"/>
+          <w:b/>
+          <w:bCs/>
+          <w:kern w:val="0"/>
+          <w:sz w:val="24"/>
+          <w:lang w:val="en-US" w:eastAsia="es-AR" w:bidi="ar-SA"/>
+        </w:rPr>
+        <w:t>\Logs\CBS\CBS.log" -Pattern "\[SR\]" | Out-File -</w:t>
+      </w:r>
+      <w:proofErr w:type="spellStart"/>
+      <w:r>
+        <w:rPr>
+          <w:rFonts w:eastAsia="Times New Roman" w:cs="Calibri"/>
+          <w:b/>
+          <w:bCs/>
+          <w:kern w:val="0"/>
+          <w:sz w:val="24"/>
+          <w:lang w:val="en-US" w:eastAsia="es-AR" w:bidi="ar-SA"/>
+        </w:rPr>
+        <w:t>FilePath</w:t>
+      </w:r>
+      <w:proofErr w:type="spellEnd"/>
+      <w:r>
+        <w:rPr>
+          <w:rFonts w:eastAsia="Times New Roman" w:cs="Calibri"/>
+          <w:b/>
+          <w:bCs/>
+          <w:kern w:val="0"/>
+          <w:sz w:val="24"/>
+          <w:lang w:val="en-US" w:eastAsia="es-AR" w:bidi="ar-SA"/>
+        </w:rPr>
+        <w:t xml:space="preserve"> "</w:t>
       </w:r>
       <w:r>
         <w:rPr>
@@ -1082,6 +1737,7 @@
           <w:lang w:val="en-US" w:eastAsia="es-AR" w:bidi="ar-SA"/>
         </w:rPr>
       </w:pPr>
+      <w:proofErr w:type="spellStart"/>
       <w:r>
         <w:rPr>
           <w:rFonts w:eastAsia="Times New Roman" w:cs="Calibri"/>
@@ -1094,6 +1750,7 @@
         </w:rPr>
         <w:t>scannow</w:t>
       </w:r>
+      <w:proofErr w:type="spellEnd"/>
       <w:r>
         <w:rPr>
           <w:rFonts w:eastAsia="Times New Roman" w:cs="Calibri"/>
@@ -1106,6 +1763,7 @@
         </w:rPr>
         <w:t xml:space="preserve"> </w:t>
       </w:r>
+      <w:proofErr w:type="spellStart"/>
       <w:r>
         <w:rPr>
           <w:rFonts w:eastAsia="Times New Roman" w:cs="Calibri"/>
@@ -1116,7 +1774,20 @@
           <w:szCs w:val="28"/>
           <w:lang w:val="en-US" w:eastAsia="es-AR" w:bidi="ar-SA"/>
         </w:rPr>
-        <w:t>Desde x:\Sources&gt;</w:t>
+        <w:t>Desde</w:t>
+      </w:r>
+      <w:proofErr w:type="spellEnd"/>
+      <w:r>
+        <w:rPr>
+          <w:rFonts w:eastAsia="Times New Roman" w:cs="Calibri"/>
+          <w:b/>
+          <w:bCs/>
+          <w:kern w:val="0"/>
+          <w:sz w:val="28"/>
+          <w:szCs w:val="28"/>
+          <w:lang w:val="en-US" w:eastAsia="es-AR" w:bidi="ar-SA"/>
+        </w:rPr>
+        <w:t xml:space="preserve"> x:\Sources&gt;</w:t>
       </w:r>
     </w:p>
     <w:p>
@@ -1140,6 +1811,7 @@
           <w:lang w:val="en-US" w:eastAsia="es-AR" w:bidi="ar-SA"/>
         </w:rPr>
       </w:pPr>
+      <w:proofErr w:type="spellStart"/>
       <w:r>
         <w:rPr>
           <w:rFonts w:eastAsia="Times New Roman" w:cs="Calibri"/>
@@ -1150,7 +1822,98 @@
           <w:szCs w:val="28"/>
           <w:lang w:val="en-US" w:eastAsia="es-AR" w:bidi="ar-SA"/>
         </w:rPr>
-        <w:t>sfc /scannow /offbootdir=C:\ /offwindir=C:\Windows</w:t>
+        <w:t>sfc</w:t>
+      </w:r>
+      <w:proofErr w:type="spellEnd"/>
+      <w:r>
+        <w:rPr>
+          <w:rFonts w:eastAsia="Times New Roman" w:cs="Calibri"/>
+          <w:b/>
+          <w:bCs/>
+          <w:kern w:val="0"/>
+          <w:sz w:val="28"/>
+          <w:szCs w:val="28"/>
+          <w:lang w:val="en-US" w:eastAsia="es-AR" w:bidi="ar-SA"/>
+        </w:rPr>
+        <w:t xml:space="preserve"> /</w:t>
+      </w:r>
+      <w:proofErr w:type="spellStart"/>
+      <w:r>
+        <w:rPr>
+          <w:rFonts w:eastAsia="Times New Roman" w:cs="Calibri"/>
+          <w:b/>
+          <w:bCs/>
+          <w:kern w:val="0"/>
+          <w:sz w:val="28"/>
+          <w:szCs w:val="28"/>
+          <w:lang w:val="en-US" w:eastAsia="es-AR" w:bidi="ar-SA"/>
+        </w:rPr>
+        <w:t>scannow</w:t>
+      </w:r>
+      <w:proofErr w:type="spellEnd"/>
+      <w:r>
+        <w:rPr>
+          <w:rFonts w:eastAsia="Times New Roman" w:cs="Calibri"/>
+          <w:b/>
+          <w:bCs/>
+          <w:kern w:val="0"/>
+          <w:sz w:val="28"/>
+          <w:szCs w:val="28"/>
+          <w:lang w:val="en-US" w:eastAsia="es-AR" w:bidi="ar-SA"/>
+        </w:rPr>
+        <w:t xml:space="preserve"> /</w:t>
+      </w:r>
+      <w:proofErr w:type="spellStart"/>
+      <w:r>
+        <w:rPr>
+          <w:rFonts w:eastAsia="Times New Roman" w:cs="Calibri"/>
+          <w:b/>
+          <w:bCs/>
+          <w:kern w:val="0"/>
+          <w:sz w:val="28"/>
+          <w:szCs w:val="28"/>
+          <w:lang w:val="en-US" w:eastAsia="es-AR" w:bidi="ar-SA"/>
+        </w:rPr>
+        <w:t>offbootdir</w:t>
+      </w:r>
+      <w:proofErr w:type="spellEnd"/>
+      <w:r>
+        <w:rPr>
+          <w:rFonts w:eastAsia="Times New Roman" w:cs="Calibri"/>
+          <w:b/>
+          <w:bCs/>
+          <w:kern w:val="0"/>
+          <w:sz w:val="28"/>
+          <w:szCs w:val="28"/>
+          <w:lang w:val="en-US" w:eastAsia="es-AR" w:bidi="ar-SA"/>
+        </w:rPr>
+        <w:t>=C:\ /</w:t>
+      </w:r>
+      <w:proofErr w:type="spellStart"/>
+      <w:r>
+        <w:rPr>
+          <w:rFonts w:eastAsia="Times New Roman" w:cs="Calibri"/>
+          <w:b/>
+          <w:bCs/>
+          <w:kern w:val="0"/>
+          <w:sz w:val="28"/>
+          <w:szCs w:val="28"/>
+          <w:lang w:val="en-US" w:eastAsia="es-AR" w:bidi="ar-SA"/>
+        </w:rPr>
+        <w:t>offwindir</w:t>
+      </w:r>
+      <w:proofErr w:type="spellEnd"/>
+      <w:r>
+        <w:rPr>
+          <w:rFonts w:eastAsia="Times New Roman" w:cs="Calibri"/>
+          <w:b/>
+          <w:bCs/>
+          <w:kern w:val="0"/>
+          <w:sz w:val="28"/>
+          <w:szCs w:val="28"/>
+          <w:lang w:val="en-US" w:eastAsia="es-AR" w:bidi="ar-SA"/>
+        </w:rPr>
+        <w:t>=C:\Windows</w:t>
       </w:r>
     </w:p>
     <w:p>
@@ -1291,13 +2054,41 @@
         <w:spacing w:line="259" w:lineRule="exact"/>
         <w:ind w:left="0"/>
       </w:pPr>
-      <w:r>
-        <w:rPr>
-          <w:rFonts w:ascii="Aptos" w:eastAsia="Aptos" w:hAnsi="Aptos" w:cs="Aptos"/>
-          <w:color w:val="000000"/>
-          <w:sz w:val="32"/>
-        </w:rPr>
-        <w:t>Coockies de terceros: Bloquear Coockies de terceros, “</w:t>
+      <w:proofErr w:type="spellStart"/>
+      <w:r>
+        <w:rPr>
+          <w:rFonts w:ascii="Aptos" w:eastAsia="Aptos" w:hAnsi="Aptos" w:cs="Aptos"/>
+          <w:color w:val="000000"/>
+          <w:sz w:val="32"/>
+        </w:rPr>
+        <w:t>Coockies</w:t>
+      </w:r>
+      <w:proofErr w:type="spellEnd"/>
+      <w:r>
+        <w:rPr>
+          <w:rFonts w:ascii="Aptos" w:eastAsia="Aptos" w:hAnsi="Aptos" w:cs="Aptos"/>
+          <w:color w:val="000000"/>
+          <w:sz w:val="32"/>
+        </w:rPr>
+        <w:t xml:space="preserve"> de terceros: Bloquear </w:t>
+      </w:r>
+      <w:proofErr w:type="spellStart"/>
+      <w:r>
+        <w:rPr>
+          <w:rFonts w:ascii="Aptos" w:eastAsia="Aptos" w:hAnsi="Aptos" w:cs="Aptos"/>
+          <w:color w:val="000000"/>
+          <w:sz w:val="32"/>
+        </w:rPr>
+        <w:t>Coockies</w:t>
+      </w:r>
+      <w:proofErr w:type="spellEnd"/>
+      <w:r>
+        <w:rPr>
+          <w:rFonts w:ascii="Aptos" w:eastAsia="Aptos" w:hAnsi="Aptos" w:cs="Aptos"/>
+          <w:color w:val="000000"/>
+          <w:sz w:val="32"/>
+        </w:rPr>
+        <w:t xml:space="preserve"> de terceros, “</w:t>
       </w:r>
       <w:r>
         <w:rPr>
@@ -1367,23 +2158,59 @@
           <w:color w:val="000000"/>
           <w:sz w:val="32"/>
         </w:rPr>
-        <w:t>rivacidad y Seguridad</w:t>
-      </w:r>
-      <w:r>
-        <w:rPr>
-          <w:rFonts w:ascii="Aptos" w:eastAsia="Aptos" w:hAnsi="Aptos" w:cs="Aptos"/>
-          <w:color w:val="000000"/>
-          <w:sz w:val="32"/>
-        </w:rPr>
-        <w:t>:Privacidad en la Publicidad, Temas de Anuncios,</w:t>
-      </w:r>
-      <w:r>
-        <w:rPr>
-          <w:rFonts w:ascii="Aptos" w:eastAsia="Aptos" w:hAnsi="Aptos" w:cs="Aptos"/>
-          <w:color w:val="000000"/>
-          <w:sz w:val="32"/>
-        </w:rPr>
-        <w:t>Desactivar.</w:t>
+        <w:t xml:space="preserve">rivacidad y </w:t>
+      </w:r>
+      <w:proofErr w:type="spellStart"/>
+      <w:r>
+        <w:rPr>
+          <w:rFonts w:ascii="Aptos" w:eastAsia="Aptos" w:hAnsi="Aptos" w:cs="Aptos"/>
+          <w:color w:val="000000"/>
+          <w:sz w:val="32"/>
+        </w:rPr>
+        <w:t>Seguridad</w:t>
+      </w:r>
+      <w:r>
+        <w:rPr>
+          <w:rFonts w:ascii="Aptos" w:eastAsia="Aptos" w:hAnsi="Aptos" w:cs="Aptos"/>
+          <w:color w:val="000000"/>
+          <w:sz w:val="32"/>
+        </w:rPr>
+        <w:t>:Privacidad</w:t>
+      </w:r>
+      <w:proofErr w:type="spellEnd"/>
+      <w:r>
+        <w:rPr>
+          <w:rFonts w:ascii="Aptos" w:eastAsia="Aptos" w:hAnsi="Aptos" w:cs="Aptos"/>
+          <w:color w:val="000000"/>
+          <w:sz w:val="32"/>
+        </w:rPr>
+        <w:t xml:space="preserve"> en la Publicidad, Temas de </w:t>
+      </w:r>
+      <w:proofErr w:type="spellStart"/>
+      <w:r>
+        <w:rPr>
+          <w:rFonts w:ascii="Aptos" w:eastAsia="Aptos" w:hAnsi="Aptos" w:cs="Aptos"/>
+          <w:color w:val="000000"/>
+          <w:sz w:val="32"/>
+        </w:rPr>
+        <w:t>Anuncios,</w:t>
+      </w:r>
+      <w:r>
+        <w:rPr>
+          <w:rFonts w:ascii="Aptos" w:eastAsia="Aptos" w:hAnsi="Aptos" w:cs="Aptos"/>
+          <w:color w:val="000000"/>
+          <w:sz w:val="32"/>
+        </w:rPr>
+        <w:t>Desactivar</w:t>
+      </w:r>
+      <w:proofErr w:type="spellEnd"/>
+      <w:r>
+        <w:rPr>
+          <w:rFonts w:ascii="Aptos" w:eastAsia="Aptos" w:hAnsi="Aptos" w:cs="Aptos"/>
+          <w:color w:val="000000"/>
+          <w:sz w:val="32"/>
+        </w:rPr>
+        <w:t>.</w:t>
       </w:r>
     </w:p>
     <w:p>
@@ -1398,13 +2225,59 @@
           <w:sz w:val="32"/>
         </w:rPr>
       </w:pPr>
-      <w:r>
-        <w:rPr>
-          <w:rFonts w:ascii="Aptos" w:eastAsia="Aptos" w:hAnsi="Aptos" w:cs="Aptos"/>
-          <w:color w:val="000000"/>
-          <w:sz w:val="32"/>
-        </w:rPr>
-        <w:t xml:space="preserve">Anucios sugeridos por sitios, Desactivar.Medicion de Anuncios, Descativar. </w:t>
+      <w:proofErr w:type="spellStart"/>
+      <w:r>
+        <w:rPr>
+          <w:rFonts w:ascii="Aptos" w:eastAsia="Aptos" w:hAnsi="Aptos" w:cs="Aptos"/>
+          <w:color w:val="000000"/>
+          <w:sz w:val="32"/>
+        </w:rPr>
+        <w:t>Anucios</w:t>
+      </w:r>
+      <w:proofErr w:type="spellEnd"/>
+      <w:r>
+        <w:rPr>
+          <w:rFonts w:ascii="Aptos" w:eastAsia="Aptos" w:hAnsi="Aptos" w:cs="Aptos"/>
+          <w:color w:val="000000"/>
+          <w:sz w:val="32"/>
+        </w:rPr>
+        <w:t xml:space="preserve"> sugeridos por sitios, </w:t>
+      </w:r>
+      <w:proofErr w:type="spellStart"/>
+      <w:r>
+        <w:rPr>
+          <w:rFonts w:ascii="Aptos" w:eastAsia="Aptos" w:hAnsi="Aptos" w:cs="Aptos"/>
+          <w:color w:val="000000"/>
+          <w:sz w:val="32"/>
+        </w:rPr>
+        <w:t>Desactivar.Medicion</w:t>
+      </w:r>
+      <w:proofErr w:type="spellEnd"/>
+      <w:r>
+        <w:rPr>
+          <w:rFonts w:ascii="Aptos" w:eastAsia="Aptos" w:hAnsi="Aptos" w:cs="Aptos"/>
+          <w:color w:val="000000"/>
+          <w:sz w:val="32"/>
+        </w:rPr>
+        <w:t xml:space="preserve"> de Anuncios, </w:t>
+      </w:r>
+      <w:proofErr w:type="spellStart"/>
+      <w:r>
+        <w:rPr>
+          <w:rFonts w:ascii="Aptos" w:eastAsia="Aptos" w:hAnsi="Aptos" w:cs="Aptos"/>
+          <w:color w:val="000000"/>
+          <w:sz w:val="32"/>
+        </w:rPr>
+        <w:t>Descativar</w:t>
+      </w:r>
+      <w:proofErr w:type="spellEnd"/>
+      <w:r>
+        <w:rPr>
+          <w:rFonts w:ascii="Aptos" w:eastAsia="Aptos" w:hAnsi="Aptos" w:cs="Aptos"/>
+          <w:color w:val="000000"/>
+          <w:sz w:val="32"/>
+        </w:rPr>
+        <w:t xml:space="preserve">. </w:t>
       </w:r>
     </w:p>
     <w:p>
@@ -1464,6 +2337,7 @@
           <w:color w:val="000000"/>
           <w:sz w:val="32"/>
         </w:rPr>
+        <w:lastRenderedPageBreak/>
         <w:t xml:space="preserve">Configuración, Rendimiento, </w:t>
       </w:r>
       <w:r>
@@ -1472,7 +2346,25 @@
           <w:color w:val="000000"/>
           <w:sz w:val="32"/>
         </w:rPr>
-        <w:t xml:space="preserve">Memoria, Ahorro de Memoria, seleccionar Maximo, Ahorro de energía, en Notebook Activar solo cuando la batería esté al 20% seleccionar y activar. </w:t>
+        <w:t xml:space="preserve">Memoria, Ahorro de Memoria, seleccionar </w:t>
+      </w:r>
+      <w:proofErr w:type="spellStart"/>
+      <w:r>
+        <w:rPr>
+          <w:rFonts w:ascii="Aptos" w:eastAsia="Aptos" w:hAnsi="Aptos" w:cs="Aptos"/>
+          <w:color w:val="000000"/>
+          <w:sz w:val="32"/>
+        </w:rPr>
+        <w:t>Maximo</w:t>
+      </w:r>
+      <w:proofErr w:type="spellEnd"/>
+      <w:r>
+        <w:rPr>
+          <w:rFonts w:ascii="Aptos" w:eastAsia="Aptos" w:hAnsi="Aptos" w:cs="Aptos"/>
+          <w:color w:val="000000"/>
+          <w:sz w:val="32"/>
+        </w:rPr>
+        <w:t xml:space="preserve">, Ahorro de energía, en Notebook Activar solo cuando la batería esté al 20% seleccionar y activar. </w:t>
       </w:r>
       <w:r>
         <w:rPr>
@@ -1556,7 +2448,6 @@
           <w:color w:val="000000"/>
           <w:sz w:val="32"/>
         </w:rPr>
-        <w:lastRenderedPageBreak/>
         <w:t>Configuración Buscador: Eliminar todos los buscadores excepto Google.com (predeterminado)</w:t>
       </w:r>
     </w:p>
@@ -1603,6 +2494,7 @@
         <w:spacing w:line="259" w:lineRule="exact"/>
         <w:ind w:left="0"/>
       </w:pPr>
+      <w:proofErr w:type="spellStart"/>
       <w:r>
         <w:rPr>
           <w:rFonts w:ascii="Aptos" w:eastAsia="Aptos" w:hAnsi="Aptos" w:cs="Aptos"/>
@@ -1611,6 +2503,7 @@
         </w:rPr>
         <w:t>Coonfiguración</w:t>
       </w:r>
+      <w:proofErr w:type="spellEnd"/>
       <w:r>
         <w:rPr>
           <w:rFonts w:ascii="Aptos" w:eastAsia="Aptos" w:hAnsi="Aptos" w:cs="Aptos"/>
@@ -1885,6 +2778,7 @@
         </w:rPr>
         <w:t xml:space="preserve">Abrir con Ejecutar </w:t>
       </w:r>
+      <w:proofErr w:type="spellStart"/>
       <w:r>
         <w:rPr>
           <w:rFonts w:ascii="Aptos" w:eastAsia="Aptos" w:hAnsi="Aptos" w:cs="Aptos"/>
@@ -1899,7 +2793,34 @@
           <w:color w:val="000000"/>
           <w:sz w:val="32"/>
         </w:rPr>
-        <w:t>pedit.msc, configuración del equipo, plantillas administrativas, red, programador de paquetes QoS, limitar el ancho de banda reservable, habilitar y bajar de 80 a 0.</w:t>
+        <w:t>pedit.msc</w:t>
+      </w:r>
+      <w:proofErr w:type="spellEnd"/>
+      <w:r>
+        <w:rPr>
+          <w:rFonts w:ascii="Aptos" w:eastAsia="Aptos" w:hAnsi="Aptos" w:cs="Aptos"/>
+          <w:color w:val="000000"/>
+          <w:sz w:val="32"/>
+        </w:rPr>
+        <w:t xml:space="preserve">, configuración del equipo, plantillas administrativas, red, programador de paquetes </w:t>
+      </w:r>
+      <w:proofErr w:type="spellStart"/>
+      <w:r>
+        <w:rPr>
+          <w:rFonts w:ascii="Aptos" w:eastAsia="Aptos" w:hAnsi="Aptos" w:cs="Aptos"/>
+          <w:color w:val="000000"/>
+          <w:sz w:val="32"/>
+        </w:rPr>
+        <w:t>QoS</w:t>
+      </w:r>
+      <w:proofErr w:type="spellEnd"/>
+      <w:r>
+        <w:rPr>
+          <w:rFonts w:ascii="Aptos" w:eastAsia="Aptos" w:hAnsi="Aptos" w:cs="Aptos"/>
+          <w:color w:val="000000"/>
+          <w:sz w:val="32"/>
+        </w:rPr>
+        <w:t>, limitar el ancho de banda reservable, habilitar y bajar de 80 a 0.</w:t>
       </w:r>
     </w:p>
     <w:p>
@@ -1920,13 +2841,23 @@
           <w:sz w:val="32"/>
         </w:rPr>
       </w:pPr>
-      <w:r>
-        <w:rPr>
-          <w:rFonts w:ascii="Aptos" w:eastAsia="Aptos" w:hAnsi="Aptos" w:cs="Aptos"/>
-          <w:color w:val="000000"/>
-          <w:sz w:val="32"/>
-        </w:rPr>
-        <w:t xml:space="preserve">Gpedit.msc, configuración de Equipo, plantillas administrativas, componentes de Windows, Antivirus de Microsoft Defender, </w:t>
+      <w:proofErr w:type="spellStart"/>
+      <w:r>
+        <w:rPr>
+          <w:rFonts w:ascii="Aptos" w:eastAsia="Aptos" w:hAnsi="Aptos" w:cs="Aptos"/>
+          <w:color w:val="000000"/>
+          <w:sz w:val="32"/>
+        </w:rPr>
+        <w:t>Gpedit.msc</w:t>
+      </w:r>
+      <w:proofErr w:type="spellEnd"/>
+      <w:r>
+        <w:rPr>
+          <w:rFonts w:ascii="Aptos" w:eastAsia="Aptos" w:hAnsi="Aptos" w:cs="Aptos"/>
+          <w:color w:val="000000"/>
+          <w:sz w:val="32"/>
+        </w:rPr>
+        <w:t xml:space="preserve">, configuración de Equipo, plantillas administrativas, componentes de Windows, Antivirus de Microsoft Defender, </w:t>
       </w:r>
       <w:r>
         <w:rPr>
@@ -2166,8 +3097,18 @@
           <w:color w:val="000000"/>
           <w:sz w:val="32"/>
         </w:rPr>
-        <w:t>Clear-DnsClientCache</w:t>
-      </w:r>
+        <w:t>Clear-</w:t>
+      </w:r>
+      <w:proofErr w:type="spellStart"/>
+      <w:r>
+        <w:rPr>
+          <w:rFonts w:ascii="Aptos" w:eastAsia="Aptos" w:hAnsi="Aptos" w:cs="Aptos"/>
+          <w:color w:val="000000"/>
+          <w:sz w:val="32"/>
+        </w:rPr>
+        <w:t>DnsClientCache</w:t>
+      </w:r>
+      <w:proofErr w:type="spellEnd"/>
     </w:p>
     <w:p>
       <w:pPr>
@@ -2299,14 +3240,88 @@
           <w:sz w:val="32"/>
         </w:rPr>
       </w:pPr>
-      <w:r>
-        <w:rPr>
-          <w:rFonts w:ascii="Aptos" w:eastAsia="Aptos" w:hAnsi="Aptos" w:cs="Aptos"/>
-          <w:color w:val="000000"/>
-          <w:sz w:val="32"/>
-        </w:rPr>
-        <w:t>Setting service nombreservicio to Disabled</w:t>
-      </w:r>
+      <w:proofErr w:type="spellStart"/>
+      <w:r>
+        <w:rPr>
+          <w:rFonts w:ascii="Aptos" w:eastAsia="Aptos" w:hAnsi="Aptos" w:cs="Aptos"/>
+          <w:color w:val="000000"/>
+          <w:sz w:val="32"/>
+        </w:rPr>
+        <w:t>Setting</w:t>
+      </w:r>
+      <w:proofErr w:type="spellEnd"/>
+      <w:r>
+        <w:rPr>
+          <w:rFonts w:ascii="Aptos" w:eastAsia="Aptos" w:hAnsi="Aptos" w:cs="Aptos"/>
+          <w:color w:val="000000"/>
+          <w:sz w:val="32"/>
+        </w:rPr>
+        <w:t xml:space="preserve"> </w:t>
+      </w:r>
+      <w:proofErr w:type="spellStart"/>
+      <w:r>
+        <w:rPr>
+          <w:rFonts w:ascii="Aptos" w:eastAsia="Aptos" w:hAnsi="Aptos" w:cs="Aptos"/>
+          <w:color w:val="000000"/>
+          <w:sz w:val="32"/>
+        </w:rPr>
+        <w:t>service</w:t>
+      </w:r>
+      <w:proofErr w:type="spellEnd"/>
+      <w:r>
+        <w:rPr>
+          <w:rFonts w:ascii="Aptos" w:eastAsia="Aptos" w:hAnsi="Aptos" w:cs="Aptos"/>
+          <w:color w:val="000000"/>
+          <w:sz w:val="32"/>
+        </w:rPr>
+        <w:t xml:space="preserve"> </w:t>
+      </w:r>
+      <w:proofErr w:type="spellStart"/>
+      <w:r>
+        <w:rPr>
+          <w:rFonts w:ascii="Aptos" w:eastAsia="Aptos" w:hAnsi="Aptos" w:cs="Aptos"/>
+          <w:color w:val="000000"/>
+          <w:sz w:val="32"/>
+        </w:rPr>
+        <w:t>nombreservicio</w:t>
+      </w:r>
+      <w:proofErr w:type="spellEnd"/>
+      <w:r>
+        <w:rPr>
+          <w:rFonts w:ascii="Aptos" w:eastAsia="Aptos" w:hAnsi="Aptos" w:cs="Aptos"/>
+          <w:color w:val="000000"/>
+          <w:sz w:val="32"/>
+        </w:rPr>
+        <w:t xml:space="preserve"> </w:t>
+      </w:r>
+      <w:proofErr w:type="spellStart"/>
+      <w:r>
+        <w:rPr>
+          <w:rFonts w:ascii="Aptos" w:eastAsia="Aptos" w:hAnsi="Aptos" w:cs="Aptos"/>
+          <w:color w:val="000000"/>
+          <w:sz w:val="32"/>
+        </w:rPr>
+        <w:t>to</w:t>
+      </w:r>
+      <w:proofErr w:type="spellEnd"/>
+      <w:r>
+        <w:rPr>
+          <w:rFonts w:ascii="Aptos" w:eastAsia="Aptos" w:hAnsi="Aptos" w:cs="Aptos"/>
+          <w:color w:val="000000"/>
+          <w:sz w:val="32"/>
+        </w:rPr>
+        <w:t xml:space="preserve"> </w:t>
+      </w:r>
+      <w:proofErr w:type="spellStart"/>
+      <w:r>
+        <w:rPr>
+          <w:rFonts w:ascii="Aptos" w:eastAsia="Aptos" w:hAnsi="Aptos" w:cs="Aptos"/>
+          <w:color w:val="000000"/>
+          <w:sz w:val="32"/>
+        </w:rPr>
+        <w:t>Disabled</w:t>
+      </w:r>
+      <w:proofErr w:type="spellEnd"/>
     </w:p>
     <w:p>
       <w:pPr>
@@ -2344,17 +3359,68 @@
           <w:sz w:val="32"/>
           <w:lang w:val="en-US"/>
         </w:rPr>
-        <w:t>"DiagTrack"</w:t>
-      </w:r>
-      <w:r>
-        <w:rPr>
-          <w:rFonts w:ascii="Aptos" w:eastAsia="Aptos" w:hAnsi="Aptos" w:cs="Aptos"/>
-          <w:color w:val="000000"/>
-          <w:sz w:val="32"/>
-          <w:lang w:val="en-US"/>
-        </w:rPr>
-        <w:t xml:space="preserve"> -ErrorAction SilentlyContinue</w:t>
-      </w:r>
+        <w:t>"</w:t>
+      </w:r>
+      <w:proofErr w:type="spellStart"/>
+      <w:r>
+        <w:rPr>
+          <w:rFonts w:ascii="Aptos" w:eastAsia="Aptos" w:hAnsi="Aptos" w:cs="Aptos"/>
+          <w:color w:val="000000"/>
+          <w:sz w:val="32"/>
+          <w:lang w:val="en-US"/>
+        </w:rPr>
+        <w:t>DiagTrack</w:t>
+      </w:r>
+      <w:proofErr w:type="spellEnd"/>
+      <w:r>
+        <w:rPr>
+          <w:rFonts w:ascii="Aptos" w:eastAsia="Aptos" w:hAnsi="Aptos" w:cs="Aptos"/>
+          <w:color w:val="000000"/>
+          <w:sz w:val="32"/>
+          <w:lang w:val="en-US"/>
+        </w:rPr>
+        <w:t>"</w:t>
+      </w:r>
+      <w:r>
+        <w:rPr>
+          <w:rFonts w:ascii="Aptos" w:eastAsia="Aptos" w:hAnsi="Aptos" w:cs="Aptos"/>
+          <w:color w:val="000000"/>
+          <w:sz w:val="32"/>
+          <w:lang w:val="en-US"/>
+        </w:rPr>
+        <w:t xml:space="preserve"> -</w:t>
+      </w:r>
+      <w:proofErr w:type="spellStart"/>
+      <w:r>
+        <w:rPr>
+          <w:rFonts w:ascii="Aptos" w:eastAsia="Aptos" w:hAnsi="Aptos" w:cs="Aptos"/>
+          <w:color w:val="000000"/>
+          <w:sz w:val="32"/>
+          <w:lang w:val="en-US"/>
+        </w:rPr>
+        <w:t>ErrorAction</w:t>
+      </w:r>
+      <w:proofErr w:type="spellEnd"/>
+      <w:r>
+        <w:rPr>
+          <w:rFonts w:ascii="Aptos" w:eastAsia="Aptos" w:hAnsi="Aptos" w:cs="Aptos"/>
+          <w:color w:val="000000"/>
+          <w:sz w:val="32"/>
+          <w:lang w:val="en-US"/>
+        </w:rPr>
+        <w:t xml:space="preserve"> </w:t>
+      </w:r>
+      <w:proofErr w:type="spellStart"/>
+      <w:r>
+        <w:rPr>
+          <w:rFonts w:ascii="Aptos" w:eastAsia="Aptos" w:hAnsi="Aptos" w:cs="Aptos"/>
+          <w:color w:val="000000"/>
+          <w:sz w:val="32"/>
+          <w:lang w:val="en-US"/>
+        </w:rPr>
+        <w:t>SilentlyContinue</w:t>
+      </w:r>
+      <w:proofErr w:type="spellEnd"/>
     </w:p>
     <w:p>
       <w:pPr>
@@ -2382,17 +3448,68 @@
           <w:sz w:val="32"/>
           <w:lang w:val="en-US"/>
         </w:rPr>
-        <w:t>"SysMain"</w:t>
-      </w:r>
-      <w:r>
-        <w:rPr>
-          <w:rFonts w:ascii="Aptos" w:eastAsia="Aptos" w:hAnsi="Aptos" w:cs="Aptos"/>
-          <w:color w:val="000000"/>
-          <w:sz w:val="32"/>
-          <w:lang w:val="en-US"/>
-        </w:rPr>
-        <w:t xml:space="preserve"> -ErrorAction SilentlyContinue</w:t>
-      </w:r>
+        <w:t>"</w:t>
+      </w:r>
+      <w:proofErr w:type="spellStart"/>
+      <w:r>
+        <w:rPr>
+          <w:rFonts w:ascii="Aptos" w:eastAsia="Aptos" w:hAnsi="Aptos" w:cs="Aptos"/>
+          <w:color w:val="000000"/>
+          <w:sz w:val="32"/>
+          <w:lang w:val="en-US"/>
+        </w:rPr>
+        <w:t>SysMain</w:t>
+      </w:r>
+      <w:proofErr w:type="spellEnd"/>
+      <w:r>
+        <w:rPr>
+          <w:rFonts w:ascii="Aptos" w:eastAsia="Aptos" w:hAnsi="Aptos" w:cs="Aptos"/>
+          <w:color w:val="000000"/>
+          <w:sz w:val="32"/>
+          <w:lang w:val="en-US"/>
+        </w:rPr>
+        <w:t>"</w:t>
+      </w:r>
+      <w:r>
+        <w:rPr>
+          <w:rFonts w:ascii="Aptos" w:eastAsia="Aptos" w:hAnsi="Aptos" w:cs="Aptos"/>
+          <w:color w:val="000000"/>
+          <w:sz w:val="32"/>
+          <w:lang w:val="en-US"/>
+        </w:rPr>
+        <w:t xml:space="preserve"> -</w:t>
+      </w:r>
+      <w:proofErr w:type="spellStart"/>
+      <w:r>
+        <w:rPr>
+          <w:rFonts w:ascii="Aptos" w:eastAsia="Aptos" w:hAnsi="Aptos" w:cs="Aptos"/>
+          <w:color w:val="000000"/>
+          <w:sz w:val="32"/>
+          <w:lang w:val="en-US"/>
+        </w:rPr>
+        <w:t>ErrorAction</w:t>
+      </w:r>
+      <w:proofErr w:type="spellEnd"/>
+      <w:r>
+        <w:rPr>
+          <w:rFonts w:ascii="Aptos" w:eastAsia="Aptos" w:hAnsi="Aptos" w:cs="Aptos"/>
+          <w:color w:val="000000"/>
+          <w:sz w:val="32"/>
+          <w:lang w:val="en-US"/>
+        </w:rPr>
+        <w:t xml:space="preserve"> </w:t>
+      </w:r>
+      <w:proofErr w:type="spellStart"/>
+      <w:r>
+        <w:rPr>
+          <w:rFonts w:ascii="Aptos" w:eastAsia="Aptos" w:hAnsi="Aptos" w:cs="Aptos"/>
+          <w:color w:val="000000"/>
+          <w:sz w:val="32"/>
+          <w:lang w:val="en-US"/>
+        </w:rPr>
+        <w:t>SilentlyContinue</w:t>
+      </w:r>
+      <w:proofErr w:type="spellEnd"/>
     </w:p>
     <w:p>
       <w:pPr>
@@ -2411,7 +3528,67 @@
           <w:sz w:val="32"/>
           <w:lang w:val="en-US"/>
         </w:rPr>
-        <w:t>Stop-Service -Name "bthserv" -ErrorAction SilentlyContinue -Force</w:t>
+        <w:t>Stop-Service -Name "</w:t>
+      </w:r>
+      <w:proofErr w:type="spellStart"/>
+      <w:r>
+        <w:rPr>
+          <w:rFonts w:ascii="Aptos" w:eastAsia="Aptos" w:hAnsi="Aptos" w:cs="Aptos"/>
+          <w:color w:val="000000"/>
+          <w:sz w:val="32"/>
+          <w:lang w:val="en-US"/>
+        </w:rPr>
+        <w:t>bthserv</w:t>
+      </w:r>
+      <w:proofErr w:type="spellEnd"/>
+      <w:r>
+        <w:rPr>
+          <w:rFonts w:ascii="Aptos" w:eastAsia="Aptos" w:hAnsi="Aptos" w:cs="Aptos"/>
+          <w:color w:val="000000"/>
+          <w:sz w:val="32"/>
+          <w:lang w:val="en-US"/>
+        </w:rPr>
+        <w:t>" -</w:t>
+      </w:r>
+      <w:proofErr w:type="spellStart"/>
+      <w:r>
+        <w:rPr>
+          <w:rFonts w:ascii="Aptos" w:eastAsia="Aptos" w:hAnsi="Aptos" w:cs="Aptos"/>
+          <w:color w:val="000000"/>
+          <w:sz w:val="32"/>
+          <w:lang w:val="en-US"/>
+        </w:rPr>
+        <w:t>ErrorAction</w:t>
+      </w:r>
+      <w:proofErr w:type="spellEnd"/>
+      <w:r>
+        <w:rPr>
+          <w:rFonts w:ascii="Aptos" w:eastAsia="Aptos" w:hAnsi="Aptos" w:cs="Aptos"/>
+          <w:color w:val="000000"/>
+          <w:sz w:val="32"/>
+          <w:lang w:val="en-US"/>
+        </w:rPr>
+        <w:t xml:space="preserve"> </w:t>
+      </w:r>
+      <w:proofErr w:type="spellStart"/>
+      <w:r>
+        <w:rPr>
+          <w:rFonts w:ascii="Aptos" w:eastAsia="Aptos" w:hAnsi="Aptos" w:cs="Aptos"/>
+          <w:color w:val="000000"/>
+          <w:sz w:val="32"/>
+          <w:lang w:val="en-US"/>
+        </w:rPr>
+        <w:t>SilentlyContinue</w:t>
+      </w:r>
+      <w:proofErr w:type="spellEnd"/>
+      <w:r>
+        <w:rPr>
+          <w:rFonts w:ascii="Aptos" w:eastAsia="Aptos" w:hAnsi="Aptos" w:cs="Aptos"/>
+          <w:color w:val="000000"/>
+          <w:sz w:val="32"/>
+          <w:lang w:val="en-US"/>
+        </w:rPr>
+        <w:t xml:space="preserve"> -Force</w:t>
       </w:r>
     </w:p>
     <w:p>
@@ -2431,7 +3608,47 @@
           <w:sz w:val="32"/>
           <w:lang w:val="en-US"/>
         </w:rPr>
-        <w:t>Set-Service -Name "bthserv" -StartupType Disabled</w:t>
+        <w:t>Set-Service -Name "</w:t>
+      </w:r>
+      <w:proofErr w:type="spellStart"/>
+      <w:r>
+        <w:rPr>
+          <w:rFonts w:ascii="Aptos" w:eastAsia="Aptos" w:hAnsi="Aptos" w:cs="Aptos"/>
+          <w:color w:val="000000"/>
+          <w:sz w:val="32"/>
+          <w:lang w:val="en-US"/>
+        </w:rPr>
+        <w:t>bthserv</w:t>
+      </w:r>
+      <w:proofErr w:type="spellEnd"/>
+      <w:r>
+        <w:rPr>
+          <w:rFonts w:ascii="Aptos" w:eastAsia="Aptos" w:hAnsi="Aptos" w:cs="Aptos"/>
+          <w:color w:val="000000"/>
+          <w:sz w:val="32"/>
+          <w:lang w:val="en-US"/>
+        </w:rPr>
+        <w:t>" -</w:t>
+      </w:r>
+      <w:proofErr w:type="spellStart"/>
+      <w:r>
+        <w:rPr>
+          <w:rFonts w:ascii="Aptos" w:eastAsia="Aptos" w:hAnsi="Aptos" w:cs="Aptos"/>
+          <w:color w:val="000000"/>
+          <w:sz w:val="32"/>
+          <w:lang w:val="en-US"/>
+        </w:rPr>
+        <w:t>StartupType</w:t>
+      </w:r>
+      <w:proofErr w:type="spellEnd"/>
+      <w:r>
+        <w:rPr>
+          <w:rFonts w:ascii="Aptos" w:eastAsia="Aptos" w:hAnsi="Aptos" w:cs="Aptos"/>
+          <w:color w:val="000000"/>
+          <w:sz w:val="32"/>
+          <w:lang w:val="en-US"/>
+        </w:rPr>
+        <w:t xml:space="preserve"> Disabled</w:t>
       </w:r>
     </w:p>
     <w:p>
@@ -2451,7 +3668,47 @@
           <w:sz w:val="32"/>
           <w:lang w:val="en-US"/>
         </w:rPr>
-        <w:t>Set-Service -Name "XblAuthManager" -StartupType Disabled</w:t>
+        <w:t>Set-Service -Name "</w:t>
+      </w:r>
+      <w:proofErr w:type="spellStart"/>
+      <w:r>
+        <w:rPr>
+          <w:rFonts w:ascii="Aptos" w:eastAsia="Aptos" w:hAnsi="Aptos" w:cs="Aptos"/>
+          <w:color w:val="000000"/>
+          <w:sz w:val="32"/>
+          <w:lang w:val="en-US"/>
+        </w:rPr>
+        <w:t>XblAuthManager</w:t>
+      </w:r>
+      <w:proofErr w:type="spellEnd"/>
+      <w:r>
+        <w:rPr>
+          <w:rFonts w:ascii="Aptos" w:eastAsia="Aptos" w:hAnsi="Aptos" w:cs="Aptos"/>
+          <w:color w:val="000000"/>
+          <w:sz w:val="32"/>
+          <w:lang w:val="en-US"/>
+        </w:rPr>
+        <w:t>" -</w:t>
+      </w:r>
+      <w:proofErr w:type="spellStart"/>
+      <w:r>
+        <w:rPr>
+          <w:rFonts w:ascii="Aptos" w:eastAsia="Aptos" w:hAnsi="Aptos" w:cs="Aptos"/>
+          <w:color w:val="000000"/>
+          <w:sz w:val="32"/>
+          <w:lang w:val="en-US"/>
+        </w:rPr>
+        <w:t>StartupType</w:t>
+      </w:r>
+      <w:proofErr w:type="spellEnd"/>
+      <w:r>
+        <w:rPr>
+          <w:rFonts w:ascii="Aptos" w:eastAsia="Aptos" w:hAnsi="Aptos" w:cs="Aptos"/>
+          <w:color w:val="000000"/>
+          <w:sz w:val="32"/>
+          <w:lang w:val="en-US"/>
+        </w:rPr>
+        <w:t xml:space="preserve"> Disabled</w:t>
       </w:r>
     </w:p>
     <w:p>
@@ -2471,7 +3728,47 @@
           <w:sz w:val="32"/>
           <w:lang w:val="en-US"/>
         </w:rPr>
-        <w:t>Set-Service -Name "WpcMonSvc" -StartupType Disabled</w:t>
+        <w:t>Set-Service -Name "</w:t>
+      </w:r>
+      <w:proofErr w:type="spellStart"/>
+      <w:r>
+        <w:rPr>
+          <w:rFonts w:ascii="Aptos" w:eastAsia="Aptos" w:hAnsi="Aptos" w:cs="Aptos"/>
+          <w:color w:val="000000"/>
+          <w:sz w:val="32"/>
+          <w:lang w:val="en-US"/>
+        </w:rPr>
+        <w:t>WpcMonSvc</w:t>
+      </w:r>
+      <w:proofErr w:type="spellEnd"/>
+      <w:r>
+        <w:rPr>
+          <w:rFonts w:ascii="Aptos" w:eastAsia="Aptos" w:hAnsi="Aptos" w:cs="Aptos"/>
+          <w:color w:val="000000"/>
+          <w:sz w:val="32"/>
+          <w:lang w:val="en-US"/>
+        </w:rPr>
+        <w:t>" -</w:t>
+      </w:r>
+      <w:proofErr w:type="spellStart"/>
+      <w:r>
+        <w:rPr>
+          <w:rFonts w:ascii="Aptos" w:eastAsia="Aptos" w:hAnsi="Aptos" w:cs="Aptos"/>
+          <w:color w:val="000000"/>
+          <w:sz w:val="32"/>
+          <w:lang w:val="en-US"/>
+        </w:rPr>
+        <w:t>StartupType</w:t>
+      </w:r>
+      <w:proofErr w:type="spellEnd"/>
+      <w:r>
+        <w:rPr>
+          <w:rFonts w:ascii="Aptos" w:eastAsia="Aptos" w:hAnsi="Aptos" w:cs="Aptos"/>
+          <w:color w:val="000000"/>
+          <w:sz w:val="32"/>
+          <w:lang w:val="en-US"/>
+        </w:rPr>
+        <w:t xml:space="preserve"> Disabled</w:t>
       </w:r>
     </w:p>
     <w:p>
@@ -2491,7 +3788,47 @@
           <w:sz w:val="32"/>
           <w:lang w:val="en-US"/>
         </w:rPr>
-        <w:t>Set-Service -Name "DiagTrack" -StartupType Disabled</w:t>
+        <w:t>Set-Service -Name "</w:t>
+      </w:r>
+      <w:proofErr w:type="spellStart"/>
+      <w:r>
+        <w:rPr>
+          <w:rFonts w:ascii="Aptos" w:eastAsia="Aptos" w:hAnsi="Aptos" w:cs="Aptos"/>
+          <w:color w:val="000000"/>
+          <w:sz w:val="32"/>
+          <w:lang w:val="en-US"/>
+        </w:rPr>
+        <w:t>DiagTrack</w:t>
+      </w:r>
+      <w:proofErr w:type="spellEnd"/>
+      <w:r>
+        <w:rPr>
+          <w:rFonts w:ascii="Aptos" w:eastAsia="Aptos" w:hAnsi="Aptos" w:cs="Aptos"/>
+          <w:color w:val="000000"/>
+          <w:sz w:val="32"/>
+          <w:lang w:val="en-US"/>
+        </w:rPr>
+        <w:t>" -</w:t>
+      </w:r>
+      <w:proofErr w:type="spellStart"/>
+      <w:r>
+        <w:rPr>
+          <w:rFonts w:ascii="Aptos" w:eastAsia="Aptos" w:hAnsi="Aptos" w:cs="Aptos"/>
+          <w:color w:val="000000"/>
+          <w:sz w:val="32"/>
+          <w:lang w:val="en-US"/>
+        </w:rPr>
+        <w:t>StartupType</w:t>
+      </w:r>
+      <w:proofErr w:type="spellEnd"/>
+      <w:r>
+        <w:rPr>
+          <w:rFonts w:ascii="Aptos" w:eastAsia="Aptos" w:hAnsi="Aptos" w:cs="Aptos"/>
+          <w:color w:val="000000"/>
+          <w:sz w:val="32"/>
+          <w:lang w:val="en-US"/>
+        </w:rPr>
+        <w:t xml:space="preserve"> Disabled</w:t>
       </w:r>
     </w:p>
     <w:p>
@@ -2511,7 +3848,27 @@
           <w:sz w:val="32"/>
           <w:lang w:val="en-US"/>
         </w:rPr>
-        <w:t>Set-Service -Name "Fax" -StartupType Disabled</w:t>
+        <w:t>Set-Service -Name "Fax" -</w:t>
+      </w:r>
+      <w:proofErr w:type="spellStart"/>
+      <w:r>
+        <w:rPr>
+          <w:rFonts w:ascii="Aptos" w:eastAsia="Aptos" w:hAnsi="Aptos" w:cs="Aptos"/>
+          <w:color w:val="000000"/>
+          <w:sz w:val="32"/>
+          <w:lang w:val="en-US"/>
+        </w:rPr>
+        <w:t>StartupType</w:t>
+      </w:r>
+      <w:proofErr w:type="spellEnd"/>
+      <w:r>
+        <w:rPr>
+          <w:rFonts w:ascii="Aptos" w:eastAsia="Aptos" w:hAnsi="Aptos" w:cs="Aptos"/>
+          <w:color w:val="000000"/>
+          <w:sz w:val="32"/>
+          <w:lang w:val="en-US"/>
+        </w:rPr>
+        <w:t xml:space="preserve"> Disabled</w:t>
       </w:r>
     </w:p>
     <w:p>
@@ -2531,7 +3888,47 @@
           <w:sz w:val="32"/>
           <w:lang w:val="en-US"/>
         </w:rPr>
-        <w:t>Set-Service -Name "vmicguestinterface" -StartupType Disabled</w:t>
+        <w:t>Set-Service -Name "</w:t>
+      </w:r>
+      <w:proofErr w:type="spellStart"/>
+      <w:r>
+        <w:rPr>
+          <w:rFonts w:ascii="Aptos" w:eastAsia="Aptos" w:hAnsi="Aptos" w:cs="Aptos"/>
+          <w:color w:val="000000"/>
+          <w:sz w:val="32"/>
+          <w:lang w:val="en-US"/>
+        </w:rPr>
+        <w:t>vmicguestinterface</w:t>
+      </w:r>
+      <w:proofErr w:type="spellEnd"/>
+      <w:r>
+        <w:rPr>
+          <w:rFonts w:ascii="Aptos" w:eastAsia="Aptos" w:hAnsi="Aptos" w:cs="Aptos"/>
+          <w:color w:val="000000"/>
+          <w:sz w:val="32"/>
+          <w:lang w:val="en-US"/>
+        </w:rPr>
+        <w:t>" -</w:t>
+      </w:r>
+      <w:proofErr w:type="spellStart"/>
+      <w:r>
+        <w:rPr>
+          <w:rFonts w:ascii="Aptos" w:eastAsia="Aptos" w:hAnsi="Aptos" w:cs="Aptos"/>
+          <w:color w:val="000000"/>
+          <w:sz w:val="32"/>
+          <w:lang w:val="en-US"/>
+        </w:rPr>
+        <w:t>StartupType</w:t>
+      </w:r>
+      <w:proofErr w:type="spellEnd"/>
+      <w:r>
+        <w:rPr>
+          <w:rFonts w:ascii="Aptos" w:eastAsia="Aptos" w:hAnsi="Aptos" w:cs="Aptos"/>
+          <w:color w:val="000000"/>
+          <w:sz w:val="32"/>
+          <w:lang w:val="en-US"/>
+        </w:rPr>
+        <w:t xml:space="preserve"> Disabled</w:t>
       </w:r>
     </w:p>
     <w:p>
@@ -2551,7 +3948,47 @@
           <w:sz w:val="32"/>
           <w:lang w:val="en-US"/>
         </w:rPr>
-        <w:t>Set-Service -Name "vmicshutdown" -StartupType Disabled</w:t>
+        <w:t>Set-Service -Name "</w:t>
+      </w:r>
+      <w:proofErr w:type="spellStart"/>
+      <w:r>
+        <w:rPr>
+          <w:rFonts w:ascii="Aptos" w:eastAsia="Aptos" w:hAnsi="Aptos" w:cs="Aptos"/>
+          <w:color w:val="000000"/>
+          <w:sz w:val="32"/>
+          <w:lang w:val="en-US"/>
+        </w:rPr>
+        <w:t>vmicshutdown</w:t>
+      </w:r>
+      <w:proofErr w:type="spellEnd"/>
+      <w:r>
+        <w:rPr>
+          <w:rFonts w:ascii="Aptos" w:eastAsia="Aptos" w:hAnsi="Aptos" w:cs="Aptos"/>
+          <w:color w:val="000000"/>
+          <w:sz w:val="32"/>
+          <w:lang w:val="en-US"/>
+        </w:rPr>
+        <w:t>" -</w:t>
+      </w:r>
+      <w:proofErr w:type="spellStart"/>
+      <w:r>
+        <w:rPr>
+          <w:rFonts w:ascii="Aptos" w:eastAsia="Aptos" w:hAnsi="Aptos" w:cs="Aptos"/>
+          <w:color w:val="000000"/>
+          <w:sz w:val="32"/>
+          <w:lang w:val="en-US"/>
+        </w:rPr>
+        <w:t>StartupType</w:t>
+      </w:r>
+      <w:proofErr w:type="spellEnd"/>
+      <w:r>
+        <w:rPr>
+          <w:rFonts w:ascii="Aptos" w:eastAsia="Aptos" w:hAnsi="Aptos" w:cs="Aptos"/>
+          <w:color w:val="000000"/>
+          <w:sz w:val="32"/>
+          <w:lang w:val="en-US"/>
+        </w:rPr>
+        <w:t xml:space="preserve"> Disabled</w:t>
       </w:r>
     </w:p>
     <w:p>
@@ -2571,7 +4008,47 @@
           <w:sz w:val="32"/>
           <w:lang w:val="en-US"/>
         </w:rPr>
-        <w:t>Set-Service -Name "vmickvpexchange" -StartupType Disabled</w:t>
+        <w:t>Set-Service -Name "</w:t>
+      </w:r>
+      <w:proofErr w:type="spellStart"/>
+      <w:r>
+        <w:rPr>
+          <w:rFonts w:ascii="Aptos" w:eastAsia="Aptos" w:hAnsi="Aptos" w:cs="Aptos"/>
+          <w:color w:val="000000"/>
+          <w:sz w:val="32"/>
+          <w:lang w:val="en-US"/>
+        </w:rPr>
+        <w:t>vmickvpexchange</w:t>
+      </w:r>
+      <w:proofErr w:type="spellEnd"/>
+      <w:r>
+        <w:rPr>
+          <w:rFonts w:ascii="Aptos" w:eastAsia="Aptos" w:hAnsi="Aptos" w:cs="Aptos"/>
+          <w:color w:val="000000"/>
+          <w:sz w:val="32"/>
+          <w:lang w:val="en-US"/>
+        </w:rPr>
+        <w:t>" -</w:t>
+      </w:r>
+      <w:proofErr w:type="spellStart"/>
+      <w:r>
+        <w:rPr>
+          <w:rFonts w:ascii="Aptos" w:eastAsia="Aptos" w:hAnsi="Aptos" w:cs="Aptos"/>
+          <w:color w:val="000000"/>
+          <w:sz w:val="32"/>
+          <w:lang w:val="en-US"/>
+        </w:rPr>
+        <w:t>StartupType</w:t>
+      </w:r>
+      <w:proofErr w:type="spellEnd"/>
+      <w:r>
+        <w:rPr>
+          <w:rFonts w:ascii="Aptos" w:eastAsia="Aptos" w:hAnsi="Aptos" w:cs="Aptos"/>
+          <w:color w:val="000000"/>
+          <w:sz w:val="32"/>
+          <w:lang w:val="en-US"/>
+        </w:rPr>
+        <w:t xml:space="preserve"> Disabled</w:t>
       </w:r>
     </w:p>
     <w:p>
@@ -2591,159 +4068,47 @@
           <w:sz w:val="32"/>
           <w:lang w:val="en-US"/>
         </w:rPr>
-        <w:t>Set-Service -Name "vmicheartbeat" -StartupType Disabled</w:t>
-      </w:r>
-    </w:p>
-    <w:p>
-      <w:pPr>
-        <w:spacing w:line="259" w:lineRule="exact"/>
-        <w:rPr>
-          <w:rFonts w:ascii="Aptos" w:eastAsia="Aptos" w:hAnsi="Aptos" w:cs="Aptos"/>
-          <w:color w:val="000000"/>
-          <w:sz w:val="32"/>
-          <w:lang w:val="en-US"/>
-        </w:rPr>
-      </w:pPr>
-      <w:r>
-        <w:rPr>
-          <w:rFonts w:ascii="Aptos" w:eastAsia="Aptos" w:hAnsi="Aptos" w:cs="Aptos"/>
-          <w:color w:val="000000"/>
-          <w:sz w:val="32"/>
-          <w:lang w:val="en-US"/>
-        </w:rPr>
-        <w:t xml:space="preserve">Set-Service -Name </w:t>
-      </w:r>
-      <w:r>
-        <w:rPr>
-          <w:rFonts w:ascii="Aptos" w:eastAsia="Aptos" w:hAnsi="Aptos" w:cs="Aptos"/>
-          <w:color w:val="000000"/>
-          <w:sz w:val="32"/>
-          <w:lang w:val="en-US"/>
-        </w:rPr>
-        <w:t>"vmictimesync"</w:t>
-      </w:r>
-      <w:r>
-        <w:rPr>
-          <w:rFonts w:ascii="Aptos" w:eastAsia="Aptos" w:hAnsi="Aptos" w:cs="Aptos"/>
-          <w:color w:val="000000"/>
-          <w:sz w:val="32"/>
-          <w:lang w:val="en-US"/>
-        </w:rPr>
-        <w:t xml:space="preserve"> -StartupType Disabled</w:t>
-      </w:r>
-    </w:p>
-    <w:p>
-      <w:pPr>
-        <w:spacing w:line="259" w:lineRule="exact"/>
-        <w:rPr>
-          <w:rFonts w:ascii="Aptos" w:eastAsia="Aptos" w:hAnsi="Aptos" w:cs="Aptos"/>
-          <w:color w:val="000000"/>
-          <w:sz w:val="32"/>
-          <w:lang w:val="en-US"/>
-        </w:rPr>
-      </w:pPr>
-      <w:r>
-        <w:rPr>
-          <w:rFonts w:ascii="Aptos" w:eastAsia="Aptos" w:hAnsi="Aptos" w:cs="Aptos"/>
-          <w:color w:val="000000"/>
-          <w:sz w:val="32"/>
-          <w:lang w:val="en-US"/>
-        </w:rPr>
-        <w:t xml:space="preserve">Set-Service -Name </w:t>
-      </w:r>
-      <w:r>
-        <w:rPr>
-          <w:rFonts w:ascii="Aptos" w:eastAsia="Aptos" w:hAnsi="Aptos" w:cs="Aptos"/>
-          <w:color w:val="000000"/>
-          <w:sz w:val="32"/>
-          <w:lang w:val="en-US"/>
-        </w:rPr>
-        <w:t>"vmicrdv"</w:t>
-      </w:r>
-      <w:r>
-        <w:rPr>
-          <w:rFonts w:ascii="Aptos" w:eastAsia="Aptos" w:hAnsi="Aptos" w:cs="Aptos"/>
-          <w:color w:val="000000"/>
-          <w:sz w:val="32"/>
-          <w:lang w:val="en-US"/>
-        </w:rPr>
-        <w:t xml:space="preserve"> -StartupType Disabled</w:t>
-      </w:r>
-    </w:p>
-    <w:p>
-      <w:pPr>
-        <w:spacing w:line="259" w:lineRule="exact"/>
-        <w:rPr>
-          <w:rFonts w:ascii="Aptos" w:eastAsia="Aptos" w:hAnsi="Aptos" w:cs="Aptos"/>
-          <w:color w:val="000000"/>
-          <w:sz w:val="32"/>
-          <w:lang w:val="en-US"/>
-        </w:rPr>
-      </w:pPr>
-      <w:r>
-        <w:rPr>
-          <w:rFonts w:ascii="Aptos" w:eastAsia="Aptos" w:hAnsi="Aptos" w:cs="Aptos"/>
-          <w:color w:val="000000"/>
-          <w:sz w:val="32"/>
-          <w:lang w:val="en-US"/>
-        </w:rPr>
-        <w:t xml:space="preserve">Set-Service -Name </w:t>
-      </w:r>
-      <w:r>
-        <w:rPr>
-          <w:rFonts w:ascii="Aptos" w:eastAsia="Aptos" w:hAnsi="Aptos" w:cs="Aptos"/>
-          <w:color w:val="000000"/>
-          <w:sz w:val="32"/>
-          <w:lang w:val="en-US"/>
-        </w:rPr>
-        <w:t>"vmicvmsession"</w:t>
-      </w:r>
-      <w:r>
-        <w:rPr>
-          <w:rFonts w:ascii="Aptos" w:eastAsia="Aptos" w:hAnsi="Aptos" w:cs="Aptos"/>
-          <w:color w:val="000000"/>
-          <w:sz w:val="32"/>
-          <w:lang w:val="en-US"/>
-        </w:rPr>
-        <w:t xml:space="preserve"> -StartupType Disabled</w:t>
-      </w:r>
-    </w:p>
-    <w:p>
-      <w:pPr>
-        <w:spacing w:line="259" w:lineRule="exact"/>
-        <w:rPr>
-          <w:rFonts w:ascii="Aptos" w:eastAsia="Aptos" w:hAnsi="Aptos" w:cs="Aptos"/>
-          <w:color w:val="000000"/>
-          <w:sz w:val="32"/>
-          <w:lang w:val="en-US"/>
-        </w:rPr>
-      </w:pPr>
-      <w:r>
-        <w:rPr>
-          <w:rFonts w:ascii="Aptos" w:eastAsia="Aptos" w:hAnsi="Aptos" w:cs="Aptos"/>
-          <w:color w:val="000000"/>
-          <w:sz w:val="32"/>
-          <w:lang w:val="en-US"/>
-        </w:rPr>
-        <w:t xml:space="preserve">Set-Service -Name </w:t>
-      </w:r>
-      <w:r>
-        <w:rPr>
-          <w:rFonts w:ascii="Aptos" w:eastAsia="Aptos" w:hAnsi="Aptos" w:cs="Aptos"/>
-          <w:color w:val="000000"/>
-          <w:sz w:val="32"/>
-          <w:lang w:val="en-US"/>
-        </w:rPr>
-        <w:t>"MicrosoftEdgeElevationService"</w:t>
-      </w:r>
-      <w:r>
-        <w:rPr>
-          <w:rFonts w:ascii="Aptos" w:eastAsia="Aptos" w:hAnsi="Aptos" w:cs="Aptos"/>
-          <w:color w:val="000000"/>
-          <w:sz w:val="32"/>
-          <w:lang w:val="en-US"/>
-        </w:rPr>
-        <w:t xml:space="preserve"> -StartupType Disabled</w:t>
+        <w:t>Set-Service -Name "</w:t>
+      </w:r>
+      <w:proofErr w:type="spellStart"/>
+      <w:r>
+        <w:rPr>
+          <w:rFonts w:ascii="Aptos" w:eastAsia="Aptos" w:hAnsi="Aptos" w:cs="Aptos"/>
+          <w:color w:val="000000"/>
+          <w:sz w:val="32"/>
+          <w:lang w:val="en-US"/>
+        </w:rPr>
+        <w:t>vmicheartbeat</w:t>
+      </w:r>
+      <w:proofErr w:type="spellEnd"/>
+      <w:r>
+        <w:rPr>
+          <w:rFonts w:ascii="Aptos" w:eastAsia="Aptos" w:hAnsi="Aptos" w:cs="Aptos"/>
+          <w:color w:val="000000"/>
+          <w:sz w:val="32"/>
+          <w:lang w:val="en-US"/>
+        </w:rPr>
+        <w:t>" -</w:t>
+      </w:r>
+      <w:proofErr w:type="spellStart"/>
+      <w:r>
+        <w:rPr>
+          <w:rFonts w:ascii="Aptos" w:eastAsia="Aptos" w:hAnsi="Aptos" w:cs="Aptos"/>
+          <w:color w:val="000000"/>
+          <w:sz w:val="32"/>
+          <w:lang w:val="en-US"/>
+        </w:rPr>
+        <w:t>StartupType</w:t>
+      </w:r>
+      <w:proofErr w:type="spellEnd"/>
+      <w:r>
+        <w:rPr>
+          <w:rFonts w:ascii="Aptos" w:eastAsia="Aptos" w:hAnsi="Aptos" w:cs="Aptos"/>
+          <w:color w:val="000000"/>
+          <w:sz w:val="32"/>
+          <w:lang w:val="en-US"/>
+        </w:rPr>
+        <w:t xml:space="preserve"> Disabled</w:t>
       </w:r>
     </w:p>
     <w:p>
@@ -2773,16 +4138,56 @@
           <w:sz w:val="32"/>
           <w:lang w:val="en-US"/>
         </w:rPr>
-        <w:t>"edgeupdate"</w:t>
-      </w:r>
-      <w:r>
-        <w:rPr>
-          <w:rFonts w:ascii="Aptos" w:eastAsia="Aptos" w:hAnsi="Aptos" w:cs="Aptos"/>
-          <w:color w:val="000000"/>
-          <w:sz w:val="32"/>
-          <w:lang w:val="en-US"/>
-        </w:rPr>
-        <w:t xml:space="preserve"> -StartupType Disabled</w:t>
+        <w:t>"</w:t>
+      </w:r>
+      <w:proofErr w:type="spellStart"/>
+      <w:r>
+        <w:rPr>
+          <w:rFonts w:ascii="Aptos" w:eastAsia="Aptos" w:hAnsi="Aptos" w:cs="Aptos"/>
+          <w:color w:val="000000"/>
+          <w:sz w:val="32"/>
+          <w:lang w:val="en-US"/>
+        </w:rPr>
+        <w:t>vmictimesync</w:t>
+      </w:r>
+      <w:proofErr w:type="spellEnd"/>
+      <w:r>
+        <w:rPr>
+          <w:rFonts w:ascii="Aptos" w:eastAsia="Aptos" w:hAnsi="Aptos" w:cs="Aptos"/>
+          <w:color w:val="000000"/>
+          <w:sz w:val="32"/>
+          <w:lang w:val="en-US"/>
+        </w:rPr>
+        <w:t>"</w:t>
+      </w:r>
+      <w:r>
+        <w:rPr>
+          <w:rFonts w:ascii="Aptos" w:eastAsia="Aptos" w:hAnsi="Aptos" w:cs="Aptos"/>
+          <w:color w:val="000000"/>
+          <w:sz w:val="32"/>
+          <w:lang w:val="en-US"/>
+        </w:rPr>
+        <w:t xml:space="preserve"> -</w:t>
+      </w:r>
+      <w:proofErr w:type="spellStart"/>
+      <w:r>
+        <w:rPr>
+          <w:rFonts w:ascii="Aptos" w:eastAsia="Aptos" w:hAnsi="Aptos" w:cs="Aptos"/>
+          <w:color w:val="000000"/>
+          <w:sz w:val="32"/>
+          <w:lang w:val="en-US"/>
+        </w:rPr>
+        <w:t>StartupType</w:t>
+      </w:r>
+      <w:proofErr w:type="spellEnd"/>
+      <w:r>
+        <w:rPr>
+          <w:rFonts w:ascii="Aptos" w:eastAsia="Aptos" w:hAnsi="Aptos" w:cs="Aptos"/>
+          <w:color w:val="000000"/>
+          <w:sz w:val="32"/>
+          <w:lang w:val="en-US"/>
+        </w:rPr>
+        <w:t xml:space="preserve"> Disabled</w:t>
       </w:r>
     </w:p>
     <w:p>
@@ -2811,16 +4216,56 @@
           <w:sz w:val="32"/>
           <w:lang w:val="en-US"/>
         </w:rPr>
-        <w:t>"edgeupdatem"</w:t>
-      </w:r>
-      <w:r>
-        <w:rPr>
-          <w:rFonts w:ascii="Aptos" w:eastAsia="Aptos" w:hAnsi="Aptos" w:cs="Aptos"/>
-          <w:color w:val="000000"/>
-          <w:sz w:val="32"/>
-          <w:lang w:val="en-US"/>
-        </w:rPr>
-        <w:t xml:space="preserve"> -StartupType Disabled</w:t>
+        <w:t>"</w:t>
+      </w:r>
+      <w:proofErr w:type="spellStart"/>
+      <w:r>
+        <w:rPr>
+          <w:rFonts w:ascii="Aptos" w:eastAsia="Aptos" w:hAnsi="Aptos" w:cs="Aptos"/>
+          <w:color w:val="000000"/>
+          <w:sz w:val="32"/>
+          <w:lang w:val="en-US"/>
+        </w:rPr>
+        <w:t>vmicrdv</w:t>
+      </w:r>
+      <w:proofErr w:type="spellEnd"/>
+      <w:r>
+        <w:rPr>
+          <w:rFonts w:ascii="Aptos" w:eastAsia="Aptos" w:hAnsi="Aptos" w:cs="Aptos"/>
+          <w:color w:val="000000"/>
+          <w:sz w:val="32"/>
+          <w:lang w:val="en-US"/>
+        </w:rPr>
+        <w:t>"</w:t>
+      </w:r>
+      <w:r>
+        <w:rPr>
+          <w:rFonts w:ascii="Aptos" w:eastAsia="Aptos" w:hAnsi="Aptos" w:cs="Aptos"/>
+          <w:color w:val="000000"/>
+          <w:sz w:val="32"/>
+          <w:lang w:val="en-US"/>
+        </w:rPr>
+        <w:t xml:space="preserve"> -</w:t>
+      </w:r>
+      <w:proofErr w:type="spellStart"/>
+      <w:r>
+        <w:rPr>
+          <w:rFonts w:ascii="Aptos" w:eastAsia="Aptos" w:hAnsi="Aptos" w:cs="Aptos"/>
+          <w:color w:val="000000"/>
+          <w:sz w:val="32"/>
+          <w:lang w:val="en-US"/>
+        </w:rPr>
+        <w:t>StartupType</w:t>
+      </w:r>
+      <w:proofErr w:type="spellEnd"/>
+      <w:r>
+        <w:rPr>
+          <w:rFonts w:ascii="Aptos" w:eastAsia="Aptos" w:hAnsi="Aptos" w:cs="Aptos"/>
+          <w:color w:val="000000"/>
+          <w:sz w:val="32"/>
+          <w:lang w:val="en-US"/>
+        </w:rPr>
+        <w:t xml:space="preserve"> Disabled</w:t>
       </w:r>
     </w:p>
     <w:p>
@@ -2849,16 +4294,56 @@
           <w:sz w:val="32"/>
           <w:lang w:val="en-US"/>
         </w:rPr>
-        <w:t>"XblGameSave"</w:t>
-      </w:r>
-      <w:r>
-        <w:rPr>
-          <w:rFonts w:ascii="Aptos" w:eastAsia="Aptos" w:hAnsi="Aptos" w:cs="Aptos"/>
-          <w:color w:val="000000"/>
-          <w:sz w:val="32"/>
-          <w:lang w:val="en-US"/>
-        </w:rPr>
-        <w:t xml:space="preserve"> -StartupType Disabled</w:t>
+        <w:t>"</w:t>
+      </w:r>
+      <w:proofErr w:type="spellStart"/>
+      <w:r>
+        <w:rPr>
+          <w:rFonts w:ascii="Aptos" w:eastAsia="Aptos" w:hAnsi="Aptos" w:cs="Aptos"/>
+          <w:color w:val="000000"/>
+          <w:sz w:val="32"/>
+          <w:lang w:val="en-US"/>
+        </w:rPr>
+        <w:t>vmicvmsession</w:t>
+      </w:r>
+      <w:proofErr w:type="spellEnd"/>
+      <w:r>
+        <w:rPr>
+          <w:rFonts w:ascii="Aptos" w:eastAsia="Aptos" w:hAnsi="Aptos" w:cs="Aptos"/>
+          <w:color w:val="000000"/>
+          <w:sz w:val="32"/>
+          <w:lang w:val="en-US"/>
+        </w:rPr>
+        <w:t>"</w:t>
+      </w:r>
+      <w:r>
+        <w:rPr>
+          <w:rFonts w:ascii="Aptos" w:eastAsia="Aptos" w:hAnsi="Aptos" w:cs="Aptos"/>
+          <w:color w:val="000000"/>
+          <w:sz w:val="32"/>
+          <w:lang w:val="en-US"/>
+        </w:rPr>
+        <w:t xml:space="preserve"> -</w:t>
+      </w:r>
+      <w:proofErr w:type="spellStart"/>
+      <w:r>
+        <w:rPr>
+          <w:rFonts w:ascii="Aptos" w:eastAsia="Aptos" w:hAnsi="Aptos" w:cs="Aptos"/>
+          <w:color w:val="000000"/>
+          <w:sz w:val="32"/>
+          <w:lang w:val="en-US"/>
+        </w:rPr>
+        <w:t>StartupType</w:t>
+      </w:r>
+      <w:proofErr w:type="spellEnd"/>
+      <w:r>
+        <w:rPr>
+          <w:rFonts w:ascii="Aptos" w:eastAsia="Aptos" w:hAnsi="Aptos" w:cs="Aptos"/>
+          <w:color w:val="000000"/>
+          <w:sz w:val="32"/>
+          <w:lang w:val="en-US"/>
+        </w:rPr>
+        <w:t xml:space="preserve"> Disabled</w:t>
       </w:r>
     </w:p>
     <w:p>
@@ -2887,16 +4372,56 @@
           <w:sz w:val="32"/>
           <w:lang w:val="en-US"/>
         </w:rPr>
-        <w:t>"WbioSrvc"</w:t>
-      </w:r>
-      <w:r>
-        <w:rPr>
-          <w:rFonts w:ascii="Aptos" w:eastAsia="Aptos" w:hAnsi="Aptos" w:cs="Aptos"/>
-          <w:color w:val="000000"/>
-          <w:sz w:val="32"/>
-          <w:lang w:val="en-US"/>
-        </w:rPr>
-        <w:t xml:space="preserve"> -StartupType Disabled</w:t>
+        <w:t>"</w:t>
+      </w:r>
+      <w:proofErr w:type="spellStart"/>
+      <w:r>
+        <w:rPr>
+          <w:rFonts w:ascii="Aptos" w:eastAsia="Aptos" w:hAnsi="Aptos" w:cs="Aptos"/>
+          <w:color w:val="000000"/>
+          <w:sz w:val="32"/>
+          <w:lang w:val="en-US"/>
+        </w:rPr>
+        <w:t>MicrosoftEdgeElevationService</w:t>
+      </w:r>
+      <w:proofErr w:type="spellEnd"/>
+      <w:r>
+        <w:rPr>
+          <w:rFonts w:ascii="Aptos" w:eastAsia="Aptos" w:hAnsi="Aptos" w:cs="Aptos"/>
+          <w:color w:val="000000"/>
+          <w:sz w:val="32"/>
+          <w:lang w:val="en-US"/>
+        </w:rPr>
+        <w:t>"</w:t>
+      </w:r>
+      <w:r>
+        <w:rPr>
+          <w:rFonts w:ascii="Aptos" w:eastAsia="Aptos" w:hAnsi="Aptos" w:cs="Aptos"/>
+          <w:color w:val="000000"/>
+          <w:sz w:val="32"/>
+          <w:lang w:val="en-US"/>
+        </w:rPr>
+        <w:t xml:space="preserve"> -</w:t>
+      </w:r>
+      <w:proofErr w:type="spellStart"/>
+      <w:r>
+        <w:rPr>
+          <w:rFonts w:ascii="Aptos" w:eastAsia="Aptos" w:hAnsi="Aptos" w:cs="Aptos"/>
+          <w:color w:val="000000"/>
+          <w:sz w:val="32"/>
+          <w:lang w:val="en-US"/>
+        </w:rPr>
+        <w:t>StartupType</w:t>
+      </w:r>
+      <w:proofErr w:type="spellEnd"/>
+      <w:r>
+        <w:rPr>
+          <w:rFonts w:ascii="Aptos" w:eastAsia="Aptos" w:hAnsi="Aptos" w:cs="Aptos"/>
+          <w:color w:val="000000"/>
+          <w:sz w:val="32"/>
+          <w:lang w:val="en-US"/>
+        </w:rPr>
+        <w:t xml:space="preserve"> Disabled</w:t>
       </w:r>
     </w:p>
     <w:p>
@@ -2925,16 +4450,56 @@
           <w:sz w:val="32"/>
           <w:lang w:val="en-US"/>
         </w:rPr>
-        <w:t>"lfsvc"</w:t>
-      </w:r>
-      <w:r>
-        <w:rPr>
-          <w:rFonts w:ascii="Aptos" w:eastAsia="Aptos" w:hAnsi="Aptos" w:cs="Aptos"/>
-          <w:color w:val="000000"/>
-          <w:sz w:val="32"/>
-          <w:lang w:val="en-US"/>
-        </w:rPr>
-        <w:t xml:space="preserve"> -StartupType Disabled</w:t>
+        <w:t>"</w:t>
+      </w:r>
+      <w:proofErr w:type="spellStart"/>
+      <w:r>
+        <w:rPr>
+          <w:rFonts w:ascii="Aptos" w:eastAsia="Aptos" w:hAnsi="Aptos" w:cs="Aptos"/>
+          <w:color w:val="000000"/>
+          <w:sz w:val="32"/>
+          <w:lang w:val="en-US"/>
+        </w:rPr>
+        <w:t>edgeupdate</w:t>
+      </w:r>
+      <w:proofErr w:type="spellEnd"/>
+      <w:r>
+        <w:rPr>
+          <w:rFonts w:ascii="Aptos" w:eastAsia="Aptos" w:hAnsi="Aptos" w:cs="Aptos"/>
+          <w:color w:val="000000"/>
+          <w:sz w:val="32"/>
+          <w:lang w:val="en-US"/>
+        </w:rPr>
+        <w:t>"</w:t>
+      </w:r>
+      <w:r>
+        <w:rPr>
+          <w:rFonts w:ascii="Aptos" w:eastAsia="Aptos" w:hAnsi="Aptos" w:cs="Aptos"/>
+          <w:color w:val="000000"/>
+          <w:sz w:val="32"/>
+          <w:lang w:val="en-US"/>
+        </w:rPr>
+        <w:t xml:space="preserve"> -</w:t>
+      </w:r>
+      <w:proofErr w:type="spellStart"/>
+      <w:r>
+        <w:rPr>
+          <w:rFonts w:ascii="Aptos" w:eastAsia="Aptos" w:hAnsi="Aptos" w:cs="Aptos"/>
+          <w:color w:val="000000"/>
+          <w:sz w:val="32"/>
+          <w:lang w:val="en-US"/>
+        </w:rPr>
+        <w:t>StartupType</w:t>
+      </w:r>
+      <w:proofErr w:type="spellEnd"/>
+      <w:r>
+        <w:rPr>
+          <w:rFonts w:ascii="Aptos" w:eastAsia="Aptos" w:hAnsi="Aptos" w:cs="Aptos"/>
+          <w:color w:val="000000"/>
+          <w:sz w:val="32"/>
+          <w:lang w:val="en-US"/>
+        </w:rPr>
+        <w:t xml:space="preserve"> Disabled</w:t>
       </w:r>
     </w:p>
     <w:p>
@@ -2963,16 +4528,56 @@
           <w:sz w:val="32"/>
           <w:lang w:val="en-US"/>
         </w:rPr>
-        <w:t>"XboxNetApiSvc"</w:t>
-      </w:r>
-      <w:r>
-        <w:rPr>
-          <w:rFonts w:ascii="Aptos" w:eastAsia="Aptos" w:hAnsi="Aptos" w:cs="Aptos"/>
-          <w:color w:val="000000"/>
-          <w:sz w:val="32"/>
-          <w:lang w:val="en-US"/>
-        </w:rPr>
-        <w:t xml:space="preserve"> -StartupType Disabled</w:t>
+        <w:t>"</w:t>
+      </w:r>
+      <w:proofErr w:type="spellStart"/>
+      <w:r>
+        <w:rPr>
+          <w:rFonts w:ascii="Aptos" w:eastAsia="Aptos" w:hAnsi="Aptos" w:cs="Aptos"/>
+          <w:color w:val="000000"/>
+          <w:sz w:val="32"/>
+          <w:lang w:val="en-US"/>
+        </w:rPr>
+        <w:t>edgeupdatem</w:t>
+      </w:r>
+      <w:proofErr w:type="spellEnd"/>
+      <w:r>
+        <w:rPr>
+          <w:rFonts w:ascii="Aptos" w:eastAsia="Aptos" w:hAnsi="Aptos" w:cs="Aptos"/>
+          <w:color w:val="000000"/>
+          <w:sz w:val="32"/>
+          <w:lang w:val="en-US"/>
+        </w:rPr>
+        <w:t>"</w:t>
+      </w:r>
+      <w:r>
+        <w:rPr>
+          <w:rFonts w:ascii="Aptos" w:eastAsia="Aptos" w:hAnsi="Aptos" w:cs="Aptos"/>
+          <w:color w:val="000000"/>
+          <w:sz w:val="32"/>
+          <w:lang w:val="en-US"/>
+        </w:rPr>
+        <w:t xml:space="preserve"> -</w:t>
+      </w:r>
+      <w:proofErr w:type="spellStart"/>
+      <w:r>
+        <w:rPr>
+          <w:rFonts w:ascii="Aptos" w:eastAsia="Aptos" w:hAnsi="Aptos" w:cs="Aptos"/>
+          <w:color w:val="000000"/>
+          <w:sz w:val="32"/>
+          <w:lang w:val="en-US"/>
+        </w:rPr>
+        <w:t>StartupType</w:t>
+      </w:r>
+      <w:proofErr w:type="spellEnd"/>
+      <w:r>
+        <w:rPr>
+          <w:rFonts w:ascii="Aptos" w:eastAsia="Aptos" w:hAnsi="Aptos" w:cs="Aptos"/>
+          <w:color w:val="000000"/>
+          <w:sz w:val="32"/>
+          <w:lang w:val="en-US"/>
+        </w:rPr>
+        <w:t xml:space="preserve"> Disabled</w:t>
       </w:r>
     </w:p>
     <w:p>
@@ -3001,16 +4606,56 @@
           <w:sz w:val="32"/>
           <w:lang w:val="en-US"/>
         </w:rPr>
-        <w:t>"wisvc"</w:t>
-      </w:r>
-      <w:r>
-        <w:rPr>
-          <w:rFonts w:ascii="Aptos" w:eastAsia="Aptos" w:hAnsi="Aptos" w:cs="Aptos"/>
-          <w:color w:val="000000"/>
-          <w:sz w:val="32"/>
-          <w:lang w:val="en-US"/>
-        </w:rPr>
-        <w:t xml:space="preserve"> -StartupType Disabled</w:t>
+        <w:t>"</w:t>
+      </w:r>
+      <w:proofErr w:type="spellStart"/>
+      <w:r>
+        <w:rPr>
+          <w:rFonts w:ascii="Aptos" w:eastAsia="Aptos" w:hAnsi="Aptos" w:cs="Aptos"/>
+          <w:color w:val="000000"/>
+          <w:sz w:val="32"/>
+          <w:lang w:val="en-US"/>
+        </w:rPr>
+        <w:t>XblGameSave</w:t>
+      </w:r>
+      <w:proofErr w:type="spellEnd"/>
+      <w:r>
+        <w:rPr>
+          <w:rFonts w:ascii="Aptos" w:eastAsia="Aptos" w:hAnsi="Aptos" w:cs="Aptos"/>
+          <w:color w:val="000000"/>
+          <w:sz w:val="32"/>
+          <w:lang w:val="en-US"/>
+        </w:rPr>
+        <w:t>"</w:t>
+      </w:r>
+      <w:r>
+        <w:rPr>
+          <w:rFonts w:ascii="Aptos" w:eastAsia="Aptos" w:hAnsi="Aptos" w:cs="Aptos"/>
+          <w:color w:val="000000"/>
+          <w:sz w:val="32"/>
+          <w:lang w:val="en-US"/>
+        </w:rPr>
+        <w:t xml:space="preserve"> -</w:t>
+      </w:r>
+      <w:proofErr w:type="spellStart"/>
+      <w:r>
+        <w:rPr>
+          <w:rFonts w:ascii="Aptos" w:eastAsia="Aptos" w:hAnsi="Aptos" w:cs="Aptos"/>
+          <w:color w:val="000000"/>
+          <w:sz w:val="32"/>
+          <w:lang w:val="en-US"/>
+        </w:rPr>
+        <w:t>StartupType</w:t>
+      </w:r>
+      <w:proofErr w:type="spellEnd"/>
+      <w:r>
+        <w:rPr>
+          <w:rFonts w:ascii="Aptos" w:eastAsia="Aptos" w:hAnsi="Aptos" w:cs="Aptos"/>
+          <w:color w:val="000000"/>
+          <w:sz w:val="32"/>
+          <w:lang w:val="en-US"/>
+        </w:rPr>
+        <w:t xml:space="preserve"> Disabled</w:t>
       </w:r>
     </w:p>
     <w:p>
@@ -3039,16 +4684,56 @@
           <w:sz w:val="32"/>
           <w:lang w:val="en-US"/>
         </w:rPr>
-        <w:t>"PhoneSvc"</w:t>
-      </w:r>
-      <w:r>
-        <w:rPr>
-          <w:rFonts w:ascii="Aptos" w:eastAsia="Aptos" w:hAnsi="Aptos" w:cs="Aptos"/>
-          <w:color w:val="000000"/>
-          <w:sz w:val="32"/>
-          <w:lang w:val="en-US"/>
-        </w:rPr>
-        <w:t xml:space="preserve"> -StartupType Disabled</w:t>
+        <w:t>"</w:t>
+      </w:r>
+      <w:proofErr w:type="spellStart"/>
+      <w:r>
+        <w:rPr>
+          <w:rFonts w:ascii="Aptos" w:eastAsia="Aptos" w:hAnsi="Aptos" w:cs="Aptos"/>
+          <w:color w:val="000000"/>
+          <w:sz w:val="32"/>
+          <w:lang w:val="en-US"/>
+        </w:rPr>
+        <w:t>WbioSrvc</w:t>
+      </w:r>
+      <w:proofErr w:type="spellEnd"/>
+      <w:r>
+        <w:rPr>
+          <w:rFonts w:ascii="Aptos" w:eastAsia="Aptos" w:hAnsi="Aptos" w:cs="Aptos"/>
+          <w:color w:val="000000"/>
+          <w:sz w:val="32"/>
+          <w:lang w:val="en-US"/>
+        </w:rPr>
+        <w:t>"</w:t>
+      </w:r>
+      <w:r>
+        <w:rPr>
+          <w:rFonts w:ascii="Aptos" w:eastAsia="Aptos" w:hAnsi="Aptos" w:cs="Aptos"/>
+          <w:color w:val="000000"/>
+          <w:sz w:val="32"/>
+          <w:lang w:val="en-US"/>
+        </w:rPr>
+        <w:t xml:space="preserve"> -</w:t>
+      </w:r>
+      <w:proofErr w:type="spellStart"/>
+      <w:r>
+        <w:rPr>
+          <w:rFonts w:ascii="Aptos" w:eastAsia="Aptos" w:hAnsi="Aptos" w:cs="Aptos"/>
+          <w:color w:val="000000"/>
+          <w:sz w:val="32"/>
+          <w:lang w:val="en-US"/>
+        </w:rPr>
+        <w:t>StartupType</w:t>
+      </w:r>
+      <w:proofErr w:type="spellEnd"/>
+      <w:r>
+        <w:rPr>
+          <w:rFonts w:ascii="Aptos" w:eastAsia="Aptos" w:hAnsi="Aptos" w:cs="Aptos"/>
+          <w:color w:val="000000"/>
+          <w:sz w:val="32"/>
+          <w:lang w:val="en-US"/>
+        </w:rPr>
+        <w:t xml:space="preserve"> Disabled</w:t>
       </w:r>
     </w:p>
     <w:p>
@@ -3077,16 +4762,56 @@
           <w:sz w:val="32"/>
           <w:lang w:val="en-US"/>
         </w:rPr>
-        <w:t>"SysMain"</w:t>
-      </w:r>
-      <w:r>
-        <w:rPr>
-          <w:rFonts w:ascii="Aptos" w:eastAsia="Aptos" w:hAnsi="Aptos" w:cs="Aptos"/>
-          <w:color w:val="000000"/>
-          <w:sz w:val="32"/>
-          <w:lang w:val="en-US"/>
-        </w:rPr>
-        <w:t xml:space="preserve"> -StartupType Disabled</w:t>
+        <w:t>"</w:t>
+      </w:r>
+      <w:proofErr w:type="spellStart"/>
+      <w:r>
+        <w:rPr>
+          <w:rFonts w:ascii="Aptos" w:eastAsia="Aptos" w:hAnsi="Aptos" w:cs="Aptos"/>
+          <w:color w:val="000000"/>
+          <w:sz w:val="32"/>
+          <w:lang w:val="en-US"/>
+        </w:rPr>
+        <w:t>lfsvc</w:t>
+      </w:r>
+      <w:proofErr w:type="spellEnd"/>
+      <w:r>
+        <w:rPr>
+          <w:rFonts w:ascii="Aptos" w:eastAsia="Aptos" w:hAnsi="Aptos" w:cs="Aptos"/>
+          <w:color w:val="000000"/>
+          <w:sz w:val="32"/>
+          <w:lang w:val="en-US"/>
+        </w:rPr>
+        <w:t>"</w:t>
+      </w:r>
+      <w:r>
+        <w:rPr>
+          <w:rFonts w:ascii="Aptos" w:eastAsia="Aptos" w:hAnsi="Aptos" w:cs="Aptos"/>
+          <w:color w:val="000000"/>
+          <w:sz w:val="32"/>
+          <w:lang w:val="en-US"/>
+        </w:rPr>
+        <w:t xml:space="preserve"> -</w:t>
+      </w:r>
+      <w:proofErr w:type="spellStart"/>
+      <w:r>
+        <w:rPr>
+          <w:rFonts w:ascii="Aptos" w:eastAsia="Aptos" w:hAnsi="Aptos" w:cs="Aptos"/>
+          <w:color w:val="000000"/>
+          <w:sz w:val="32"/>
+          <w:lang w:val="en-US"/>
+        </w:rPr>
+        <w:t>StartupType</w:t>
+      </w:r>
+      <w:proofErr w:type="spellEnd"/>
+      <w:r>
+        <w:rPr>
+          <w:rFonts w:ascii="Aptos" w:eastAsia="Aptos" w:hAnsi="Aptos" w:cs="Aptos"/>
+          <w:color w:val="000000"/>
+          <w:sz w:val="32"/>
+          <w:lang w:val="en-US"/>
+        </w:rPr>
+        <w:t xml:space="preserve"> Disabled</w:t>
       </w:r>
     </w:p>
     <w:p>
@@ -3115,16 +4840,56 @@
           <w:sz w:val="32"/>
           <w:lang w:val="en-US"/>
         </w:rPr>
-        <w:t>"TapiSrv"</w:t>
-      </w:r>
-      <w:r>
-        <w:rPr>
-          <w:rFonts w:ascii="Aptos" w:eastAsia="Aptos" w:hAnsi="Aptos" w:cs="Aptos"/>
-          <w:color w:val="000000"/>
-          <w:sz w:val="32"/>
-          <w:lang w:val="en-US"/>
-        </w:rPr>
-        <w:t xml:space="preserve"> -StartupType Disabled</w:t>
+        <w:t>"</w:t>
+      </w:r>
+      <w:proofErr w:type="spellStart"/>
+      <w:r>
+        <w:rPr>
+          <w:rFonts w:ascii="Aptos" w:eastAsia="Aptos" w:hAnsi="Aptos" w:cs="Aptos"/>
+          <w:color w:val="000000"/>
+          <w:sz w:val="32"/>
+          <w:lang w:val="en-US"/>
+        </w:rPr>
+        <w:t>XboxNetApiSvc</w:t>
+      </w:r>
+      <w:proofErr w:type="spellEnd"/>
+      <w:r>
+        <w:rPr>
+          <w:rFonts w:ascii="Aptos" w:eastAsia="Aptos" w:hAnsi="Aptos" w:cs="Aptos"/>
+          <w:color w:val="000000"/>
+          <w:sz w:val="32"/>
+          <w:lang w:val="en-US"/>
+        </w:rPr>
+        <w:t>"</w:t>
+      </w:r>
+      <w:r>
+        <w:rPr>
+          <w:rFonts w:ascii="Aptos" w:eastAsia="Aptos" w:hAnsi="Aptos" w:cs="Aptos"/>
+          <w:color w:val="000000"/>
+          <w:sz w:val="32"/>
+          <w:lang w:val="en-US"/>
+        </w:rPr>
+        <w:t xml:space="preserve"> -</w:t>
+      </w:r>
+      <w:proofErr w:type="spellStart"/>
+      <w:r>
+        <w:rPr>
+          <w:rFonts w:ascii="Aptos" w:eastAsia="Aptos" w:hAnsi="Aptos" w:cs="Aptos"/>
+          <w:color w:val="000000"/>
+          <w:sz w:val="32"/>
+          <w:lang w:val="en-US"/>
+        </w:rPr>
+        <w:t>StartupType</w:t>
+      </w:r>
+      <w:proofErr w:type="spellEnd"/>
+      <w:r>
+        <w:rPr>
+          <w:rFonts w:ascii="Aptos" w:eastAsia="Aptos" w:hAnsi="Aptos" w:cs="Aptos"/>
+          <w:color w:val="000000"/>
+          <w:sz w:val="32"/>
+          <w:lang w:val="en-US"/>
+        </w:rPr>
+        <w:t xml:space="preserve"> Disabled</w:t>
       </w:r>
     </w:p>
     <w:p>
@@ -3153,16 +4918,56 @@
           <w:sz w:val="32"/>
           <w:lang w:val="en-US"/>
         </w:rPr>
-        <w:t>"XboxGipSvc"</w:t>
-      </w:r>
-      <w:r>
-        <w:rPr>
-          <w:rFonts w:ascii="Aptos" w:eastAsia="Aptos" w:hAnsi="Aptos" w:cs="Aptos"/>
-          <w:color w:val="000000"/>
-          <w:sz w:val="32"/>
-          <w:lang w:val="en-US"/>
-        </w:rPr>
-        <w:t xml:space="preserve"> -StartupType Disabled</w:t>
+        <w:t>"</w:t>
+      </w:r>
+      <w:proofErr w:type="spellStart"/>
+      <w:r>
+        <w:rPr>
+          <w:rFonts w:ascii="Aptos" w:eastAsia="Aptos" w:hAnsi="Aptos" w:cs="Aptos"/>
+          <w:color w:val="000000"/>
+          <w:sz w:val="32"/>
+          <w:lang w:val="en-US"/>
+        </w:rPr>
+        <w:t>wisvc</w:t>
+      </w:r>
+      <w:proofErr w:type="spellEnd"/>
+      <w:r>
+        <w:rPr>
+          <w:rFonts w:ascii="Aptos" w:eastAsia="Aptos" w:hAnsi="Aptos" w:cs="Aptos"/>
+          <w:color w:val="000000"/>
+          <w:sz w:val="32"/>
+          <w:lang w:val="en-US"/>
+        </w:rPr>
+        <w:t>"</w:t>
+      </w:r>
+      <w:r>
+        <w:rPr>
+          <w:rFonts w:ascii="Aptos" w:eastAsia="Aptos" w:hAnsi="Aptos" w:cs="Aptos"/>
+          <w:color w:val="000000"/>
+          <w:sz w:val="32"/>
+          <w:lang w:val="en-US"/>
+        </w:rPr>
+        <w:t xml:space="preserve"> -</w:t>
+      </w:r>
+      <w:proofErr w:type="spellStart"/>
+      <w:r>
+        <w:rPr>
+          <w:rFonts w:ascii="Aptos" w:eastAsia="Aptos" w:hAnsi="Aptos" w:cs="Aptos"/>
+          <w:color w:val="000000"/>
+          <w:sz w:val="32"/>
+          <w:lang w:val="en-US"/>
+        </w:rPr>
+        <w:t>StartupType</w:t>
+      </w:r>
+      <w:proofErr w:type="spellEnd"/>
+      <w:r>
+        <w:rPr>
+          <w:rFonts w:ascii="Aptos" w:eastAsia="Aptos" w:hAnsi="Aptos" w:cs="Aptos"/>
+          <w:color w:val="000000"/>
+          <w:sz w:val="32"/>
+          <w:lang w:val="en-US"/>
+        </w:rPr>
+        <w:t xml:space="preserve"> Disabled</w:t>
       </w:r>
     </w:p>
     <w:p>
@@ -3191,16 +4996,368 @@
           <w:sz w:val="32"/>
           <w:lang w:val="en-US"/>
         </w:rPr>
-        <w:t>"XboxLiveAuthManager"</w:t>
-      </w:r>
-      <w:r>
-        <w:rPr>
-          <w:rFonts w:ascii="Aptos" w:eastAsia="Aptos" w:hAnsi="Aptos" w:cs="Aptos"/>
-          <w:color w:val="000000"/>
-          <w:sz w:val="32"/>
-          <w:lang w:val="en-US"/>
-        </w:rPr>
-        <w:t xml:space="preserve"> -StartupType Disabled</w:t>
+        <w:t>"</w:t>
+      </w:r>
+      <w:proofErr w:type="spellStart"/>
+      <w:r>
+        <w:rPr>
+          <w:rFonts w:ascii="Aptos" w:eastAsia="Aptos" w:hAnsi="Aptos" w:cs="Aptos"/>
+          <w:color w:val="000000"/>
+          <w:sz w:val="32"/>
+          <w:lang w:val="en-US"/>
+        </w:rPr>
+        <w:t>PhoneSvc</w:t>
+      </w:r>
+      <w:proofErr w:type="spellEnd"/>
+      <w:r>
+        <w:rPr>
+          <w:rFonts w:ascii="Aptos" w:eastAsia="Aptos" w:hAnsi="Aptos" w:cs="Aptos"/>
+          <w:color w:val="000000"/>
+          <w:sz w:val="32"/>
+          <w:lang w:val="en-US"/>
+        </w:rPr>
+        <w:t>"</w:t>
+      </w:r>
+      <w:r>
+        <w:rPr>
+          <w:rFonts w:ascii="Aptos" w:eastAsia="Aptos" w:hAnsi="Aptos" w:cs="Aptos"/>
+          <w:color w:val="000000"/>
+          <w:sz w:val="32"/>
+          <w:lang w:val="en-US"/>
+        </w:rPr>
+        <w:t xml:space="preserve"> -</w:t>
+      </w:r>
+      <w:proofErr w:type="spellStart"/>
+      <w:r>
+        <w:rPr>
+          <w:rFonts w:ascii="Aptos" w:eastAsia="Aptos" w:hAnsi="Aptos" w:cs="Aptos"/>
+          <w:color w:val="000000"/>
+          <w:sz w:val="32"/>
+          <w:lang w:val="en-US"/>
+        </w:rPr>
+        <w:t>StartupType</w:t>
+      </w:r>
+      <w:proofErr w:type="spellEnd"/>
+      <w:r>
+        <w:rPr>
+          <w:rFonts w:ascii="Aptos" w:eastAsia="Aptos" w:hAnsi="Aptos" w:cs="Aptos"/>
+          <w:color w:val="000000"/>
+          <w:sz w:val="32"/>
+          <w:lang w:val="en-US"/>
+        </w:rPr>
+        <w:t xml:space="preserve"> Disabled</w:t>
+      </w:r>
+    </w:p>
+    <w:p>
+      <w:pPr>
+        <w:spacing w:line="259" w:lineRule="exact"/>
+        <w:rPr>
+          <w:rFonts w:ascii="Aptos" w:eastAsia="Aptos" w:hAnsi="Aptos" w:cs="Aptos"/>
+          <w:color w:val="000000"/>
+          <w:sz w:val="32"/>
+          <w:lang w:val="en-US"/>
+        </w:rPr>
+      </w:pPr>
+      <w:r>
+        <w:rPr>
+          <w:rFonts w:ascii="Aptos" w:eastAsia="Aptos" w:hAnsi="Aptos" w:cs="Aptos"/>
+          <w:color w:val="000000"/>
+          <w:sz w:val="32"/>
+          <w:lang w:val="en-US"/>
+        </w:rPr>
+        <w:t xml:space="preserve">Set-Service -Name </w:t>
+      </w:r>
+      <w:r>
+        <w:rPr>
+          <w:rFonts w:ascii="Aptos" w:eastAsia="Aptos" w:hAnsi="Aptos" w:cs="Aptos"/>
+          <w:color w:val="000000"/>
+          <w:sz w:val="32"/>
+          <w:lang w:val="en-US"/>
+        </w:rPr>
+        <w:t>"</w:t>
+      </w:r>
+      <w:proofErr w:type="spellStart"/>
+      <w:r>
+        <w:rPr>
+          <w:rFonts w:ascii="Aptos" w:eastAsia="Aptos" w:hAnsi="Aptos" w:cs="Aptos"/>
+          <w:color w:val="000000"/>
+          <w:sz w:val="32"/>
+          <w:lang w:val="en-US"/>
+        </w:rPr>
+        <w:t>SysMain</w:t>
+      </w:r>
+      <w:proofErr w:type="spellEnd"/>
+      <w:r>
+        <w:rPr>
+          <w:rFonts w:ascii="Aptos" w:eastAsia="Aptos" w:hAnsi="Aptos" w:cs="Aptos"/>
+          <w:color w:val="000000"/>
+          <w:sz w:val="32"/>
+          <w:lang w:val="en-US"/>
+        </w:rPr>
+        <w:t>"</w:t>
+      </w:r>
+      <w:r>
+        <w:rPr>
+          <w:rFonts w:ascii="Aptos" w:eastAsia="Aptos" w:hAnsi="Aptos" w:cs="Aptos"/>
+          <w:color w:val="000000"/>
+          <w:sz w:val="32"/>
+          <w:lang w:val="en-US"/>
+        </w:rPr>
+        <w:t xml:space="preserve"> -</w:t>
+      </w:r>
+      <w:proofErr w:type="spellStart"/>
+      <w:r>
+        <w:rPr>
+          <w:rFonts w:ascii="Aptos" w:eastAsia="Aptos" w:hAnsi="Aptos" w:cs="Aptos"/>
+          <w:color w:val="000000"/>
+          <w:sz w:val="32"/>
+          <w:lang w:val="en-US"/>
+        </w:rPr>
+        <w:t>StartupType</w:t>
+      </w:r>
+      <w:proofErr w:type="spellEnd"/>
+      <w:r>
+        <w:rPr>
+          <w:rFonts w:ascii="Aptos" w:eastAsia="Aptos" w:hAnsi="Aptos" w:cs="Aptos"/>
+          <w:color w:val="000000"/>
+          <w:sz w:val="32"/>
+          <w:lang w:val="en-US"/>
+        </w:rPr>
+        <w:t xml:space="preserve"> Disabled</w:t>
+      </w:r>
+    </w:p>
+    <w:p>
+      <w:pPr>
+        <w:spacing w:line="259" w:lineRule="exact"/>
+        <w:rPr>
+          <w:rFonts w:ascii="Aptos" w:eastAsia="Aptos" w:hAnsi="Aptos" w:cs="Aptos"/>
+          <w:color w:val="000000"/>
+          <w:sz w:val="32"/>
+          <w:lang w:val="en-US"/>
+        </w:rPr>
+      </w:pPr>
+      <w:r>
+        <w:rPr>
+          <w:rFonts w:ascii="Aptos" w:eastAsia="Aptos" w:hAnsi="Aptos" w:cs="Aptos"/>
+          <w:color w:val="000000"/>
+          <w:sz w:val="32"/>
+          <w:lang w:val="en-US"/>
+        </w:rPr>
+        <w:t xml:space="preserve">Set-Service -Name </w:t>
+      </w:r>
+      <w:r>
+        <w:rPr>
+          <w:rFonts w:ascii="Aptos" w:eastAsia="Aptos" w:hAnsi="Aptos" w:cs="Aptos"/>
+          <w:color w:val="000000"/>
+          <w:sz w:val="32"/>
+          <w:lang w:val="en-US"/>
+        </w:rPr>
+        <w:t>"</w:t>
+      </w:r>
+      <w:proofErr w:type="spellStart"/>
+      <w:r>
+        <w:rPr>
+          <w:rFonts w:ascii="Aptos" w:eastAsia="Aptos" w:hAnsi="Aptos" w:cs="Aptos"/>
+          <w:color w:val="000000"/>
+          <w:sz w:val="32"/>
+          <w:lang w:val="en-US"/>
+        </w:rPr>
+        <w:t>TapiSrv</w:t>
+      </w:r>
+      <w:proofErr w:type="spellEnd"/>
+      <w:r>
+        <w:rPr>
+          <w:rFonts w:ascii="Aptos" w:eastAsia="Aptos" w:hAnsi="Aptos" w:cs="Aptos"/>
+          <w:color w:val="000000"/>
+          <w:sz w:val="32"/>
+          <w:lang w:val="en-US"/>
+        </w:rPr>
+        <w:t>"</w:t>
+      </w:r>
+      <w:r>
+        <w:rPr>
+          <w:rFonts w:ascii="Aptos" w:eastAsia="Aptos" w:hAnsi="Aptos" w:cs="Aptos"/>
+          <w:color w:val="000000"/>
+          <w:sz w:val="32"/>
+          <w:lang w:val="en-US"/>
+        </w:rPr>
+        <w:t xml:space="preserve"> -</w:t>
+      </w:r>
+      <w:proofErr w:type="spellStart"/>
+      <w:r>
+        <w:rPr>
+          <w:rFonts w:ascii="Aptos" w:eastAsia="Aptos" w:hAnsi="Aptos" w:cs="Aptos"/>
+          <w:color w:val="000000"/>
+          <w:sz w:val="32"/>
+          <w:lang w:val="en-US"/>
+        </w:rPr>
+        <w:t>StartupType</w:t>
+      </w:r>
+      <w:proofErr w:type="spellEnd"/>
+      <w:r>
+        <w:rPr>
+          <w:rFonts w:ascii="Aptos" w:eastAsia="Aptos" w:hAnsi="Aptos" w:cs="Aptos"/>
+          <w:color w:val="000000"/>
+          <w:sz w:val="32"/>
+          <w:lang w:val="en-US"/>
+        </w:rPr>
+        <w:t xml:space="preserve"> Disabled</w:t>
+      </w:r>
+    </w:p>
+    <w:p>
+      <w:pPr>
+        <w:spacing w:line="259" w:lineRule="exact"/>
+        <w:rPr>
+          <w:rFonts w:ascii="Aptos" w:eastAsia="Aptos" w:hAnsi="Aptos" w:cs="Aptos"/>
+          <w:color w:val="000000"/>
+          <w:sz w:val="32"/>
+          <w:lang w:val="en-US"/>
+        </w:rPr>
+      </w:pPr>
+      <w:r>
+        <w:rPr>
+          <w:rFonts w:ascii="Aptos" w:eastAsia="Aptos" w:hAnsi="Aptos" w:cs="Aptos"/>
+          <w:color w:val="000000"/>
+          <w:sz w:val="32"/>
+          <w:lang w:val="en-US"/>
+        </w:rPr>
+        <w:t xml:space="preserve">Set-Service -Name </w:t>
+      </w:r>
+      <w:r>
+        <w:rPr>
+          <w:rFonts w:ascii="Aptos" w:eastAsia="Aptos" w:hAnsi="Aptos" w:cs="Aptos"/>
+          <w:color w:val="000000"/>
+          <w:sz w:val="32"/>
+          <w:lang w:val="en-US"/>
+        </w:rPr>
+        <w:t>"</w:t>
+      </w:r>
+      <w:proofErr w:type="spellStart"/>
+      <w:r>
+        <w:rPr>
+          <w:rFonts w:ascii="Aptos" w:eastAsia="Aptos" w:hAnsi="Aptos" w:cs="Aptos"/>
+          <w:color w:val="000000"/>
+          <w:sz w:val="32"/>
+          <w:lang w:val="en-US"/>
+        </w:rPr>
+        <w:t>XboxGipSvc</w:t>
+      </w:r>
+      <w:proofErr w:type="spellEnd"/>
+      <w:r>
+        <w:rPr>
+          <w:rFonts w:ascii="Aptos" w:eastAsia="Aptos" w:hAnsi="Aptos" w:cs="Aptos"/>
+          <w:color w:val="000000"/>
+          <w:sz w:val="32"/>
+          <w:lang w:val="en-US"/>
+        </w:rPr>
+        <w:t>"</w:t>
+      </w:r>
+      <w:r>
+        <w:rPr>
+          <w:rFonts w:ascii="Aptos" w:eastAsia="Aptos" w:hAnsi="Aptos" w:cs="Aptos"/>
+          <w:color w:val="000000"/>
+          <w:sz w:val="32"/>
+          <w:lang w:val="en-US"/>
+        </w:rPr>
+        <w:t xml:space="preserve"> -</w:t>
+      </w:r>
+      <w:proofErr w:type="spellStart"/>
+      <w:r>
+        <w:rPr>
+          <w:rFonts w:ascii="Aptos" w:eastAsia="Aptos" w:hAnsi="Aptos" w:cs="Aptos"/>
+          <w:color w:val="000000"/>
+          <w:sz w:val="32"/>
+          <w:lang w:val="en-US"/>
+        </w:rPr>
+        <w:t>StartupType</w:t>
+      </w:r>
+      <w:proofErr w:type="spellEnd"/>
+      <w:r>
+        <w:rPr>
+          <w:rFonts w:ascii="Aptos" w:eastAsia="Aptos" w:hAnsi="Aptos" w:cs="Aptos"/>
+          <w:color w:val="000000"/>
+          <w:sz w:val="32"/>
+          <w:lang w:val="en-US"/>
+        </w:rPr>
+        <w:t xml:space="preserve"> Disabled</w:t>
+      </w:r>
+    </w:p>
+    <w:p>
+      <w:pPr>
+        <w:spacing w:line="259" w:lineRule="exact"/>
+        <w:rPr>
+          <w:rFonts w:ascii="Aptos" w:eastAsia="Aptos" w:hAnsi="Aptos" w:cs="Aptos"/>
+          <w:color w:val="000000"/>
+          <w:sz w:val="32"/>
+          <w:lang w:val="en-US"/>
+        </w:rPr>
+      </w:pPr>
+      <w:r>
+        <w:rPr>
+          <w:rFonts w:ascii="Aptos" w:eastAsia="Aptos" w:hAnsi="Aptos" w:cs="Aptos"/>
+          <w:color w:val="000000"/>
+          <w:sz w:val="32"/>
+          <w:lang w:val="en-US"/>
+        </w:rPr>
+        <w:t xml:space="preserve">Set-Service -Name </w:t>
+      </w:r>
+      <w:r>
+        <w:rPr>
+          <w:rFonts w:ascii="Aptos" w:eastAsia="Aptos" w:hAnsi="Aptos" w:cs="Aptos"/>
+          <w:color w:val="000000"/>
+          <w:sz w:val="32"/>
+          <w:lang w:val="en-US"/>
+        </w:rPr>
+        <w:t>"</w:t>
+      </w:r>
+      <w:proofErr w:type="spellStart"/>
+      <w:r>
+        <w:rPr>
+          <w:rFonts w:ascii="Aptos" w:eastAsia="Aptos" w:hAnsi="Aptos" w:cs="Aptos"/>
+          <w:color w:val="000000"/>
+          <w:sz w:val="32"/>
+          <w:lang w:val="en-US"/>
+        </w:rPr>
+        <w:t>XboxLiveAuthManager</w:t>
+      </w:r>
+      <w:proofErr w:type="spellEnd"/>
+      <w:r>
+        <w:rPr>
+          <w:rFonts w:ascii="Aptos" w:eastAsia="Aptos" w:hAnsi="Aptos" w:cs="Aptos"/>
+          <w:color w:val="000000"/>
+          <w:sz w:val="32"/>
+          <w:lang w:val="en-US"/>
+        </w:rPr>
+        <w:t>"</w:t>
+      </w:r>
+      <w:r>
+        <w:rPr>
+          <w:rFonts w:ascii="Aptos" w:eastAsia="Aptos" w:hAnsi="Aptos" w:cs="Aptos"/>
+          <w:color w:val="000000"/>
+          <w:sz w:val="32"/>
+          <w:lang w:val="en-US"/>
+        </w:rPr>
+        <w:t xml:space="preserve"> -</w:t>
+      </w:r>
+      <w:proofErr w:type="spellStart"/>
+      <w:r>
+        <w:rPr>
+          <w:rFonts w:ascii="Aptos" w:eastAsia="Aptos" w:hAnsi="Aptos" w:cs="Aptos"/>
+          <w:color w:val="000000"/>
+          <w:sz w:val="32"/>
+          <w:lang w:val="en-US"/>
+        </w:rPr>
+        <w:t>StartupType</w:t>
+      </w:r>
+      <w:proofErr w:type="spellEnd"/>
+      <w:r>
+        <w:rPr>
+          <w:rFonts w:ascii="Aptos" w:eastAsia="Aptos" w:hAnsi="Aptos" w:cs="Aptos"/>
+          <w:color w:val="000000"/>
+          <w:sz w:val="32"/>
+          <w:lang w:val="en-US"/>
+        </w:rPr>
+        <w:t xml:space="preserve"> Disabled</w:t>
       </w:r>
     </w:p>
     <w:p>
@@ -3252,8 +5409,18 @@
           <w:color w:val="000000"/>
           <w:sz w:val="32"/>
         </w:rPr>
-        <w:t xml:space="preserve"> de Xbox Live     XblAuthManager</w:t>
-      </w:r>
+        <w:t xml:space="preserve"> de Xbox Live     </w:t>
+      </w:r>
+      <w:proofErr w:type="spellStart"/>
+      <w:r>
+        <w:rPr>
+          <w:rFonts w:ascii="Aptos" w:eastAsia="Aptos" w:hAnsi="Aptos" w:cs="Aptos"/>
+          <w:color w:val="000000"/>
+          <w:sz w:val="32"/>
+        </w:rPr>
+        <w:t>XblAuthManager</w:t>
+      </w:r>
+      <w:proofErr w:type="spellEnd"/>
       <w:r>
         <w:rPr>
           <w:rFonts w:ascii="Aptos" w:eastAsia="Aptos" w:hAnsi="Aptos" w:cs="Aptos"/>
@@ -3341,8 +5508,17 @@
           <w:sz w:val="32"/>
         </w:rPr>
         <w:tab/>
+      </w:r>
+      <w:proofErr w:type="spellStart"/>
+      <w:r>
+        <w:rPr>
+          <w:rFonts w:ascii="Aptos" w:eastAsia="Aptos" w:hAnsi="Aptos" w:cs="Aptos"/>
+          <w:color w:val="000000"/>
+          <w:sz w:val="32"/>
+        </w:rPr>
         <w:t>WpcMonSvc</w:t>
       </w:r>
+      <w:proofErr w:type="spellEnd"/>
     </w:p>
     <w:p>
       <w:pPr>
@@ -3414,8 +5590,17 @@
           <w:sz w:val="32"/>
         </w:rPr>
         <w:tab/>
+      </w:r>
+      <w:proofErr w:type="spellStart"/>
+      <w:r>
+        <w:rPr>
+          <w:rFonts w:ascii="Aptos" w:eastAsia="Aptos" w:hAnsi="Aptos" w:cs="Aptos"/>
+          <w:color w:val="000000"/>
+          <w:sz w:val="32"/>
+        </w:rPr>
         <w:t>DiagTrack</w:t>
       </w:r>
+      <w:proofErr w:type="spellEnd"/>
     </w:p>
     <w:p>
       <w:pPr>
@@ -3511,8 +5696,17 @@
           <w:sz w:val="32"/>
         </w:rPr>
         <w:tab/>
+      </w:r>
+      <w:proofErr w:type="spellStart"/>
+      <w:r>
+        <w:rPr>
+          <w:rFonts w:ascii="Aptos" w:eastAsia="Aptos" w:hAnsi="Aptos" w:cs="Aptos"/>
+          <w:color w:val="000000"/>
+          <w:sz w:val="32"/>
+        </w:rPr>
         <w:t>Fax</w:t>
       </w:r>
+      <w:proofErr w:type="spellEnd"/>
     </w:p>
     <w:p>
       <w:pPr>
@@ -3529,13 +5723,23 @@
           <w:sz w:val="32"/>
         </w:rPr>
       </w:pPr>
-      <w:r>
-        <w:rPr>
-          <w:rFonts w:ascii="Aptos" w:eastAsia="Aptos" w:hAnsi="Aptos" w:cs="Aptos"/>
-          <w:color w:val="000000"/>
-          <w:sz w:val="32"/>
-        </w:rPr>
-        <w:t>Hyper V.</w:t>
+      <w:proofErr w:type="spellStart"/>
+      <w:r>
+        <w:rPr>
+          <w:rFonts w:ascii="Aptos" w:eastAsia="Aptos" w:hAnsi="Aptos" w:cs="Aptos"/>
+          <w:color w:val="000000"/>
+          <w:sz w:val="32"/>
+        </w:rPr>
+        <w:t>Hyper</w:t>
+      </w:r>
+      <w:proofErr w:type="spellEnd"/>
+      <w:r>
+        <w:rPr>
+          <w:rFonts w:ascii="Aptos" w:eastAsia="Aptos" w:hAnsi="Aptos" w:cs="Aptos"/>
+          <w:color w:val="000000"/>
+          <w:sz w:val="32"/>
+        </w:rPr>
+        <w:t xml:space="preserve"> V.</w:t>
       </w:r>
       <w:r>
         <w:rPr>
@@ -3570,7 +5774,25 @@
           <w:color w:val="000000"/>
           <w:sz w:val="32"/>
         </w:rPr>
-        <w:t xml:space="preserve">Interfaz de servicio invitado de Hyper-V </w:t>
+        <w:t xml:space="preserve">Interfaz de servicio invitado de </w:t>
+      </w:r>
+      <w:proofErr w:type="spellStart"/>
+      <w:r>
+        <w:rPr>
+          <w:rFonts w:ascii="Aptos" w:eastAsia="Aptos" w:hAnsi="Aptos" w:cs="Aptos"/>
+          <w:color w:val="000000"/>
+          <w:sz w:val="32"/>
+        </w:rPr>
+        <w:t>Hyper</w:t>
+      </w:r>
+      <w:proofErr w:type="spellEnd"/>
+      <w:r>
+        <w:rPr>
+          <w:rFonts w:ascii="Aptos" w:eastAsia="Aptos" w:hAnsi="Aptos" w:cs="Aptos"/>
+          <w:color w:val="000000"/>
+          <w:sz w:val="32"/>
+        </w:rPr>
+        <w:t xml:space="preserve">-V </w:t>
       </w:r>
       <w:r>
         <w:rPr>
@@ -3587,8 +5809,17 @@
           <w:sz w:val="32"/>
         </w:rPr>
         <w:tab/>
+      </w:r>
+      <w:proofErr w:type="spellStart"/>
+      <w:r>
+        <w:rPr>
+          <w:rFonts w:ascii="Aptos" w:eastAsia="Aptos" w:hAnsi="Aptos" w:cs="Aptos"/>
+          <w:color w:val="000000"/>
+          <w:sz w:val="32"/>
+        </w:rPr>
         <w:t>vmicguestinterface</w:t>
       </w:r>
+      <w:proofErr w:type="spellEnd"/>
     </w:p>
     <w:p>
       <w:pPr>
@@ -3641,6 +5872,7 @@
         </w:rPr>
         <w:tab/>
       </w:r>
+      <w:proofErr w:type="spellStart"/>
       <w:r>
         <w:rPr>
           <w:rFonts w:ascii="Aptos" w:eastAsia="Aptos" w:hAnsi="Aptos" w:cs="Aptos"/>
@@ -3649,6 +5881,7 @@
         </w:rPr>
         <w:t>vmicshutdown</w:t>
       </w:r>
+      <w:proofErr w:type="spellEnd"/>
     </w:p>
     <w:p>
       <w:pPr>
@@ -3700,8 +5933,17 @@
           <w:sz w:val="32"/>
         </w:rPr>
         <w:tab/>
+      </w:r>
+      <w:proofErr w:type="spellStart"/>
+      <w:r>
+        <w:rPr>
+          <w:rFonts w:ascii="Aptos" w:eastAsia="Aptos" w:hAnsi="Aptos" w:cs="Aptos"/>
+          <w:color w:val="000000"/>
+          <w:sz w:val="32"/>
+        </w:rPr>
         <w:t>vmickvpexchange</w:t>
       </w:r>
+      <w:proofErr w:type="spellEnd"/>
     </w:p>
     <w:p>
       <w:pPr>
@@ -3769,8 +6011,17 @@
           <w:sz w:val="32"/>
         </w:rPr>
         <w:tab/>
+      </w:r>
+      <w:proofErr w:type="spellStart"/>
+      <w:r>
+        <w:rPr>
+          <w:rFonts w:ascii="Aptos" w:eastAsia="Aptos" w:hAnsi="Aptos" w:cs="Aptos"/>
+          <w:color w:val="000000"/>
+          <w:sz w:val="32"/>
+        </w:rPr>
         <w:t>vmicheartbeat</w:t>
       </w:r>
+      <w:proofErr w:type="spellEnd"/>
     </w:p>
     <w:p>
       <w:pPr>
@@ -3815,6 +6066,7 @@
         </w:rPr>
         <w:tab/>
       </w:r>
+      <w:proofErr w:type="spellStart"/>
       <w:r>
         <w:rPr>
           <w:rFonts w:ascii="Aptos" w:eastAsia="Aptos" w:hAnsi="Aptos" w:cs="Aptos"/>
@@ -3823,6 +6075,7 @@
         </w:rPr>
         <w:t>vmictimesync</w:t>
       </w:r>
+      <w:proofErr w:type="spellEnd"/>
     </w:p>
     <w:p>
       <w:pPr>
@@ -3849,16 +6102,52 @@
           <w:color w:val="000000"/>
           <w:sz w:val="32"/>
         </w:rPr>
-        <w:t xml:space="preserve"> Serv de virt de escritorio remoto de Hiper-V</w:t>
-      </w:r>
-      <w:r>
-        <w:rPr>
-          <w:rFonts w:ascii="Aptos" w:eastAsia="Aptos" w:hAnsi="Aptos" w:cs="Aptos"/>
-          <w:color w:val="000000"/>
-          <w:sz w:val="32"/>
-        </w:rPr>
         <w:t xml:space="preserve"> </w:t>
       </w:r>
+      <w:proofErr w:type="spellStart"/>
+      <w:r>
+        <w:rPr>
+          <w:rFonts w:ascii="Aptos" w:eastAsia="Aptos" w:hAnsi="Aptos" w:cs="Aptos"/>
+          <w:color w:val="000000"/>
+          <w:sz w:val="32"/>
+        </w:rPr>
+        <w:t>Serv</w:t>
+      </w:r>
+      <w:proofErr w:type="spellEnd"/>
+      <w:r>
+        <w:rPr>
+          <w:rFonts w:ascii="Aptos" w:eastAsia="Aptos" w:hAnsi="Aptos" w:cs="Aptos"/>
+          <w:color w:val="000000"/>
+          <w:sz w:val="32"/>
+        </w:rPr>
+        <w:t xml:space="preserve"> de </w:t>
+      </w:r>
+      <w:proofErr w:type="spellStart"/>
+      <w:r>
+        <w:rPr>
+          <w:rFonts w:ascii="Aptos" w:eastAsia="Aptos" w:hAnsi="Aptos" w:cs="Aptos"/>
+          <w:color w:val="000000"/>
+          <w:sz w:val="32"/>
+        </w:rPr>
+        <w:t>virt</w:t>
+      </w:r>
+      <w:proofErr w:type="spellEnd"/>
+      <w:r>
+        <w:rPr>
+          <w:rFonts w:ascii="Aptos" w:eastAsia="Aptos" w:hAnsi="Aptos" w:cs="Aptos"/>
+          <w:color w:val="000000"/>
+          <w:sz w:val="32"/>
+        </w:rPr>
+        <w:t xml:space="preserve"> de escritorio remoto de Hiper-V</w:t>
+      </w:r>
+      <w:r>
+        <w:rPr>
+          <w:rFonts w:ascii="Aptos" w:eastAsia="Aptos" w:hAnsi="Aptos" w:cs="Aptos"/>
+          <w:color w:val="000000"/>
+          <w:sz w:val="32"/>
+        </w:rPr>
+        <w:t xml:space="preserve"> </w:t>
+      </w:r>
       <w:r>
         <w:rPr>
           <w:rFonts w:ascii="Aptos" w:eastAsia="Aptos" w:hAnsi="Aptos" w:cs="Aptos"/>
@@ -3867,6 +6156,7 @@
         </w:rPr>
         <w:tab/>
       </w:r>
+      <w:proofErr w:type="spellStart"/>
       <w:r>
         <w:rPr>
           <w:rFonts w:ascii="Aptos" w:eastAsia="Aptos" w:hAnsi="Aptos" w:cs="Aptos"/>
@@ -3875,6 +6165,7 @@
         </w:rPr>
         <w:t>vmicrdv</w:t>
       </w:r>
+      <w:proofErr w:type="spellEnd"/>
     </w:p>
     <w:p>
       <w:pPr>
@@ -3918,8 +6209,17 @@
           <w:sz w:val="32"/>
         </w:rPr>
         <w:tab/>
+      </w:r>
+      <w:proofErr w:type="spellStart"/>
+      <w:r>
+        <w:rPr>
+          <w:rFonts w:ascii="Aptos" w:eastAsia="Aptos" w:hAnsi="Aptos" w:cs="Aptos"/>
+          <w:color w:val="000000"/>
+          <w:sz w:val="32"/>
+        </w:rPr>
         <w:t>vmicvmsession</w:t>
       </w:r>
+      <w:proofErr w:type="spellEnd"/>
     </w:p>
     <w:p>
       <w:pPr>
@@ -3954,8 +6254,36 @@
           <w:color w:val="000000"/>
           <w:sz w:val="32"/>
         </w:rPr>
-        <w:t>Microsoft Edge Elevation Service</w:t>
-      </w:r>
+        <w:t xml:space="preserve">Microsoft Edge </w:t>
+      </w:r>
+      <w:proofErr w:type="spellStart"/>
+      <w:r>
+        <w:rPr>
+          <w:rFonts w:ascii="Aptos" w:eastAsia="Aptos" w:hAnsi="Aptos" w:cs="Aptos"/>
+          <w:color w:val="000000"/>
+          <w:sz w:val="32"/>
+        </w:rPr>
+        <w:t>Elevation</w:t>
+      </w:r>
+      <w:proofErr w:type="spellEnd"/>
+      <w:r>
+        <w:rPr>
+          <w:rFonts w:ascii="Aptos" w:eastAsia="Aptos" w:hAnsi="Aptos" w:cs="Aptos"/>
+          <w:color w:val="000000"/>
+          <w:sz w:val="32"/>
+        </w:rPr>
+        <w:t xml:space="preserve"> </w:t>
+      </w:r>
+      <w:proofErr w:type="spellStart"/>
+      <w:r>
+        <w:rPr>
+          <w:rFonts w:ascii="Aptos" w:eastAsia="Aptos" w:hAnsi="Aptos" w:cs="Aptos"/>
+          <w:color w:val="000000"/>
+          <w:sz w:val="32"/>
+        </w:rPr>
+        <w:t>Service</w:t>
+      </w:r>
+      <w:proofErr w:type="spellEnd"/>
       <w:r>
         <w:rPr>
           <w:rFonts w:ascii="Aptos" w:eastAsia="Aptos" w:hAnsi="Aptos" w:cs="Aptos"/>
@@ -3971,8 +6299,17 @@
           <w:sz w:val="32"/>
         </w:rPr>
         <w:tab/>
+      </w:r>
+      <w:proofErr w:type="spellStart"/>
+      <w:r>
+        <w:rPr>
+          <w:rFonts w:ascii="Aptos" w:eastAsia="Aptos" w:hAnsi="Aptos" w:cs="Aptos"/>
+          <w:color w:val="000000"/>
+          <w:sz w:val="32"/>
+        </w:rPr>
         <w:t>MicrosoftEdgeElevationService</w:t>
       </w:r>
+      <w:proofErr w:type="spellEnd"/>
     </w:p>
     <w:p>
       <w:pPr>
@@ -3995,7 +6332,25 @@
           <w:color w:val="000000"/>
           <w:sz w:val="32"/>
         </w:rPr>
-        <w:t xml:space="preserve">Microsoft Edge Update Service </w:t>
+        <w:t xml:space="preserve">Microsoft Edge Update </w:t>
+      </w:r>
+      <w:proofErr w:type="spellStart"/>
+      <w:r>
+        <w:rPr>
+          <w:rFonts w:ascii="Aptos" w:eastAsia="Aptos" w:hAnsi="Aptos" w:cs="Aptos"/>
+          <w:color w:val="000000"/>
+          <w:sz w:val="32"/>
+        </w:rPr>
+        <w:t>Service</w:t>
+      </w:r>
+      <w:proofErr w:type="spellEnd"/>
+      <w:r>
+        <w:rPr>
+          <w:rFonts w:ascii="Aptos" w:eastAsia="Aptos" w:hAnsi="Aptos" w:cs="Aptos"/>
+          <w:color w:val="000000"/>
+          <w:sz w:val="32"/>
+        </w:rPr>
+        <w:t xml:space="preserve"> </w:t>
       </w:r>
       <w:r>
         <w:rPr>
@@ -4012,8 +6367,17 @@
           <w:sz w:val="32"/>
         </w:rPr>
         <w:tab/>
+      </w:r>
+      <w:proofErr w:type="spellStart"/>
+      <w:r>
+        <w:rPr>
+          <w:rFonts w:ascii="Aptos" w:eastAsia="Aptos" w:hAnsi="Aptos" w:cs="Aptos"/>
+          <w:color w:val="000000"/>
+          <w:sz w:val="32"/>
+        </w:rPr>
         <w:t>edgeupdate</w:t>
       </w:r>
+      <w:proofErr w:type="spellEnd"/>
     </w:p>
     <w:p>
       <w:pPr>
@@ -4036,7 +6400,25 @@
           <w:color w:val="000000"/>
           <w:sz w:val="32"/>
         </w:rPr>
-        <w:t xml:space="preserve">Microsoft Edge Update Service </w:t>
+        <w:t xml:space="preserve">Microsoft Edge Update </w:t>
+      </w:r>
+      <w:proofErr w:type="spellStart"/>
+      <w:r>
+        <w:rPr>
+          <w:rFonts w:ascii="Aptos" w:eastAsia="Aptos" w:hAnsi="Aptos" w:cs="Aptos"/>
+          <w:color w:val="000000"/>
+          <w:sz w:val="32"/>
+        </w:rPr>
+        <w:t>Service</w:t>
+      </w:r>
+      <w:proofErr w:type="spellEnd"/>
+      <w:r>
+        <w:rPr>
+          <w:rFonts w:ascii="Aptos" w:eastAsia="Aptos" w:hAnsi="Aptos" w:cs="Aptos"/>
+          <w:color w:val="000000"/>
+          <w:sz w:val="32"/>
+        </w:rPr>
+        <w:t xml:space="preserve"> </w:t>
       </w:r>
       <w:r>
         <w:rPr>
@@ -4054,6 +6436,7 @@
         </w:rPr>
         <w:tab/>
       </w:r>
+      <w:proofErr w:type="spellStart"/>
       <w:r>
         <w:rPr>
           <w:rFonts w:ascii="Aptos" w:eastAsia="Aptos" w:hAnsi="Aptos" w:cs="Aptos"/>
@@ -4062,6 +6445,7 @@
         </w:rPr>
         <w:t>edgeupdatem</w:t>
       </w:r>
+      <w:proofErr w:type="spellEnd"/>
     </w:p>
     <w:p>
       <w:pPr>
@@ -4084,7 +6468,25 @@
           <w:color w:val="000000"/>
           <w:sz w:val="32"/>
         </w:rPr>
-        <w:t>Partida guardada en Xbox live.</w:t>
+        <w:t xml:space="preserve">Partida guardada en Xbox </w:t>
+      </w:r>
+      <w:proofErr w:type="spellStart"/>
+      <w:r>
+        <w:rPr>
+          <w:rFonts w:ascii="Aptos" w:eastAsia="Aptos" w:hAnsi="Aptos" w:cs="Aptos"/>
+          <w:color w:val="000000"/>
+          <w:sz w:val="32"/>
+        </w:rPr>
+        <w:t>live</w:t>
+      </w:r>
+      <w:proofErr w:type="spellEnd"/>
+      <w:r>
+        <w:rPr>
+          <w:rFonts w:ascii="Aptos" w:eastAsia="Aptos" w:hAnsi="Aptos" w:cs="Aptos"/>
+          <w:color w:val="000000"/>
+          <w:sz w:val="32"/>
+        </w:rPr>
+        <w:t>.</w:t>
       </w:r>
       <w:r>
         <w:rPr>
@@ -4101,8 +6503,17 @@
           <w:sz w:val="32"/>
         </w:rPr>
         <w:tab/>
+      </w:r>
+      <w:proofErr w:type="spellStart"/>
+      <w:r>
+        <w:rPr>
+          <w:rFonts w:ascii="Aptos" w:eastAsia="Aptos" w:hAnsi="Aptos" w:cs="Aptos"/>
+          <w:color w:val="000000"/>
+          <w:sz w:val="32"/>
+        </w:rPr>
         <w:t>XblGameSave</w:t>
       </w:r>
+      <w:proofErr w:type="spellEnd"/>
     </w:p>
     <w:p>
       <w:pPr>
@@ -4134,6 +6545,7 @@
         </w:rPr>
         <w:tab/>
       </w:r>
+      <w:proofErr w:type="spellStart"/>
       <w:r>
         <w:rPr>
           <w:rFonts w:ascii="Aptos" w:eastAsia="Aptos" w:hAnsi="Aptos" w:cs="Aptos"/>
@@ -4142,6 +6554,7 @@
         </w:rPr>
         <w:t>WbioSrvc</w:t>
       </w:r>
+      <w:proofErr w:type="spellEnd"/>
     </w:p>
     <w:p>
       <w:pPr>
@@ -4163,8 +6576,18 @@
           <w:color w:val="000000"/>
           <w:sz w:val="32"/>
         </w:rPr>
-        <w:t>Servicio de Compatibilidad con BlueTooth</w:t>
-      </w:r>
+        <w:t xml:space="preserve">Servicio de Compatibilidad con </w:t>
+      </w:r>
+      <w:proofErr w:type="spellStart"/>
+      <w:r>
+        <w:rPr>
+          <w:rFonts w:ascii="Aptos" w:eastAsia="Aptos" w:hAnsi="Aptos" w:cs="Aptos"/>
+          <w:color w:val="000000"/>
+          <w:sz w:val="32"/>
+        </w:rPr>
+        <w:t>BlueTooth</w:t>
+      </w:r>
+      <w:proofErr w:type="spellEnd"/>
       <w:r>
         <w:rPr>
           <w:rFonts w:ascii="Aptos" w:eastAsia="Aptos" w:hAnsi="Aptos" w:cs="Aptos"/>
@@ -4180,8 +6603,17 @@
           <w:sz w:val="32"/>
         </w:rPr>
         <w:tab/>
+      </w:r>
+      <w:proofErr w:type="spellStart"/>
+      <w:r>
+        <w:rPr>
+          <w:rFonts w:ascii="Aptos" w:eastAsia="Aptos" w:hAnsi="Aptos" w:cs="Aptos"/>
+          <w:color w:val="000000"/>
+          <w:sz w:val="32"/>
+        </w:rPr>
         <w:t>bthserv</w:t>
       </w:r>
+      <w:proofErr w:type="spellEnd"/>
     </w:p>
     <w:p>
       <w:pPr>
@@ -4236,8 +6668,17 @@
           <w:sz w:val="32"/>
         </w:rPr>
         <w:tab/>
+      </w:r>
+      <w:proofErr w:type="spellStart"/>
+      <w:r>
+        <w:rPr>
+          <w:rFonts w:ascii="Aptos" w:eastAsia="Aptos" w:hAnsi="Aptos" w:cs="Aptos"/>
+          <w:color w:val="000000"/>
+          <w:sz w:val="32"/>
+        </w:rPr>
         <w:t>lfsvc</w:t>
       </w:r>
+      <w:proofErr w:type="spellEnd"/>
     </w:p>
     <w:p>
       <w:pPr>
@@ -4259,7 +6700,25 @@
           <w:color w:val="000000"/>
           <w:sz w:val="32"/>
         </w:rPr>
-        <w:t xml:space="preserve">Servicio de Red de Xbox live. </w:t>
+        <w:t xml:space="preserve">Servicio de Red de Xbox </w:t>
+      </w:r>
+      <w:proofErr w:type="spellStart"/>
+      <w:r>
+        <w:rPr>
+          <w:rFonts w:ascii="Aptos" w:eastAsia="Aptos" w:hAnsi="Aptos" w:cs="Aptos"/>
+          <w:color w:val="000000"/>
+          <w:sz w:val="32"/>
+        </w:rPr>
+        <w:t>live</w:t>
+      </w:r>
+      <w:proofErr w:type="spellEnd"/>
+      <w:r>
+        <w:rPr>
+          <w:rFonts w:ascii="Aptos" w:eastAsia="Aptos" w:hAnsi="Aptos" w:cs="Aptos"/>
+          <w:color w:val="000000"/>
+          <w:sz w:val="32"/>
+        </w:rPr>
+        <w:t xml:space="preserve">. </w:t>
       </w:r>
       <w:r>
         <w:rPr>
@@ -4293,6 +6752,7 @@
         </w:rPr>
         <w:tab/>
       </w:r>
+      <w:proofErr w:type="spellStart"/>
       <w:r>
         <w:rPr>
           <w:rFonts w:ascii="Aptos" w:eastAsia="Aptos" w:hAnsi="Aptos" w:cs="Aptos"/>
@@ -4301,6 +6761,7 @@
         </w:rPr>
         <w:t>XboxNetApiSvc</w:t>
       </w:r>
+      <w:proofErr w:type="spellEnd"/>
     </w:p>
     <w:p>
       <w:pPr>
@@ -4322,7 +6783,25 @@
           <w:color w:val="000000"/>
           <w:sz w:val="32"/>
         </w:rPr>
-        <w:t>Servicio de Windows insider.</w:t>
+        <w:t xml:space="preserve">Servicio de Windows </w:t>
+      </w:r>
+      <w:proofErr w:type="spellStart"/>
+      <w:r>
+        <w:rPr>
+          <w:rFonts w:ascii="Aptos" w:eastAsia="Aptos" w:hAnsi="Aptos" w:cs="Aptos"/>
+          <w:color w:val="000000"/>
+          <w:sz w:val="32"/>
+        </w:rPr>
+        <w:t>insider</w:t>
+      </w:r>
+      <w:proofErr w:type="spellEnd"/>
+      <w:r>
+        <w:rPr>
+          <w:rFonts w:ascii="Aptos" w:eastAsia="Aptos" w:hAnsi="Aptos" w:cs="Aptos"/>
+          <w:color w:val="000000"/>
+          <w:sz w:val="32"/>
+        </w:rPr>
+        <w:t>.</w:t>
       </w:r>
       <w:r>
         <w:rPr>
@@ -4364,6 +6843,7 @@
         </w:rPr>
         <w:tab/>
       </w:r>
+      <w:proofErr w:type="spellStart"/>
       <w:r>
         <w:rPr>
           <w:rFonts w:ascii="Aptos" w:eastAsia="Aptos" w:hAnsi="Aptos" w:cs="Aptos"/>
@@ -4372,6 +6852,7 @@
         </w:rPr>
         <w:t>wisvc</w:t>
       </w:r>
+      <w:proofErr w:type="spellEnd"/>
     </w:p>
     <w:p>
       <w:pPr>
@@ -4442,8 +6923,17 @@
           <w:sz w:val="32"/>
         </w:rPr>
         <w:tab/>
+      </w:r>
+      <w:proofErr w:type="spellStart"/>
+      <w:r>
+        <w:rPr>
+          <w:rFonts w:ascii="Aptos" w:eastAsia="Aptos" w:hAnsi="Aptos" w:cs="Aptos"/>
+          <w:color w:val="000000"/>
+          <w:sz w:val="32"/>
+        </w:rPr>
         <w:t>PhoneSvc</w:t>
       </w:r>
+      <w:proofErr w:type="spellEnd"/>
     </w:p>
     <w:p>
       <w:pPr>
@@ -4459,6 +6949,7 @@
           <w:sz w:val="32"/>
         </w:rPr>
       </w:pPr>
+      <w:proofErr w:type="spellStart"/>
       <w:r>
         <w:rPr>
           <w:rFonts w:ascii="Aptos" w:eastAsia="Aptos" w:hAnsi="Aptos" w:cs="Aptos"/>
@@ -4467,6 +6958,7 @@
         </w:rPr>
         <w:t>Sysmain</w:t>
       </w:r>
+      <w:proofErr w:type="spellEnd"/>
       <w:r>
         <w:rPr>
           <w:rFonts w:ascii="Aptos" w:eastAsia="Aptos" w:hAnsi="Aptos" w:cs="Aptos"/>
@@ -4538,8 +7030,17 @@
           <w:sz w:val="32"/>
         </w:rPr>
         <w:tab/>
+      </w:r>
+      <w:proofErr w:type="spellStart"/>
+      <w:r>
+        <w:rPr>
+          <w:rFonts w:ascii="Aptos" w:eastAsia="Aptos" w:hAnsi="Aptos" w:cs="Aptos"/>
+          <w:color w:val="000000"/>
+          <w:sz w:val="32"/>
+        </w:rPr>
         <w:t>SysMain</w:t>
       </w:r>
+      <w:proofErr w:type="spellEnd"/>
     </w:p>
     <w:p>
       <w:pPr>
@@ -4642,8 +7143,17 @@
           <w:sz w:val="32"/>
         </w:rPr>
         <w:tab/>
+      </w:r>
+      <w:proofErr w:type="spellStart"/>
+      <w:r>
+        <w:rPr>
+          <w:rFonts w:ascii="Aptos" w:eastAsia="Aptos" w:hAnsi="Aptos" w:cs="Aptos"/>
+          <w:color w:val="000000"/>
+          <w:sz w:val="32"/>
+        </w:rPr>
         <w:t>TapiSrv</w:t>
       </w:r>
+      <w:proofErr w:type="spellEnd"/>
     </w:p>
     <w:p>
       <w:pPr>
@@ -4667,7 +7177,27 @@
           <w:sz w:val="32"/>
           <w:lang w:val="en-US"/>
         </w:rPr>
-        <w:t>Xbox accesory mag service.</w:t>
+        <w:t xml:space="preserve">Xbox </w:t>
+      </w:r>
+      <w:proofErr w:type="spellStart"/>
+      <w:r>
+        <w:rPr>
+          <w:rFonts w:ascii="Aptos" w:eastAsia="Aptos" w:hAnsi="Aptos" w:cs="Aptos"/>
+          <w:color w:val="000000"/>
+          <w:sz w:val="32"/>
+          <w:lang w:val="en-US"/>
+        </w:rPr>
+        <w:t>accesory</w:t>
+      </w:r>
+      <w:proofErr w:type="spellEnd"/>
+      <w:r>
+        <w:rPr>
+          <w:rFonts w:ascii="Aptos" w:eastAsia="Aptos" w:hAnsi="Aptos" w:cs="Aptos"/>
+          <w:color w:val="000000"/>
+          <w:sz w:val="32"/>
+          <w:lang w:val="en-US"/>
+        </w:rPr>
+        <w:t> mag service.</w:t>
       </w:r>
       <w:r>
         <w:rPr>
@@ -4713,8 +7243,18 @@
           <w:lang w:val="en-US"/>
         </w:rPr>
         <w:tab/>
+      </w:r>
+      <w:proofErr w:type="spellStart"/>
+      <w:r>
+        <w:rPr>
+          <w:rFonts w:ascii="Aptos" w:eastAsia="Aptos" w:hAnsi="Aptos" w:cs="Aptos"/>
+          <w:color w:val="000000"/>
+          <w:sz w:val="32"/>
+          <w:lang w:val="en-US"/>
+        </w:rPr>
         <w:t>XboxGipSvc</w:t>
       </w:r>
+      <w:proofErr w:type="spellEnd"/>
     </w:p>
     <w:p>
       <w:pPr>
@@ -4736,7 +7276,25 @@
           <w:color w:val="000000"/>
           <w:sz w:val="32"/>
         </w:rPr>
-        <w:t>Xbox live.</w:t>
+        <w:t xml:space="preserve">Xbox </w:t>
+      </w:r>
+      <w:proofErr w:type="spellStart"/>
+      <w:r>
+        <w:rPr>
+          <w:rFonts w:ascii="Aptos" w:eastAsia="Aptos" w:hAnsi="Aptos" w:cs="Aptos"/>
+          <w:color w:val="000000"/>
+          <w:sz w:val="32"/>
+        </w:rPr>
+        <w:t>live</w:t>
+      </w:r>
+      <w:proofErr w:type="spellEnd"/>
+      <w:r>
+        <w:rPr>
+          <w:rFonts w:ascii="Aptos" w:eastAsia="Aptos" w:hAnsi="Aptos" w:cs="Aptos"/>
+          <w:color w:val="000000"/>
+          <w:sz w:val="32"/>
+        </w:rPr>
+        <w:t>.</w:t>
       </w:r>
     </w:p>
     <w:p>
@@ -4776,8 +7334,17 @@
           <w:sz w:val="32"/>
         </w:rPr>
         <w:tab/>
+      </w:r>
+      <w:proofErr w:type="spellStart"/>
+      <w:r>
+        <w:rPr>
+          <w:rFonts w:ascii="Aptos" w:eastAsia="Aptos" w:hAnsi="Aptos" w:cs="Aptos"/>
+          <w:color w:val="000000"/>
+          <w:sz w:val="32"/>
+        </w:rPr>
         <w:t>Spooler</w:t>
       </w:r>
+      <w:proofErr w:type="spellEnd"/>
     </w:p>
     <w:p>
       <w:pPr>
@@ -4799,7 +7366,25 @@
           <w:color w:val="000000"/>
           <w:sz w:val="32"/>
         </w:rPr>
-        <w:t>Si no usan la impresora, Ext y notif de impres</w:t>
+        <w:t xml:space="preserve">Si no usan la impresora, Ext y </w:t>
+      </w:r>
+      <w:proofErr w:type="spellStart"/>
+      <w:r>
+        <w:rPr>
+          <w:rFonts w:ascii="Aptos" w:eastAsia="Aptos" w:hAnsi="Aptos" w:cs="Aptos"/>
+          <w:color w:val="000000"/>
+          <w:sz w:val="32"/>
+        </w:rPr>
+        <w:t>notif</w:t>
+      </w:r>
+      <w:proofErr w:type="spellEnd"/>
+      <w:r>
+        <w:rPr>
+          <w:rFonts w:ascii="Aptos" w:eastAsia="Aptos" w:hAnsi="Aptos" w:cs="Aptos"/>
+          <w:color w:val="000000"/>
+          <w:sz w:val="32"/>
+        </w:rPr>
+        <w:t xml:space="preserve"> de impres</w:t>
       </w:r>
       <w:r>
         <w:rPr>
@@ -4825,6 +7410,7 @@
         </w:rPr>
         <w:t xml:space="preserve"> </w:t>
       </w:r>
+      <w:proofErr w:type="spellStart"/>
       <w:r>
         <w:rPr>
           <w:rFonts w:ascii="Aptos" w:eastAsia="Aptos" w:hAnsi="Aptos" w:cs="Aptos"/>
@@ -4833,6 +7419,7 @@
         </w:rPr>
         <w:t>PrintNotify</w:t>
       </w:r>
+      <w:proofErr w:type="spellEnd"/>
     </w:p>
     <w:p>
       <w:pPr>
@@ -4955,6 +7542,7 @@
         </w:rPr>
         <w:t xml:space="preserve"> </w:t>
       </w:r>
+      <w:proofErr w:type="spellStart"/>
       <w:r>
         <w:rPr>
           <w:rFonts w:ascii="Aptos" w:eastAsia="Aptos" w:hAnsi="Aptos" w:cs="Aptos"/>
@@ -4963,6 +7551,7 @@
         </w:rPr>
         <w:t>ScheduleDefrag</w:t>
       </w:r>
+      <w:proofErr w:type="spellEnd"/>
     </w:p>
     <w:p>
       <w:pPr>
@@ -5028,7 +7617,27 @@
           <w:sz w:val="32"/>
           <w:lang w:val="en-US"/>
         </w:rPr>
-        <w:t>O ir a C:\Windows\System32\Tasks\Microsoft\Windows\Defrag</w:t>
+        <w:t xml:space="preserve">O </w:t>
+      </w:r>
+      <w:proofErr w:type="spellStart"/>
+      <w:r>
+        <w:rPr>
+          <w:rFonts w:ascii="Aptos" w:eastAsia="Aptos" w:hAnsi="Aptos" w:cs="Aptos"/>
+          <w:color w:val="000000"/>
+          <w:sz w:val="32"/>
+          <w:lang w:val="en-US"/>
+        </w:rPr>
+        <w:t>ir</w:t>
+      </w:r>
+      <w:proofErr w:type="spellEnd"/>
+      <w:r>
+        <w:rPr>
+          <w:rFonts w:ascii="Aptos" w:eastAsia="Aptos" w:hAnsi="Aptos" w:cs="Aptos"/>
+          <w:color w:val="000000"/>
+          <w:sz w:val="32"/>
+          <w:lang w:val="en-US"/>
+        </w:rPr>
+        <w:t xml:space="preserve"> a C:\Windows\System32\Tasks\Microsoft\Windows\Defrag</w:t>
       </w:r>
       <w:r>
         <w:rPr>
@@ -5088,7 +7697,47 @@
           <w:sz w:val="32"/>
           <w:lang w:val="en-US"/>
         </w:rPr>
-        <w:t xml:space="preserve">2.Ir a Administrador de dispositivos, </w:t>
+        <w:t xml:space="preserve">2.Ir a </w:t>
+      </w:r>
+      <w:proofErr w:type="spellStart"/>
+      <w:r>
+        <w:rPr>
+          <w:rFonts w:ascii="Aptos" w:eastAsia="Aptos" w:hAnsi="Aptos" w:cs="Aptos"/>
+          <w:color w:val="000000"/>
+          <w:sz w:val="32"/>
+          <w:lang w:val="en-US"/>
+        </w:rPr>
+        <w:t>Administrador</w:t>
+      </w:r>
+      <w:proofErr w:type="spellEnd"/>
+      <w:r>
+        <w:rPr>
+          <w:rFonts w:ascii="Aptos" w:eastAsia="Aptos" w:hAnsi="Aptos" w:cs="Aptos"/>
+          <w:color w:val="000000"/>
+          <w:sz w:val="32"/>
+          <w:lang w:val="en-US"/>
+        </w:rPr>
+        <w:t xml:space="preserve"> de </w:t>
+      </w:r>
+      <w:proofErr w:type="spellStart"/>
+      <w:r>
+        <w:rPr>
+          <w:rFonts w:ascii="Aptos" w:eastAsia="Aptos" w:hAnsi="Aptos" w:cs="Aptos"/>
+          <w:color w:val="000000"/>
+          <w:sz w:val="32"/>
+          <w:lang w:val="en-US"/>
+        </w:rPr>
+        <w:t>dispositivos</w:t>
+      </w:r>
+      <w:proofErr w:type="spellEnd"/>
+      <w:r>
+        <w:rPr>
+          <w:rFonts w:ascii="Aptos" w:eastAsia="Aptos" w:hAnsi="Aptos" w:cs="Aptos"/>
+          <w:color w:val="000000"/>
+          <w:sz w:val="32"/>
+          <w:lang w:val="en-US"/>
+        </w:rPr>
+        <w:t xml:space="preserve">, </w:t>
       </w:r>
     </w:p>
     <w:p>
@@ -5109,7 +7758,27 @@
           <w:sz w:val="32"/>
           <w:lang w:val="en-US"/>
         </w:rPr>
-        <w:t xml:space="preserve">.Controladores ATA/ATAPI IDE, </w:t>
+        <w:t>.</w:t>
+      </w:r>
+      <w:proofErr w:type="spellStart"/>
+      <w:r>
+        <w:rPr>
+          <w:rFonts w:ascii="Aptos" w:eastAsia="Aptos" w:hAnsi="Aptos" w:cs="Aptos"/>
+          <w:color w:val="000000"/>
+          <w:sz w:val="32"/>
+          <w:lang w:val="en-US"/>
+        </w:rPr>
+        <w:t>Controladores</w:t>
+      </w:r>
+      <w:proofErr w:type="spellEnd"/>
+      <w:r>
+        <w:rPr>
+          <w:rFonts w:ascii="Aptos" w:eastAsia="Aptos" w:hAnsi="Aptos" w:cs="Aptos"/>
+          <w:color w:val="000000"/>
+          <w:sz w:val="32"/>
+          <w:lang w:val="en-US"/>
+        </w:rPr>
+        <w:t xml:space="preserve"> ATA/ATAPI IDE, </w:t>
       </w:r>
     </w:p>
     <w:p>
@@ -5130,8 +7799,79 @@
           <w:sz w:val="32"/>
           <w:lang w:val="en-US"/>
         </w:rPr>
-        <w:t>.Contraladora SATA AHCI std, doble clic, Pestaña Controlador</w:t>
-      </w:r>
+        <w:t>.</w:t>
+      </w:r>
+      <w:proofErr w:type="spellStart"/>
+      <w:r>
+        <w:rPr>
+          <w:rFonts w:ascii="Aptos" w:eastAsia="Aptos" w:hAnsi="Aptos" w:cs="Aptos"/>
+          <w:color w:val="000000"/>
+          <w:sz w:val="32"/>
+          <w:lang w:val="en-US"/>
+        </w:rPr>
+        <w:t>Contraladora</w:t>
+      </w:r>
+      <w:proofErr w:type="spellEnd"/>
+      <w:r>
+        <w:rPr>
+          <w:rFonts w:ascii="Aptos" w:eastAsia="Aptos" w:hAnsi="Aptos" w:cs="Aptos"/>
+          <w:color w:val="000000"/>
+          <w:sz w:val="32"/>
+          <w:lang w:val="en-US"/>
+        </w:rPr>
+        <w:t xml:space="preserve"> SATA AHCI std, doble </w:t>
+      </w:r>
+      <w:proofErr w:type="spellStart"/>
+      <w:r>
+        <w:rPr>
+          <w:rFonts w:ascii="Aptos" w:eastAsia="Aptos" w:hAnsi="Aptos" w:cs="Aptos"/>
+          <w:color w:val="000000"/>
+          <w:sz w:val="32"/>
+          <w:lang w:val="en-US"/>
+        </w:rPr>
+        <w:t>clic</w:t>
+      </w:r>
+      <w:proofErr w:type="spellEnd"/>
+      <w:r>
+        <w:rPr>
+          <w:rFonts w:ascii="Aptos" w:eastAsia="Aptos" w:hAnsi="Aptos" w:cs="Aptos"/>
+          <w:color w:val="000000"/>
+          <w:sz w:val="32"/>
+          <w:lang w:val="en-US"/>
+        </w:rPr>
+        <w:t xml:space="preserve">, </w:t>
+      </w:r>
+      <w:proofErr w:type="spellStart"/>
+      <w:r>
+        <w:rPr>
+          <w:rFonts w:ascii="Aptos" w:eastAsia="Aptos" w:hAnsi="Aptos" w:cs="Aptos"/>
+          <w:color w:val="000000"/>
+          <w:sz w:val="32"/>
+          <w:lang w:val="en-US"/>
+        </w:rPr>
+        <w:t>Pestaña</w:t>
+      </w:r>
+      <w:proofErr w:type="spellEnd"/>
+      <w:r>
+        <w:rPr>
+          <w:rFonts w:ascii="Aptos" w:eastAsia="Aptos" w:hAnsi="Aptos" w:cs="Aptos"/>
+          <w:color w:val="000000"/>
+          <w:sz w:val="32"/>
+          <w:lang w:val="en-US"/>
+        </w:rPr>
+        <w:t xml:space="preserve"> </w:t>
+      </w:r>
+      <w:proofErr w:type="spellStart"/>
+      <w:r>
+        <w:rPr>
+          <w:rFonts w:ascii="Aptos" w:eastAsia="Aptos" w:hAnsi="Aptos" w:cs="Aptos"/>
+          <w:color w:val="000000"/>
+          <w:sz w:val="32"/>
+          <w:lang w:val="en-US"/>
+        </w:rPr>
+        <w:t>Controlador</w:t>
+      </w:r>
+      <w:proofErr w:type="spellEnd"/>
     </w:p>
     <w:p>
       <w:pPr>
@@ -5151,8 +7891,127 @@
           <w:sz w:val="32"/>
           <w:lang w:val="en-US"/>
         </w:rPr>
-        <w:lastRenderedPageBreak/>
-        <w:t>.Clic a Detalles del controlador, ver si esta “C:\windows\system32\Drivers\StoraHci.sys”</w:t>
+        <w:t>.</w:t>
+      </w:r>
+      <w:proofErr w:type="spellStart"/>
+      <w:r>
+        <w:rPr>
+          <w:rFonts w:ascii="Aptos" w:eastAsia="Aptos" w:hAnsi="Aptos" w:cs="Aptos"/>
+          <w:color w:val="000000"/>
+          <w:sz w:val="32"/>
+          <w:lang w:val="en-US"/>
+        </w:rPr>
+        <w:t>Clic</w:t>
+      </w:r>
+      <w:proofErr w:type="spellEnd"/>
+      <w:r>
+        <w:rPr>
+          <w:rFonts w:ascii="Aptos" w:eastAsia="Aptos" w:hAnsi="Aptos" w:cs="Aptos"/>
+          <w:color w:val="000000"/>
+          <w:sz w:val="32"/>
+          <w:lang w:val="en-US"/>
+        </w:rPr>
+        <w:t xml:space="preserve"> a </w:t>
+      </w:r>
+      <w:proofErr w:type="spellStart"/>
+      <w:r>
+        <w:rPr>
+          <w:rFonts w:ascii="Aptos" w:eastAsia="Aptos" w:hAnsi="Aptos" w:cs="Aptos"/>
+          <w:color w:val="000000"/>
+          <w:sz w:val="32"/>
+          <w:lang w:val="en-US"/>
+        </w:rPr>
+        <w:t>Detalles</w:t>
+      </w:r>
+      <w:proofErr w:type="spellEnd"/>
+      <w:r>
+        <w:rPr>
+          <w:rFonts w:ascii="Aptos" w:eastAsia="Aptos" w:hAnsi="Aptos" w:cs="Aptos"/>
+          <w:color w:val="000000"/>
+          <w:sz w:val="32"/>
+          <w:lang w:val="en-US"/>
+        </w:rPr>
+        <w:t xml:space="preserve"> del </w:t>
+      </w:r>
+      <w:proofErr w:type="spellStart"/>
+      <w:r>
+        <w:rPr>
+          <w:rFonts w:ascii="Aptos" w:eastAsia="Aptos" w:hAnsi="Aptos" w:cs="Aptos"/>
+          <w:color w:val="000000"/>
+          <w:sz w:val="32"/>
+          <w:lang w:val="en-US"/>
+        </w:rPr>
+        <w:t>controlador</w:t>
+      </w:r>
+      <w:proofErr w:type="spellEnd"/>
+      <w:r>
+        <w:rPr>
+          <w:rFonts w:ascii="Aptos" w:eastAsia="Aptos" w:hAnsi="Aptos" w:cs="Aptos"/>
+          <w:color w:val="000000"/>
+          <w:sz w:val="32"/>
+          <w:lang w:val="en-US"/>
+        </w:rPr>
+        <w:t xml:space="preserve">, </w:t>
+      </w:r>
+      <w:proofErr w:type="spellStart"/>
+      <w:r>
+        <w:rPr>
+          <w:rFonts w:ascii="Aptos" w:eastAsia="Aptos" w:hAnsi="Aptos" w:cs="Aptos"/>
+          <w:color w:val="000000"/>
+          <w:sz w:val="32"/>
+          <w:lang w:val="en-US"/>
+        </w:rPr>
+        <w:t>ver</w:t>
+      </w:r>
+      <w:proofErr w:type="spellEnd"/>
+      <w:r>
+        <w:rPr>
+          <w:rFonts w:ascii="Aptos" w:eastAsia="Aptos" w:hAnsi="Aptos" w:cs="Aptos"/>
+          <w:color w:val="000000"/>
+          <w:sz w:val="32"/>
+          <w:lang w:val="en-US"/>
+        </w:rPr>
+        <w:t xml:space="preserve"> </w:t>
+      </w:r>
+      <w:proofErr w:type="spellStart"/>
+      <w:r>
+        <w:rPr>
+          <w:rFonts w:ascii="Aptos" w:eastAsia="Aptos" w:hAnsi="Aptos" w:cs="Aptos"/>
+          <w:color w:val="000000"/>
+          <w:sz w:val="32"/>
+          <w:lang w:val="en-US"/>
+        </w:rPr>
+        <w:t>si</w:t>
+      </w:r>
+      <w:proofErr w:type="spellEnd"/>
+      <w:r>
+        <w:rPr>
+          <w:rFonts w:ascii="Aptos" w:eastAsia="Aptos" w:hAnsi="Aptos" w:cs="Aptos"/>
+          <w:color w:val="000000"/>
+          <w:sz w:val="32"/>
+          <w:lang w:val="en-US"/>
+        </w:rPr>
+        <w:t xml:space="preserve"> </w:t>
+      </w:r>
+      <w:proofErr w:type="spellStart"/>
+      <w:r>
+        <w:rPr>
+          <w:rFonts w:ascii="Aptos" w:eastAsia="Aptos" w:hAnsi="Aptos" w:cs="Aptos"/>
+          <w:color w:val="000000"/>
+          <w:sz w:val="32"/>
+          <w:lang w:val="en-US"/>
+        </w:rPr>
+        <w:t>esta</w:t>
+      </w:r>
+      <w:proofErr w:type="spellEnd"/>
+      <w:r>
+        <w:rPr>
+          <w:rFonts w:ascii="Aptos" w:eastAsia="Aptos" w:hAnsi="Aptos" w:cs="Aptos"/>
+          <w:color w:val="000000"/>
+          <w:sz w:val="32"/>
+          <w:lang w:val="en-US"/>
+        </w:rPr>
+        <w:t xml:space="preserve"> “C:\windows\system32\Drivers\StoraHci.sys”</w:t>
       </w:r>
     </w:p>
     <w:p>
@@ -5236,7 +8095,79 @@
           <w:color w:val="000000"/>
           <w:sz w:val="32"/>
         </w:rPr>
-        <w:t xml:space="preserve"> LocalMachine/System/Current control/Enum/PCI/</w:t>
+        <w:t xml:space="preserve"> </w:t>
+      </w:r>
+      <w:proofErr w:type="spellStart"/>
+      <w:r>
+        <w:rPr>
+          <w:rFonts w:ascii="Aptos" w:eastAsia="Aptos" w:hAnsi="Aptos" w:cs="Aptos"/>
+          <w:color w:val="000000"/>
+          <w:sz w:val="32"/>
+        </w:rPr>
+        <w:t>LocalMachine</w:t>
+      </w:r>
+      <w:proofErr w:type="spellEnd"/>
+      <w:r>
+        <w:rPr>
+          <w:rFonts w:ascii="Aptos" w:eastAsia="Aptos" w:hAnsi="Aptos" w:cs="Aptos"/>
+          <w:color w:val="000000"/>
+          <w:sz w:val="32"/>
+        </w:rPr>
+        <w:t>/</w:t>
+      </w:r>
+      <w:proofErr w:type="spellStart"/>
+      <w:r>
+        <w:rPr>
+          <w:rFonts w:ascii="Aptos" w:eastAsia="Aptos" w:hAnsi="Aptos" w:cs="Aptos"/>
+          <w:color w:val="000000"/>
+          <w:sz w:val="32"/>
+        </w:rPr>
+        <w:t>System</w:t>
+      </w:r>
+      <w:proofErr w:type="spellEnd"/>
+      <w:r>
+        <w:rPr>
+          <w:rFonts w:ascii="Aptos" w:eastAsia="Aptos" w:hAnsi="Aptos" w:cs="Aptos"/>
+          <w:color w:val="000000"/>
+          <w:sz w:val="32"/>
+        </w:rPr>
+        <w:t>/</w:t>
+      </w:r>
+      <w:proofErr w:type="spellStart"/>
+      <w:r>
+        <w:rPr>
+          <w:rFonts w:ascii="Aptos" w:eastAsia="Aptos" w:hAnsi="Aptos" w:cs="Aptos"/>
+          <w:color w:val="000000"/>
+          <w:sz w:val="32"/>
+        </w:rPr>
+        <w:t>Current</w:t>
+      </w:r>
+      <w:proofErr w:type="spellEnd"/>
+      <w:r>
+        <w:rPr>
+          <w:rFonts w:ascii="Aptos" w:eastAsia="Aptos" w:hAnsi="Aptos" w:cs="Aptos"/>
+          <w:color w:val="000000"/>
+          <w:sz w:val="32"/>
+        </w:rPr>
+        <w:t xml:space="preserve"> control/</w:t>
+      </w:r>
+      <w:proofErr w:type="spellStart"/>
+      <w:r>
+        <w:rPr>
+          <w:rFonts w:ascii="Aptos" w:eastAsia="Aptos" w:hAnsi="Aptos" w:cs="Aptos"/>
+          <w:color w:val="000000"/>
+          <w:sz w:val="32"/>
+        </w:rPr>
+        <w:t>Enum</w:t>
+      </w:r>
+      <w:proofErr w:type="spellEnd"/>
+      <w:r>
+        <w:rPr>
+          <w:rFonts w:ascii="Aptos" w:eastAsia="Aptos" w:hAnsi="Aptos" w:cs="Aptos"/>
+          <w:color w:val="000000"/>
+          <w:sz w:val="32"/>
+        </w:rPr>
+        <w:t>/PCI/</w:t>
       </w:r>
     </w:p>
     <w:p>
@@ -5255,7 +8186,25 @@
           <w:color w:val="000000"/>
           <w:sz w:val="32"/>
         </w:rPr>
-        <w:t xml:space="preserve">.Buscar alli </w:t>
+        <w:t xml:space="preserve">.Buscar </w:t>
+      </w:r>
+      <w:proofErr w:type="spellStart"/>
+      <w:r>
+        <w:rPr>
+          <w:rFonts w:ascii="Aptos" w:eastAsia="Aptos" w:hAnsi="Aptos" w:cs="Aptos"/>
+          <w:color w:val="000000"/>
+          <w:sz w:val="32"/>
+        </w:rPr>
+        <w:t>alli</w:t>
+      </w:r>
+      <w:proofErr w:type="spellEnd"/>
+      <w:r>
+        <w:rPr>
+          <w:rFonts w:ascii="Aptos" w:eastAsia="Aptos" w:hAnsi="Aptos" w:cs="Aptos"/>
+          <w:color w:val="000000"/>
+          <w:sz w:val="32"/>
+        </w:rPr>
+        <w:t xml:space="preserve"> </w:t>
       </w:r>
       <w:r>
         <w:rPr>
@@ -5322,7 +8271,43 @@
           <w:color w:val="000000"/>
           <w:sz w:val="32"/>
         </w:rPr>
-        <w:t>Clicar dos sub carpetas hasta llegar a la Carpeta “Device Parameters”</w:t>
+        <w:t>Clicar dos sub carpetas hasta llegar a la Carpeta “</w:t>
+      </w:r>
+      <w:proofErr w:type="spellStart"/>
+      <w:r>
+        <w:rPr>
+          <w:rFonts w:ascii="Aptos" w:eastAsia="Aptos" w:hAnsi="Aptos" w:cs="Aptos"/>
+          <w:color w:val="000000"/>
+          <w:sz w:val="32"/>
+        </w:rPr>
+        <w:t>Device</w:t>
+      </w:r>
+      <w:proofErr w:type="spellEnd"/>
+      <w:r>
+        <w:rPr>
+          <w:rFonts w:ascii="Aptos" w:eastAsia="Aptos" w:hAnsi="Aptos" w:cs="Aptos"/>
+          <w:color w:val="000000"/>
+          <w:sz w:val="32"/>
+        </w:rPr>
+        <w:t xml:space="preserve"> </w:t>
+      </w:r>
+      <w:proofErr w:type="spellStart"/>
+      <w:r>
+        <w:rPr>
+          <w:rFonts w:ascii="Aptos" w:eastAsia="Aptos" w:hAnsi="Aptos" w:cs="Aptos"/>
+          <w:color w:val="000000"/>
+          <w:sz w:val="32"/>
+        </w:rPr>
+        <w:t>Parameters</w:t>
+      </w:r>
+      <w:proofErr w:type="spellEnd"/>
+      <w:r>
+        <w:rPr>
+          <w:rFonts w:ascii="Aptos" w:eastAsia="Aptos" w:hAnsi="Aptos" w:cs="Aptos"/>
+          <w:color w:val="000000"/>
+          <w:sz w:val="32"/>
+        </w:rPr>
+        <w:t>”</w:t>
       </w:r>
     </w:p>
     <w:p>
@@ -5341,7 +8326,25 @@
           <w:color w:val="000000"/>
           <w:sz w:val="32"/>
         </w:rPr>
-        <w:t>.Clicar carpeta “Interrupt Management”</w:t>
+        <w:t>.Clicar carpeta “</w:t>
+      </w:r>
+      <w:proofErr w:type="spellStart"/>
+      <w:r>
+        <w:rPr>
+          <w:rFonts w:ascii="Aptos" w:eastAsia="Aptos" w:hAnsi="Aptos" w:cs="Aptos"/>
+          <w:color w:val="000000"/>
+          <w:sz w:val="32"/>
+        </w:rPr>
+        <w:t>Interrupt</w:t>
+      </w:r>
+      <w:proofErr w:type="spellEnd"/>
+      <w:r>
+        <w:rPr>
+          <w:rFonts w:ascii="Aptos" w:eastAsia="Aptos" w:hAnsi="Aptos" w:cs="Aptos"/>
+          <w:color w:val="000000"/>
+          <w:sz w:val="32"/>
+        </w:rPr>
+        <w:t xml:space="preserve"> Management”</w:t>
       </w:r>
     </w:p>
     <w:p>
@@ -5360,7 +8363,25 @@
           <w:color w:val="000000"/>
           <w:sz w:val="32"/>
         </w:rPr>
-        <w:t>.Clic a carpeta “MessageSignaledInterruptProperties”</w:t>
+        <w:t>.Clic a carpeta “</w:t>
+      </w:r>
+      <w:proofErr w:type="spellStart"/>
+      <w:r>
+        <w:rPr>
+          <w:rFonts w:ascii="Aptos" w:eastAsia="Aptos" w:hAnsi="Aptos" w:cs="Aptos"/>
+          <w:color w:val="000000"/>
+          <w:sz w:val="32"/>
+        </w:rPr>
+        <w:t>MessageSignaledInterruptProperties</w:t>
+      </w:r>
+      <w:proofErr w:type="spellEnd"/>
+      <w:r>
+        <w:rPr>
+          <w:rFonts w:ascii="Aptos" w:eastAsia="Aptos" w:hAnsi="Aptos" w:cs="Aptos"/>
+          <w:color w:val="000000"/>
+          <w:sz w:val="32"/>
+        </w:rPr>
+        <w:t>”</w:t>
       </w:r>
     </w:p>
     <w:p>
@@ -5379,7 +8400,25 @@
           <w:color w:val="000000"/>
           <w:sz w:val="32"/>
         </w:rPr>
-        <w:t>.Clic en lado derecho al archivo “MSISupported”</w:t>
+        <w:t>.Clic en lado derecho al archivo “</w:t>
+      </w:r>
+      <w:proofErr w:type="spellStart"/>
+      <w:r>
+        <w:rPr>
+          <w:rFonts w:ascii="Aptos" w:eastAsia="Aptos" w:hAnsi="Aptos" w:cs="Aptos"/>
+          <w:color w:val="000000"/>
+          <w:sz w:val="32"/>
+        </w:rPr>
+        <w:t>MSISupported</w:t>
+      </w:r>
+      <w:proofErr w:type="spellEnd"/>
+      <w:r>
+        <w:rPr>
+          <w:rFonts w:ascii="Aptos" w:eastAsia="Aptos" w:hAnsi="Aptos" w:cs="Aptos"/>
+          <w:color w:val="000000"/>
+          <w:sz w:val="32"/>
+        </w:rPr>
+        <w:t>”</w:t>
       </w:r>
     </w:p>
     <w:p>
@@ -5398,7 +8437,25 @@
           <w:color w:val="000000"/>
           <w:sz w:val="32"/>
         </w:rPr>
-        <w:t>.Doble clic a “MSISupported” y cambiar información del valor de 1 a 0</w:t>
+        <w:t>.Doble clic a “</w:t>
+      </w:r>
+      <w:proofErr w:type="spellStart"/>
+      <w:r>
+        <w:rPr>
+          <w:rFonts w:ascii="Aptos" w:eastAsia="Aptos" w:hAnsi="Aptos" w:cs="Aptos"/>
+          <w:color w:val="000000"/>
+          <w:sz w:val="32"/>
+        </w:rPr>
+        <w:t>MSISupported</w:t>
+      </w:r>
+      <w:proofErr w:type="spellEnd"/>
+      <w:r>
+        <w:rPr>
+          <w:rFonts w:ascii="Aptos" w:eastAsia="Aptos" w:hAnsi="Aptos" w:cs="Aptos"/>
+          <w:color w:val="000000"/>
+          <w:sz w:val="32"/>
+        </w:rPr>
+        <w:t>” y cambiar información del valor de 1 a 0</w:t>
       </w:r>
     </w:p>
     <w:p>
@@ -5435,7 +8492,61 @@
           <w:sz w:val="32"/>
           <w:lang w:val="en-US"/>
         </w:rPr>
-        <w:t xml:space="preserve">-ERROR CMOS CHECKSUM BAD ir a Advanced bios Features y deshabilitar </w:t>
+        <w:t xml:space="preserve">-ERROR CMOS CHECKSUM BAD </w:t>
+      </w:r>
+      <w:proofErr w:type="spellStart"/>
+      <w:r>
+        <w:rPr>
+          <w:rFonts w:ascii="Aptos" w:eastAsia="Aptos" w:hAnsi="Aptos" w:cs="Aptos"/>
+          <w:sz w:val="32"/>
+          <w:lang w:val="en-US"/>
+        </w:rPr>
+        <w:t>ir</w:t>
+      </w:r>
+      <w:proofErr w:type="spellEnd"/>
+      <w:r>
+        <w:rPr>
+          <w:rFonts w:ascii="Aptos" w:eastAsia="Aptos" w:hAnsi="Aptos" w:cs="Aptos"/>
+          <w:sz w:val="32"/>
+          <w:lang w:val="en-US"/>
+        </w:rPr>
+        <w:t xml:space="preserve"> </w:t>
+      </w:r>
+      <w:proofErr w:type="spellStart"/>
+      <w:r>
+        <w:rPr>
+          <w:rFonts w:ascii="Aptos" w:eastAsia="Aptos" w:hAnsi="Aptos" w:cs="Aptos"/>
+          <w:sz w:val="32"/>
+          <w:lang w:val="en-US"/>
+        </w:rPr>
+        <w:t>a</w:t>
+      </w:r>
+      <w:proofErr w:type="spellEnd"/>
+      <w:r>
+        <w:rPr>
+          <w:rFonts w:ascii="Aptos" w:eastAsia="Aptos" w:hAnsi="Aptos" w:cs="Aptos"/>
+          <w:sz w:val="32"/>
+          <w:lang w:val="en-US"/>
+        </w:rPr>
+        <w:t xml:space="preserve"> Advanced bios Features y </w:t>
+      </w:r>
+      <w:proofErr w:type="spellStart"/>
+      <w:r>
+        <w:rPr>
+          <w:rFonts w:ascii="Aptos" w:eastAsia="Aptos" w:hAnsi="Aptos" w:cs="Aptos"/>
+          <w:sz w:val="32"/>
+          <w:lang w:val="en-US"/>
+        </w:rPr>
+        <w:t>deshabilitar</w:t>
+      </w:r>
+      <w:proofErr w:type="spellEnd"/>
+      <w:r>
+        <w:rPr>
+          <w:rFonts w:ascii="Aptos" w:eastAsia="Aptos" w:hAnsi="Aptos" w:cs="Aptos"/>
+          <w:sz w:val="32"/>
+          <w:lang w:val="en-US"/>
+        </w:rPr>
+        <w:t xml:space="preserve"> </w:t>
       </w:r>
     </w:p>
     <w:p>
@@ -5461,7 +8572,25 @@
           <w:sz w:val="32"/>
           <w:lang w:val="en-US"/>
         </w:rPr>
-        <w:t>y listo.</w:t>
+        <w:t xml:space="preserve">y </w:t>
+      </w:r>
+      <w:proofErr w:type="spellStart"/>
+      <w:r>
+        <w:rPr>
+          <w:rFonts w:ascii="Aptos" w:eastAsia="Aptos" w:hAnsi="Aptos" w:cs="Aptos"/>
+          <w:sz w:val="32"/>
+          <w:lang w:val="en-US"/>
+        </w:rPr>
+        <w:t>listo</w:t>
+      </w:r>
+      <w:proofErr w:type="spellEnd"/>
+      <w:r>
+        <w:rPr>
+          <w:rFonts w:ascii="Aptos" w:eastAsia="Aptos" w:hAnsi="Aptos" w:cs="Aptos"/>
+          <w:sz w:val="32"/>
+          <w:lang w:val="en-US"/>
+        </w:rPr>
+        <w:t>.</w:t>
       </w:r>
     </w:p>
     <w:p>
@@ -5505,6 +8634,7 @@
         </w:rPr>
         <w:t xml:space="preserve">mdsched.exe </w:t>
       </w:r>
+      <w:proofErr w:type="spellStart"/>
       <w:r>
         <w:rPr>
           <w:rFonts w:ascii="Aptos" w:eastAsia="Aptos" w:hAnsi="Aptos" w:cs="Aptos"/>
@@ -5517,12 +8647,10 @@
           <w:szCs w:val="36"/>
           <w:lang w:val="en-US"/>
         </w:rPr>
-        <w:t>en w+r analiza memoria ram</w:t>
-      </w:r>
-    </w:p>
-    <w:p>
-      <w:pPr>
-        <w:spacing w:after="40" w:line="259" w:lineRule="exact"/>
+        <w:t>en</w:t>
+      </w:r>
+      <w:proofErr w:type="spellEnd"/>
+      <w:r>
         <w:rPr>
           <w:rFonts w:ascii="Aptos" w:eastAsia="Aptos" w:hAnsi="Aptos" w:cs="Aptos"/>
           <w:b/>
@@ -5534,7 +8662,9 @@
           <w:szCs w:val="36"/>
           <w:lang w:val="en-US"/>
         </w:rPr>
-      </w:pPr>
+        <w:t xml:space="preserve"> </w:t>
+      </w:r>
+      <w:proofErr w:type="spellStart"/>
       <w:r>
         <w:rPr>
           <w:rFonts w:ascii="Aptos" w:eastAsia="Aptos" w:hAnsi="Aptos" w:cs="Aptos"/>
@@ -5547,8 +8677,9 @@
           <w:szCs w:val="36"/>
           <w:lang w:val="en-US"/>
         </w:rPr>
-        <w:t>eventvwr.msc</w:t>
-      </w:r>
+        <w:t>w+r</w:t>
+      </w:r>
+      <w:proofErr w:type="spellEnd"/>
       <w:r>
         <w:rPr>
           <w:rFonts w:ascii="Aptos" w:eastAsia="Aptos" w:hAnsi="Aptos" w:cs="Aptos"/>
@@ -5561,12 +8692,10 @@
           <w:szCs w:val="36"/>
           <w:lang w:val="en-US"/>
         </w:rPr>
-        <w:t xml:space="preserve">  en w+r visor de eventos </w:t>
-      </w:r>
-    </w:p>
-    <w:p>
-      <w:pPr>
-        <w:spacing w:after="40" w:line="259" w:lineRule="exact"/>
+        <w:t xml:space="preserve"> </w:t>
+      </w:r>
+      <w:proofErr w:type="spellStart"/>
+      <w:r>
         <w:rPr>
           <w:rFonts w:ascii="Aptos" w:eastAsia="Aptos" w:hAnsi="Aptos" w:cs="Aptos"/>
           <w:b/>
@@ -5576,22 +8705,26 @@
           <w:color w:val="000000"/>
           <w:sz w:val="36"/>
           <w:szCs w:val="36"/>
-          <w:u w:val="single"/>
-        </w:rPr>
-      </w:pPr>
-    </w:p>
-    <w:p>
-      <w:pPr>
-        <w:spacing w:after="40" w:line="259" w:lineRule="exact"/>
-        <w:rPr>
-          <w:rFonts w:ascii="Aptos" w:eastAsia="Aptos" w:hAnsi="Aptos" w:cs="Aptos"/>
+          <w:lang w:val="en-US"/>
+        </w:rPr>
+        <w:t>analiza</w:t>
+      </w:r>
+      <w:proofErr w:type="spellEnd"/>
+      <w:r>
+        <w:rPr>
+          <w:rFonts w:ascii="Aptos" w:eastAsia="Aptos" w:hAnsi="Aptos" w:cs="Aptos"/>
+          <w:b/>
+          <w:bCs/>
           <w:i/>
           <w:iCs/>
           <w:color w:val="000000"/>
           <w:sz w:val="36"/>
           <w:szCs w:val="36"/>
-        </w:rPr>
-      </w:pPr>
+          <w:lang w:val="en-US"/>
+        </w:rPr>
+        <w:t xml:space="preserve"> </w:t>
+      </w:r>
+      <w:proofErr w:type="spellStart"/>
       <w:r>
         <w:rPr>
           <w:rFonts w:ascii="Aptos" w:eastAsia="Aptos" w:hAnsi="Aptos" w:cs="Aptos"/>
@@ -5602,129 +8735,185 @@
           <w:color w:val="000000"/>
           <w:sz w:val="36"/>
           <w:szCs w:val="36"/>
-          <w:u w:val="single"/>
-        </w:rPr>
-        <w:t xml:space="preserve">WINDOWS UPDATE: </w:t>
-      </w:r>
-      <w:r>
-        <w:rPr>
-          <w:rFonts w:ascii="Aptos" w:eastAsia="Aptos" w:hAnsi="Aptos" w:cs="Aptos"/>
+          <w:lang w:val="en-US"/>
+        </w:rPr>
+        <w:t>memoria</w:t>
+      </w:r>
+      <w:proofErr w:type="spellEnd"/>
+      <w:r>
+        <w:rPr>
+          <w:rFonts w:ascii="Aptos" w:eastAsia="Aptos" w:hAnsi="Aptos" w:cs="Aptos"/>
+          <w:b/>
+          <w:bCs/>
+          <w:i/>
+          <w:iCs/>
           <w:color w:val="000000"/>
           <w:sz w:val="36"/>
           <w:szCs w:val="36"/>
-        </w:rPr>
-        <w:t xml:space="preserve"> </w:t>
-      </w:r>
-      <w:r>
-        <w:rPr>
-          <w:rFonts w:ascii="Aptos" w:eastAsia="Aptos" w:hAnsi="Aptos" w:cs="Aptos"/>
+          <w:lang w:val="en-US"/>
+        </w:rPr>
+        <w:t xml:space="preserve"> ram</w:t>
+      </w:r>
+    </w:p>
+    <w:p>
+      <w:pPr>
+        <w:spacing w:after="40" w:line="259" w:lineRule="exact"/>
+        <w:rPr>
+          <w:rFonts w:ascii="Aptos" w:eastAsia="Aptos" w:hAnsi="Aptos" w:cs="Aptos"/>
+          <w:b/>
+          <w:bCs/>
           <w:i/>
           <w:iCs/>
           <w:color w:val="000000"/>
           <w:sz w:val="36"/>
           <w:szCs w:val="36"/>
-        </w:rPr>
-        <w:t>KB5068781</w:t>
-      </w:r>
-      <w:r>
-        <w:rPr>
-          <w:rFonts w:ascii="Aptos" w:eastAsia="Aptos" w:hAnsi="Aptos" w:cs="Aptos"/>
+          <w:lang w:val="en-US"/>
+        </w:rPr>
+      </w:pPr>
+      <w:proofErr w:type="spellStart"/>
+      <w:r>
+        <w:rPr>
+          <w:rFonts w:ascii="Aptos" w:eastAsia="Aptos" w:hAnsi="Aptos" w:cs="Aptos"/>
+          <w:b/>
+          <w:bCs/>
+          <w:i/>
+          <w:iCs/>
           <w:color w:val="000000"/>
           <w:sz w:val="36"/>
           <w:szCs w:val="36"/>
-        </w:rPr>
-        <w:t xml:space="preserve"> , </w:t>
-      </w:r>
-      <w:r>
-        <w:rPr>
-          <w:rFonts w:ascii="Aptos" w:eastAsia="Aptos" w:hAnsi="Aptos" w:cs="Aptos"/>
+          <w:lang w:val="en-US"/>
+        </w:rPr>
+        <w:t>eventvwr.msc</w:t>
+      </w:r>
+      <w:proofErr w:type="spellEnd"/>
+      <w:r>
+        <w:rPr>
+          <w:rFonts w:ascii="Aptos" w:eastAsia="Aptos" w:hAnsi="Aptos" w:cs="Aptos"/>
+          <w:b/>
+          <w:bCs/>
           <w:i/>
           <w:iCs/>
           <w:color w:val="000000"/>
           <w:sz w:val="36"/>
           <w:szCs w:val="36"/>
-        </w:rPr>
-        <w:t>KB5066746</w:t>
-      </w:r>
-      <w:r>
-        <w:rPr>
-          <w:rFonts w:ascii="Aptos" w:eastAsia="Aptos" w:hAnsi="Aptos" w:cs="Aptos"/>
+          <w:lang w:val="en-US"/>
+        </w:rPr>
+        <w:t xml:space="preserve">  </w:t>
+      </w:r>
+      <w:proofErr w:type="spellStart"/>
+      <w:r>
+        <w:rPr>
+          <w:rFonts w:ascii="Aptos" w:eastAsia="Aptos" w:hAnsi="Aptos" w:cs="Aptos"/>
+          <w:b/>
+          <w:bCs/>
+          <w:i/>
+          <w:iCs/>
           <w:color w:val="000000"/>
           <w:sz w:val="36"/>
           <w:szCs w:val="36"/>
-        </w:rPr>
-        <w:t xml:space="preserve">, </w:t>
-      </w:r>
-      <w:r>
-        <w:rPr>
-          <w:rFonts w:ascii="Aptos" w:eastAsia="Aptos" w:hAnsi="Aptos" w:cs="Aptos"/>
+          <w:lang w:val="en-US"/>
+        </w:rPr>
+        <w:t>en</w:t>
+      </w:r>
+      <w:proofErr w:type="spellEnd"/>
+      <w:r>
+        <w:rPr>
+          <w:rFonts w:ascii="Aptos" w:eastAsia="Aptos" w:hAnsi="Aptos" w:cs="Aptos"/>
+          <w:b/>
+          <w:bCs/>
           <w:i/>
           <w:iCs/>
           <w:color w:val="000000"/>
           <w:sz w:val="36"/>
           <w:szCs w:val="36"/>
-        </w:rPr>
-        <w:t>KB2267602</w:t>
-      </w:r>
-      <w:r>
-        <w:rPr>
-          <w:rFonts w:ascii="Aptos" w:eastAsia="Aptos" w:hAnsi="Aptos" w:cs="Aptos"/>
+          <w:lang w:val="en-US"/>
+        </w:rPr>
+        <w:t xml:space="preserve"> </w:t>
+      </w:r>
+      <w:proofErr w:type="spellStart"/>
+      <w:r>
+        <w:rPr>
+          <w:rFonts w:ascii="Aptos" w:eastAsia="Aptos" w:hAnsi="Aptos" w:cs="Aptos"/>
+          <w:b/>
+          <w:bCs/>
+          <w:i/>
+          <w:iCs/>
           <w:color w:val="000000"/>
           <w:sz w:val="36"/>
           <w:szCs w:val="36"/>
-        </w:rPr>
-        <w:t xml:space="preserve">, </w:t>
-      </w:r>
-      <w:r>
-        <w:rPr>
-          <w:rFonts w:ascii="Aptos" w:eastAsia="Aptos" w:hAnsi="Aptos" w:cs="Aptos"/>
+          <w:lang w:val="en-US"/>
+        </w:rPr>
+        <w:t>w+r</w:t>
+      </w:r>
+      <w:proofErr w:type="spellEnd"/>
+      <w:r>
+        <w:rPr>
+          <w:rFonts w:ascii="Aptos" w:eastAsia="Aptos" w:hAnsi="Aptos" w:cs="Aptos"/>
+          <w:b/>
+          <w:bCs/>
           <w:i/>
           <w:iCs/>
           <w:color w:val="000000"/>
           <w:sz w:val="36"/>
           <w:szCs w:val="36"/>
-        </w:rPr>
-        <w:t>KB890830</w:t>
-      </w:r>
-    </w:p>
-    <w:p>
-      <w:pPr>
-        <w:spacing w:after="40" w:line="259" w:lineRule="exact"/>
-        <w:rPr>
-          <w:rFonts w:ascii="Aptos" w:eastAsia="Aptos" w:hAnsi="Aptos" w:cs="Aptos"/>
+          <w:lang w:val="en-US"/>
+        </w:rPr>
+        <w:t xml:space="preserve"> visor de </w:t>
+      </w:r>
+      <w:proofErr w:type="spellStart"/>
+      <w:r>
+        <w:rPr>
+          <w:rFonts w:ascii="Aptos" w:eastAsia="Aptos" w:hAnsi="Aptos" w:cs="Aptos"/>
+          <w:b/>
+          <w:bCs/>
           <w:i/>
           <w:iCs/>
           <w:color w:val="000000"/>
           <w:sz w:val="36"/>
           <w:szCs w:val="36"/>
-        </w:rPr>
-      </w:pPr>
-    </w:p>
-    <w:p>
-      <w:pPr>
-        <w:spacing w:after="40" w:line="259" w:lineRule="exact"/>
-        <w:rPr>
-          <w:rFonts w:ascii="Aptos" w:eastAsia="Aptos" w:hAnsi="Aptos" w:cs="Aptos"/>
+          <w:lang w:val="en-US"/>
+        </w:rPr>
+        <w:t>eventos</w:t>
+      </w:r>
+      <w:proofErr w:type="spellEnd"/>
+      <w:r>
+        <w:rPr>
+          <w:rFonts w:ascii="Aptos" w:eastAsia="Aptos" w:hAnsi="Aptos" w:cs="Aptos"/>
+          <w:b/>
+          <w:bCs/>
+          <w:i/>
+          <w:iCs/>
           <w:color w:val="000000"/>
           <w:sz w:val="36"/>
           <w:szCs w:val="36"/>
-        </w:rPr>
-      </w:pPr>
-      <w:r>
-        <w:rPr>
-          <w:rFonts w:ascii="Aptos" w:eastAsia="Aptos" w:hAnsi="Aptos" w:cs="Aptos"/>
+          <w:lang w:val="en-US"/>
+        </w:rPr>
+        <w:t xml:space="preserve"> </w:t>
+      </w:r>
+    </w:p>
+    <w:p>
+      <w:pPr>
+        <w:spacing w:after="40" w:line="259" w:lineRule="exact"/>
+        <w:rPr>
+          <w:rFonts w:ascii="Aptos" w:eastAsia="Aptos" w:hAnsi="Aptos" w:cs="Aptos"/>
+          <w:b/>
+          <w:bCs/>
+          <w:i/>
+          <w:iCs/>
           <w:color w:val="000000"/>
           <w:sz w:val="36"/>
           <w:szCs w:val="36"/>
-        </w:rPr>
-        <w:t>KB2267602</w:t>
-      </w:r>
+          <w:u w:val="single"/>
+        </w:rPr>
+      </w:pPr>
     </w:p>
     <w:p>
       <w:pPr>
         <w:spacing w:after="40" w:line="259" w:lineRule="exact"/>
         <w:rPr>
           <w:rFonts w:ascii="Aptos" w:eastAsia="Aptos" w:hAnsi="Aptos" w:cs="Aptos"/>
+          <w:i/>
+          <w:iCs/>
           <w:color w:val="000000"/>
           <w:sz w:val="36"/>
           <w:szCs w:val="36"/>
@@ -5733,101 +8922,110 @@
       <w:r>
         <w:rPr>
           <w:rFonts w:ascii="Aptos" w:eastAsia="Aptos" w:hAnsi="Aptos" w:cs="Aptos"/>
+          <w:b/>
+          <w:bCs/>
+          <w:i/>
+          <w:iCs/>
           <w:color w:val="000000"/>
           <w:sz w:val="36"/>
           <w:szCs w:val="36"/>
-        </w:rPr>
-        <w:t>KB4052623</w:t>
-      </w:r>
-    </w:p>
-    <w:p>
-      <w:pPr>
-        <w:spacing w:after="40" w:line="259" w:lineRule="exact"/>
+          <w:u w:val="single"/>
+        </w:rPr>
+        <w:t xml:space="preserve">WINDOWS UPDATE: </w:t>
+      </w:r>
+      <w:r>
         <w:rPr>
           <w:rFonts w:ascii="Aptos" w:eastAsia="Aptos" w:hAnsi="Aptos" w:cs="Aptos"/>
           <w:color w:val="000000"/>
           <w:sz w:val="36"/>
           <w:szCs w:val="36"/>
         </w:rPr>
-      </w:pPr>
-      <w:r>
-        <w:rPr>
-          <w:rFonts w:ascii="Aptos" w:eastAsia="Aptos" w:hAnsi="Aptos" w:cs="Aptos"/>
+        <w:t xml:space="preserve"> </w:t>
+      </w:r>
+      <w:r>
+        <w:rPr>
+          <w:rFonts w:ascii="Aptos" w:eastAsia="Aptos" w:hAnsi="Aptos" w:cs="Aptos"/>
+          <w:i/>
+          <w:iCs/>
           <w:color w:val="000000"/>
           <w:sz w:val="36"/>
           <w:szCs w:val="36"/>
         </w:rPr>
-        <w:t>KB5006670</w:t>
-      </w:r>
-    </w:p>
-    <w:p>
-      <w:pPr>
-        <w:spacing w:after="40" w:line="259" w:lineRule="exact"/>
+        <w:t>KB5068781</w:t>
+      </w:r>
+      <w:r>
         <w:rPr>
           <w:rFonts w:ascii="Aptos" w:eastAsia="Aptos" w:hAnsi="Aptos" w:cs="Aptos"/>
           <w:color w:val="000000"/>
           <w:sz w:val="36"/>
           <w:szCs w:val="36"/>
         </w:rPr>
-      </w:pPr>
-      <w:r>
-        <w:rPr>
-          <w:rFonts w:ascii="Aptos" w:eastAsia="Aptos" w:hAnsi="Aptos" w:cs="Aptos"/>
+        <w:t xml:space="preserve"> , </w:t>
+      </w:r>
+      <w:r>
+        <w:rPr>
+          <w:rFonts w:ascii="Aptos" w:eastAsia="Aptos" w:hAnsi="Aptos" w:cs="Aptos"/>
+          <w:i/>
+          <w:iCs/>
           <w:color w:val="000000"/>
           <w:sz w:val="36"/>
           <w:szCs w:val="36"/>
         </w:rPr>
-        <w:t>KB5066135</w:t>
-      </w:r>
-    </w:p>
-    <w:p>
-      <w:pPr>
-        <w:spacing w:after="40" w:line="259" w:lineRule="exact"/>
+        <w:t>KB5066746</w:t>
+      </w:r>
+      <w:r>
         <w:rPr>
           <w:rFonts w:ascii="Aptos" w:eastAsia="Aptos" w:hAnsi="Aptos" w:cs="Aptos"/>
           <w:color w:val="000000"/>
           <w:sz w:val="36"/>
           <w:szCs w:val="36"/>
         </w:rPr>
-      </w:pPr>
-      <w:r>
-        <w:rPr>
-          <w:rFonts w:ascii="Aptos" w:eastAsia="Aptos" w:hAnsi="Aptos" w:cs="Aptos"/>
+        <w:t xml:space="preserve">, </w:t>
+      </w:r>
+      <w:r>
+        <w:rPr>
+          <w:rFonts w:ascii="Aptos" w:eastAsia="Aptos" w:hAnsi="Aptos" w:cs="Aptos"/>
+          <w:i/>
+          <w:iCs/>
           <w:color w:val="000000"/>
           <w:sz w:val="36"/>
           <w:szCs w:val="36"/>
         </w:rPr>
-        <w:t>KB5066746</w:t>
-      </w:r>
-    </w:p>
-    <w:p>
-      <w:pPr>
-        <w:spacing w:after="40" w:line="259" w:lineRule="exact"/>
+        <w:t>KB2267602</w:t>
+      </w:r>
+      <w:r>
         <w:rPr>
           <w:rFonts w:ascii="Aptos" w:eastAsia="Aptos" w:hAnsi="Aptos" w:cs="Aptos"/>
           <w:color w:val="000000"/>
           <w:sz w:val="36"/>
           <w:szCs w:val="36"/>
         </w:rPr>
-      </w:pPr>
-      <w:r>
-        <w:rPr>
-          <w:rFonts w:ascii="Aptos" w:eastAsia="Aptos" w:hAnsi="Aptos" w:cs="Aptos"/>
+        <w:t xml:space="preserve">, </w:t>
+      </w:r>
+      <w:r>
+        <w:rPr>
+          <w:rFonts w:ascii="Aptos" w:eastAsia="Aptos" w:hAnsi="Aptos" w:cs="Aptos"/>
+          <w:i/>
+          <w:iCs/>
           <w:color w:val="000000"/>
           <w:sz w:val="36"/>
           <w:szCs w:val="36"/>
         </w:rPr>
-        <w:t>KB506878</w:t>
-      </w:r>
-      <w:r>
-        <w:rPr>
-          <w:rFonts w:ascii="Aptos" w:eastAsia="Aptos" w:hAnsi="Aptos" w:cs="Aptos"/>
+        <w:t>KB890830</w:t>
+      </w:r>
+    </w:p>
+    <w:p>
+      <w:pPr>
+        <w:spacing w:after="40" w:line="259" w:lineRule="exact"/>
+        <w:rPr>
+          <w:rFonts w:ascii="Aptos" w:eastAsia="Aptos" w:hAnsi="Aptos" w:cs="Aptos"/>
+          <w:i/>
+          <w:iCs/>
           <w:color w:val="000000"/>
           <w:sz w:val="36"/>
           <w:szCs w:val="36"/>
         </w:rPr>
-        <w:t>0</w:t>
-      </w:r>
+      </w:pPr>
     </w:p>
     <w:p>
       <w:pPr>
@@ -5846,7 +9044,7 @@
           <w:sz w:val="36"/>
           <w:szCs w:val="36"/>
         </w:rPr>
-        <w:t>KB5068781</w:t>
+        <w:t>KB2267602</w:t>
       </w:r>
     </w:p>
     <w:p>
@@ -5866,6 +9064,135 @@
           <w:sz w:val="36"/>
           <w:szCs w:val="36"/>
         </w:rPr>
+        <w:t>KB4052623</w:t>
+      </w:r>
+    </w:p>
+    <w:p>
+      <w:pPr>
+        <w:spacing w:after="40" w:line="259" w:lineRule="exact"/>
+        <w:rPr>
+          <w:rFonts w:ascii="Aptos" w:eastAsia="Aptos" w:hAnsi="Aptos" w:cs="Aptos"/>
+          <w:color w:val="000000"/>
+          <w:sz w:val="36"/>
+          <w:szCs w:val="36"/>
+        </w:rPr>
+      </w:pPr>
+      <w:r>
+        <w:rPr>
+          <w:rFonts w:ascii="Aptos" w:eastAsia="Aptos" w:hAnsi="Aptos" w:cs="Aptos"/>
+          <w:color w:val="000000"/>
+          <w:sz w:val="36"/>
+          <w:szCs w:val="36"/>
+        </w:rPr>
+        <w:t>KB5006670</w:t>
+      </w:r>
+    </w:p>
+    <w:p>
+      <w:pPr>
+        <w:spacing w:after="40" w:line="259" w:lineRule="exact"/>
+        <w:rPr>
+          <w:rFonts w:ascii="Aptos" w:eastAsia="Aptos" w:hAnsi="Aptos" w:cs="Aptos"/>
+          <w:color w:val="000000"/>
+          <w:sz w:val="36"/>
+          <w:szCs w:val="36"/>
+        </w:rPr>
+      </w:pPr>
+      <w:r>
+        <w:rPr>
+          <w:rFonts w:ascii="Aptos" w:eastAsia="Aptos" w:hAnsi="Aptos" w:cs="Aptos"/>
+          <w:color w:val="000000"/>
+          <w:sz w:val="36"/>
+          <w:szCs w:val="36"/>
+        </w:rPr>
+        <w:t>KB5066135</w:t>
+      </w:r>
+    </w:p>
+    <w:p>
+      <w:pPr>
+        <w:spacing w:after="40" w:line="259" w:lineRule="exact"/>
+        <w:rPr>
+          <w:rFonts w:ascii="Aptos" w:eastAsia="Aptos" w:hAnsi="Aptos" w:cs="Aptos"/>
+          <w:color w:val="000000"/>
+          <w:sz w:val="36"/>
+          <w:szCs w:val="36"/>
+        </w:rPr>
+      </w:pPr>
+      <w:r>
+        <w:rPr>
+          <w:rFonts w:ascii="Aptos" w:eastAsia="Aptos" w:hAnsi="Aptos" w:cs="Aptos"/>
+          <w:color w:val="000000"/>
+          <w:sz w:val="36"/>
+          <w:szCs w:val="36"/>
+        </w:rPr>
+        <w:t>KB5066746</w:t>
+      </w:r>
+    </w:p>
+    <w:p>
+      <w:pPr>
+        <w:spacing w:after="40" w:line="259" w:lineRule="exact"/>
+        <w:rPr>
+          <w:rFonts w:ascii="Aptos" w:eastAsia="Aptos" w:hAnsi="Aptos" w:cs="Aptos"/>
+          <w:color w:val="000000"/>
+          <w:sz w:val="36"/>
+          <w:szCs w:val="36"/>
+        </w:rPr>
+      </w:pPr>
+      <w:r>
+        <w:rPr>
+          <w:rFonts w:ascii="Aptos" w:eastAsia="Aptos" w:hAnsi="Aptos" w:cs="Aptos"/>
+          <w:color w:val="000000"/>
+          <w:sz w:val="36"/>
+          <w:szCs w:val="36"/>
+        </w:rPr>
+        <w:t>KB506878</w:t>
+      </w:r>
+      <w:r>
+        <w:rPr>
+          <w:rFonts w:ascii="Aptos" w:eastAsia="Aptos" w:hAnsi="Aptos" w:cs="Aptos"/>
+          <w:color w:val="000000"/>
+          <w:sz w:val="36"/>
+          <w:szCs w:val="36"/>
+        </w:rPr>
+        <w:t>0</w:t>
+      </w:r>
+    </w:p>
+    <w:p>
+      <w:pPr>
+        <w:spacing w:after="40" w:line="259" w:lineRule="exact"/>
+        <w:rPr>
+          <w:rFonts w:ascii="Aptos" w:eastAsia="Aptos" w:hAnsi="Aptos" w:cs="Aptos"/>
+          <w:color w:val="000000"/>
+          <w:sz w:val="36"/>
+          <w:szCs w:val="36"/>
+        </w:rPr>
+      </w:pPr>
+      <w:r>
+        <w:rPr>
+          <w:rFonts w:ascii="Aptos" w:eastAsia="Aptos" w:hAnsi="Aptos" w:cs="Aptos"/>
+          <w:color w:val="000000"/>
+          <w:sz w:val="36"/>
+          <w:szCs w:val="36"/>
+        </w:rPr>
+        <w:t>KB5068781</w:t>
+      </w:r>
+    </w:p>
+    <w:p>
+      <w:pPr>
+        <w:spacing w:after="40" w:line="259" w:lineRule="exact"/>
+        <w:rPr>
+          <w:rFonts w:ascii="Aptos" w:eastAsia="Aptos" w:hAnsi="Aptos" w:cs="Aptos"/>
+          <w:color w:val="000000"/>
+          <w:sz w:val="36"/>
+          <w:szCs w:val="36"/>
+        </w:rPr>
+      </w:pPr>
+      <w:r>
+        <w:rPr>
+          <w:rFonts w:ascii="Aptos" w:eastAsia="Aptos" w:hAnsi="Aptos" w:cs="Aptos"/>
+          <w:color w:val="000000"/>
+          <w:sz w:val="36"/>
+          <w:szCs w:val="36"/>
+        </w:rPr>
         <w:t>KB890830</w:t>
       </w:r>
     </w:p>
@@ -5899,6 +9226,7 @@
           <w:szCs w:val="36"/>
         </w:rPr>
       </w:pPr>
+      <w:proofErr w:type="spellStart"/>
       <w:r>
         <w:rPr>
           <w:rFonts w:ascii="Aptos" w:eastAsia="Aptos" w:hAnsi="Aptos" w:cs="Aptos"/>
@@ -5912,6 +9240,7 @@
         </w:rPr>
         <w:t>Get-WindowsUpdateLog</w:t>
       </w:r>
+      <w:proofErr w:type="spellEnd"/>
       <w:r>
         <w:rPr>
           <w:rFonts w:ascii="Aptos" w:eastAsia="Aptos" w:hAnsi="Aptos" w:cs="Aptos"/>
@@ -5923,12 +9252,10 @@
           <w:sz w:val="36"/>
           <w:szCs w:val="36"/>
         </w:rPr>
-        <w:t xml:space="preserve"> en pwsh guarda en escritorio .log de updates</w:t>
-      </w:r>
-    </w:p>
-    <w:p>
-      <w:pPr>
-        <w:spacing w:after="40" w:line="259" w:lineRule="exact"/>
+        <w:t xml:space="preserve"> en pwsh guarda en escritorio .log de </w:t>
+      </w:r>
+      <w:proofErr w:type="spellStart"/>
+      <w:r>
         <w:rPr>
           <w:rFonts w:ascii="Aptos" w:eastAsia="Aptos" w:hAnsi="Aptos" w:cs="Aptos"/>
           <w:b/>
@@ -5939,8 +9266,13 @@
           <w:sz w:val="36"/>
           <w:szCs w:val="36"/>
         </w:rPr>
-      </w:pPr>
-      <w:r>
+        <w:t>updates</w:t>
+      </w:r>
+      <w:proofErr w:type="spellEnd"/>
+    </w:p>
+    <w:p>
+      <w:pPr>
+        <w:spacing w:after="40" w:line="259" w:lineRule="exact"/>
         <w:rPr>
           <w:rFonts w:ascii="Aptos" w:eastAsia="Aptos" w:hAnsi="Aptos" w:cs="Aptos"/>
           <w:b/>
@@ -5951,6 +9283,18 @@
           <w:sz w:val="36"/>
           <w:szCs w:val="36"/>
         </w:rPr>
+      </w:pPr>
+      <w:r>
+        <w:rPr>
+          <w:rFonts w:ascii="Aptos" w:eastAsia="Aptos" w:hAnsi="Aptos" w:cs="Aptos"/>
+          <w:b/>
+          <w:bCs/>
+          <w:i/>
+          <w:iCs/>
+          <w:color w:val="000000"/>
+          <w:sz w:val="36"/>
+          <w:szCs w:val="36"/>
+        </w:rPr>
         <w:t>Luego:</w:t>
       </w:r>
     </w:p>
@@ -5971,18 +9315,169 @@
           <w:sz w:val="18"/>
           <w:szCs w:val="18"/>
         </w:rPr>
-        <w:t>(Select-String -Path "$env:USERPROFILE\Desktop\WindowsUpdate.log" -Pattern 'KB\d+' -AllMatches).Matches.Value | Sort-Object -Unique</w:t>
-      </w:r>
-    </w:p>
-    <w:p>
-      <w:pPr>
-        <w:spacing w:after="40" w:line="259" w:lineRule="exact"/>
+        <w:t>(</w:t>
+      </w:r>
+      <w:proofErr w:type="spellStart"/>
+      <w:r>
         <w:rPr>
           <w:rFonts w:ascii="Aptos" w:eastAsia="Aptos" w:hAnsi="Aptos" w:cs="Aptos"/>
           <w:color w:val="000000"/>
           <w:sz w:val="18"/>
           <w:szCs w:val="18"/>
         </w:rPr>
+        <w:t>Select-String</w:t>
+      </w:r>
+      <w:proofErr w:type="spellEnd"/>
+      <w:r>
+        <w:rPr>
+          <w:rFonts w:ascii="Aptos" w:eastAsia="Aptos" w:hAnsi="Aptos" w:cs="Aptos"/>
+          <w:color w:val="000000"/>
+          <w:sz w:val="18"/>
+          <w:szCs w:val="18"/>
+        </w:rPr>
+        <w:t xml:space="preserve"> -</w:t>
+      </w:r>
+      <w:proofErr w:type="spellStart"/>
+      <w:r>
+        <w:rPr>
+          <w:rFonts w:ascii="Aptos" w:eastAsia="Aptos" w:hAnsi="Aptos" w:cs="Aptos"/>
+          <w:color w:val="000000"/>
+          <w:sz w:val="18"/>
+          <w:szCs w:val="18"/>
+        </w:rPr>
+        <w:t>Path</w:t>
+      </w:r>
+      <w:proofErr w:type="spellEnd"/>
+      <w:r>
+        <w:rPr>
+          <w:rFonts w:ascii="Aptos" w:eastAsia="Aptos" w:hAnsi="Aptos" w:cs="Aptos"/>
+          <w:color w:val="000000"/>
+          <w:sz w:val="18"/>
+          <w:szCs w:val="18"/>
+        </w:rPr>
+        <w:t xml:space="preserve"> "$</w:t>
+      </w:r>
+      <w:proofErr w:type="spellStart"/>
+      <w:r>
+        <w:rPr>
+          <w:rFonts w:ascii="Aptos" w:eastAsia="Aptos" w:hAnsi="Aptos" w:cs="Aptos"/>
+          <w:color w:val="000000"/>
+          <w:sz w:val="18"/>
+          <w:szCs w:val="18"/>
+        </w:rPr>
+        <w:t>env:USERPROFILE</w:t>
+      </w:r>
+      <w:proofErr w:type="spellEnd"/>
+      <w:r>
+        <w:rPr>
+          <w:rFonts w:ascii="Aptos" w:eastAsia="Aptos" w:hAnsi="Aptos" w:cs="Aptos"/>
+          <w:color w:val="000000"/>
+          <w:sz w:val="18"/>
+          <w:szCs w:val="18"/>
+        </w:rPr>
+        <w:t>\Desktop\WindowsUpdate.log" -</w:t>
+      </w:r>
+      <w:proofErr w:type="spellStart"/>
+      <w:r>
+        <w:rPr>
+          <w:rFonts w:ascii="Aptos" w:eastAsia="Aptos" w:hAnsi="Aptos" w:cs="Aptos"/>
+          <w:color w:val="000000"/>
+          <w:sz w:val="18"/>
+          <w:szCs w:val="18"/>
+        </w:rPr>
+        <w:t>Pattern</w:t>
+      </w:r>
+      <w:proofErr w:type="spellEnd"/>
+      <w:r>
+        <w:rPr>
+          <w:rFonts w:ascii="Aptos" w:eastAsia="Aptos" w:hAnsi="Aptos" w:cs="Aptos"/>
+          <w:color w:val="000000"/>
+          <w:sz w:val="18"/>
+          <w:szCs w:val="18"/>
+        </w:rPr>
+        <w:t xml:space="preserve"> 'KB\d+' -</w:t>
+      </w:r>
+      <w:proofErr w:type="spellStart"/>
+      <w:r>
+        <w:rPr>
+          <w:rFonts w:ascii="Aptos" w:eastAsia="Aptos" w:hAnsi="Aptos" w:cs="Aptos"/>
+          <w:color w:val="000000"/>
+          <w:sz w:val="18"/>
+          <w:szCs w:val="18"/>
+        </w:rPr>
+        <w:t>AllMatches</w:t>
+      </w:r>
+      <w:proofErr w:type="spellEnd"/>
+      <w:r>
+        <w:rPr>
+          <w:rFonts w:ascii="Aptos" w:eastAsia="Aptos" w:hAnsi="Aptos" w:cs="Aptos"/>
+          <w:color w:val="000000"/>
+          <w:sz w:val="18"/>
+          <w:szCs w:val="18"/>
+        </w:rPr>
+        <w:t>).</w:t>
+      </w:r>
+      <w:proofErr w:type="spellStart"/>
+      <w:r>
+        <w:rPr>
+          <w:rFonts w:ascii="Aptos" w:eastAsia="Aptos" w:hAnsi="Aptos" w:cs="Aptos"/>
+          <w:color w:val="000000"/>
+          <w:sz w:val="18"/>
+          <w:szCs w:val="18"/>
+        </w:rPr>
+        <w:t>Matches.Value</w:t>
+      </w:r>
+      <w:proofErr w:type="spellEnd"/>
+      <w:r>
+        <w:rPr>
+          <w:rFonts w:ascii="Aptos" w:eastAsia="Aptos" w:hAnsi="Aptos" w:cs="Aptos"/>
+          <w:color w:val="000000"/>
+          <w:sz w:val="18"/>
+          <w:szCs w:val="18"/>
+        </w:rPr>
+        <w:t xml:space="preserve"> | </w:t>
+      </w:r>
+      <w:proofErr w:type="spellStart"/>
+      <w:r>
+        <w:rPr>
+          <w:rFonts w:ascii="Aptos" w:eastAsia="Aptos" w:hAnsi="Aptos" w:cs="Aptos"/>
+          <w:color w:val="000000"/>
+          <w:sz w:val="18"/>
+          <w:szCs w:val="18"/>
+        </w:rPr>
+        <w:t>Sort-Object</w:t>
+      </w:r>
+      <w:proofErr w:type="spellEnd"/>
+      <w:r>
+        <w:rPr>
+          <w:rFonts w:ascii="Aptos" w:eastAsia="Aptos" w:hAnsi="Aptos" w:cs="Aptos"/>
+          <w:color w:val="000000"/>
+          <w:sz w:val="18"/>
+          <w:szCs w:val="18"/>
+        </w:rPr>
+        <w:t xml:space="preserve"> -</w:t>
+      </w:r>
+      <w:proofErr w:type="spellStart"/>
+      <w:r>
+        <w:rPr>
+          <w:rFonts w:ascii="Aptos" w:eastAsia="Aptos" w:hAnsi="Aptos" w:cs="Aptos"/>
+          <w:color w:val="000000"/>
+          <w:sz w:val="18"/>
+          <w:szCs w:val="18"/>
+        </w:rPr>
+        <w:t>Unique</w:t>
+      </w:r>
+      <w:proofErr w:type="spellEnd"/>
+    </w:p>
+    <w:p>
+      <w:pPr>
+        <w:spacing w:after="40" w:line="259" w:lineRule="exact"/>
+        <w:rPr>
+          <w:rFonts w:ascii="Aptos" w:eastAsia="Aptos" w:hAnsi="Aptos" w:cs="Aptos"/>
+          <w:color w:val="000000"/>
+          <w:sz w:val="18"/>
+          <w:szCs w:val="18"/>
+        </w:rPr>
       </w:pPr>
     </w:p>
     <w:p>
@@ -6002,8 +9497,9 @@
           <w:sz w:val="28"/>
           <w:szCs w:val="28"/>
         </w:rPr>
-        <w:t>Hace una lista de los KB* updateados</w:t>
-      </w:r>
+        <w:t xml:space="preserve">Hace una lista de los KB* </w:t>
+      </w:r>
+      <w:proofErr w:type="spellStart"/>
       <w:r>
         <w:rPr>
           <w:rFonts w:ascii="Aptos" w:eastAsia="Aptos" w:hAnsi="Aptos" w:cs="Aptos"/>
@@ -6011,8 +9507,9 @@
           <w:sz w:val="28"/>
           <w:szCs w:val="28"/>
         </w:rPr>
-        <w:t xml:space="preserve">, o este otro: </w:t>
-      </w:r>
+        <w:t>updateados</w:t>
+      </w:r>
+      <w:proofErr w:type="spellEnd"/>
       <w:r>
         <w:rPr>
           <w:rFonts w:ascii="Aptos" w:eastAsia="Aptos" w:hAnsi="Aptos" w:cs="Aptos"/>
@@ -6020,8 +9517,19 @@
           <w:sz w:val="28"/>
           <w:szCs w:val="28"/>
         </w:rPr>
+        <w:t xml:space="preserve">, o este otro: </w:t>
+      </w:r>
+      <w:proofErr w:type="spellStart"/>
+      <w:r>
+        <w:rPr>
+          <w:rFonts w:ascii="Aptos" w:eastAsia="Aptos" w:hAnsi="Aptos" w:cs="Aptos"/>
+          <w:color w:val="000000"/>
+          <w:sz w:val="28"/>
+          <w:szCs w:val="28"/>
+        </w:rPr>
         <w:t>Get-HotFix</w:t>
       </w:r>
+      <w:proofErr w:type="spellEnd"/>
       <w:r>
         <w:rPr>
           <w:rFonts w:ascii="Aptos" w:eastAsia="Aptos" w:hAnsi="Aptos" w:cs="Aptos"/>
@@ -6118,8 +9626,20 @@
           <w:sz w:val="24"/>
           <w:u w:val="single"/>
         </w:rPr>
-        <w:t>Mi Afip</w:t>
-      </w:r>
+        <w:t xml:space="preserve">Mi </w:t>
+      </w:r>
+      <w:proofErr w:type="spellStart"/>
+      <w:r>
+        <w:rPr>
+          <w:rFonts w:ascii="Aptos" w:eastAsia="Aptos" w:hAnsi="Aptos" w:cs="Aptos"/>
+          <w:b/>
+          <w:bCs/>
+          <w:sz w:val="24"/>
+          <w:u w:val="single"/>
+        </w:rPr>
+        <w:t>Afip</w:t>
+      </w:r>
+      <w:proofErr w:type="spellEnd"/>
     </w:p>
     <w:p>
       <w:pPr>
@@ -6216,7 +9736,29 @@
           <w:sz w:val="24"/>
           <w:u w:val="single"/>
         </w:rPr>
-        <w:t xml:space="preserve">Mi Anses:   </w:t>
+        <w:t xml:space="preserve">Mi </w:t>
+      </w:r>
+      <w:proofErr w:type="spellStart"/>
+      <w:r>
+        <w:rPr>
+          <w:rFonts w:ascii="Aptos" w:eastAsia="Aptos" w:hAnsi="Aptos" w:cs="Aptos"/>
+          <w:b/>
+          <w:bCs/>
+          <w:sz w:val="24"/>
+          <w:u w:val="single"/>
+        </w:rPr>
+        <w:t>Anses</w:t>
+      </w:r>
+      <w:proofErr w:type="spellEnd"/>
+      <w:r>
+        <w:rPr>
+          <w:rFonts w:ascii="Aptos" w:eastAsia="Aptos" w:hAnsi="Aptos" w:cs="Aptos"/>
+          <w:b/>
+          <w:bCs/>
+          <w:sz w:val="24"/>
+          <w:u w:val="single"/>
+        </w:rPr>
+        <w:t xml:space="preserve">:   </w:t>
       </w:r>
     </w:p>
     <w:p>
@@ -6264,7 +9806,29 @@
           <w:sz w:val="24"/>
           <w:u w:val="single"/>
         </w:rPr>
-        <w:t>Mi Pami:</w:t>
+        <w:t xml:space="preserve">Mi </w:t>
+      </w:r>
+      <w:proofErr w:type="spellStart"/>
+      <w:r>
+        <w:rPr>
+          <w:rFonts w:ascii="Aptos" w:eastAsia="Aptos" w:hAnsi="Aptos" w:cs="Aptos"/>
+          <w:b/>
+          <w:bCs/>
+          <w:sz w:val="24"/>
+          <w:u w:val="single"/>
+        </w:rPr>
+        <w:t>Pami</w:t>
+      </w:r>
+      <w:proofErr w:type="spellEnd"/>
+      <w:r>
+        <w:rPr>
+          <w:rFonts w:ascii="Aptos" w:eastAsia="Aptos" w:hAnsi="Aptos" w:cs="Aptos"/>
+          <w:b/>
+          <w:bCs/>
+          <w:sz w:val="24"/>
+          <w:u w:val="single"/>
+        </w:rPr>
+        <w:t>:</w:t>
       </w:r>
     </w:p>
     <w:p>
@@ -6346,18 +9910,7 @@
             <w:bCs/>
             <w:sz w:val="24"/>
           </w:rPr>
-          <w:t>https://idpsesion.telecom.com.ar/openam/XUI/?realm=/convergente&amp;goto=https://idpsesion.telecom.com.ar:443/openam/oauth2/realms/root/realms/convergente/authorize?response_type%3Dcode%26client_</w:t>
-        </w:r>
-        <w:r>
-          <w:rPr>
-            <w:rStyle w:val="Hipervnculo"/>
-            <w:rFonts w:ascii="Aptos" w:eastAsia="Aptos" w:hAnsi="Aptos" w:cs="Aptos"/>
-            <w:b/>
-            <w:bCs/>
-            <w:sz w:val="24"/>
-          </w:rPr>
-          <w:lastRenderedPageBreak/>
-          <w:t>id%3Df70a8442c0f0c7d0d72cd6ee2ac29555%26scope%3Dopenid%2520profile%26redirect_uri%3Dhttps://www.personal.com.ar/mi-personal-flow%26code_challenge%3D_TCFVTT__9rNss0Qc3oqrBeDF1xpD9DnIJtq0dLJLP4%26code_challenge_method%3DS256#login/</w:t>
+          <w:t>https://idpsesion.telecom.com.ar/openam/XUI/?realm=/convergente&amp;goto=https://idpsesion.telecom.com.ar:443/openam/oauth2/realms/root/realms/convergente/authorize?response_type%3Dcode%26client_id%3Df70a8442c0f0c7d0d72cd6ee2ac29555%26scope%3Dopenid%2520profile%26redirect_uri%3Dhttps://www.personal.com.ar/mi-personal-flow%26code_challenge%3D_TCFVTT__9rNss0Qc3oqrBeDF1xpD9DnIJtq0dLJLP4%26code_challenge_method%3DS256#login/</w:t>
         </w:r>
       </w:hyperlink>
     </w:p>
@@ -7058,8 +10611,20 @@
           <w:sz w:val="24"/>
           <w:u w:val="single"/>
         </w:rPr>
-        <w:t>i AySa</w:t>
-      </w:r>
+        <w:t xml:space="preserve">i </w:t>
+      </w:r>
+      <w:proofErr w:type="spellStart"/>
+      <w:r>
+        <w:rPr>
+          <w:rFonts w:ascii="Aptos" w:eastAsia="Aptos" w:hAnsi="Aptos" w:cs="Aptos"/>
+          <w:b/>
+          <w:bCs/>
+          <w:sz w:val="24"/>
+          <w:u w:val="single"/>
+        </w:rPr>
+        <w:t>AySa</w:t>
+      </w:r>
+      <w:proofErr w:type="spellEnd"/>
     </w:p>
     <w:p>
       <w:pPr>
@@ -7413,6 +10978,7 @@
           <w:sz w:val="24"/>
           <w:u w:val="single"/>
         </w:rPr>
+        <w:lastRenderedPageBreak/>
         <w:t>M</w:t>
       </w:r>
       <w:r>
@@ -7423,8 +10989,20 @@
           <w:sz w:val="24"/>
           <w:u w:val="single"/>
         </w:rPr>
-        <w:t>i Naturgy</w:t>
-      </w:r>
+        <w:t xml:space="preserve">i </w:t>
+      </w:r>
+      <w:proofErr w:type="spellStart"/>
+      <w:r>
+        <w:rPr>
+          <w:rFonts w:ascii="Aptos" w:eastAsia="Aptos" w:hAnsi="Aptos" w:cs="Aptos"/>
+          <w:b/>
+          <w:bCs/>
+          <w:sz w:val="24"/>
+          <w:u w:val="single"/>
+        </w:rPr>
+        <w:t>Naturgy</w:t>
+      </w:r>
+      <w:proofErr w:type="spellEnd"/>
     </w:p>
     <w:p>
       <w:pPr>
@@ -7654,7 +11232,29 @@
           <w:sz w:val="24"/>
           <w:u w:val="single"/>
         </w:rPr>
-        <w:t>i Banco Nacion HB</w:t>
+        <w:t xml:space="preserve">i Banco </w:t>
+      </w:r>
+      <w:proofErr w:type="spellStart"/>
+      <w:r>
+        <w:rPr>
+          <w:rFonts w:ascii="Aptos" w:eastAsia="Aptos" w:hAnsi="Aptos" w:cs="Aptos"/>
+          <w:b/>
+          <w:bCs/>
+          <w:sz w:val="24"/>
+          <w:u w:val="single"/>
+        </w:rPr>
+        <w:t>Nacion</w:t>
+      </w:r>
+      <w:proofErr w:type="spellEnd"/>
+      <w:r>
+        <w:rPr>
+          <w:rFonts w:ascii="Aptos" w:eastAsia="Aptos" w:hAnsi="Aptos" w:cs="Aptos"/>
+          <w:b/>
+          <w:bCs/>
+          <w:sz w:val="24"/>
+          <w:u w:val="single"/>
+        </w:rPr>
+        <w:t xml:space="preserve"> HB</w:t>
       </w:r>
     </w:p>
     <w:p>
@@ -7790,6 +11390,7 @@
           <w:u w:val="single"/>
         </w:rPr>
       </w:pPr>
+      <w:proofErr w:type="spellStart"/>
       <w:r>
         <w:rPr>
           <w:rFonts w:ascii="Aptos" w:eastAsia="Aptos" w:hAnsi="Aptos" w:cs="Aptos"/>
@@ -7808,7 +11409,40 @@
           <w:sz w:val="24"/>
           <w:u w:val="single"/>
         </w:rPr>
-        <w:t>iBa cuenta Gob Bs As</w:t>
+        <w:t>iBa</w:t>
+      </w:r>
+      <w:proofErr w:type="spellEnd"/>
+      <w:r>
+        <w:rPr>
+          <w:rFonts w:ascii="Aptos" w:eastAsia="Aptos" w:hAnsi="Aptos" w:cs="Aptos"/>
+          <w:b/>
+          <w:bCs/>
+          <w:sz w:val="24"/>
+          <w:u w:val="single"/>
+        </w:rPr>
+        <w:t xml:space="preserve"> cuenta </w:t>
+      </w:r>
+      <w:proofErr w:type="spellStart"/>
+      <w:r>
+        <w:rPr>
+          <w:rFonts w:ascii="Aptos" w:eastAsia="Aptos" w:hAnsi="Aptos" w:cs="Aptos"/>
+          <w:b/>
+          <w:bCs/>
+          <w:sz w:val="24"/>
+          <w:u w:val="single"/>
+        </w:rPr>
+        <w:t>Gob</w:t>
+      </w:r>
+      <w:proofErr w:type="spellEnd"/>
+      <w:r>
+        <w:rPr>
+          <w:rFonts w:ascii="Aptos" w:eastAsia="Aptos" w:hAnsi="Aptos" w:cs="Aptos"/>
+          <w:b/>
+          <w:bCs/>
+          <w:sz w:val="24"/>
+          <w:u w:val="single"/>
+        </w:rPr>
+        <w:t xml:space="preserve"> Bs As</w:t>
       </w:r>
     </w:p>
     <w:p>
@@ -7926,7 +11560,29 @@
           <w:sz w:val="24"/>
           <w:u w:val="single"/>
         </w:rPr>
-        <w:t>Play List Cine clásico</w:t>
+        <w:t xml:space="preserve">Play </w:t>
+      </w:r>
+      <w:proofErr w:type="spellStart"/>
+      <w:r>
+        <w:rPr>
+          <w:rFonts w:ascii="Aptos" w:eastAsia="Aptos" w:hAnsi="Aptos" w:cs="Aptos"/>
+          <w:b/>
+          <w:bCs/>
+          <w:sz w:val="24"/>
+          <w:u w:val="single"/>
+        </w:rPr>
+        <w:t>List</w:t>
+      </w:r>
+      <w:proofErr w:type="spellEnd"/>
+      <w:r>
+        <w:rPr>
+          <w:rFonts w:ascii="Aptos" w:eastAsia="Aptos" w:hAnsi="Aptos" w:cs="Aptos"/>
+          <w:b/>
+          <w:bCs/>
+          <w:sz w:val="24"/>
+          <w:u w:val="single"/>
+        </w:rPr>
+        <w:t xml:space="preserve"> Cine clásico</w:t>
       </w:r>
     </w:p>
     <w:p>

--- a/Tu-pc-va-a-volar/OPTIMIZA TODO.docx
+++ b/Tu-pc-va-a-volar/OPTIMIZA TODO.docx
@@ -239,20 +239,8 @@
           <w:sz w:val="24"/>
           <w:lang w:val="en-US"/>
         </w:rPr>
-        <w:t xml:space="preserve">SET-EXECUTIONPOLICY -EXECUTIONPOLICY UNRESTRICTED -SCOPE </w:t>
-      </w:r>
-      <w:proofErr w:type="spellStart"/>
-      <w:r>
-        <w:rPr>
-          <w:rFonts w:ascii="Aptos" w:eastAsia="Aptos" w:hAnsi="Aptos" w:cs="Aptos"/>
-          <w:b/>
-          <w:bCs/>
-          <w:sz w:val="24"/>
-          <w:lang w:val="en-US"/>
-        </w:rPr>
-        <w:t>LocalMachine</w:t>
-      </w:r>
-      <w:proofErr w:type="spellEnd"/>
+        <w:t>SET-EXECUTIONPOLICY -EXECUTIONPOLICY UNRESTRICTED -SCOPE LocalMachine</w:t>
+      </w:r>
     </w:p>
     <w:p>
       <w:pPr>
@@ -274,20 +262,8 @@
           <w:sz w:val="24"/>
           <w:lang w:val="en-US"/>
         </w:rPr>
-        <w:t xml:space="preserve">SET-EXECUTIONPOLICY -EXECUTIONPOLICY UNDEFINED -SCOPE </w:t>
-      </w:r>
-      <w:proofErr w:type="spellStart"/>
-      <w:r>
-        <w:rPr>
-          <w:rFonts w:ascii="Aptos" w:eastAsia="Aptos" w:hAnsi="Aptos" w:cs="Aptos"/>
-          <w:b/>
-          <w:bCs/>
-          <w:sz w:val="24"/>
-          <w:lang w:val="en-US"/>
-        </w:rPr>
-        <w:t>LocalMachine</w:t>
-      </w:r>
-      <w:proofErr w:type="spellEnd"/>
+        <w:t>SET-EXECUTIONPOLICY -EXECUTIONPOLICY UNDEFINED -SCOPE LocalMachine</w:t>
+      </w:r>
     </w:p>
     <w:p>
       <w:pPr>
@@ -336,189 +312,7 @@
           <w:szCs w:val="32"/>
           <w:lang w:val="en-US"/>
         </w:rPr>
-        <w:t>Set-</w:t>
-      </w:r>
-      <w:proofErr w:type="spellStart"/>
-      <w:r>
-        <w:rPr>
-          <w:rFonts w:eastAsia="Calibri" w:cs="Calibri"/>
-          <w:bCs/>
-          <w:iCs/>
-          <w:color w:val="000000"/>
-          <w:sz w:val="32"/>
-          <w:szCs w:val="32"/>
-          <w:lang w:val="en-US"/>
-        </w:rPr>
-        <w:t>ExecutionPolicy</w:t>
-      </w:r>
-      <w:proofErr w:type="spellEnd"/>
-      <w:r>
-        <w:rPr>
-          <w:rFonts w:eastAsia="Calibri" w:cs="Calibri"/>
-          <w:bCs/>
-          <w:iCs/>
-          <w:color w:val="000000"/>
-          <w:sz w:val="32"/>
-          <w:szCs w:val="32"/>
-          <w:lang w:val="en-US"/>
-        </w:rPr>
-        <w:t xml:space="preserve"> Bypass -Scope Process -Force; [</w:t>
-      </w:r>
-      <w:proofErr w:type="spellStart"/>
-      <w:r>
-        <w:rPr>
-          <w:rFonts w:eastAsia="Calibri" w:cs="Calibri"/>
-          <w:bCs/>
-          <w:iCs/>
-          <w:color w:val="000000"/>
-          <w:sz w:val="32"/>
-          <w:szCs w:val="32"/>
-          <w:lang w:val="en-US"/>
-        </w:rPr>
-        <w:t>System.Net.ServicePointManager</w:t>
-      </w:r>
-      <w:proofErr w:type="spellEnd"/>
-      <w:r>
-        <w:rPr>
-          <w:rFonts w:eastAsia="Calibri" w:cs="Calibri"/>
-          <w:bCs/>
-          <w:iCs/>
-          <w:color w:val="000000"/>
-          <w:sz w:val="32"/>
-          <w:szCs w:val="32"/>
-          <w:lang w:val="en-US"/>
-        </w:rPr>
-        <w:t>]::</w:t>
-      </w:r>
-      <w:proofErr w:type="spellStart"/>
-      <w:r>
-        <w:rPr>
-          <w:rFonts w:eastAsia="Calibri" w:cs="Calibri"/>
-          <w:bCs/>
-          <w:iCs/>
-          <w:color w:val="000000"/>
-          <w:sz w:val="32"/>
-          <w:szCs w:val="32"/>
-          <w:lang w:val="en-US"/>
-        </w:rPr>
-        <w:t>SecurityProtocol</w:t>
-      </w:r>
-      <w:proofErr w:type="spellEnd"/>
-      <w:r>
-        <w:rPr>
-          <w:rFonts w:eastAsia="Calibri" w:cs="Calibri"/>
-          <w:bCs/>
-          <w:iCs/>
-          <w:color w:val="000000"/>
-          <w:sz w:val="32"/>
-          <w:szCs w:val="32"/>
-          <w:lang w:val="en-US"/>
-        </w:rPr>
-        <w:t xml:space="preserve"> = [</w:t>
-      </w:r>
-      <w:proofErr w:type="spellStart"/>
-      <w:r>
-        <w:rPr>
-          <w:rFonts w:eastAsia="Calibri" w:cs="Calibri"/>
-          <w:bCs/>
-          <w:iCs/>
-          <w:color w:val="000000"/>
-          <w:sz w:val="32"/>
-          <w:szCs w:val="32"/>
-          <w:lang w:val="en-US"/>
-        </w:rPr>
-        <w:t>System.Net.ServicePointManager</w:t>
-      </w:r>
-      <w:proofErr w:type="spellEnd"/>
-      <w:r>
-        <w:rPr>
-          <w:rFonts w:eastAsia="Calibri" w:cs="Calibri"/>
-          <w:bCs/>
-          <w:iCs/>
-          <w:color w:val="000000"/>
-          <w:sz w:val="32"/>
-          <w:szCs w:val="32"/>
-          <w:lang w:val="en-US"/>
-        </w:rPr>
-        <w:t>]::</w:t>
-      </w:r>
-      <w:proofErr w:type="spellStart"/>
-      <w:r>
-        <w:rPr>
-          <w:rFonts w:eastAsia="Calibri" w:cs="Calibri"/>
-          <w:bCs/>
-          <w:iCs/>
-          <w:color w:val="000000"/>
-          <w:sz w:val="32"/>
-          <w:szCs w:val="32"/>
-          <w:lang w:val="en-US"/>
-        </w:rPr>
-        <w:t>SecurityProtocol</w:t>
-      </w:r>
-      <w:proofErr w:type="spellEnd"/>
-      <w:r>
-        <w:rPr>
-          <w:rFonts w:eastAsia="Calibri" w:cs="Calibri"/>
-          <w:bCs/>
-          <w:iCs/>
-          <w:color w:val="000000"/>
-          <w:sz w:val="32"/>
-          <w:szCs w:val="32"/>
-          <w:lang w:val="en-US"/>
-        </w:rPr>
-        <w:t xml:space="preserve"> -</w:t>
-      </w:r>
-      <w:proofErr w:type="spellStart"/>
-      <w:r>
-        <w:rPr>
-          <w:rFonts w:eastAsia="Calibri" w:cs="Calibri"/>
-          <w:bCs/>
-          <w:iCs/>
-          <w:color w:val="000000"/>
-          <w:sz w:val="32"/>
-          <w:szCs w:val="32"/>
-          <w:lang w:val="en-US"/>
-        </w:rPr>
-        <w:t>bor</w:t>
-      </w:r>
-      <w:proofErr w:type="spellEnd"/>
-      <w:r>
-        <w:rPr>
-          <w:rFonts w:eastAsia="Calibri" w:cs="Calibri"/>
-          <w:bCs/>
-          <w:iCs/>
-          <w:color w:val="000000"/>
-          <w:sz w:val="32"/>
-          <w:szCs w:val="32"/>
-          <w:lang w:val="en-US"/>
-        </w:rPr>
-        <w:t xml:space="preserve"> 3072; </w:t>
-      </w:r>
-      <w:proofErr w:type="spellStart"/>
-      <w:r>
-        <w:rPr>
-          <w:rFonts w:eastAsia="Calibri" w:cs="Calibri"/>
-          <w:bCs/>
-          <w:iCs/>
-          <w:color w:val="000000"/>
-          <w:sz w:val="32"/>
-          <w:szCs w:val="32"/>
-          <w:lang w:val="en-US"/>
-        </w:rPr>
-        <w:t>iex</w:t>
-      </w:r>
-      <w:proofErr w:type="spellEnd"/>
-      <w:r>
-        <w:rPr>
-          <w:rFonts w:eastAsia="Calibri" w:cs="Calibri"/>
-          <w:bCs/>
-          <w:iCs/>
-          <w:color w:val="000000"/>
-          <w:sz w:val="32"/>
-          <w:szCs w:val="32"/>
-          <w:lang w:val="en-US"/>
-        </w:rPr>
-        <w:t xml:space="preserve"> ((New-Object System.Net.WebClient).DownloadString('https://chocolatey.org/install.ps1'))</w:t>
+        <w:t>Set-ExecutionPolicy Bypass -Scope Process -Force; [System.Net.ServicePointManager]::SecurityProtocol = [System.Net.ServicePointManager]::SecurityProtocol -bor 3072; iex ((New-Object System.Net.WebClient).DownloadString('https://chocolatey.org/install.ps1'))</w:t>
       </w:r>
     </w:p>
     <w:p>
@@ -543,39 +337,8 @@
           <w:sz w:val="32"/>
           <w:szCs w:val="32"/>
         </w:rPr>
-        <w:t xml:space="preserve">Choco </w:t>
-      </w:r>
-      <w:proofErr w:type="spellStart"/>
-      <w:r>
-        <w:rPr>
-          <w:bCs/>
-          <w:iCs/>
-          <w:sz w:val="32"/>
-          <w:szCs w:val="32"/>
-        </w:rPr>
-        <w:t>upgrade</w:t>
-      </w:r>
-      <w:proofErr w:type="spellEnd"/>
-      <w:r>
-        <w:rPr>
-          <w:bCs/>
-          <w:iCs/>
-          <w:sz w:val="32"/>
-          <w:szCs w:val="32"/>
-        </w:rPr>
-        <w:t xml:space="preserve"> </w:t>
-      </w:r>
-      <w:proofErr w:type="spellStart"/>
-      <w:r>
-        <w:rPr>
-          <w:bCs/>
-          <w:iCs/>
-          <w:sz w:val="32"/>
-          <w:szCs w:val="32"/>
-        </w:rPr>
-        <w:t>chocolatey</w:t>
-      </w:r>
-      <w:proofErr w:type="spellEnd"/>
+        <w:t>Choco upgrade chocolatey</w:t>
+      </w:r>
     </w:p>
     <w:p>
       <w:pPr>
@@ -655,27 +418,8 @@
           <w:color w:val="000000"/>
           <w:sz w:val="32"/>
         </w:rPr>
-        <w:t>d “c:\</w:t>
-      </w:r>
-      <w:proofErr w:type="spellStart"/>
-      <w:r>
-        <w:rPr>
-          <w:rFonts w:ascii="Aptos" w:eastAsia="Aptos" w:hAnsi="Aptos" w:cs="Aptos"/>
-          <w:color w:val="000000"/>
-          <w:sz w:val="32"/>
-        </w:rPr>
-        <w:t>users</w:t>
-      </w:r>
-      <w:proofErr w:type="spellEnd"/>
-      <w:r>
-        <w:rPr>
-          <w:rFonts w:ascii="Aptos" w:eastAsia="Aptos" w:hAnsi="Aptos" w:cs="Aptos"/>
-          <w:color w:val="000000"/>
-          <w:sz w:val="32"/>
-        </w:rPr>
-        <w:t>\</w:t>
-      </w:r>
-      <w:proofErr w:type="spellStart"/>
+        <w:t>d “c:\users\</w:t>
+      </w:r>
       <w:r>
         <w:rPr>
           <w:rFonts w:ascii="Aptos" w:eastAsia="Aptos" w:hAnsi="Aptos" w:cs="Aptos"/>
@@ -684,86 +428,156 @@
         </w:rPr>
         <w:t>Public</w:t>
       </w:r>
-      <w:proofErr w:type="spellEnd"/>
-      <w:r>
-        <w:rPr>
-          <w:rFonts w:ascii="Aptos" w:eastAsia="Aptos" w:hAnsi="Aptos" w:cs="Aptos"/>
-          <w:color w:val="000000"/>
-          <w:sz w:val="32"/>
-        </w:rPr>
-        <w:t>\</w:t>
-      </w:r>
-      <w:proofErr w:type="spellStart"/>
-      <w:r>
-        <w:rPr>
-          <w:rFonts w:ascii="Aptos" w:eastAsia="Aptos" w:hAnsi="Aptos" w:cs="Aptos"/>
-          <w:color w:val="000000"/>
-          <w:sz w:val="32"/>
-        </w:rPr>
-        <w:t>Documents</w:t>
-      </w:r>
-      <w:proofErr w:type="spellEnd"/>
+      <w:r>
+        <w:rPr>
+          <w:rFonts w:ascii="Aptos" w:eastAsia="Aptos" w:hAnsi="Aptos" w:cs="Aptos"/>
+          <w:color w:val="000000"/>
+          <w:sz w:val="32"/>
+        </w:rPr>
+        <w:t>\Documents</w:t>
+      </w:r>
       <w:r>
         <w:rPr>
           <w:rFonts w:ascii="Segoe UI Symbol" w:eastAsia="Aptos" w:hAnsi="Segoe UI Symbol" w:cs="Aptos"/>
           <w:color w:val="000000"/>
           <w:sz w:val="32"/>
         </w:rPr>
-        <w:t>\</w:t>
-      </w:r>
-      <w:proofErr w:type="spellStart"/>
+        <w:t>\Automatico</w:t>
+      </w:r>
       <w:r>
         <w:rPr>
           <w:rFonts w:ascii="Segoe UI Symbol" w:eastAsia="Aptos" w:hAnsi="Segoe UI Symbol" w:cs="Aptos"/>
           <w:color w:val="000000"/>
           <w:sz w:val="32"/>
         </w:rPr>
+        <w:t>”</w:t>
+      </w:r>
+    </w:p>
+    <w:p>
+      <w:pPr>
+        <w:spacing w:line="259" w:lineRule="exact"/>
+        <w:ind w:left="709"/>
+        <w:rPr>
+          <w:rFonts w:ascii="Segoe UI Symbol" w:eastAsia="Aptos" w:hAnsi="Segoe UI Symbol" w:cs="Aptos"/>
+          <w:sz w:val="32"/>
+        </w:rPr>
+      </w:pPr>
+      <w:r>
+        <w:rPr>
+          <w:rFonts w:ascii="Segoe UI Symbol" w:eastAsia="Aptos" w:hAnsi="Segoe UI Symbol" w:cs="Aptos"/>
+          <w:color w:val="000000"/>
+          <w:sz w:val="32"/>
+        </w:rPr>
+        <w:t xml:space="preserve">           </w:t>
+      </w:r>
+      <w:r>
+        <w:rPr>
+          <w:rFonts w:ascii="Segoe UI Symbol" w:eastAsia="Aptos" w:hAnsi="Segoe UI Symbol" w:cs="Aptos"/>
+          <w:color w:val="000000"/>
+          <w:sz w:val="32"/>
+        </w:rPr>
+        <w:t>enter</w:t>
+      </w:r>
+      <w:r>
+        <w:rPr>
+          <w:rFonts w:ascii="Segoe UI Symbol" w:eastAsia="Aptos" w:hAnsi="Segoe UI Symbol" w:cs="Aptos"/>
+          <w:color w:val="000000"/>
+          <w:sz w:val="32"/>
+        </w:rPr>
+        <w:t>.</w:t>
+      </w:r>
+    </w:p>
+    <w:p>
+      <w:pPr>
+        <w:spacing w:line="259" w:lineRule="exact"/>
+        <w:ind w:left="567"/>
+        <w:rPr>
+          <w:rFonts w:ascii="Aptos" w:eastAsia="Aptos" w:hAnsi="Aptos" w:cs="Aptos"/>
+          <w:color w:val="000000"/>
+          <w:sz w:val="32"/>
+        </w:rPr>
+      </w:pPr>
+      <w:r>
+        <w:rPr>
+          <w:rFonts w:ascii="Aptos" w:eastAsia="Aptos" w:hAnsi="Aptos" w:cs="Aptos"/>
+          <w:color w:val="000000"/>
+          <w:sz w:val="32"/>
+        </w:rPr>
+        <w:t xml:space="preserve">   </w:t>
+      </w:r>
+      <w:r>
+        <w:rPr>
+          <w:rFonts w:ascii="Aptos" w:eastAsia="Aptos" w:hAnsi="Aptos" w:cs="Aptos"/>
+          <w:color w:val="000000"/>
+          <w:sz w:val="32"/>
+        </w:rPr>
+        <w:t>choco install ".\InstallAp</w:t>
+      </w:r>
+      <w:r>
+        <w:rPr>
+          <w:rFonts w:ascii="Aptos" w:eastAsia="Aptos" w:hAnsi="Aptos" w:cs="Aptos"/>
+          <w:color w:val="000000"/>
+          <w:sz w:val="32"/>
+        </w:rPr>
+        <w:t>p</w:t>
+      </w:r>
+      <w:r>
+        <w:rPr>
+          <w:rFonts w:ascii="Aptos" w:eastAsia="Aptos" w:hAnsi="Aptos" w:cs="Aptos"/>
+          <w:color w:val="000000"/>
+          <w:sz w:val="32"/>
+        </w:rPr>
+        <w:t>sDESKTOP-</w:t>
+      </w:r>
+      <w:r>
+        <w:rPr>
+          <w:rFonts w:ascii="Aptos" w:eastAsia="Aptos" w:hAnsi="Aptos" w:cs="Aptos"/>
+          <w:color w:val="000000"/>
+          <w:sz w:val="32"/>
+        </w:rPr>
         <w:t>Automatico</w:t>
       </w:r>
-      <w:proofErr w:type="spellEnd"/>
-      <w:r>
-        <w:rPr>
-          <w:rFonts w:ascii="Segoe UI Symbol" w:eastAsia="Aptos" w:hAnsi="Segoe UI Symbol" w:cs="Aptos"/>
-          <w:color w:val="000000"/>
-          <w:sz w:val="32"/>
-        </w:rPr>
-        <w:t>”</w:t>
-      </w:r>
-    </w:p>
-    <w:p>
-      <w:pPr>
-        <w:spacing w:line="259" w:lineRule="exact"/>
-        <w:ind w:left="709"/>
-        <w:rPr>
-          <w:rFonts w:ascii="Segoe UI Symbol" w:eastAsia="Aptos" w:hAnsi="Segoe UI Symbol" w:cs="Aptos"/>
-          <w:sz w:val="32"/>
-        </w:rPr>
-      </w:pPr>
-      <w:r>
-        <w:rPr>
-          <w:rFonts w:ascii="Segoe UI Symbol" w:eastAsia="Aptos" w:hAnsi="Segoe UI Symbol" w:cs="Aptos"/>
-          <w:color w:val="000000"/>
-          <w:sz w:val="32"/>
-        </w:rPr>
-        <w:t xml:space="preserve">           </w:t>
-      </w:r>
-      <w:proofErr w:type="spellStart"/>
-      <w:r>
-        <w:rPr>
-          <w:rFonts w:ascii="Segoe UI Symbol" w:eastAsia="Aptos" w:hAnsi="Segoe UI Symbol" w:cs="Aptos"/>
-          <w:color w:val="000000"/>
-          <w:sz w:val="32"/>
-        </w:rPr>
-        <w:t>enter</w:t>
-      </w:r>
-      <w:proofErr w:type="spellEnd"/>
-      <w:r>
-        <w:rPr>
-          <w:rFonts w:ascii="Segoe UI Symbol" w:eastAsia="Aptos" w:hAnsi="Segoe UI Symbol" w:cs="Aptos"/>
-          <w:color w:val="000000"/>
-          <w:sz w:val="32"/>
-        </w:rPr>
-        <w:t>.</w:t>
+      <w:r>
+        <w:rPr>
+          <w:rFonts w:ascii="Aptos" w:eastAsia="Aptos" w:hAnsi="Aptos" w:cs="Aptos"/>
+          <w:color w:val="000000"/>
+          <w:sz w:val="32"/>
+        </w:rPr>
+        <w:t>.config"</w:t>
+      </w:r>
+      <w:r>
+        <w:rPr>
+          <w:rFonts w:ascii="Aptos" w:eastAsia="Aptos" w:hAnsi="Aptos" w:cs="Aptos"/>
+          <w:color w:val="000000"/>
+          <w:sz w:val="32"/>
+        </w:rPr>
+        <w:t xml:space="preserve"> </w:t>
+      </w:r>
+      <w:r>
+        <w:rPr>
+          <w:rFonts w:ascii="Aptos" w:eastAsia="Aptos" w:hAnsi="Aptos" w:cs="Aptos"/>
+          <w:color w:val="000000"/>
+          <w:sz w:val="32"/>
+        </w:rPr>
+        <w:t xml:space="preserve">-y </w:t>
+      </w:r>
+    </w:p>
+    <w:p>
+      <w:pPr>
+        <w:spacing w:line="259" w:lineRule="exact"/>
+        <w:ind w:left="851"/>
+        <w:rPr>
+          <w:rFonts w:ascii="Aptos" w:eastAsia="Aptos" w:hAnsi="Aptos" w:cs="Aptos"/>
+          <w:sz w:val="32"/>
+        </w:rPr>
+      </w:pPr>
+      <w:r>
+        <w:rPr>
+          <w:rFonts w:ascii="Aptos" w:eastAsia="Aptos" w:hAnsi="Aptos" w:cs="Aptos"/>
+          <w:color w:val="000000"/>
+          <w:sz w:val="32"/>
+        </w:rPr>
+        <w:t>enter.</w:t>
       </w:r>
     </w:p>
     <w:p>
@@ -772,6 +586,43 @@
         <w:ind w:left="567"/>
         <w:rPr>
           <w:rFonts w:ascii="Aptos" w:eastAsia="Aptos" w:hAnsi="Aptos" w:cs="Aptos"/>
+          <w:sz w:val="32"/>
+        </w:rPr>
+      </w:pPr>
+      <w:r>
+        <w:rPr>
+          <w:rFonts w:ascii="Aptos" w:eastAsia="Aptos" w:hAnsi="Aptos" w:cs="Aptos"/>
+          <w:color w:val="000000"/>
+          <w:sz w:val="32"/>
+        </w:rPr>
+        <w:t xml:space="preserve">  Problema con el checksum?  </w:t>
+      </w:r>
+      <w:r>
+        <w:rPr>
+          <w:rFonts w:ascii="Aptos" w:eastAsia="Aptos" w:hAnsi="Aptos" w:cs="Aptos"/>
+          <w:color w:val="000000"/>
+          <w:sz w:val="32"/>
+        </w:rPr>
+        <w:t>ej:</w:t>
+      </w:r>
+    </w:p>
+    <w:p>
+      <w:pPr>
+        <w:spacing w:line="259" w:lineRule="exact"/>
+        <w:ind w:left="567"/>
+        <w:rPr>
+          <w:rFonts w:ascii="Aptos" w:eastAsia="Aptos" w:hAnsi="Aptos" w:cs="Aptos"/>
+          <w:color w:val="000000"/>
+          <w:sz w:val="32"/>
+        </w:rPr>
+      </w:pPr>
+    </w:p>
+    <w:p>
+      <w:pPr>
+        <w:spacing w:line="259" w:lineRule="exact"/>
+        <w:ind w:left="567"/>
+        <w:rPr>
+          <w:rFonts w:ascii="Aptos" w:eastAsia="Aptos" w:hAnsi="Aptos" w:cs="Aptos"/>
           <w:color w:val="000000"/>
           <w:sz w:val="32"/>
         </w:rPr>
@@ -790,231 +641,8 @@
           <w:color w:val="000000"/>
           <w:sz w:val="32"/>
         </w:rPr>
-        <w:t xml:space="preserve">choco </w:t>
-      </w:r>
-      <w:proofErr w:type="spellStart"/>
-      <w:r>
-        <w:rPr>
-          <w:rFonts w:ascii="Aptos" w:eastAsia="Aptos" w:hAnsi="Aptos" w:cs="Aptos"/>
-          <w:color w:val="000000"/>
-          <w:sz w:val="32"/>
-        </w:rPr>
-        <w:t>install</w:t>
-      </w:r>
-      <w:proofErr w:type="spellEnd"/>
-      <w:r>
-        <w:rPr>
-          <w:rFonts w:ascii="Aptos" w:eastAsia="Aptos" w:hAnsi="Aptos" w:cs="Aptos"/>
-          <w:color w:val="000000"/>
-          <w:sz w:val="32"/>
-        </w:rPr>
-        <w:t xml:space="preserve"> ".\</w:t>
-      </w:r>
-      <w:proofErr w:type="spellStart"/>
-      <w:r>
-        <w:rPr>
-          <w:rFonts w:ascii="Aptos" w:eastAsia="Aptos" w:hAnsi="Aptos" w:cs="Aptos"/>
-          <w:color w:val="000000"/>
-          <w:sz w:val="32"/>
-        </w:rPr>
-        <w:t>InstallAp</w:t>
-      </w:r>
-      <w:r>
-        <w:rPr>
-          <w:rFonts w:ascii="Aptos" w:eastAsia="Aptos" w:hAnsi="Aptos" w:cs="Aptos"/>
-          <w:color w:val="000000"/>
-          <w:sz w:val="32"/>
-        </w:rPr>
-        <w:t>p</w:t>
-      </w:r>
-      <w:r>
-        <w:rPr>
-          <w:rFonts w:ascii="Aptos" w:eastAsia="Aptos" w:hAnsi="Aptos" w:cs="Aptos"/>
-          <w:color w:val="000000"/>
-          <w:sz w:val="32"/>
-        </w:rPr>
-        <w:t>sDESKTOP-</w:t>
-      </w:r>
-      <w:r>
-        <w:rPr>
-          <w:rFonts w:ascii="Aptos" w:eastAsia="Aptos" w:hAnsi="Aptos" w:cs="Aptos"/>
-          <w:color w:val="000000"/>
-          <w:sz w:val="32"/>
-        </w:rPr>
-        <w:t>Automatico</w:t>
-      </w:r>
-      <w:r>
-        <w:rPr>
-          <w:rFonts w:ascii="Aptos" w:eastAsia="Aptos" w:hAnsi="Aptos" w:cs="Aptos"/>
-          <w:color w:val="000000"/>
-          <w:sz w:val="32"/>
-        </w:rPr>
-        <w:t>.config</w:t>
-      </w:r>
-      <w:proofErr w:type="spellEnd"/>
-      <w:r>
-        <w:rPr>
-          <w:rFonts w:ascii="Aptos" w:eastAsia="Aptos" w:hAnsi="Aptos" w:cs="Aptos"/>
-          <w:color w:val="000000"/>
-          <w:sz w:val="32"/>
-        </w:rPr>
-        <w:t>"</w:t>
-      </w:r>
-      <w:r>
-        <w:rPr>
-          <w:rFonts w:ascii="Aptos" w:eastAsia="Aptos" w:hAnsi="Aptos" w:cs="Aptos"/>
-          <w:color w:val="000000"/>
-          <w:sz w:val="32"/>
-        </w:rPr>
-        <w:t xml:space="preserve"> </w:t>
-      </w:r>
-      <w:r>
-        <w:rPr>
-          <w:rFonts w:ascii="Aptos" w:eastAsia="Aptos" w:hAnsi="Aptos" w:cs="Aptos"/>
-          <w:color w:val="000000"/>
-          <w:sz w:val="32"/>
-        </w:rPr>
-        <w:t xml:space="preserve">-y </w:t>
-      </w:r>
-    </w:p>
-    <w:p>
-      <w:pPr>
-        <w:spacing w:line="259" w:lineRule="exact"/>
-        <w:ind w:left="851"/>
-        <w:rPr>
-          <w:rFonts w:ascii="Aptos" w:eastAsia="Aptos" w:hAnsi="Aptos" w:cs="Aptos"/>
-          <w:sz w:val="32"/>
-        </w:rPr>
-      </w:pPr>
-      <w:proofErr w:type="spellStart"/>
-      <w:r>
-        <w:rPr>
-          <w:rFonts w:ascii="Aptos" w:eastAsia="Aptos" w:hAnsi="Aptos" w:cs="Aptos"/>
-          <w:color w:val="000000"/>
-          <w:sz w:val="32"/>
-        </w:rPr>
-        <w:t>enter</w:t>
-      </w:r>
-      <w:proofErr w:type="spellEnd"/>
-      <w:r>
-        <w:rPr>
-          <w:rFonts w:ascii="Aptos" w:eastAsia="Aptos" w:hAnsi="Aptos" w:cs="Aptos"/>
-          <w:color w:val="000000"/>
-          <w:sz w:val="32"/>
-        </w:rPr>
-        <w:t>.</w:t>
-      </w:r>
-    </w:p>
-    <w:p>
-      <w:pPr>
-        <w:spacing w:line="259" w:lineRule="exact"/>
-        <w:ind w:left="567"/>
-        <w:rPr>
-          <w:rFonts w:ascii="Aptos" w:eastAsia="Aptos" w:hAnsi="Aptos" w:cs="Aptos"/>
-          <w:sz w:val="32"/>
-        </w:rPr>
-      </w:pPr>
-      <w:r>
-        <w:rPr>
-          <w:rFonts w:ascii="Aptos" w:eastAsia="Aptos" w:hAnsi="Aptos" w:cs="Aptos"/>
-          <w:color w:val="000000"/>
-          <w:sz w:val="32"/>
-        </w:rPr>
-        <w:t xml:space="preserve">  Problema con el </w:t>
-      </w:r>
-      <w:proofErr w:type="spellStart"/>
-      <w:r>
-        <w:rPr>
-          <w:rFonts w:ascii="Aptos" w:eastAsia="Aptos" w:hAnsi="Aptos" w:cs="Aptos"/>
-          <w:color w:val="000000"/>
-          <w:sz w:val="32"/>
-        </w:rPr>
-        <w:t>checksum</w:t>
-      </w:r>
-      <w:proofErr w:type="spellEnd"/>
-      <w:r>
-        <w:rPr>
-          <w:rFonts w:ascii="Aptos" w:eastAsia="Aptos" w:hAnsi="Aptos" w:cs="Aptos"/>
-          <w:color w:val="000000"/>
-          <w:sz w:val="32"/>
-        </w:rPr>
-        <w:t xml:space="preserve">?  </w:t>
-      </w:r>
-      <w:proofErr w:type="spellStart"/>
-      <w:r>
-        <w:rPr>
-          <w:rFonts w:ascii="Aptos" w:eastAsia="Aptos" w:hAnsi="Aptos" w:cs="Aptos"/>
-          <w:color w:val="000000"/>
-          <w:sz w:val="32"/>
-        </w:rPr>
-        <w:t>ej</w:t>
-      </w:r>
-      <w:proofErr w:type="spellEnd"/>
-      <w:r>
-        <w:rPr>
-          <w:rFonts w:ascii="Aptos" w:eastAsia="Aptos" w:hAnsi="Aptos" w:cs="Aptos"/>
-          <w:color w:val="000000"/>
-          <w:sz w:val="32"/>
-        </w:rPr>
-        <w:t>:</w:t>
-      </w:r>
-    </w:p>
-    <w:p>
-      <w:pPr>
-        <w:spacing w:line="259" w:lineRule="exact"/>
-        <w:ind w:left="567"/>
-        <w:rPr>
-          <w:rFonts w:ascii="Aptos" w:eastAsia="Aptos" w:hAnsi="Aptos" w:cs="Aptos"/>
-          <w:color w:val="000000"/>
-          <w:sz w:val="32"/>
-        </w:rPr>
-      </w:pPr>
-    </w:p>
-    <w:p>
-      <w:pPr>
-        <w:spacing w:line="259" w:lineRule="exact"/>
-        <w:ind w:left="567"/>
-        <w:rPr>
-          <w:rFonts w:ascii="Aptos" w:eastAsia="Aptos" w:hAnsi="Aptos" w:cs="Aptos"/>
-          <w:color w:val="000000"/>
-          <w:sz w:val="32"/>
-        </w:rPr>
-      </w:pPr>
-      <w:r>
-        <w:rPr>
-          <w:rFonts w:ascii="Aptos" w:eastAsia="Aptos" w:hAnsi="Aptos" w:cs="Aptos"/>
-          <w:color w:val="000000"/>
-          <w:sz w:val="32"/>
-        </w:rPr>
-        <w:t xml:space="preserve">   </w:t>
-      </w:r>
-      <w:r>
-        <w:rPr>
-          <w:rFonts w:ascii="Aptos" w:eastAsia="Aptos" w:hAnsi="Aptos" w:cs="Aptos"/>
-          <w:color w:val="000000"/>
-          <w:sz w:val="32"/>
-        </w:rPr>
-        <w:t xml:space="preserve">choco </w:t>
-      </w:r>
-      <w:proofErr w:type="spellStart"/>
-      <w:r>
-        <w:rPr>
-          <w:rFonts w:ascii="Aptos" w:eastAsia="Aptos" w:hAnsi="Aptos" w:cs="Aptos"/>
-          <w:color w:val="000000"/>
-          <w:sz w:val="32"/>
-        </w:rPr>
-        <w:t>install</w:t>
-      </w:r>
-      <w:proofErr w:type="spellEnd"/>
-      <w:r>
-        <w:rPr>
-          <w:rFonts w:ascii="Aptos" w:eastAsia="Aptos" w:hAnsi="Aptos" w:cs="Aptos"/>
-          <w:color w:val="000000"/>
-          <w:sz w:val="32"/>
-        </w:rPr>
-        <w:t xml:space="preserve"> </w:t>
-      </w:r>
-      <w:proofErr w:type="spellStart"/>
+        <w:t xml:space="preserve">choco install </w:t>
+      </w:r>
       <w:r>
         <w:rPr>
           <w:rFonts w:ascii="Aptos" w:eastAsia="Aptos" w:hAnsi="Aptos" w:cs="Aptos"/>
@@ -1023,25 +651,14 @@
         </w:rPr>
         <w:t>googlechrome</w:t>
       </w:r>
-      <w:proofErr w:type="spellEnd"/>
-      <w:r>
-        <w:rPr>
-          <w:rFonts w:ascii="Aptos" w:eastAsia="Aptos" w:hAnsi="Aptos" w:cs="Aptos"/>
-          <w:color w:val="000000"/>
-          <w:sz w:val="32"/>
-        </w:rPr>
-        <w:t xml:space="preserve"> --ignore-</w:t>
-      </w:r>
-      <w:proofErr w:type="spellStart"/>
-      <w:r>
-        <w:rPr>
-          <w:rFonts w:ascii="Aptos" w:eastAsia="Aptos" w:hAnsi="Aptos" w:cs="Aptos"/>
-          <w:color w:val="000000"/>
-          <w:sz w:val="32"/>
-        </w:rPr>
-        <w:t>checksums</w:t>
-      </w:r>
-      <w:proofErr w:type="spellEnd"/>
+      <w:r>
+        <w:rPr>
+          <w:rFonts w:ascii="Aptos" w:eastAsia="Aptos" w:hAnsi="Aptos" w:cs="Aptos"/>
+          <w:color w:val="000000"/>
+          <w:sz w:val="32"/>
+        </w:rPr>
+        <w:t xml:space="preserve"> --ignore-checksums</w:t>
+      </w:r>
       <w:r>
         <w:rPr>
           <w:rFonts w:ascii="Aptos" w:eastAsia="Aptos" w:hAnsi="Aptos" w:cs="Aptos"/>
@@ -1084,25 +701,7 @@
           <w:color w:val="000000"/>
           <w:sz w:val="32"/>
         </w:rPr>
-        <w:t xml:space="preserve">Comando choco para extraer lista de apps instaladas en </w:t>
-      </w:r>
-      <w:proofErr w:type="spellStart"/>
-      <w:r>
-        <w:rPr>
-          <w:rFonts w:ascii="Aptos" w:eastAsia="Aptos" w:hAnsi="Aptos" w:cs="Aptos"/>
-          <w:color w:val="000000"/>
-          <w:sz w:val="32"/>
-        </w:rPr>
-        <w:t>xml</w:t>
-      </w:r>
-      <w:proofErr w:type="spellEnd"/>
-      <w:r>
-        <w:rPr>
-          <w:rFonts w:ascii="Aptos" w:eastAsia="Aptos" w:hAnsi="Aptos" w:cs="Aptos"/>
-          <w:color w:val="000000"/>
-          <w:sz w:val="32"/>
-        </w:rPr>
-        <w:t xml:space="preserve"> sin versión</w:t>
+        <w:t>Comando choco para extraer lista de apps instaladas en xml sin versión</w:t>
       </w:r>
       <w:r>
         <w:rPr>
@@ -1135,43 +734,7 @@
           <w:color w:val="000000"/>
           <w:sz w:val="32"/>
         </w:rPr>
-        <w:t xml:space="preserve">choco </w:t>
-      </w:r>
-      <w:proofErr w:type="spellStart"/>
-      <w:r>
-        <w:rPr>
-          <w:rFonts w:ascii="Aptos" w:eastAsia="Aptos" w:hAnsi="Aptos" w:cs="Aptos"/>
-          <w:color w:val="000000"/>
-          <w:sz w:val="32"/>
-        </w:rPr>
-        <w:t>export</w:t>
-      </w:r>
-      <w:proofErr w:type="spellEnd"/>
-      <w:r>
-        <w:rPr>
-          <w:rFonts w:ascii="Aptos" w:eastAsia="Aptos" w:hAnsi="Aptos" w:cs="Aptos"/>
-          <w:color w:val="000000"/>
-          <w:sz w:val="32"/>
-        </w:rPr>
-        <w:t xml:space="preserve"> --output-file-</w:t>
-      </w:r>
-      <w:proofErr w:type="spellStart"/>
-      <w:r>
-        <w:rPr>
-          <w:rFonts w:ascii="Aptos" w:eastAsia="Aptos" w:hAnsi="Aptos" w:cs="Aptos"/>
-          <w:color w:val="000000"/>
-          <w:sz w:val="32"/>
-        </w:rPr>
-        <w:t>path</w:t>
-      </w:r>
-      <w:proofErr w:type="spellEnd"/>
-      <w:r>
-        <w:rPr>
-          <w:rFonts w:ascii="Aptos" w:eastAsia="Aptos" w:hAnsi="Aptos" w:cs="Aptos"/>
-          <w:color w:val="000000"/>
-          <w:sz w:val="32"/>
-        </w:rPr>
-        <w:t>="'</w:t>
+        <w:t>choco export --output-file-path="'</w:t>
       </w:r>
       <w:r>
         <w:t xml:space="preserve"> </w:t>
@@ -1206,23 +769,7 @@
           <w:color w:val="000000"/>
           <w:sz w:val="32"/>
         </w:rPr>
-        <w:t>.config</w:t>
-      </w:r>
-      <w:r>
-        <w:rPr>
-          <w:rFonts w:ascii="Aptos" w:eastAsia="Aptos" w:hAnsi="Aptos" w:cs="Aptos"/>
-          <w:color w:val="000000"/>
-          <w:sz w:val="32"/>
-        </w:rPr>
-        <w:t xml:space="preserve"> </w:t>
-      </w:r>
-      <w:r>
-        <w:rPr>
-          <w:rFonts w:ascii="Aptos" w:eastAsia="Aptos" w:hAnsi="Aptos" w:cs="Aptos"/>
-          <w:color w:val="000000"/>
-          <w:sz w:val="32"/>
-        </w:rPr>
-        <w:t>'"</w:t>
+        <w:t>.config '"</w:t>
       </w:r>
       <w:r>
         <w:rPr>
@@ -1262,7 +809,6 @@
           <w:lang w:eastAsia="es-AR" w:bidi="ar-SA"/>
         </w:rPr>
       </w:pPr>
-      <w:proofErr w:type="spellStart"/>
       <w:r>
         <w:rPr>
           <w:rFonts w:eastAsia="Times New Roman" w:cs="Calibri"/>
@@ -1273,9 +819,8 @@
           <w:szCs w:val="28"/>
           <w:lang w:eastAsia="es-AR" w:bidi="ar-SA"/>
         </w:rPr>
-        <w:t>netplwiz</w:t>
-      </w:r>
-      <w:proofErr w:type="spellEnd"/>
+        <w:t>choco install KB2919355 KB2999226 KB3118401 --ignore-dependencies -y</w:t>
+      </w:r>
       <w:r>
         <w:rPr>
           <w:rFonts w:eastAsia="Times New Roman" w:cs="Calibri"/>
@@ -1286,9 +831,13 @@
           <w:szCs w:val="28"/>
           <w:lang w:eastAsia="es-AR" w:bidi="ar-SA"/>
         </w:rPr>
-        <w:t xml:space="preserve"> </w:t>
-      </w:r>
-      <w:r>
+        <w:t xml:space="preserve"> 15/05/2026</w:t>
+      </w:r>
+    </w:p>
+    <w:p>
+      <w:pPr>
+        <w:widowControl/>
+        <w:ind w:left="567"/>
         <w:rPr>
           <w:rFonts w:eastAsia="Times New Roman" w:cs="Calibri"/>
           <w:b/>
@@ -1298,9 +847,12 @@
           <w:szCs w:val="28"/>
           <w:lang w:eastAsia="es-AR" w:bidi="ar-SA"/>
         </w:rPr>
-        <w:t xml:space="preserve">   </w:t>
-      </w:r>
-      <w:r>
+      </w:pPr>
+    </w:p>
+    <w:p>
+      <w:pPr>
+        <w:widowControl/>
+        <w:ind w:left="567"/>
         <w:rPr>
           <w:rFonts w:eastAsia="Times New Roman" w:cs="Calibri"/>
           <w:b/>
@@ -1310,8 +862,7 @@
           <w:szCs w:val="28"/>
           <w:lang w:eastAsia="es-AR" w:bidi="ar-SA"/>
         </w:rPr>
-        <w:sym w:font="Wingdings" w:char="F0E8"/>
-      </w:r>
+      </w:pPr>
       <w:r>
         <w:rPr>
           <w:rFonts w:eastAsia="Times New Roman" w:cs="Calibri"/>
@@ -1322,7 +873,7 @@
           <w:szCs w:val="28"/>
           <w:lang w:eastAsia="es-AR" w:bidi="ar-SA"/>
         </w:rPr>
-        <w:t xml:space="preserve">   </w:t>
+        <w:t xml:space="preserve">netplwiz </w:t>
       </w:r>
       <w:r>
         <w:rPr>
@@ -1334,7 +885,7 @@
           <w:szCs w:val="28"/>
           <w:lang w:eastAsia="es-AR" w:bidi="ar-SA"/>
         </w:rPr>
-        <w:t>cambio de nombre d</w:t>
+        <w:t xml:space="preserve">   </w:t>
       </w:r>
       <w:r>
         <w:rPr>
@@ -1346,13 +897,9 @@
           <w:szCs w:val="28"/>
           <w:lang w:eastAsia="es-AR" w:bidi="ar-SA"/>
         </w:rPr>
-        <w:t>e usuario</w:t>
-      </w:r>
-    </w:p>
-    <w:p>
-      <w:pPr>
-        <w:widowControl/>
-        <w:ind w:left="567"/>
+        <w:sym w:font="Wingdings" w:char="F0E8"/>
+      </w:r>
+      <w:r>
         <w:rPr>
           <w:rFonts w:eastAsia="Times New Roman" w:cs="Calibri"/>
           <w:b/>
@@ -1362,8 +909,8 @@
           <w:szCs w:val="28"/>
           <w:lang w:eastAsia="es-AR" w:bidi="ar-SA"/>
         </w:rPr>
-      </w:pPr>
-      <w:proofErr w:type="spellStart"/>
+        <w:t xml:space="preserve">   </w:t>
+      </w:r>
       <w:r>
         <w:rPr>
           <w:rFonts w:eastAsia="Times New Roman" w:cs="Calibri"/>
@@ -1374,9 +921,8 @@
           <w:szCs w:val="28"/>
           <w:lang w:eastAsia="es-AR" w:bidi="ar-SA"/>
         </w:rPr>
-        <w:t>Get-PSDrive</w:t>
-      </w:r>
-      <w:proofErr w:type="spellEnd"/>
+        <w:t>cambio de nombre d</w:t>
+      </w:r>
       <w:r>
         <w:rPr>
           <w:rFonts w:eastAsia="Times New Roman" w:cs="Calibri"/>
@@ -1387,7 +933,7 @@
           <w:szCs w:val="28"/>
           <w:lang w:eastAsia="es-AR" w:bidi="ar-SA"/>
         </w:rPr>
-        <w:t xml:space="preserve"> muestra unidades de red </w:t>
+        <w:t>e usuario</w:t>
       </w:r>
     </w:p>
     <w:p>
@@ -1404,7 +950,6 @@
           <w:lang w:eastAsia="es-AR" w:bidi="ar-SA"/>
         </w:rPr>
       </w:pPr>
-      <w:proofErr w:type="spellStart"/>
       <w:r>
         <w:rPr>
           <w:rFonts w:eastAsia="Times New Roman" w:cs="Calibri"/>
@@ -1415,10 +960,13 @@
           <w:szCs w:val="28"/>
           <w:lang w:eastAsia="es-AR" w:bidi="ar-SA"/>
         </w:rPr>
-        <w:t>systeminfo</w:t>
-      </w:r>
-      <w:proofErr w:type="spellEnd"/>
-      <w:r>
+        <w:t xml:space="preserve">Get-PSDrive muestra unidades de red </w:t>
+      </w:r>
+    </w:p>
+    <w:p>
+      <w:pPr>
+        <w:widowControl/>
+        <w:ind w:left="567"/>
         <w:rPr>
           <w:rFonts w:eastAsia="Times New Roman" w:cs="Calibri"/>
           <w:b/>
@@ -1428,7 +976,18 @@
           <w:szCs w:val="28"/>
           <w:lang w:eastAsia="es-AR" w:bidi="ar-SA"/>
         </w:rPr>
-        <w:t xml:space="preserve">  </w:t>
+      </w:pPr>
+      <w:r>
+        <w:rPr>
+          <w:rFonts w:eastAsia="Times New Roman" w:cs="Calibri"/>
+          <w:b/>
+          <w:bCs/>
+          <w:kern w:val="0"/>
+          <w:sz w:val="28"/>
+          <w:szCs w:val="28"/>
+          <w:lang w:eastAsia="es-AR" w:bidi="ar-SA"/>
+        </w:rPr>
+        <w:t xml:space="preserve">systeminfo  </w:t>
       </w:r>
       <w:r>
         <w:rPr>
@@ -1616,55 +1175,7 @@
           <w:sz w:val="24"/>
           <w:lang w:val="en-US" w:eastAsia="es-AR" w:bidi="ar-SA"/>
         </w:rPr>
-        <w:t>Select-String -Path "$</w:t>
-      </w:r>
-      <w:proofErr w:type="spellStart"/>
-      <w:r>
-        <w:rPr>
-          <w:rFonts w:eastAsia="Times New Roman" w:cs="Calibri"/>
-          <w:b/>
-          <w:bCs/>
-          <w:kern w:val="0"/>
-          <w:sz w:val="24"/>
-          <w:lang w:val="en-US" w:eastAsia="es-AR" w:bidi="ar-SA"/>
-        </w:rPr>
-        <w:t>env:windir</w:t>
-      </w:r>
-      <w:proofErr w:type="spellEnd"/>
-      <w:r>
-        <w:rPr>
-          <w:rFonts w:eastAsia="Times New Roman" w:cs="Calibri"/>
-          <w:b/>
-          <w:bCs/>
-          <w:kern w:val="0"/>
-          <w:sz w:val="24"/>
-          <w:lang w:val="en-US" w:eastAsia="es-AR" w:bidi="ar-SA"/>
-        </w:rPr>
-        <w:t>\Logs\CBS\CBS.log" -Pattern "\[SR\]" | Out-File -</w:t>
-      </w:r>
-      <w:proofErr w:type="spellStart"/>
-      <w:r>
-        <w:rPr>
-          <w:rFonts w:eastAsia="Times New Roman" w:cs="Calibri"/>
-          <w:b/>
-          <w:bCs/>
-          <w:kern w:val="0"/>
-          <w:sz w:val="24"/>
-          <w:lang w:val="en-US" w:eastAsia="es-AR" w:bidi="ar-SA"/>
-        </w:rPr>
-        <w:t>FilePath</w:t>
-      </w:r>
-      <w:proofErr w:type="spellEnd"/>
-      <w:r>
-        <w:rPr>
-          <w:rFonts w:eastAsia="Times New Roman" w:cs="Calibri"/>
-          <w:b/>
-          <w:bCs/>
-          <w:kern w:val="0"/>
-          <w:sz w:val="24"/>
-          <w:lang w:val="en-US" w:eastAsia="es-AR" w:bidi="ar-SA"/>
-        </w:rPr>
-        <w:t xml:space="preserve"> "</w:t>
+        <w:t>Select-String -Path "$env:windir\Logs\CBS\CBS.log" -Pattern "\[SR\]" | Out-File -FilePath "</w:t>
       </w:r>
       <w:r>
         <w:rPr>
@@ -1737,7 +1248,6 @@
           <w:lang w:val="en-US" w:eastAsia="es-AR" w:bidi="ar-SA"/>
         </w:rPr>
       </w:pPr>
-      <w:proofErr w:type="spellStart"/>
       <w:r>
         <w:rPr>
           <w:rFonts w:eastAsia="Times New Roman" w:cs="Calibri"/>
@@ -1750,7 +1260,6 @@
         </w:rPr>
         <w:t>scannow</w:t>
       </w:r>
-      <w:proofErr w:type="spellEnd"/>
       <w:r>
         <w:rPr>
           <w:rFonts w:eastAsia="Times New Roman" w:cs="Calibri"/>
@@ -1763,7 +1272,6 @@
         </w:rPr>
         <w:t xml:space="preserve"> </w:t>
       </w:r>
-      <w:proofErr w:type="spellStart"/>
       <w:r>
         <w:rPr>
           <w:rFonts w:eastAsia="Times New Roman" w:cs="Calibri"/>
@@ -1774,20 +1282,7 @@
           <w:szCs w:val="28"/>
           <w:lang w:val="en-US" w:eastAsia="es-AR" w:bidi="ar-SA"/>
         </w:rPr>
-        <w:t>Desde</w:t>
-      </w:r>
-      <w:proofErr w:type="spellEnd"/>
-      <w:r>
-        <w:rPr>
-          <w:rFonts w:eastAsia="Times New Roman" w:cs="Calibri"/>
-          <w:b/>
-          <w:bCs/>
-          <w:kern w:val="0"/>
-          <w:sz w:val="28"/>
-          <w:szCs w:val="28"/>
-          <w:lang w:val="en-US" w:eastAsia="es-AR" w:bidi="ar-SA"/>
-        </w:rPr>
-        <w:t xml:space="preserve"> x:\Sources&gt;</w:t>
+        <w:t>Desde x:\Sources&gt;</w:t>
       </w:r>
     </w:p>
     <w:p>
@@ -1811,7 +1306,6 @@
           <w:lang w:val="en-US" w:eastAsia="es-AR" w:bidi="ar-SA"/>
         </w:rPr>
       </w:pPr>
-      <w:proofErr w:type="spellStart"/>
       <w:r>
         <w:rPr>
           <w:rFonts w:eastAsia="Times New Roman" w:cs="Calibri"/>
@@ -1822,98 +1316,7 @@
           <w:szCs w:val="28"/>
           <w:lang w:val="en-US" w:eastAsia="es-AR" w:bidi="ar-SA"/>
         </w:rPr>
-        <w:t>sfc</w:t>
-      </w:r>
-      <w:proofErr w:type="spellEnd"/>
-      <w:r>
-        <w:rPr>
-          <w:rFonts w:eastAsia="Times New Roman" w:cs="Calibri"/>
-          <w:b/>
-          <w:bCs/>
-          <w:kern w:val="0"/>
-          <w:sz w:val="28"/>
-          <w:szCs w:val="28"/>
-          <w:lang w:val="en-US" w:eastAsia="es-AR" w:bidi="ar-SA"/>
-        </w:rPr>
-        <w:t xml:space="preserve"> /</w:t>
-      </w:r>
-      <w:proofErr w:type="spellStart"/>
-      <w:r>
-        <w:rPr>
-          <w:rFonts w:eastAsia="Times New Roman" w:cs="Calibri"/>
-          <w:b/>
-          <w:bCs/>
-          <w:kern w:val="0"/>
-          <w:sz w:val="28"/>
-          <w:szCs w:val="28"/>
-          <w:lang w:val="en-US" w:eastAsia="es-AR" w:bidi="ar-SA"/>
-        </w:rPr>
-        <w:t>scannow</w:t>
-      </w:r>
-      <w:proofErr w:type="spellEnd"/>
-      <w:r>
-        <w:rPr>
-          <w:rFonts w:eastAsia="Times New Roman" w:cs="Calibri"/>
-          <w:b/>
-          <w:bCs/>
-          <w:kern w:val="0"/>
-          <w:sz w:val="28"/>
-          <w:szCs w:val="28"/>
-          <w:lang w:val="en-US" w:eastAsia="es-AR" w:bidi="ar-SA"/>
-        </w:rPr>
-        <w:t xml:space="preserve"> /</w:t>
-      </w:r>
-      <w:proofErr w:type="spellStart"/>
-      <w:r>
-        <w:rPr>
-          <w:rFonts w:eastAsia="Times New Roman" w:cs="Calibri"/>
-          <w:b/>
-          <w:bCs/>
-          <w:kern w:val="0"/>
-          <w:sz w:val="28"/>
-          <w:szCs w:val="28"/>
-          <w:lang w:val="en-US" w:eastAsia="es-AR" w:bidi="ar-SA"/>
-        </w:rPr>
-        <w:t>offbootdir</w:t>
-      </w:r>
-      <w:proofErr w:type="spellEnd"/>
-      <w:r>
-        <w:rPr>
-          <w:rFonts w:eastAsia="Times New Roman" w:cs="Calibri"/>
-          <w:b/>
-          <w:bCs/>
-          <w:kern w:val="0"/>
-          <w:sz w:val="28"/>
-          <w:szCs w:val="28"/>
-          <w:lang w:val="en-US" w:eastAsia="es-AR" w:bidi="ar-SA"/>
-        </w:rPr>
-        <w:t>=C:\ /</w:t>
-      </w:r>
-      <w:proofErr w:type="spellStart"/>
-      <w:r>
-        <w:rPr>
-          <w:rFonts w:eastAsia="Times New Roman" w:cs="Calibri"/>
-          <w:b/>
-          <w:bCs/>
-          <w:kern w:val="0"/>
-          <w:sz w:val="28"/>
-          <w:szCs w:val="28"/>
-          <w:lang w:val="en-US" w:eastAsia="es-AR" w:bidi="ar-SA"/>
-        </w:rPr>
-        <w:t>offwindir</w:t>
-      </w:r>
-      <w:proofErr w:type="spellEnd"/>
-      <w:r>
-        <w:rPr>
-          <w:rFonts w:eastAsia="Times New Roman" w:cs="Calibri"/>
-          <w:b/>
-          <w:bCs/>
-          <w:kern w:val="0"/>
-          <w:sz w:val="28"/>
-          <w:szCs w:val="28"/>
-          <w:lang w:val="en-US" w:eastAsia="es-AR" w:bidi="ar-SA"/>
-        </w:rPr>
-        <w:t>=C:\Windows</w:t>
+        <w:t>sfc /scannow /offbootdir=C:\ /offwindir=C:\Windows</w:t>
       </w:r>
     </w:p>
     <w:p>
@@ -2054,41 +1457,13 @@
         <w:spacing w:line="259" w:lineRule="exact"/>
         <w:ind w:left="0"/>
       </w:pPr>
-      <w:proofErr w:type="spellStart"/>
-      <w:r>
-        <w:rPr>
-          <w:rFonts w:ascii="Aptos" w:eastAsia="Aptos" w:hAnsi="Aptos" w:cs="Aptos"/>
-          <w:color w:val="000000"/>
-          <w:sz w:val="32"/>
-        </w:rPr>
-        <w:t>Coockies</w:t>
-      </w:r>
-      <w:proofErr w:type="spellEnd"/>
-      <w:r>
-        <w:rPr>
-          <w:rFonts w:ascii="Aptos" w:eastAsia="Aptos" w:hAnsi="Aptos" w:cs="Aptos"/>
-          <w:color w:val="000000"/>
-          <w:sz w:val="32"/>
-        </w:rPr>
-        <w:t xml:space="preserve"> de terceros: Bloquear </w:t>
-      </w:r>
-      <w:proofErr w:type="spellStart"/>
-      <w:r>
-        <w:rPr>
-          <w:rFonts w:ascii="Aptos" w:eastAsia="Aptos" w:hAnsi="Aptos" w:cs="Aptos"/>
-          <w:color w:val="000000"/>
-          <w:sz w:val="32"/>
-        </w:rPr>
-        <w:t>Coockies</w:t>
-      </w:r>
-      <w:proofErr w:type="spellEnd"/>
-      <w:r>
-        <w:rPr>
-          <w:rFonts w:ascii="Aptos" w:eastAsia="Aptos" w:hAnsi="Aptos" w:cs="Aptos"/>
-          <w:color w:val="000000"/>
-          <w:sz w:val="32"/>
-        </w:rPr>
-        <w:t xml:space="preserve"> de terceros, “</w:t>
+      <w:r>
+        <w:rPr>
+          <w:rFonts w:ascii="Aptos" w:eastAsia="Aptos" w:hAnsi="Aptos" w:cs="Aptos"/>
+          <w:color w:val="000000"/>
+          <w:sz w:val="32"/>
+        </w:rPr>
+        <w:t>Coockies de terceros: Bloquear Coockies de terceros, “</w:t>
       </w:r>
       <w:r>
         <w:rPr>
@@ -2158,59 +1533,23 @@
           <w:color w:val="000000"/>
           <w:sz w:val="32"/>
         </w:rPr>
-        <w:t xml:space="preserve">rivacidad y </w:t>
-      </w:r>
-      <w:proofErr w:type="spellStart"/>
-      <w:r>
-        <w:rPr>
-          <w:rFonts w:ascii="Aptos" w:eastAsia="Aptos" w:hAnsi="Aptos" w:cs="Aptos"/>
-          <w:color w:val="000000"/>
-          <w:sz w:val="32"/>
-        </w:rPr>
-        <w:t>Seguridad</w:t>
-      </w:r>
-      <w:r>
-        <w:rPr>
-          <w:rFonts w:ascii="Aptos" w:eastAsia="Aptos" w:hAnsi="Aptos" w:cs="Aptos"/>
-          <w:color w:val="000000"/>
-          <w:sz w:val="32"/>
-        </w:rPr>
-        <w:t>:Privacidad</w:t>
-      </w:r>
-      <w:proofErr w:type="spellEnd"/>
-      <w:r>
-        <w:rPr>
-          <w:rFonts w:ascii="Aptos" w:eastAsia="Aptos" w:hAnsi="Aptos" w:cs="Aptos"/>
-          <w:color w:val="000000"/>
-          <w:sz w:val="32"/>
-        </w:rPr>
-        <w:t xml:space="preserve"> en la Publicidad, Temas de </w:t>
-      </w:r>
-      <w:proofErr w:type="spellStart"/>
-      <w:r>
-        <w:rPr>
-          <w:rFonts w:ascii="Aptos" w:eastAsia="Aptos" w:hAnsi="Aptos" w:cs="Aptos"/>
-          <w:color w:val="000000"/>
-          <w:sz w:val="32"/>
-        </w:rPr>
-        <w:t>Anuncios,</w:t>
-      </w:r>
-      <w:r>
-        <w:rPr>
-          <w:rFonts w:ascii="Aptos" w:eastAsia="Aptos" w:hAnsi="Aptos" w:cs="Aptos"/>
-          <w:color w:val="000000"/>
-          <w:sz w:val="32"/>
-        </w:rPr>
-        <w:t>Desactivar</w:t>
-      </w:r>
-      <w:proofErr w:type="spellEnd"/>
-      <w:r>
-        <w:rPr>
-          <w:rFonts w:ascii="Aptos" w:eastAsia="Aptos" w:hAnsi="Aptos" w:cs="Aptos"/>
-          <w:color w:val="000000"/>
-          <w:sz w:val="32"/>
-        </w:rPr>
-        <w:t>.</w:t>
+        <w:t>rivacidad y Seguridad</w:t>
+      </w:r>
+      <w:r>
+        <w:rPr>
+          <w:rFonts w:ascii="Aptos" w:eastAsia="Aptos" w:hAnsi="Aptos" w:cs="Aptos"/>
+          <w:color w:val="000000"/>
+          <w:sz w:val="32"/>
+        </w:rPr>
+        <w:t>:Privacidad en la Publicidad, Temas de Anuncios,</w:t>
+      </w:r>
+      <w:r>
+        <w:rPr>
+          <w:rFonts w:ascii="Aptos" w:eastAsia="Aptos" w:hAnsi="Aptos" w:cs="Aptos"/>
+          <w:color w:val="000000"/>
+          <w:sz w:val="32"/>
+        </w:rPr>
+        <w:t>Desactivar.</w:t>
       </w:r>
     </w:p>
     <w:p>
@@ -2225,59 +1564,14 @@
           <w:sz w:val="32"/>
         </w:rPr>
       </w:pPr>
-      <w:proofErr w:type="spellStart"/>
-      <w:r>
-        <w:rPr>
-          <w:rFonts w:ascii="Aptos" w:eastAsia="Aptos" w:hAnsi="Aptos" w:cs="Aptos"/>
-          <w:color w:val="000000"/>
-          <w:sz w:val="32"/>
-        </w:rPr>
-        <w:t>Anucios</w:t>
-      </w:r>
-      <w:proofErr w:type="spellEnd"/>
-      <w:r>
-        <w:rPr>
-          <w:rFonts w:ascii="Aptos" w:eastAsia="Aptos" w:hAnsi="Aptos" w:cs="Aptos"/>
-          <w:color w:val="000000"/>
-          <w:sz w:val="32"/>
-        </w:rPr>
-        <w:t xml:space="preserve"> sugeridos por sitios, </w:t>
-      </w:r>
-      <w:proofErr w:type="spellStart"/>
-      <w:r>
-        <w:rPr>
-          <w:rFonts w:ascii="Aptos" w:eastAsia="Aptos" w:hAnsi="Aptos" w:cs="Aptos"/>
-          <w:color w:val="000000"/>
-          <w:sz w:val="32"/>
-        </w:rPr>
-        <w:t>Desactivar.Medicion</w:t>
-      </w:r>
-      <w:proofErr w:type="spellEnd"/>
-      <w:r>
-        <w:rPr>
-          <w:rFonts w:ascii="Aptos" w:eastAsia="Aptos" w:hAnsi="Aptos" w:cs="Aptos"/>
-          <w:color w:val="000000"/>
-          <w:sz w:val="32"/>
-        </w:rPr>
-        <w:t xml:space="preserve"> de Anuncios, </w:t>
-      </w:r>
-      <w:proofErr w:type="spellStart"/>
-      <w:r>
-        <w:rPr>
-          <w:rFonts w:ascii="Aptos" w:eastAsia="Aptos" w:hAnsi="Aptos" w:cs="Aptos"/>
-          <w:color w:val="000000"/>
-          <w:sz w:val="32"/>
-        </w:rPr>
-        <w:t>Descativar</w:t>
-      </w:r>
-      <w:proofErr w:type="spellEnd"/>
-      <w:r>
-        <w:rPr>
-          <w:rFonts w:ascii="Aptos" w:eastAsia="Aptos" w:hAnsi="Aptos" w:cs="Aptos"/>
-          <w:color w:val="000000"/>
-          <w:sz w:val="32"/>
-        </w:rPr>
-        <w:t xml:space="preserve">. </w:t>
+      <w:r>
+        <w:rPr>
+          <w:rFonts w:ascii="Aptos" w:eastAsia="Aptos" w:hAnsi="Aptos" w:cs="Aptos"/>
+          <w:color w:val="000000"/>
+          <w:sz w:val="32"/>
+        </w:rPr>
+        <w:lastRenderedPageBreak/>
+        <w:t xml:space="preserve">Anucios sugeridos por sitios, Desactivar.Medicion de Anuncios, Descativar. </w:t>
       </w:r>
     </w:p>
     <w:p>
@@ -2337,7 +1631,6 @@
           <w:color w:val="000000"/>
           <w:sz w:val="32"/>
         </w:rPr>
-        <w:lastRenderedPageBreak/>
         <w:t xml:space="preserve">Configuración, Rendimiento, </w:t>
       </w:r>
       <w:r>
@@ -2346,25 +1639,7 @@
           <w:color w:val="000000"/>
           <w:sz w:val="32"/>
         </w:rPr>
-        <w:t xml:space="preserve">Memoria, Ahorro de Memoria, seleccionar </w:t>
-      </w:r>
-      <w:proofErr w:type="spellStart"/>
-      <w:r>
-        <w:rPr>
-          <w:rFonts w:ascii="Aptos" w:eastAsia="Aptos" w:hAnsi="Aptos" w:cs="Aptos"/>
-          <w:color w:val="000000"/>
-          <w:sz w:val="32"/>
-        </w:rPr>
-        <w:t>Maximo</w:t>
-      </w:r>
-      <w:proofErr w:type="spellEnd"/>
-      <w:r>
-        <w:rPr>
-          <w:rFonts w:ascii="Aptos" w:eastAsia="Aptos" w:hAnsi="Aptos" w:cs="Aptos"/>
-          <w:color w:val="000000"/>
-          <w:sz w:val="32"/>
-        </w:rPr>
-        <w:t xml:space="preserve">, Ahorro de energía, en Notebook Activar solo cuando la batería esté al 20% seleccionar y activar. </w:t>
+        <w:t xml:space="preserve">Memoria, Ahorro de Memoria, seleccionar Maximo, Ahorro de energía, en Notebook Activar solo cuando la batería esté al 20% seleccionar y activar. </w:t>
       </w:r>
       <w:r>
         <w:rPr>
@@ -2494,7 +1769,6 @@
         <w:spacing w:line="259" w:lineRule="exact"/>
         <w:ind w:left="0"/>
       </w:pPr>
-      <w:proofErr w:type="spellStart"/>
       <w:r>
         <w:rPr>
           <w:rFonts w:ascii="Aptos" w:eastAsia="Aptos" w:hAnsi="Aptos" w:cs="Aptos"/>
@@ -2503,7 +1777,6 @@
         </w:rPr>
         <w:t>Coonfiguración</w:t>
       </w:r>
-      <w:proofErr w:type="spellEnd"/>
       <w:r>
         <w:rPr>
           <w:rFonts w:ascii="Aptos" w:eastAsia="Aptos" w:hAnsi="Aptos" w:cs="Aptos"/>
@@ -2778,7 +2051,6 @@
         </w:rPr>
         <w:t xml:space="preserve">Abrir con Ejecutar </w:t>
       </w:r>
-      <w:proofErr w:type="spellStart"/>
       <w:r>
         <w:rPr>
           <w:rFonts w:ascii="Aptos" w:eastAsia="Aptos" w:hAnsi="Aptos" w:cs="Aptos"/>
@@ -2793,34 +2065,7 @@
           <w:color w:val="000000"/>
           <w:sz w:val="32"/>
         </w:rPr>
-        <w:t>pedit.msc</w:t>
-      </w:r>
-      <w:proofErr w:type="spellEnd"/>
-      <w:r>
-        <w:rPr>
-          <w:rFonts w:ascii="Aptos" w:eastAsia="Aptos" w:hAnsi="Aptos" w:cs="Aptos"/>
-          <w:color w:val="000000"/>
-          <w:sz w:val="32"/>
-        </w:rPr>
-        <w:t xml:space="preserve">, configuración del equipo, plantillas administrativas, red, programador de paquetes </w:t>
-      </w:r>
-      <w:proofErr w:type="spellStart"/>
-      <w:r>
-        <w:rPr>
-          <w:rFonts w:ascii="Aptos" w:eastAsia="Aptos" w:hAnsi="Aptos" w:cs="Aptos"/>
-          <w:color w:val="000000"/>
-          <w:sz w:val="32"/>
-        </w:rPr>
-        <w:t>QoS</w:t>
-      </w:r>
-      <w:proofErr w:type="spellEnd"/>
-      <w:r>
-        <w:rPr>
-          <w:rFonts w:ascii="Aptos" w:eastAsia="Aptos" w:hAnsi="Aptos" w:cs="Aptos"/>
-          <w:color w:val="000000"/>
-          <w:sz w:val="32"/>
-        </w:rPr>
-        <w:t>, limitar el ancho de banda reservable, habilitar y bajar de 80 a 0.</w:t>
+        <w:t>pedit.msc, configuración del equipo, plantillas administrativas, red, programador de paquetes QoS, limitar el ancho de banda reservable, habilitar y bajar de 80 a 0.</w:t>
       </w:r>
     </w:p>
     <w:p>
@@ -2841,23 +2086,13 @@
           <w:sz w:val="32"/>
         </w:rPr>
       </w:pPr>
-      <w:proofErr w:type="spellStart"/>
-      <w:r>
-        <w:rPr>
-          <w:rFonts w:ascii="Aptos" w:eastAsia="Aptos" w:hAnsi="Aptos" w:cs="Aptos"/>
-          <w:color w:val="000000"/>
-          <w:sz w:val="32"/>
-        </w:rPr>
-        <w:t>Gpedit.msc</w:t>
-      </w:r>
-      <w:proofErr w:type="spellEnd"/>
-      <w:r>
-        <w:rPr>
-          <w:rFonts w:ascii="Aptos" w:eastAsia="Aptos" w:hAnsi="Aptos" w:cs="Aptos"/>
-          <w:color w:val="000000"/>
-          <w:sz w:val="32"/>
-        </w:rPr>
-        <w:t xml:space="preserve">, configuración de Equipo, plantillas administrativas, componentes de Windows, Antivirus de Microsoft Defender, </w:t>
+      <w:r>
+        <w:rPr>
+          <w:rFonts w:ascii="Aptos" w:eastAsia="Aptos" w:hAnsi="Aptos" w:cs="Aptos"/>
+          <w:color w:val="000000"/>
+          <w:sz w:val="32"/>
+        </w:rPr>
+        <w:t xml:space="preserve">Gpedit.msc, configuración de Equipo, plantillas administrativas, componentes de Windows, Antivirus de Microsoft Defender, </w:t>
       </w:r>
       <w:r>
         <w:rPr>
@@ -3097,18 +2332,8 @@
           <w:color w:val="000000"/>
           <w:sz w:val="32"/>
         </w:rPr>
-        <w:t>Clear-</w:t>
-      </w:r>
-      <w:proofErr w:type="spellStart"/>
-      <w:r>
-        <w:rPr>
-          <w:rFonts w:ascii="Aptos" w:eastAsia="Aptos" w:hAnsi="Aptos" w:cs="Aptos"/>
-          <w:color w:val="000000"/>
-          <w:sz w:val="32"/>
-        </w:rPr>
-        <w:t>DnsClientCache</w:t>
-      </w:r>
-      <w:proofErr w:type="spellEnd"/>
+        <w:t>Clear-DnsClientCache</w:t>
+      </w:r>
     </w:p>
     <w:p>
       <w:pPr>
@@ -3240,88 +2465,14 @@
           <w:sz w:val="32"/>
         </w:rPr>
       </w:pPr>
-      <w:proofErr w:type="spellStart"/>
-      <w:r>
-        <w:rPr>
-          <w:rFonts w:ascii="Aptos" w:eastAsia="Aptos" w:hAnsi="Aptos" w:cs="Aptos"/>
-          <w:color w:val="000000"/>
-          <w:sz w:val="32"/>
-        </w:rPr>
-        <w:t>Setting</w:t>
-      </w:r>
-      <w:proofErr w:type="spellEnd"/>
-      <w:r>
-        <w:rPr>
-          <w:rFonts w:ascii="Aptos" w:eastAsia="Aptos" w:hAnsi="Aptos" w:cs="Aptos"/>
-          <w:color w:val="000000"/>
-          <w:sz w:val="32"/>
-        </w:rPr>
-        <w:t xml:space="preserve"> </w:t>
-      </w:r>
-      <w:proofErr w:type="spellStart"/>
-      <w:r>
-        <w:rPr>
-          <w:rFonts w:ascii="Aptos" w:eastAsia="Aptos" w:hAnsi="Aptos" w:cs="Aptos"/>
-          <w:color w:val="000000"/>
-          <w:sz w:val="32"/>
-        </w:rPr>
-        <w:t>service</w:t>
-      </w:r>
-      <w:proofErr w:type="spellEnd"/>
-      <w:r>
-        <w:rPr>
-          <w:rFonts w:ascii="Aptos" w:eastAsia="Aptos" w:hAnsi="Aptos" w:cs="Aptos"/>
-          <w:color w:val="000000"/>
-          <w:sz w:val="32"/>
-        </w:rPr>
-        <w:t xml:space="preserve"> </w:t>
-      </w:r>
-      <w:proofErr w:type="spellStart"/>
-      <w:r>
-        <w:rPr>
-          <w:rFonts w:ascii="Aptos" w:eastAsia="Aptos" w:hAnsi="Aptos" w:cs="Aptos"/>
-          <w:color w:val="000000"/>
-          <w:sz w:val="32"/>
-        </w:rPr>
-        <w:t>nombreservicio</w:t>
-      </w:r>
-      <w:proofErr w:type="spellEnd"/>
-      <w:r>
-        <w:rPr>
-          <w:rFonts w:ascii="Aptos" w:eastAsia="Aptos" w:hAnsi="Aptos" w:cs="Aptos"/>
-          <w:color w:val="000000"/>
-          <w:sz w:val="32"/>
-        </w:rPr>
-        <w:t xml:space="preserve"> </w:t>
-      </w:r>
-      <w:proofErr w:type="spellStart"/>
-      <w:r>
-        <w:rPr>
-          <w:rFonts w:ascii="Aptos" w:eastAsia="Aptos" w:hAnsi="Aptos" w:cs="Aptos"/>
-          <w:color w:val="000000"/>
-          <w:sz w:val="32"/>
-        </w:rPr>
-        <w:t>to</w:t>
-      </w:r>
-      <w:proofErr w:type="spellEnd"/>
-      <w:r>
-        <w:rPr>
-          <w:rFonts w:ascii="Aptos" w:eastAsia="Aptos" w:hAnsi="Aptos" w:cs="Aptos"/>
-          <w:color w:val="000000"/>
-          <w:sz w:val="32"/>
-        </w:rPr>
-        <w:t xml:space="preserve"> </w:t>
-      </w:r>
-      <w:proofErr w:type="spellStart"/>
-      <w:r>
-        <w:rPr>
-          <w:rFonts w:ascii="Aptos" w:eastAsia="Aptos" w:hAnsi="Aptos" w:cs="Aptos"/>
-          <w:color w:val="000000"/>
-          <w:sz w:val="32"/>
-        </w:rPr>
-        <w:t>Disabled</w:t>
-      </w:r>
-      <w:proofErr w:type="spellEnd"/>
+      <w:r>
+        <w:rPr>
+          <w:rFonts w:ascii="Aptos" w:eastAsia="Aptos" w:hAnsi="Aptos" w:cs="Aptos"/>
+          <w:color w:val="000000"/>
+          <w:sz w:val="32"/>
+        </w:rPr>
+        <w:t>Setting service nombreservicio to Disabled</w:t>
+      </w:r>
     </w:p>
     <w:p>
       <w:pPr>
@@ -3359,68 +2510,17 @@
           <w:sz w:val="32"/>
           <w:lang w:val="en-US"/>
         </w:rPr>
-        <w:t>"</w:t>
-      </w:r>
-      <w:proofErr w:type="spellStart"/>
-      <w:r>
-        <w:rPr>
-          <w:rFonts w:ascii="Aptos" w:eastAsia="Aptos" w:hAnsi="Aptos" w:cs="Aptos"/>
-          <w:color w:val="000000"/>
-          <w:sz w:val="32"/>
-          <w:lang w:val="en-US"/>
-        </w:rPr>
-        <w:t>DiagTrack</w:t>
-      </w:r>
-      <w:proofErr w:type="spellEnd"/>
-      <w:r>
-        <w:rPr>
-          <w:rFonts w:ascii="Aptos" w:eastAsia="Aptos" w:hAnsi="Aptos" w:cs="Aptos"/>
-          <w:color w:val="000000"/>
-          <w:sz w:val="32"/>
-          <w:lang w:val="en-US"/>
-        </w:rPr>
-        <w:t>"</w:t>
-      </w:r>
-      <w:r>
-        <w:rPr>
-          <w:rFonts w:ascii="Aptos" w:eastAsia="Aptos" w:hAnsi="Aptos" w:cs="Aptos"/>
-          <w:color w:val="000000"/>
-          <w:sz w:val="32"/>
-          <w:lang w:val="en-US"/>
-        </w:rPr>
-        <w:t xml:space="preserve"> -</w:t>
-      </w:r>
-      <w:proofErr w:type="spellStart"/>
-      <w:r>
-        <w:rPr>
-          <w:rFonts w:ascii="Aptos" w:eastAsia="Aptos" w:hAnsi="Aptos" w:cs="Aptos"/>
-          <w:color w:val="000000"/>
-          <w:sz w:val="32"/>
-          <w:lang w:val="en-US"/>
-        </w:rPr>
-        <w:t>ErrorAction</w:t>
-      </w:r>
-      <w:proofErr w:type="spellEnd"/>
-      <w:r>
-        <w:rPr>
-          <w:rFonts w:ascii="Aptos" w:eastAsia="Aptos" w:hAnsi="Aptos" w:cs="Aptos"/>
-          <w:color w:val="000000"/>
-          <w:sz w:val="32"/>
-          <w:lang w:val="en-US"/>
-        </w:rPr>
-        <w:t xml:space="preserve"> </w:t>
-      </w:r>
-      <w:proofErr w:type="spellStart"/>
-      <w:r>
-        <w:rPr>
-          <w:rFonts w:ascii="Aptos" w:eastAsia="Aptos" w:hAnsi="Aptos" w:cs="Aptos"/>
-          <w:color w:val="000000"/>
-          <w:sz w:val="32"/>
-          <w:lang w:val="en-US"/>
-        </w:rPr>
-        <w:t>SilentlyContinue</w:t>
-      </w:r>
-      <w:proofErr w:type="spellEnd"/>
+        <w:t>"DiagTrack"</w:t>
+      </w:r>
+      <w:r>
+        <w:rPr>
+          <w:rFonts w:ascii="Aptos" w:eastAsia="Aptos" w:hAnsi="Aptos" w:cs="Aptos"/>
+          <w:color w:val="000000"/>
+          <w:sz w:val="32"/>
+          <w:lang w:val="en-US"/>
+        </w:rPr>
+        <w:t xml:space="preserve"> -ErrorAction SilentlyContinue</w:t>
+      </w:r>
     </w:p>
     <w:p>
       <w:pPr>
@@ -3448,667 +2548,156 @@
           <w:sz w:val="32"/>
           <w:lang w:val="en-US"/>
         </w:rPr>
-        <w:t>"</w:t>
-      </w:r>
-      <w:proofErr w:type="spellStart"/>
-      <w:r>
-        <w:rPr>
-          <w:rFonts w:ascii="Aptos" w:eastAsia="Aptos" w:hAnsi="Aptos" w:cs="Aptos"/>
-          <w:color w:val="000000"/>
-          <w:sz w:val="32"/>
-          <w:lang w:val="en-US"/>
-        </w:rPr>
-        <w:t>SysMain</w:t>
-      </w:r>
-      <w:proofErr w:type="spellEnd"/>
-      <w:r>
-        <w:rPr>
-          <w:rFonts w:ascii="Aptos" w:eastAsia="Aptos" w:hAnsi="Aptos" w:cs="Aptos"/>
-          <w:color w:val="000000"/>
-          <w:sz w:val="32"/>
-          <w:lang w:val="en-US"/>
-        </w:rPr>
-        <w:t>"</w:t>
-      </w:r>
-      <w:r>
-        <w:rPr>
-          <w:rFonts w:ascii="Aptos" w:eastAsia="Aptos" w:hAnsi="Aptos" w:cs="Aptos"/>
-          <w:color w:val="000000"/>
-          <w:sz w:val="32"/>
-          <w:lang w:val="en-US"/>
-        </w:rPr>
-        <w:t xml:space="preserve"> -</w:t>
-      </w:r>
-      <w:proofErr w:type="spellStart"/>
-      <w:r>
-        <w:rPr>
-          <w:rFonts w:ascii="Aptos" w:eastAsia="Aptos" w:hAnsi="Aptos" w:cs="Aptos"/>
-          <w:color w:val="000000"/>
-          <w:sz w:val="32"/>
-          <w:lang w:val="en-US"/>
-        </w:rPr>
-        <w:t>ErrorAction</w:t>
-      </w:r>
-      <w:proofErr w:type="spellEnd"/>
-      <w:r>
-        <w:rPr>
-          <w:rFonts w:ascii="Aptos" w:eastAsia="Aptos" w:hAnsi="Aptos" w:cs="Aptos"/>
-          <w:color w:val="000000"/>
-          <w:sz w:val="32"/>
-          <w:lang w:val="en-US"/>
-        </w:rPr>
-        <w:t xml:space="preserve"> </w:t>
-      </w:r>
-      <w:proofErr w:type="spellStart"/>
-      <w:r>
-        <w:rPr>
-          <w:rFonts w:ascii="Aptos" w:eastAsia="Aptos" w:hAnsi="Aptos" w:cs="Aptos"/>
-          <w:color w:val="000000"/>
-          <w:sz w:val="32"/>
-          <w:lang w:val="en-US"/>
-        </w:rPr>
-        <w:t>SilentlyContinue</w:t>
-      </w:r>
-      <w:proofErr w:type="spellEnd"/>
-    </w:p>
-    <w:p>
-      <w:pPr>
-        <w:spacing w:line="259" w:lineRule="exact"/>
-        <w:rPr>
-          <w:rFonts w:ascii="Aptos" w:eastAsia="Aptos" w:hAnsi="Aptos" w:cs="Aptos"/>
-          <w:color w:val="000000"/>
-          <w:sz w:val="32"/>
-          <w:lang w:val="en-US"/>
-        </w:rPr>
-      </w:pPr>
-      <w:r>
-        <w:rPr>
-          <w:rFonts w:ascii="Aptos" w:eastAsia="Aptos" w:hAnsi="Aptos" w:cs="Aptos"/>
-          <w:color w:val="000000"/>
-          <w:sz w:val="32"/>
-          <w:lang w:val="en-US"/>
-        </w:rPr>
-        <w:t>Stop-Service -Name "</w:t>
-      </w:r>
-      <w:proofErr w:type="spellStart"/>
-      <w:r>
-        <w:rPr>
-          <w:rFonts w:ascii="Aptos" w:eastAsia="Aptos" w:hAnsi="Aptos" w:cs="Aptos"/>
-          <w:color w:val="000000"/>
-          <w:sz w:val="32"/>
-          <w:lang w:val="en-US"/>
-        </w:rPr>
-        <w:t>bthserv</w:t>
-      </w:r>
-      <w:proofErr w:type="spellEnd"/>
-      <w:r>
-        <w:rPr>
-          <w:rFonts w:ascii="Aptos" w:eastAsia="Aptos" w:hAnsi="Aptos" w:cs="Aptos"/>
-          <w:color w:val="000000"/>
-          <w:sz w:val="32"/>
-          <w:lang w:val="en-US"/>
-        </w:rPr>
-        <w:t>" -</w:t>
-      </w:r>
-      <w:proofErr w:type="spellStart"/>
-      <w:r>
-        <w:rPr>
-          <w:rFonts w:ascii="Aptos" w:eastAsia="Aptos" w:hAnsi="Aptos" w:cs="Aptos"/>
-          <w:color w:val="000000"/>
-          <w:sz w:val="32"/>
-          <w:lang w:val="en-US"/>
-        </w:rPr>
-        <w:t>ErrorAction</w:t>
-      </w:r>
-      <w:proofErr w:type="spellEnd"/>
-      <w:r>
-        <w:rPr>
-          <w:rFonts w:ascii="Aptos" w:eastAsia="Aptos" w:hAnsi="Aptos" w:cs="Aptos"/>
-          <w:color w:val="000000"/>
-          <w:sz w:val="32"/>
-          <w:lang w:val="en-US"/>
-        </w:rPr>
-        <w:t xml:space="preserve"> </w:t>
-      </w:r>
-      <w:proofErr w:type="spellStart"/>
-      <w:r>
-        <w:rPr>
-          <w:rFonts w:ascii="Aptos" w:eastAsia="Aptos" w:hAnsi="Aptos" w:cs="Aptos"/>
-          <w:color w:val="000000"/>
-          <w:sz w:val="32"/>
-          <w:lang w:val="en-US"/>
-        </w:rPr>
-        <w:t>SilentlyContinue</w:t>
-      </w:r>
-      <w:proofErr w:type="spellEnd"/>
-      <w:r>
-        <w:rPr>
-          <w:rFonts w:ascii="Aptos" w:eastAsia="Aptos" w:hAnsi="Aptos" w:cs="Aptos"/>
-          <w:color w:val="000000"/>
-          <w:sz w:val="32"/>
-          <w:lang w:val="en-US"/>
-        </w:rPr>
-        <w:t xml:space="preserve"> -Force</w:t>
-      </w:r>
-    </w:p>
-    <w:p>
-      <w:pPr>
-        <w:spacing w:line="259" w:lineRule="exact"/>
-        <w:rPr>
-          <w:rFonts w:ascii="Aptos" w:eastAsia="Aptos" w:hAnsi="Aptos" w:cs="Aptos"/>
-          <w:color w:val="000000"/>
-          <w:sz w:val="32"/>
-          <w:lang w:val="en-US"/>
-        </w:rPr>
-      </w:pPr>
-      <w:r>
-        <w:rPr>
-          <w:rFonts w:ascii="Aptos" w:eastAsia="Aptos" w:hAnsi="Aptos" w:cs="Aptos"/>
-          <w:color w:val="000000"/>
-          <w:sz w:val="32"/>
-          <w:lang w:val="en-US"/>
-        </w:rPr>
-        <w:t>Set-Service -Name "</w:t>
-      </w:r>
-      <w:proofErr w:type="spellStart"/>
-      <w:r>
-        <w:rPr>
-          <w:rFonts w:ascii="Aptos" w:eastAsia="Aptos" w:hAnsi="Aptos" w:cs="Aptos"/>
-          <w:color w:val="000000"/>
-          <w:sz w:val="32"/>
-          <w:lang w:val="en-US"/>
-        </w:rPr>
-        <w:t>bthserv</w:t>
-      </w:r>
-      <w:proofErr w:type="spellEnd"/>
-      <w:r>
-        <w:rPr>
-          <w:rFonts w:ascii="Aptos" w:eastAsia="Aptos" w:hAnsi="Aptos" w:cs="Aptos"/>
-          <w:color w:val="000000"/>
-          <w:sz w:val="32"/>
-          <w:lang w:val="en-US"/>
-        </w:rPr>
-        <w:t>" -</w:t>
-      </w:r>
-      <w:proofErr w:type="spellStart"/>
-      <w:r>
-        <w:rPr>
-          <w:rFonts w:ascii="Aptos" w:eastAsia="Aptos" w:hAnsi="Aptos" w:cs="Aptos"/>
-          <w:color w:val="000000"/>
-          <w:sz w:val="32"/>
-          <w:lang w:val="en-US"/>
-        </w:rPr>
-        <w:t>StartupType</w:t>
-      </w:r>
-      <w:proofErr w:type="spellEnd"/>
-      <w:r>
-        <w:rPr>
-          <w:rFonts w:ascii="Aptos" w:eastAsia="Aptos" w:hAnsi="Aptos" w:cs="Aptos"/>
-          <w:color w:val="000000"/>
-          <w:sz w:val="32"/>
-          <w:lang w:val="en-US"/>
-        </w:rPr>
-        <w:t xml:space="preserve"> Disabled</w:t>
-      </w:r>
-    </w:p>
-    <w:p>
-      <w:pPr>
-        <w:spacing w:line="259" w:lineRule="exact"/>
-        <w:rPr>
-          <w:rFonts w:ascii="Aptos" w:eastAsia="Aptos" w:hAnsi="Aptos" w:cs="Aptos"/>
-          <w:color w:val="000000"/>
-          <w:sz w:val="32"/>
-          <w:lang w:val="en-US"/>
-        </w:rPr>
-      </w:pPr>
-      <w:r>
-        <w:rPr>
-          <w:rFonts w:ascii="Aptos" w:eastAsia="Aptos" w:hAnsi="Aptos" w:cs="Aptos"/>
-          <w:color w:val="000000"/>
-          <w:sz w:val="32"/>
-          <w:lang w:val="en-US"/>
-        </w:rPr>
-        <w:t>Set-Service -Name "</w:t>
-      </w:r>
-      <w:proofErr w:type="spellStart"/>
-      <w:r>
-        <w:rPr>
-          <w:rFonts w:ascii="Aptos" w:eastAsia="Aptos" w:hAnsi="Aptos" w:cs="Aptos"/>
-          <w:color w:val="000000"/>
-          <w:sz w:val="32"/>
-          <w:lang w:val="en-US"/>
-        </w:rPr>
-        <w:t>XblAuthManager</w:t>
-      </w:r>
-      <w:proofErr w:type="spellEnd"/>
-      <w:r>
-        <w:rPr>
-          <w:rFonts w:ascii="Aptos" w:eastAsia="Aptos" w:hAnsi="Aptos" w:cs="Aptos"/>
-          <w:color w:val="000000"/>
-          <w:sz w:val="32"/>
-          <w:lang w:val="en-US"/>
-        </w:rPr>
-        <w:t>" -</w:t>
-      </w:r>
-      <w:proofErr w:type="spellStart"/>
-      <w:r>
-        <w:rPr>
-          <w:rFonts w:ascii="Aptos" w:eastAsia="Aptos" w:hAnsi="Aptos" w:cs="Aptos"/>
-          <w:color w:val="000000"/>
-          <w:sz w:val="32"/>
-          <w:lang w:val="en-US"/>
-        </w:rPr>
-        <w:t>StartupType</w:t>
-      </w:r>
-      <w:proofErr w:type="spellEnd"/>
-      <w:r>
-        <w:rPr>
-          <w:rFonts w:ascii="Aptos" w:eastAsia="Aptos" w:hAnsi="Aptos" w:cs="Aptos"/>
-          <w:color w:val="000000"/>
-          <w:sz w:val="32"/>
-          <w:lang w:val="en-US"/>
-        </w:rPr>
-        <w:t xml:space="preserve"> Disabled</w:t>
-      </w:r>
-    </w:p>
-    <w:p>
-      <w:pPr>
-        <w:spacing w:line="259" w:lineRule="exact"/>
-        <w:rPr>
-          <w:rFonts w:ascii="Aptos" w:eastAsia="Aptos" w:hAnsi="Aptos" w:cs="Aptos"/>
-          <w:color w:val="000000"/>
-          <w:sz w:val="32"/>
-          <w:lang w:val="en-US"/>
-        </w:rPr>
-      </w:pPr>
-      <w:r>
-        <w:rPr>
-          <w:rFonts w:ascii="Aptos" w:eastAsia="Aptos" w:hAnsi="Aptos" w:cs="Aptos"/>
-          <w:color w:val="000000"/>
-          <w:sz w:val="32"/>
-          <w:lang w:val="en-US"/>
-        </w:rPr>
-        <w:t>Set-Service -Name "</w:t>
-      </w:r>
-      <w:proofErr w:type="spellStart"/>
-      <w:r>
-        <w:rPr>
-          <w:rFonts w:ascii="Aptos" w:eastAsia="Aptos" w:hAnsi="Aptos" w:cs="Aptos"/>
-          <w:color w:val="000000"/>
-          <w:sz w:val="32"/>
-          <w:lang w:val="en-US"/>
-        </w:rPr>
-        <w:t>WpcMonSvc</w:t>
-      </w:r>
-      <w:proofErr w:type="spellEnd"/>
-      <w:r>
-        <w:rPr>
-          <w:rFonts w:ascii="Aptos" w:eastAsia="Aptos" w:hAnsi="Aptos" w:cs="Aptos"/>
-          <w:color w:val="000000"/>
-          <w:sz w:val="32"/>
-          <w:lang w:val="en-US"/>
-        </w:rPr>
-        <w:t>" -</w:t>
-      </w:r>
-      <w:proofErr w:type="spellStart"/>
-      <w:r>
-        <w:rPr>
-          <w:rFonts w:ascii="Aptos" w:eastAsia="Aptos" w:hAnsi="Aptos" w:cs="Aptos"/>
-          <w:color w:val="000000"/>
-          <w:sz w:val="32"/>
-          <w:lang w:val="en-US"/>
-        </w:rPr>
-        <w:t>StartupType</w:t>
-      </w:r>
-      <w:proofErr w:type="spellEnd"/>
-      <w:r>
-        <w:rPr>
-          <w:rFonts w:ascii="Aptos" w:eastAsia="Aptos" w:hAnsi="Aptos" w:cs="Aptos"/>
-          <w:color w:val="000000"/>
-          <w:sz w:val="32"/>
-          <w:lang w:val="en-US"/>
-        </w:rPr>
-        <w:t xml:space="preserve"> Disabled</w:t>
-      </w:r>
-    </w:p>
-    <w:p>
-      <w:pPr>
-        <w:spacing w:line="259" w:lineRule="exact"/>
-        <w:rPr>
-          <w:rFonts w:ascii="Aptos" w:eastAsia="Aptos" w:hAnsi="Aptos" w:cs="Aptos"/>
-          <w:color w:val="000000"/>
-          <w:sz w:val="32"/>
-          <w:lang w:val="en-US"/>
-        </w:rPr>
-      </w:pPr>
-      <w:r>
-        <w:rPr>
-          <w:rFonts w:ascii="Aptos" w:eastAsia="Aptos" w:hAnsi="Aptos" w:cs="Aptos"/>
-          <w:color w:val="000000"/>
-          <w:sz w:val="32"/>
-          <w:lang w:val="en-US"/>
-        </w:rPr>
-        <w:t>Set-Service -Name "</w:t>
-      </w:r>
-      <w:proofErr w:type="spellStart"/>
-      <w:r>
-        <w:rPr>
-          <w:rFonts w:ascii="Aptos" w:eastAsia="Aptos" w:hAnsi="Aptos" w:cs="Aptos"/>
-          <w:color w:val="000000"/>
-          <w:sz w:val="32"/>
-          <w:lang w:val="en-US"/>
-        </w:rPr>
-        <w:t>DiagTrack</w:t>
-      </w:r>
-      <w:proofErr w:type="spellEnd"/>
-      <w:r>
-        <w:rPr>
-          <w:rFonts w:ascii="Aptos" w:eastAsia="Aptos" w:hAnsi="Aptos" w:cs="Aptos"/>
-          <w:color w:val="000000"/>
-          <w:sz w:val="32"/>
-          <w:lang w:val="en-US"/>
-        </w:rPr>
-        <w:t>" -</w:t>
-      </w:r>
-      <w:proofErr w:type="spellStart"/>
-      <w:r>
-        <w:rPr>
-          <w:rFonts w:ascii="Aptos" w:eastAsia="Aptos" w:hAnsi="Aptos" w:cs="Aptos"/>
-          <w:color w:val="000000"/>
-          <w:sz w:val="32"/>
-          <w:lang w:val="en-US"/>
-        </w:rPr>
-        <w:t>StartupType</w:t>
-      </w:r>
-      <w:proofErr w:type="spellEnd"/>
-      <w:r>
-        <w:rPr>
-          <w:rFonts w:ascii="Aptos" w:eastAsia="Aptos" w:hAnsi="Aptos" w:cs="Aptos"/>
-          <w:color w:val="000000"/>
-          <w:sz w:val="32"/>
-          <w:lang w:val="en-US"/>
-        </w:rPr>
-        <w:t xml:space="preserve"> Disabled</w:t>
-      </w:r>
-    </w:p>
-    <w:p>
-      <w:pPr>
-        <w:spacing w:line="259" w:lineRule="exact"/>
-        <w:rPr>
-          <w:rFonts w:ascii="Aptos" w:eastAsia="Aptos" w:hAnsi="Aptos" w:cs="Aptos"/>
-          <w:color w:val="000000"/>
-          <w:sz w:val="32"/>
-          <w:lang w:val="en-US"/>
-        </w:rPr>
-      </w:pPr>
-      <w:r>
-        <w:rPr>
-          <w:rFonts w:ascii="Aptos" w:eastAsia="Aptos" w:hAnsi="Aptos" w:cs="Aptos"/>
-          <w:color w:val="000000"/>
-          <w:sz w:val="32"/>
-          <w:lang w:val="en-US"/>
-        </w:rPr>
-        <w:t>Set-Service -Name "Fax" -</w:t>
-      </w:r>
-      <w:proofErr w:type="spellStart"/>
-      <w:r>
-        <w:rPr>
-          <w:rFonts w:ascii="Aptos" w:eastAsia="Aptos" w:hAnsi="Aptos" w:cs="Aptos"/>
-          <w:color w:val="000000"/>
-          <w:sz w:val="32"/>
-          <w:lang w:val="en-US"/>
-        </w:rPr>
-        <w:t>StartupType</w:t>
-      </w:r>
-      <w:proofErr w:type="spellEnd"/>
-      <w:r>
-        <w:rPr>
-          <w:rFonts w:ascii="Aptos" w:eastAsia="Aptos" w:hAnsi="Aptos" w:cs="Aptos"/>
-          <w:color w:val="000000"/>
-          <w:sz w:val="32"/>
-          <w:lang w:val="en-US"/>
-        </w:rPr>
-        <w:t xml:space="preserve"> Disabled</w:t>
-      </w:r>
-    </w:p>
-    <w:p>
-      <w:pPr>
-        <w:spacing w:line="259" w:lineRule="exact"/>
-        <w:rPr>
-          <w:rFonts w:ascii="Aptos" w:eastAsia="Aptos" w:hAnsi="Aptos" w:cs="Aptos"/>
-          <w:color w:val="000000"/>
-          <w:sz w:val="32"/>
-          <w:lang w:val="en-US"/>
-        </w:rPr>
-      </w:pPr>
-      <w:r>
-        <w:rPr>
-          <w:rFonts w:ascii="Aptos" w:eastAsia="Aptos" w:hAnsi="Aptos" w:cs="Aptos"/>
-          <w:color w:val="000000"/>
-          <w:sz w:val="32"/>
-          <w:lang w:val="en-US"/>
-        </w:rPr>
-        <w:t>Set-Service -Name "</w:t>
-      </w:r>
-      <w:proofErr w:type="spellStart"/>
-      <w:r>
-        <w:rPr>
-          <w:rFonts w:ascii="Aptos" w:eastAsia="Aptos" w:hAnsi="Aptos" w:cs="Aptos"/>
-          <w:color w:val="000000"/>
-          <w:sz w:val="32"/>
-          <w:lang w:val="en-US"/>
-        </w:rPr>
-        <w:t>vmicguestinterface</w:t>
-      </w:r>
-      <w:proofErr w:type="spellEnd"/>
-      <w:r>
-        <w:rPr>
-          <w:rFonts w:ascii="Aptos" w:eastAsia="Aptos" w:hAnsi="Aptos" w:cs="Aptos"/>
-          <w:color w:val="000000"/>
-          <w:sz w:val="32"/>
-          <w:lang w:val="en-US"/>
-        </w:rPr>
-        <w:t>" -</w:t>
-      </w:r>
-      <w:proofErr w:type="spellStart"/>
-      <w:r>
-        <w:rPr>
-          <w:rFonts w:ascii="Aptos" w:eastAsia="Aptos" w:hAnsi="Aptos" w:cs="Aptos"/>
-          <w:color w:val="000000"/>
-          <w:sz w:val="32"/>
-          <w:lang w:val="en-US"/>
-        </w:rPr>
-        <w:t>StartupType</w:t>
-      </w:r>
-      <w:proofErr w:type="spellEnd"/>
-      <w:r>
-        <w:rPr>
-          <w:rFonts w:ascii="Aptos" w:eastAsia="Aptos" w:hAnsi="Aptos" w:cs="Aptos"/>
-          <w:color w:val="000000"/>
-          <w:sz w:val="32"/>
-          <w:lang w:val="en-US"/>
-        </w:rPr>
-        <w:t xml:space="preserve"> Disabled</w:t>
-      </w:r>
-    </w:p>
-    <w:p>
-      <w:pPr>
-        <w:spacing w:line="259" w:lineRule="exact"/>
-        <w:rPr>
-          <w:rFonts w:ascii="Aptos" w:eastAsia="Aptos" w:hAnsi="Aptos" w:cs="Aptos"/>
-          <w:color w:val="000000"/>
-          <w:sz w:val="32"/>
-          <w:lang w:val="en-US"/>
-        </w:rPr>
-      </w:pPr>
-      <w:r>
-        <w:rPr>
-          <w:rFonts w:ascii="Aptos" w:eastAsia="Aptos" w:hAnsi="Aptos" w:cs="Aptos"/>
-          <w:color w:val="000000"/>
-          <w:sz w:val="32"/>
-          <w:lang w:val="en-US"/>
-        </w:rPr>
-        <w:t>Set-Service -Name "</w:t>
-      </w:r>
-      <w:proofErr w:type="spellStart"/>
-      <w:r>
-        <w:rPr>
-          <w:rFonts w:ascii="Aptos" w:eastAsia="Aptos" w:hAnsi="Aptos" w:cs="Aptos"/>
-          <w:color w:val="000000"/>
-          <w:sz w:val="32"/>
-          <w:lang w:val="en-US"/>
-        </w:rPr>
-        <w:t>vmicshutdown</w:t>
-      </w:r>
-      <w:proofErr w:type="spellEnd"/>
-      <w:r>
-        <w:rPr>
-          <w:rFonts w:ascii="Aptos" w:eastAsia="Aptos" w:hAnsi="Aptos" w:cs="Aptos"/>
-          <w:color w:val="000000"/>
-          <w:sz w:val="32"/>
-          <w:lang w:val="en-US"/>
-        </w:rPr>
-        <w:t>" -</w:t>
-      </w:r>
-      <w:proofErr w:type="spellStart"/>
-      <w:r>
-        <w:rPr>
-          <w:rFonts w:ascii="Aptos" w:eastAsia="Aptos" w:hAnsi="Aptos" w:cs="Aptos"/>
-          <w:color w:val="000000"/>
-          <w:sz w:val="32"/>
-          <w:lang w:val="en-US"/>
-        </w:rPr>
-        <w:t>StartupType</w:t>
-      </w:r>
-      <w:proofErr w:type="spellEnd"/>
-      <w:r>
-        <w:rPr>
-          <w:rFonts w:ascii="Aptos" w:eastAsia="Aptos" w:hAnsi="Aptos" w:cs="Aptos"/>
-          <w:color w:val="000000"/>
-          <w:sz w:val="32"/>
-          <w:lang w:val="en-US"/>
-        </w:rPr>
-        <w:t xml:space="preserve"> Disabled</w:t>
-      </w:r>
-    </w:p>
-    <w:p>
-      <w:pPr>
-        <w:spacing w:line="259" w:lineRule="exact"/>
-        <w:rPr>
-          <w:rFonts w:ascii="Aptos" w:eastAsia="Aptos" w:hAnsi="Aptos" w:cs="Aptos"/>
-          <w:color w:val="000000"/>
-          <w:sz w:val="32"/>
-          <w:lang w:val="en-US"/>
-        </w:rPr>
-      </w:pPr>
-      <w:r>
-        <w:rPr>
-          <w:rFonts w:ascii="Aptos" w:eastAsia="Aptos" w:hAnsi="Aptos" w:cs="Aptos"/>
-          <w:color w:val="000000"/>
-          <w:sz w:val="32"/>
-          <w:lang w:val="en-US"/>
-        </w:rPr>
-        <w:t>Set-Service -Name "</w:t>
-      </w:r>
-      <w:proofErr w:type="spellStart"/>
-      <w:r>
-        <w:rPr>
-          <w:rFonts w:ascii="Aptos" w:eastAsia="Aptos" w:hAnsi="Aptos" w:cs="Aptos"/>
-          <w:color w:val="000000"/>
-          <w:sz w:val="32"/>
-          <w:lang w:val="en-US"/>
-        </w:rPr>
-        <w:t>vmickvpexchange</w:t>
-      </w:r>
-      <w:proofErr w:type="spellEnd"/>
-      <w:r>
-        <w:rPr>
-          <w:rFonts w:ascii="Aptos" w:eastAsia="Aptos" w:hAnsi="Aptos" w:cs="Aptos"/>
-          <w:color w:val="000000"/>
-          <w:sz w:val="32"/>
-          <w:lang w:val="en-US"/>
-        </w:rPr>
-        <w:t>" -</w:t>
-      </w:r>
-      <w:proofErr w:type="spellStart"/>
-      <w:r>
-        <w:rPr>
-          <w:rFonts w:ascii="Aptos" w:eastAsia="Aptos" w:hAnsi="Aptos" w:cs="Aptos"/>
-          <w:color w:val="000000"/>
-          <w:sz w:val="32"/>
-          <w:lang w:val="en-US"/>
-        </w:rPr>
-        <w:t>StartupType</w:t>
-      </w:r>
-      <w:proofErr w:type="spellEnd"/>
-      <w:r>
-        <w:rPr>
-          <w:rFonts w:ascii="Aptos" w:eastAsia="Aptos" w:hAnsi="Aptos" w:cs="Aptos"/>
-          <w:color w:val="000000"/>
-          <w:sz w:val="32"/>
-          <w:lang w:val="en-US"/>
-        </w:rPr>
-        <w:t xml:space="preserve"> Disabled</w:t>
-      </w:r>
-    </w:p>
-    <w:p>
-      <w:pPr>
-        <w:spacing w:line="259" w:lineRule="exact"/>
-        <w:rPr>
-          <w:rFonts w:ascii="Aptos" w:eastAsia="Aptos" w:hAnsi="Aptos" w:cs="Aptos"/>
-          <w:color w:val="000000"/>
-          <w:sz w:val="32"/>
-          <w:lang w:val="en-US"/>
-        </w:rPr>
-      </w:pPr>
-      <w:r>
-        <w:rPr>
-          <w:rFonts w:ascii="Aptos" w:eastAsia="Aptos" w:hAnsi="Aptos" w:cs="Aptos"/>
-          <w:color w:val="000000"/>
-          <w:sz w:val="32"/>
-          <w:lang w:val="en-US"/>
-        </w:rPr>
-        <w:t>Set-Service -Name "</w:t>
-      </w:r>
-      <w:proofErr w:type="spellStart"/>
-      <w:r>
-        <w:rPr>
-          <w:rFonts w:ascii="Aptos" w:eastAsia="Aptos" w:hAnsi="Aptos" w:cs="Aptos"/>
-          <w:color w:val="000000"/>
-          <w:sz w:val="32"/>
-          <w:lang w:val="en-US"/>
-        </w:rPr>
-        <w:t>vmicheartbeat</w:t>
-      </w:r>
-      <w:proofErr w:type="spellEnd"/>
-      <w:r>
-        <w:rPr>
-          <w:rFonts w:ascii="Aptos" w:eastAsia="Aptos" w:hAnsi="Aptos" w:cs="Aptos"/>
-          <w:color w:val="000000"/>
-          <w:sz w:val="32"/>
-          <w:lang w:val="en-US"/>
-        </w:rPr>
-        <w:t>" -</w:t>
-      </w:r>
-      <w:proofErr w:type="spellStart"/>
-      <w:r>
-        <w:rPr>
-          <w:rFonts w:ascii="Aptos" w:eastAsia="Aptos" w:hAnsi="Aptos" w:cs="Aptos"/>
-          <w:color w:val="000000"/>
-          <w:sz w:val="32"/>
-          <w:lang w:val="en-US"/>
-        </w:rPr>
-        <w:t>StartupType</w:t>
-      </w:r>
-      <w:proofErr w:type="spellEnd"/>
-      <w:r>
-        <w:rPr>
-          <w:rFonts w:ascii="Aptos" w:eastAsia="Aptos" w:hAnsi="Aptos" w:cs="Aptos"/>
-          <w:color w:val="000000"/>
-          <w:sz w:val="32"/>
-          <w:lang w:val="en-US"/>
-        </w:rPr>
-        <w:t xml:space="preserve"> Disabled</w:t>
+        <w:t>"SysMain"</w:t>
+      </w:r>
+      <w:r>
+        <w:rPr>
+          <w:rFonts w:ascii="Aptos" w:eastAsia="Aptos" w:hAnsi="Aptos" w:cs="Aptos"/>
+          <w:color w:val="000000"/>
+          <w:sz w:val="32"/>
+          <w:lang w:val="en-US"/>
+        </w:rPr>
+        <w:t xml:space="preserve"> -ErrorAction SilentlyContinue</w:t>
+      </w:r>
+    </w:p>
+    <w:p>
+      <w:pPr>
+        <w:spacing w:line="259" w:lineRule="exact"/>
+        <w:rPr>
+          <w:rFonts w:ascii="Aptos" w:eastAsia="Aptos" w:hAnsi="Aptos" w:cs="Aptos"/>
+          <w:color w:val="000000"/>
+          <w:sz w:val="32"/>
+          <w:lang w:val="en-US"/>
+        </w:rPr>
+      </w:pPr>
+      <w:r>
+        <w:rPr>
+          <w:rFonts w:ascii="Aptos" w:eastAsia="Aptos" w:hAnsi="Aptos" w:cs="Aptos"/>
+          <w:color w:val="000000"/>
+          <w:sz w:val="32"/>
+          <w:lang w:val="en-US"/>
+        </w:rPr>
+        <w:t>Stop-Service -Name "bthserv" -ErrorAction SilentlyContinue -Force</w:t>
+      </w:r>
+    </w:p>
+    <w:p>
+      <w:pPr>
+        <w:spacing w:line="259" w:lineRule="exact"/>
+        <w:rPr>
+          <w:rFonts w:ascii="Aptos" w:eastAsia="Aptos" w:hAnsi="Aptos" w:cs="Aptos"/>
+          <w:color w:val="000000"/>
+          <w:sz w:val="32"/>
+          <w:lang w:val="en-US"/>
+        </w:rPr>
+      </w:pPr>
+      <w:r>
+        <w:rPr>
+          <w:rFonts w:ascii="Aptos" w:eastAsia="Aptos" w:hAnsi="Aptos" w:cs="Aptos"/>
+          <w:color w:val="000000"/>
+          <w:sz w:val="32"/>
+          <w:lang w:val="en-US"/>
+        </w:rPr>
+        <w:t>Set-Service -Name "bthserv" -StartupType Disabled</w:t>
+      </w:r>
+    </w:p>
+    <w:p>
+      <w:pPr>
+        <w:spacing w:line="259" w:lineRule="exact"/>
+        <w:rPr>
+          <w:rFonts w:ascii="Aptos" w:eastAsia="Aptos" w:hAnsi="Aptos" w:cs="Aptos"/>
+          <w:color w:val="000000"/>
+          <w:sz w:val="32"/>
+          <w:lang w:val="en-US"/>
+        </w:rPr>
+      </w:pPr>
+      <w:r>
+        <w:rPr>
+          <w:rFonts w:ascii="Aptos" w:eastAsia="Aptos" w:hAnsi="Aptos" w:cs="Aptos"/>
+          <w:color w:val="000000"/>
+          <w:sz w:val="32"/>
+          <w:lang w:val="en-US"/>
+        </w:rPr>
+        <w:t>Set-Service -Name "XblAuthManager" -StartupType Disabled</w:t>
+      </w:r>
+    </w:p>
+    <w:p>
+      <w:pPr>
+        <w:spacing w:line="259" w:lineRule="exact"/>
+        <w:rPr>
+          <w:rFonts w:ascii="Aptos" w:eastAsia="Aptos" w:hAnsi="Aptos" w:cs="Aptos"/>
+          <w:color w:val="000000"/>
+          <w:sz w:val="32"/>
+          <w:lang w:val="en-US"/>
+        </w:rPr>
+      </w:pPr>
+      <w:r>
+        <w:rPr>
+          <w:rFonts w:ascii="Aptos" w:eastAsia="Aptos" w:hAnsi="Aptos" w:cs="Aptos"/>
+          <w:color w:val="000000"/>
+          <w:sz w:val="32"/>
+          <w:lang w:val="en-US"/>
+        </w:rPr>
+        <w:t>Set-Service -Name "WpcMonSvc" -StartupType Disabled</w:t>
+      </w:r>
+    </w:p>
+    <w:p>
+      <w:pPr>
+        <w:spacing w:line="259" w:lineRule="exact"/>
+        <w:rPr>
+          <w:rFonts w:ascii="Aptos" w:eastAsia="Aptos" w:hAnsi="Aptos" w:cs="Aptos"/>
+          <w:color w:val="000000"/>
+          <w:sz w:val="32"/>
+          <w:lang w:val="en-US"/>
+        </w:rPr>
+      </w:pPr>
+      <w:r>
+        <w:rPr>
+          <w:rFonts w:ascii="Aptos" w:eastAsia="Aptos" w:hAnsi="Aptos" w:cs="Aptos"/>
+          <w:color w:val="000000"/>
+          <w:sz w:val="32"/>
+          <w:lang w:val="en-US"/>
+        </w:rPr>
+        <w:t>Set-Service -Name "DiagTrack" -StartupType Disabled</w:t>
+      </w:r>
+    </w:p>
+    <w:p>
+      <w:pPr>
+        <w:spacing w:line="259" w:lineRule="exact"/>
+        <w:rPr>
+          <w:rFonts w:ascii="Aptos" w:eastAsia="Aptos" w:hAnsi="Aptos" w:cs="Aptos"/>
+          <w:color w:val="000000"/>
+          <w:sz w:val="32"/>
+          <w:lang w:val="en-US"/>
+        </w:rPr>
+      </w:pPr>
+      <w:r>
+        <w:rPr>
+          <w:rFonts w:ascii="Aptos" w:eastAsia="Aptos" w:hAnsi="Aptos" w:cs="Aptos"/>
+          <w:color w:val="000000"/>
+          <w:sz w:val="32"/>
+          <w:lang w:val="en-US"/>
+        </w:rPr>
+        <w:t>Set-Service -Name "Fax" -StartupType Disabled</w:t>
+      </w:r>
+    </w:p>
+    <w:p>
+      <w:pPr>
+        <w:spacing w:line="259" w:lineRule="exact"/>
+        <w:rPr>
+          <w:rFonts w:ascii="Aptos" w:eastAsia="Aptos" w:hAnsi="Aptos" w:cs="Aptos"/>
+          <w:color w:val="000000"/>
+          <w:sz w:val="32"/>
+          <w:lang w:val="en-US"/>
+        </w:rPr>
+      </w:pPr>
+      <w:r>
+        <w:rPr>
+          <w:rFonts w:ascii="Aptos" w:eastAsia="Aptos" w:hAnsi="Aptos" w:cs="Aptos"/>
+          <w:color w:val="000000"/>
+          <w:sz w:val="32"/>
+          <w:lang w:val="en-US"/>
+        </w:rPr>
+        <w:t>Set-Service -Name "vmicguestinterface" -StartupType Disabled</w:t>
       </w:r>
     </w:p>
     <w:p>
@@ -4129,6 +2718,66 @@
           <w:lang w:val="en-US"/>
         </w:rPr>
         <w:lastRenderedPageBreak/>
+        <w:t>Set-Service -Name "vmicshutdown" -StartupType Disabled</w:t>
+      </w:r>
+    </w:p>
+    <w:p>
+      <w:pPr>
+        <w:spacing w:line="259" w:lineRule="exact"/>
+        <w:rPr>
+          <w:rFonts w:ascii="Aptos" w:eastAsia="Aptos" w:hAnsi="Aptos" w:cs="Aptos"/>
+          <w:color w:val="000000"/>
+          <w:sz w:val="32"/>
+          <w:lang w:val="en-US"/>
+        </w:rPr>
+      </w:pPr>
+      <w:r>
+        <w:rPr>
+          <w:rFonts w:ascii="Aptos" w:eastAsia="Aptos" w:hAnsi="Aptos" w:cs="Aptos"/>
+          <w:color w:val="000000"/>
+          <w:sz w:val="32"/>
+          <w:lang w:val="en-US"/>
+        </w:rPr>
+        <w:t>Set-Service -Name "vmickvpexchange" -StartupType Disabled</w:t>
+      </w:r>
+    </w:p>
+    <w:p>
+      <w:pPr>
+        <w:spacing w:line="259" w:lineRule="exact"/>
+        <w:rPr>
+          <w:rFonts w:ascii="Aptos" w:eastAsia="Aptos" w:hAnsi="Aptos" w:cs="Aptos"/>
+          <w:color w:val="000000"/>
+          <w:sz w:val="32"/>
+          <w:lang w:val="en-US"/>
+        </w:rPr>
+      </w:pPr>
+      <w:r>
+        <w:rPr>
+          <w:rFonts w:ascii="Aptos" w:eastAsia="Aptos" w:hAnsi="Aptos" w:cs="Aptos"/>
+          <w:color w:val="000000"/>
+          <w:sz w:val="32"/>
+          <w:lang w:val="en-US"/>
+        </w:rPr>
+        <w:t>Set-Service -Name "vmicheartbeat" -StartupType Disabled</w:t>
+      </w:r>
+    </w:p>
+    <w:p>
+      <w:pPr>
+        <w:spacing w:line="259" w:lineRule="exact"/>
+        <w:rPr>
+          <w:rFonts w:ascii="Aptos" w:eastAsia="Aptos" w:hAnsi="Aptos" w:cs="Aptos"/>
+          <w:color w:val="000000"/>
+          <w:sz w:val="32"/>
+          <w:lang w:val="en-US"/>
+        </w:rPr>
+      </w:pPr>
+      <w:r>
+        <w:rPr>
+          <w:rFonts w:ascii="Aptos" w:eastAsia="Aptos" w:hAnsi="Aptos" w:cs="Aptos"/>
+          <w:color w:val="000000"/>
+          <w:sz w:val="32"/>
+          <w:lang w:val="en-US"/>
+        </w:rPr>
         <w:t xml:space="preserve">Set-Service -Name </w:t>
       </w:r>
       <w:r>
@@ -4138,56 +2787,16 @@
           <w:sz w:val="32"/>
           <w:lang w:val="en-US"/>
         </w:rPr>
-        <w:t>"</w:t>
-      </w:r>
-      <w:proofErr w:type="spellStart"/>
-      <w:r>
-        <w:rPr>
-          <w:rFonts w:ascii="Aptos" w:eastAsia="Aptos" w:hAnsi="Aptos" w:cs="Aptos"/>
-          <w:color w:val="000000"/>
-          <w:sz w:val="32"/>
-          <w:lang w:val="en-US"/>
-        </w:rPr>
-        <w:t>vmictimesync</w:t>
-      </w:r>
-      <w:proofErr w:type="spellEnd"/>
-      <w:r>
-        <w:rPr>
-          <w:rFonts w:ascii="Aptos" w:eastAsia="Aptos" w:hAnsi="Aptos" w:cs="Aptos"/>
-          <w:color w:val="000000"/>
-          <w:sz w:val="32"/>
-          <w:lang w:val="en-US"/>
-        </w:rPr>
-        <w:t>"</w:t>
-      </w:r>
-      <w:r>
-        <w:rPr>
-          <w:rFonts w:ascii="Aptos" w:eastAsia="Aptos" w:hAnsi="Aptos" w:cs="Aptos"/>
-          <w:color w:val="000000"/>
-          <w:sz w:val="32"/>
-          <w:lang w:val="en-US"/>
-        </w:rPr>
-        <w:t xml:space="preserve"> -</w:t>
-      </w:r>
-      <w:proofErr w:type="spellStart"/>
-      <w:r>
-        <w:rPr>
-          <w:rFonts w:ascii="Aptos" w:eastAsia="Aptos" w:hAnsi="Aptos" w:cs="Aptos"/>
-          <w:color w:val="000000"/>
-          <w:sz w:val="32"/>
-          <w:lang w:val="en-US"/>
-        </w:rPr>
-        <w:t>StartupType</w:t>
-      </w:r>
-      <w:proofErr w:type="spellEnd"/>
-      <w:r>
-        <w:rPr>
-          <w:rFonts w:ascii="Aptos" w:eastAsia="Aptos" w:hAnsi="Aptos" w:cs="Aptos"/>
-          <w:color w:val="000000"/>
-          <w:sz w:val="32"/>
-          <w:lang w:val="en-US"/>
-        </w:rPr>
-        <w:t xml:space="preserve"> Disabled</w:t>
+        <w:t>"vmictimesync"</w:t>
+      </w:r>
+      <w:r>
+        <w:rPr>
+          <w:rFonts w:ascii="Aptos" w:eastAsia="Aptos" w:hAnsi="Aptos" w:cs="Aptos"/>
+          <w:color w:val="000000"/>
+          <w:sz w:val="32"/>
+          <w:lang w:val="en-US"/>
+        </w:rPr>
+        <w:t xml:space="preserve"> -StartupType Disabled</w:t>
       </w:r>
     </w:p>
     <w:p>
@@ -4216,56 +2825,16 @@
           <w:sz w:val="32"/>
           <w:lang w:val="en-US"/>
         </w:rPr>
-        <w:t>"</w:t>
-      </w:r>
-      <w:proofErr w:type="spellStart"/>
-      <w:r>
-        <w:rPr>
-          <w:rFonts w:ascii="Aptos" w:eastAsia="Aptos" w:hAnsi="Aptos" w:cs="Aptos"/>
-          <w:color w:val="000000"/>
-          <w:sz w:val="32"/>
-          <w:lang w:val="en-US"/>
-        </w:rPr>
-        <w:t>vmicrdv</w:t>
-      </w:r>
-      <w:proofErr w:type="spellEnd"/>
-      <w:r>
-        <w:rPr>
-          <w:rFonts w:ascii="Aptos" w:eastAsia="Aptos" w:hAnsi="Aptos" w:cs="Aptos"/>
-          <w:color w:val="000000"/>
-          <w:sz w:val="32"/>
-          <w:lang w:val="en-US"/>
-        </w:rPr>
-        <w:t>"</w:t>
-      </w:r>
-      <w:r>
-        <w:rPr>
-          <w:rFonts w:ascii="Aptos" w:eastAsia="Aptos" w:hAnsi="Aptos" w:cs="Aptos"/>
-          <w:color w:val="000000"/>
-          <w:sz w:val="32"/>
-          <w:lang w:val="en-US"/>
-        </w:rPr>
-        <w:t xml:space="preserve"> -</w:t>
-      </w:r>
-      <w:proofErr w:type="spellStart"/>
-      <w:r>
-        <w:rPr>
-          <w:rFonts w:ascii="Aptos" w:eastAsia="Aptos" w:hAnsi="Aptos" w:cs="Aptos"/>
-          <w:color w:val="000000"/>
-          <w:sz w:val="32"/>
-          <w:lang w:val="en-US"/>
-        </w:rPr>
-        <w:t>StartupType</w:t>
-      </w:r>
-      <w:proofErr w:type="spellEnd"/>
-      <w:r>
-        <w:rPr>
-          <w:rFonts w:ascii="Aptos" w:eastAsia="Aptos" w:hAnsi="Aptos" w:cs="Aptos"/>
-          <w:color w:val="000000"/>
-          <w:sz w:val="32"/>
-          <w:lang w:val="en-US"/>
-        </w:rPr>
-        <w:t xml:space="preserve"> Disabled</w:t>
+        <w:t>"vmicrdv"</w:t>
+      </w:r>
+      <w:r>
+        <w:rPr>
+          <w:rFonts w:ascii="Aptos" w:eastAsia="Aptos" w:hAnsi="Aptos" w:cs="Aptos"/>
+          <w:color w:val="000000"/>
+          <w:sz w:val="32"/>
+          <w:lang w:val="en-US"/>
+        </w:rPr>
+        <w:t xml:space="preserve"> -StartupType Disabled</w:t>
       </w:r>
     </w:p>
     <w:p>
@@ -4294,56 +2863,16 @@
           <w:sz w:val="32"/>
           <w:lang w:val="en-US"/>
         </w:rPr>
-        <w:t>"</w:t>
-      </w:r>
-      <w:proofErr w:type="spellStart"/>
-      <w:r>
-        <w:rPr>
-          <w:rFonts w:ascii="Aptos" w:eastAsia="Aptos" w:hAnsi="Aptos" w:cs="Aptos"/>
-          <w:color w:val="000000"/>
-          <w:sz w:val="32"/>
-          <w:lang w:val="en-US"/>
-        </w:rPr>
-        <w:t>vmicvmsession</w:t>
-      </w:r>
-      <w:proofErr w:type="spellEnd"/>
-      <w:r>
-        <w:rPr>
-          <w:rFonts w:ascii="Aptos" w:eastAsia="Aptos" w:hAnsi="Aptos" w:cs="Aptos"/>
-          <w:color w:val="000000"/>
-          <w:sz w:val="32"/>
-          <w:lang w:val="en-US"/>
-        </w:rPr>
-        <w:t>"</w:t>
-      </w:r>
-      <w:r>
-        <w:rPr>
-          <w:rFonts w:ascii="Aptos" w:eastAsia="Aptos" w:hAnsi="Aptos" w:cs="Aptos"/>
-          <w:color w:val="000000"/>
-          <w:sz w:val="32"/>
-          <w:lang w:val="en-US"/>
-        </w:rPr>
-        <w:t xml:space="preserve"> -</w:t>
-      </w:r>
-      <w:proofErr w:type="spellStart"/>
-      <w:r>
-        <w:rPr>
-          <w:rFonts w:ascii="Aptos" w:eastAsia="Aptos" w:hAnsi="Aptos" w:cs="Aptos"/>
-          <w:color w:val="000000"/>
-          <w:sz w:val="32"/>
-          <w:lang w:val="en-US"/>
-        </w:rPr>
-        <w:t>StartupType</w:t>
-      </w:r>
-      <w:proofErr w:type="spellEnd"/>
-      <w:r>
-        <w:rPr>
-          <w:rFonts w:ascii="Aptos" w:eastAsia="Aptos" w:hAnsi="Aptos" w:cs="Aptos"/>
-          <w:color w:val="000000"/>
-          <w:sz w:val="32"/>
-          <w:lang w:val="en-US"/>
-        </w:rPr>
-        <w:t xml:space="preserve"> Disabled</w:t>
+        <w:t>"vmicvmsession"</w:t>
+      </w:r>
+      <w:r>
+        <w:rPr>
+          <w:rFonts w:ascii="Aptos" w:eastAsia="Aptos" w:hAnsi="Aptos" w:cs="Aptos"/>
+          <w:color w:val="000000"/>
+          <w:sz w:val="32"/>
+          <w:lang w:val="en-US"/>
+        </w:rPr>
+        <w:t xml:space="preserve"> -StartupType Disabled</w:t>
       </w:r>
     </w:p>
     <w:p>
@@ -4372,56 +2901,16 @@
           <w:sz w:val="32"/>
           <w:lang w:val="en-US"/>
         </w:rPr>
-        <w:t>"</w:t>
-      </w:r>
-      <w:proofErr w:type="spellStart"/>
-      <w:r>
-        <w:rPr>
-          <w:rFonts w:ascii="Aptos" w:eastAsia="Aptos" w:hAnsi="Aptos" w:cs="Aptos"/>
-          <w:color w:val="000000"/>
-          <w:sz w:val="32"/>
-          <w:lang w:val="en-US"/>
-        </w:rPr>
-        <w:t>MicrosoftEdgeElevationService</w:t>
-      </w:r>
-      <w:proofErr w:type="spellEnd"/>
-      <w:r>
-        <w:rPr>
-          <w:rFonts w:ascii="Aptos" w:eastAsia="Aptos" w:hAnsi="Aptos" w:cs="Aptos"/>
-          <w:color w:val="000000"/>
-          <w:sz w:val="32"/>
-          <w:lang w:val="en-US"/>
-        </w:rPr>
-        <w:t>"</w:t>
-      </w:r>
-      <w:r>
-        <w:rPr>
-          <w:rFonts w:ascii="Aptos" w:eastAsia="Aptos" w:hAnsi="Aptos" w:cs="Aptos"/>
-          <w:color w:val="000000"/>
-          <w:sz w:val="32"/>
-          <w:lang w:val="en-US"/>
-        </w:rPr>
-        <w:t xml:space="preserve"> -</w:t>
-      </w:r>
-      <w:proofErr w:type="spellStart"/>
-      <w:r>
-        <w:rPr>
-          <w:rFonts w:ascii="Aptos" w:eastAsia="Aptos" w:hAnsi="Aptos" w:cs="Aptos"/>
-          <w:color w:val="000000"/>
-          <w:sz w:val="32"/>
-          <w:lang w:val="en-US"/>
-        </w:rPr>
-        <w:t>StartupType</w:t>
-      </w:r>
-      <w:proofErr w:type="spellEnd"/>
-      <w:r>
-        <w:rPr>
-          <w:rFonts w:ascii="Aptos" w:eastAsia="Aptos" w:hAnsi="Aptos" w:cs="Aptos"/>
-          <w:color w:val="000000"/>
-          <w:sz w:val="32"/>
-          <w:lang w:val="en-US"/>
-        </w:rPr>
-        <w:t xml:space="preserve"> Disabled</w:t>
+        <w:t>"MicrosoftEdgeElevationService"</w:t>
+      </w:r>
+      <w:r>
+        <w:rPr>
+          <w:rFonts w:ascii="Aptos" w:eastAsia="Aptos" w:hAnsi="Aptos" w:cs="Aptos"/>
+          <w:color w:val="000000"/>
+          <w:sz w:val="32"/>
+          <w:lang w:val="en-US"/>
+        </w:rPr>
+        <w:t xml:space="preserve"> -StartupType Disabled</w:t>
       </w:r>
     </w:p>
     <w:p>
@@ -4450,56 +2939,16 @@
           <w:sz w:val="32"/>
           <w:lang w:val="en-US"/>
         </w:rPr>
-        <w:t>"</w:t>
-      </w:r>
-      <w:proofErr w:type="spellStart"/>
-      <w:r>
-        <w:rPr>
-          <w:rFonts w:ascii="Aptos" w:eastAsia="Aptos" w:hAnsi="Aptos" w:cs="Aptos"/>
-          <w:color w:val="000000"/>
-          <w:sz w:val="32"/>
-          <w:lang w:val="en-US"/>
-        </w:rPr>
-        <w:t>edgeupdate</w:t>
-      </w:r>
-      <w:proofErr w:type="spellEnd"/>
-      <w:r>
-        <w:rPr>
-          <w:rFonts w:ascii="Aptos" w:eastAsia="Aptos" w:hAnsi="Aptos" w:cs="Aptos"/>
-          <w:color w:val="000000"/>
-          <w:sz w:val="32"/>
-          <w:lang w:val="en-US"/>
-        </w:rPr>
-        <w:t>"</w:t>
-      </w:r>
-      <w:r>
-        <w:rPr>
-          <w:rFonts w:ascii="Aptos" w:eastAsia="Aptos" w:hAnsi="Aptos" w:cs="Aptos"/>
-          <w:color w:val="000000"/>
-          <w:sz w:val="32"/>
-          <w:lang w:val="en-US"/>
-        </w:rPr>
-        <w:t xml:space="preserve"> -</w:t>
-      </w:r>
-      <w:proofErr w:type="spellStart"/>
-      <w:r>
-        <w:rPr>
-          <w:rFonts w:ascii="Aptos" w:eastAsia="Aptos" w:hAnsi="Aptos" w:cs="Aptos"/>
-          <w:color w:val="000000"/>
-          <w:sz w:val="32"/>
-          <w:lang w:val="en-US"/>
-        </w:rPr>
-        <w:t>StartupType</w:t>
-      </w:r>
-      <w:proofErr w:type="spellEnd"/>
-      <w:r>
-        <w:rPr>
-          <w:rFonts w:ascii="Aptos" w:eastAsia="Aptos" w:hAnsi="Aptos" w:cs="Aptos"/>
-          <w:color w:val="000000"/>
-          <w:sz w:val="32"/>
-          <w:lang w:val="en-US"/>
-        </w:rPr>
-        <w:t xml:space="preserve"> Disabled</w:t>
+        <w:t>"edgeupdate"</w:t>
+      </w:r>
+      <w:r>
+        <w:rPr>
+          <w:rFonts w:ascii="Aptos" w:eastAsia="Aptos" w:hAnsi="Aptos" w:cs="Aptos"/>
+          <w:color w:val="000000"/>
+          <w:sz w:val="32"/>
+          <w:lang w:val="en-US"/>
+        </w:rPr>
+        <w:t xml:space="preserve"> -StartupType Disabled</w:t>
       </w:r>
     </w:p>
     <w:p>
@@ -4528,56 +2977,16 @@
           <w:sz w:val="32"/>
           <w:lang w:val="en-US"/>
         </w:rPr>
-        <w:t>"</w:t>
-      </w:r>
-      <w:proofErr w:type="spellStart"/>
-      <w:r>
-        <w:rPr>
-          <w:rFonts w:ascii="Aptos" w:eastAsia="Aptos" w:hAnsi="Aptos" w:cs="Aptos"/>
-          <w:color w:val="000000"/>
-          <w:sz w:val="32"/>
-          <w:lang w:val="en-US"/>
-        </w:rPr>
-        <w:t>edgeupdatem</w:t>
-      </w:r>
-      <w:proofErr w:type="spellEnd"/>
-      <w:r>
-        <w:rPr>
-          <w:rFonts w:ascii="Aptos" w:eastAsia="Aptos" w:hAnsi="Aptos" w:cs="Aptos"/>
-          <w:color w:val="000000"/>
-          <w:sz w:val="32"/>
-          <w:lang w:val="en-US"/>
-        </w:rPr>
-        <w:t>"</w:t>
-      </w:r>
-      <w:r>
-        <w:rPr>
-          <w:rFonts w:ascii="Aptos" w:eastAsia="Aptos" w:hAnsi="Aptos" w:cs="Aptos"/>
-          <w:color w:val="000000"/>
-          <w:sz w:val="32"/>
-          <w:lang w:val="en-US"/>
-        </w:rPr>
-        <w:t xml:space="preserve"> -</w:t>
-      </w:r>
-      <w:proofErr w:type="spellStart"/>
-      <w:r>
-        <w:rPr>
-          <w:rFonts w:ascii="Aptos" w:eastAsia="Aptos" w:hAnsi="Aptos" w:cs="Aptos"/>
-          <w:color w:val="000000"/>
-          <w:sz w:val="32"/>
-          <w:lang w:val="en-US"/>
-        </w:rPr>
-        <w:t>StartupType</w:t>
-      </w:r>
-      <w:proofErr w:type="spellEnd"/>
-      <w:r>
-        <w:rPr>
-          <w:rFonts w:ascii="Aptos" w:eastAsia="Aptos" w:hAnsi="Aptos" w:cs="Aptos"/>
-          <w:color w:val="000000"/>
-          <w:sz w:val="32"/>
-          <w:lang w:val="en-US"/>
-        </w:rPr>
-        <w:t xml:space="preserve"> Disabled</w:t>
+        <w:t>"edgeupdatem"</w:t>
+      </w:r>
+      <w:r>
+        <w:rPr>
+          <w:rFonts w:ascii="Aptos" w:eastAsia="Aptos" w:hAnsi="Aptos" w:cs="Aptos"/>
+          <w:color w:val="000000"/>
+          <w:sz w:val="32"/>
+          <w:lang w:val="en-US"/>
+        </w:rPr>
+        <w:t xml:space="preserve"> -StartupType Disabled</w:t>
       </w:r>
     </w:p>
     <w:p>
@@ -4606,56 +3015,16 @@
           <w:sz w:val="32"/>
           <w:lang w:val="en-US"/>
         </w:rPr>
-        <w:t>"</w:t>
-      </w:r>
-      <w:proofErr w:type="spellStart"/>
-      <w:r>
-        <w:rPr>
-          <w:rFonts w:ascii="Aptos" w:eastAsia="Aptos" w:hAnsi="Aptos" w:cs="Aptos"/>
-          <w:color w:val="000000"/>
-          <w:sz w:val="32"/>
-          <w:lang w:val="en-US"/>
-        </w:rPr>
-        <w:t>XblGameSave</w:t>
-      </w:r>
-      <w:proofErr w:type="spellEnd"/>
-      <w:r>
-        <w:rPr>
-          <w:rFonts w:ascii="Aptos" w:eastAsia="Aptos" w:hAnsi="Aptos" w:cs="Aptos"/>
-          <w:color w:val="000000"/>
-          <w:sz w:val="32"/>
-          <w:lang w:val="en-US"/>
-        </w:rPr>
-        <w:t>"</w:t>
-      </w:r>
-      <w:r>
-        <w:rPr>
-          <w:rFonts w:ascii="Aptos" w:eastAsia="Aptos" w:hAnsi="Aptos" w:cs="Aptos"/>
-          <w:color w:val="000000"/>
-          <w:sz w:val="32"/>
-          <w:lang w:val="en-US"/>
-        </w:rPr>
-        <w:t xml:space="preserve"> -</w:t>
-      </w:r>
-      <w:proofErr w:type="spellStart"/>
-      <w:r>
-        <w:rPr>
-          <w:rFonts w:ascii="Aptos" w:eastAsia="Aptos" w:hAnsi="Aptos" w:cs="Aptos"/>
-          <w:color w:val="000000"/>
-          <w:sz w:val="32"/>
-          <w:lang w:val="en-US"/>
-        </w:rPr>
-        <w:t>StartupType</w:t>
-      </w:r>
-      <w:proofErr w:type="spellEnd"/>
-      <w:r>
-        <w:rPr>
-          <w:rFonts w:ascii="Aptos" w:eastAsia="Aptos" w:hAnsi="Aptos" w:cs="Aptos"/>
-          <w:color w:val="000000"/>
-          <w:sz w:val="32"/>
-          <w:lang w:val="en-US"/>
-        </w:rPr>
-        <w:t xml:space="preserve"> Disabled</w:t>
+        <w:t>"XblGameSave"</w:t>
+      </w:r>
+      <w:r>
+        <w:rPr>
+          <w:rFonts w:ascii="Aptos" w:eastAsia="Aptos" w:hAnsi="Aptos" w:cs="Aptos"/>
+          <w:color w:val="000000"/>
+          <w:sz w:val="32"/>
+          <w:lang w:val="en-US"/>
+        </w:rPr>
+        <w:t xml:space="preserve"> -StartupType Disabled</w:t>
       </w:r>
     </w:p>
     <w:p>
@@ -4684,56 +3053,16 @@
           <w:sz w:val="32"/>
           <w:lang w:val="en-US"/>
         </w:rPr>
-        <w:t>"</w:t>
-      </w:r>
-      <w:proofErr w:type="spellStart"/>
-      <w:r>
-        <w:rPr>
-          <w:rFonts w:ascii="Aptos" w:eastAsia="Aptos" w:hAnsi="Aptos" w:cs="Aptos"/>
-          <w:color w:val="000000"/>
-          <w:sz w:val="32"/>
-          <w:lang w:val="en-US"/>
-        </w:rPr>
-        <w:t>WbioSrvc</w:t>
-      </w:r>
-      <w:proofErr w:type="spellEnd"/>
-      <w:r>
-        <w:rPr>
-          <w:rFonts w:ascii="Aptos" w:eastAsia="Aptos" w:hAnsi="Aptos" w:cs="Aptos"/>
-          <w:color w:val="000000"/>
-          <w:sz w:val="32"/>
-          <w:lang w:val="en-US"/>
-        </w:rPr>
-        <w:t>"</w:t>
-      </w:r>
-      <w:r>
-        <w:rPr>
-          <w:rFonts w:ascii="Aptos" w:eastAsia="Aptos" w:hAnsi="Aptos" w:cs="Aptos"/>
-          <w:color w:val="000000"/>
-          <w:sz w:val="32"/>
-          <w:lang w:val="en-US"/>
-        </w:rPr>
-        <w:t xml:space="preserve"> -</w:t>
-      </w:r>
-      <w:proofErr w:type="spellStart"/>
-      <w:r>
-        <w:rPr>
-          <w:rFonts w:ascii="Aptos" w:eastAsia="Aptos" w:hAnsi="Aptos" w:cs="Aptos"/>
-          <w:color w:val="000000"/>
-          <w:sz w:val="32"/>
-          <w:lang w:val="en-US"/>
-        </w:rPr>
-        <w:t>StartupType</w:t>
-      </w:r>
-      <w:proofErr w:type="spellEnd"/>
-      <w:r>
-        <w:rPr>
-          <w:rFonts w:ascii="Aptos" w:eastAsia="Aptos" w:hAnsi="Aptos" w:cs="Aptos"/>
-          <w:color w:val="000000"/>
-          <w:sz w:val="32"/>
-          <w:lang w:val="en-US"/>
-        </w:rPr>
-        <w:t xml:space="preserve"> Disabled</w:t>
+        <w:t>"WbioSrvc"</w:t>
+      </w:r>
+      <w:r>
+        <w:rPr>
+          <w:rFonts w:ascii="Aptos" w:eastAsia="Aptos" w:hAnsi="Aptos" w:cs="Aptos"/>
+          <w:color w:val="000000"/>
+          <w:sz w:val="32"/>
+          <w:lang w:val="en-US"/>
+        </w:rPr>
+        <w:t xml:space="preserve"> -StartupType Disabled</w:t>
       </w:r>
     </w:p>
     <w:p>
@@ -4762,56 +3091,16 @@
           <w:sz w:val="32"/>
           <w:lang w:val="en-US"/>
         </w:rPr>
-        <w:t>"</w:t>
-      </w:r>
-      <w:proofErr w:type="spellStart"/>
-      <w:r>
-        <w:rPr>
-          <w:rFonts w:ascii="Aptos" w:eastAsia="Aptos" w:hAnsi="Aptos" w:cs="Aptos"/>
-          <w:color w:val="000000"/>
-          <w:sz w:val="32"/>
-          <w:lang w:val="en-US"/>
-        </w:rPr>
-        <w:t>lfsvc</w:t>
-      </w:r>
-      <w:proofErr w:type="spellEnd"/>
-      <w:r>
-        <w:rPr>
-          <w:rFonts w:ascii="Aptos" w:eastAsia="Aptos" w:hAnsi="Aptos" w:cs="Aptos"/>
-          <w:color w:val="000000"/>
-          <w:sz w:val="32"/>
-          <w:lang w:val="en-US"/>
-        </w:rPr>
-        <w:t>"</w:t>
-      </w:r>
-      <w:r>
-        <w:rPr>
-          <w:rFonts w:ascii="Aptos" w:eastAsia="Aptos" w:hAnsi="Aptos" w:cs="Aptos"/>
-          <w:color w:val="000000"/>
-          <w:sz w:val="32"/>
-          <w:lang w:val="en-US"/>
-        </w:rPr>
-        <w:t xml:space="preserve"> -</w:t>
-      </w:r>
-      <w:proofErr w:type="spellStart"/>
-      <w:r>
-        <w:rPr>
-          <w:rFonts w:ascii="Aptos" w:eastAsia="Aptos" w:hAnsi="Aptos" w:cs="Aptos"/>
-          <w:color w:val="000000"/>
-          <w:sz w:val="32"/>
-          <w:lang w:val="en-US"/>
-        </w:rPr>
-        <w:t>StartupType</w:t>
-      </w:r>
-      <w:proofErr w:type="spellEnd"/>
-      <w:r>
-        <w:rPr>
-          <w:rFonts w:ascii="Aptos" w:eastAsia="Aptos" w:hAnsi="Aptos" w:cs="Aptos"/>
-          <w:color w:val="000000"/>
-          <w:sz w:val="32"/>
-          <w:lang w:val="en-US"/>
-        </w:rPr>
-        <w:t xml:space="preserve"> Disabled</w:t>
+        <w:t>"lfsvc"</w:t>
+      </w:r>
+      <w:r>
+        <w:rPr>
+          <w:rFonts w:ascii="Aptos" w:eastAsia="Aptos" w:hAnsi="Aptos" w:cs="Aptos"/>
+          <w:color w:val="000000"/>
+          <w:sz w:val="32"/>
+          <w:lang w:val="en-US"/>
+        </w:rPr>
+        <w:t xml:space="preserve"> -StartupType Disabled</w:t>
       </w:r>
     </w:p>
     <w:p>
@@ -4840,56 +3129,16 @@
           <w:sz w:val="32"/>
           <w:lang w:val="en-US"/>
         </w:rPr>
-        <w:t>"</w:t>
-      </w:r>
-      <w:proofErr w:type="spellStart"/>
-      <w:r>
-        <w:rPr>
-          <w:rFonts w:ascii="Aptos" w:eastAsia="Aptos" w:hAnsi="Aptos" w:cs="Aptos"/>
-          <w:color w:val="000000"/>
-          <w:sz w:val="32"/>
-          <w:lang w:val="en-US"/>
-        </w:rPr>
-        <w:t>XboxNetApiSvc</w:t>
-      </w:r>
-      <w:proofErr w:type="spellEnd"/>
-      <w:r>
-        <w:rPr>
-          <w:rFonts w:ascii="Aptos" w:eastAsia="Aptos" w:hAnsi="Aptos" w:cs="Aptos"/>
-          <w:color w:val="000000"/>
-          <w:sz w:val="32"/>
-          <w:lang w:val="en-US"/>
-        </w:rPr>
-        <w:t>"</w:t>
-      </w:r>
-      <w:r>
-        <w:rPr>
-          <w:rFonts w:ascii="Aptos" w:eastAsia="Aptos" w:hAnsi="Aptos" w:cs="Aptos"/>
-          <w:color w:val="000000"/>
-          <w:sz w:val="32"/>
-          <w:lang w:val="en-US"/>
-        </w:rPr>
-        <w:t xml:space="preserve"> -</w:t>
-      </w:r>
-      <w:proofErr w:type="spellStart"/>
-      <w:r>
-        <w:rPr>
-          <w:rFonts w:ascii="Aptos" w:eastAsia="Aptos" w:hAnsi="Aptos" w:cs="Aptos"/>
-          <w:color w:val="000000"/>
-          <w:sz w:val="32"/>
-          <w:lang w:val="en-US"/>
-        </w:rPr>
-        <w:t>StartupType</w:t>
-      </w:r>
-      <w:proofErr w:type="spellEnd"/>
-      <w:r>
-        <w:rPr>
-          <w:rFonts w:ascii="Aptos" w:eastAsia="Aptos" w:hAnsi="Aptos" w:cs="Aptos"/>
-          <w:color w:val="000000"/>
-          <w:sz w:val="32"/>
-          <w:lang w:val="en-US"/>
-        </w:rPr>
-        <w:t xml:space="preserve"> Disabled</w:t>
+        <w:t>"XboxNetApiSvc"</w:t>
+      </w:r>
+      <w:r>
+        <w:rPr>
+          <w:rFonts w:ascii="Aptos" w:eastAsia="Aptos" w:hAnsi="Aptos" w:cs="Aptos"/>
+          <w:color w:val="000000"/>
+          <w:sz w:val="32"/>
+          <w:lang w:val="en-US"/>
+        </w:rPr>
+        <w:t xml:space="preserve"> -StartupType Disabled</w:t>
       </w:r>
     </w:p>
     <w:p>
@@ -4918,56 +3167,16 @@
           <w:sz w:val="32"/>
           <w:lang w:val="en-US"/>
         </w:rPr>
-        <w:t>"</w:t>
-      </w:r>
-      <w:proofErr w:type="spellStart"/>
-      <w:r>
-        <w:rPr>
-          <w:rFonts w:ascii="Aptos" w:eastAsia="Aptos" w:hAnsi="Aptos" w:cs="Aptos"/>
-          <w:color w:val="000000"/>
-          <w:sz w:val="32"/>
-          <w:lang w:val="en-US"/>
-        </w:rPr>
-        <w:t>wisvc</w:t>
-      </w:r>
-      <w:proofErr w:type="spellEnd"/>
-      <w:r>
-        <w:rPr>
-          <w:rFonts w:ascii="Aptos" w:eastAsia="Aptos" w:hAnsi="Aptos" w:cs="Aptos"/>
-          <w:color w:val="000000"/>
-          <w:sz w:val="32"/>
-          <w:lang w:val="en-US"/>
-        </w:rPr>
-        <w:t>"</w:t>
-      </w:r>
-      <w:r>
-        <w:rPr>
-          <w:rFonts w:ascii="Aptos" w:eastAsia="Aptos" w:hAnsi="Aptos" w:cs="Aptos"/>
-          <w:color w:val="000000"/>
-          <w:sz w:val="32"/>
-          <w:lang w:val="en-US"/>
-        </w:rPr>
-        <w:t xml:space="preserve"> -</w:t>
-      </w:r>
-      <w:proofErr w:type="spellStart"/>
-      <w:r>
-        <w:rPr>
-          <w:rFonts w:ascii="Aptos" w:eastAsia="Aptos" w:hAnsi="Aptos" w:cs="Aptos"/>
-          <w:color w:val="000000"/>
-          <w:sz w:val="32"/>
-          <w:lang w:val="en-US"/>
-        </w:rPr>
-        <w:t>StartupType</w:t>
-      </w:r>
-      <w:proofErr w:type="spellEnd"/>
-      <w:r>
-        <w:rPr>
-          <w:rFonts w:ascii="Aptos" w:eastAsia="Aptos" w:hAnsi="Aptos" w:cs="Aptos"/>
-          <w:color w:val="000000"/>
-          <w:sz w:val="32"/>
-          <w:lang w:val="en-US"/>
-        </w:rPr>
-        <w:t xml:space="preserve"> Disabled</w:t>
+        <w:t>"wisvc"</w:t>
+      </w:r>
+      <w:r>
+        <w:rPr>
+          <w:rFonts w:ascii="Aptos" w:eastAsia="Aptos" w:hAnsi="Aptos" w:cs="Aptos"/>
+          <w:color w:val="000000"/>
+          <w:sz w:val="32"/>
+          <w:lang w:val="en-US"/>
+        </w:rPr>
+        <w:t xml:space="preserve"> -StartupType Disabled</w:t>
       </w:r>
     </w:p>
     <w:p>
@@ -4996,56 +3205,16 @@
           <w:sz w:val="32"/>
           <w:lang w:val="en-US"/>
         </w:rPr>
-        <w:t>"</w:t>
-      </w:r>
-      <w:proofErr w:type="spellStart"/>
-      <w:r>
-        <w:rPr>
-          <w:rFonts w:ascii="Aptos" w:eastAsia="Aptos" w:hAnsi="Aptos" w:cs="Aptos"/>
-          <w:color w:val="000000"/>
-          <w:sz w:val="32"/>
-          <w:lang w:val="en-US"/>
-        </w:rPr>
-        <w:t>PhoneSvc</w:t>
-      </w:r>
-      <w:proofErr w:type="spellEnd"/>
-      <w:r>
-        <w:rPr>
-          <w:rFonts w:ascii="Aptos" w:eastAsia="Aptos" w:hAnsi="Aptos" w:cs="Aptos"/>
-          <w:color w:val="000000"/>
-          <w:sz w:val="32"/>
-          <w:lang w:val="en-US"/>
-        </w:rPr>
-        <w:t>"</w:t>
-      </w:r>
-      <w:r>
-        <w:rPr>
-          <w:rFonts w:ascii="Aptos" w:eastAsia="Aptos" w:hAnsi="Aptos" w:cs="Aptos"/>
-          <w:color w:val="000000"/>
-          <w:sz w:val="32"/>
-          <w:lang w:val="en-US"/>
-        </w:rPr>
-        <w:t xml:space="preserve"> -</w:t>
-      </w:r>
-      <w:proofErr w:type="spellStart"/>
-      <w:r>
-        <w:rPr>
-          <w:rFonts w:ascii="Aptos" w:eastAsia="Aptos" w:hAnsi="Aptos" w:cs="Aptos"/>
-          <w:color w:val="000000"/>
-          <w:sz w:val="32"/>
-          <w:lang w:val="en-US"/>
-        </w:rPr>
-        <w:t>StartupType</w:t>
-      </w:r>
-      <w:proofErr w:type="spellEnd"/>
-      <w:r>
-        <w:rPr>
-          <w:rFonts w:ascii="Aptos" w:eastAsia="Aptos" w:hAnsi="Aptos" w:cs="Aptos"/>
-          <w:color w:val="000000"/>
-          <w:sz w:val="32"/>
-          <w:lang w:val="en-US"/>
-        </w:rPr>
-        <w:t xml:space="preserve"> Disabled</w:t>
+        <w:t>"PhoneSvc"</w:t>
+      </w:r>
+      <w:r>
+        <w:rPr>
+          <w:rFonts w:ascii="Aptos" w:eastAsia="Aptos" w:hAnsi="Aptos" w:cs="Aptos"/>
+          <w:color w:val="000000"/>
+          <w:sz w:val="32"/>
+          <w:lang w:val="en-US"/>
+        </w:rPr>
+        <w:t xml:space="preserve"> -StartupType Disabled</w:t>
       </w:r>
     </w:p>
     <w:p>
@@ -5074,56 +3243,16 @@
           <w:sz w:val="32"/>
           <w:lang w:val="en-US"/>
         </w:rPr>
-        <w:t>"</w:t>
-      </w:r>
-      <w:proofErr w:type="spellStart"/>
-      <w:r>
-        <w:rPr>
-          <w:rFonts w:ascii="Aptos" w:eastAsia="Aptos" w:hAnsi="Aptos" w:cs="Aptos"/>
-          <w:color w:val="000000"/>
-          <w:sz w:val="32"/>
-          <w:lang w:val="en-US"/>
-        </w:rPr>
-        <w:t>SysMain</w:t>
-      </w:r>
-      <w:proofErr w:type="spellEnd"/>
-      <w:r>
-        <w:rPr>
-          <w:rFonts w:ascii="Aptos" w:eastAsia="Aptos" w:hAnsi="Aptos" w:cs="Aptos"/>
-          <w:color w:val="000000"/>
-          <w:sz w:val="32"/>
-          <w:lang w:val="en-US"/>
-        </w:rPr>
-        <w:t>"</w:t>
-      </w:r>
-      <w:r>
-        <w:rPr>
-          <w:rFonts w:ascii="Aptos" w:eastAsia="Aptos" w:hAnsi="Aptos" w:cs="Aptos"/>
-          <w:color w:val="000000"/>
-          <w:sz w:val="32"/>
-          <w:lang w:val="en-US"/>
-        </w:rPr>
-        <w:t xml:space="preserve"> -</w:t>
-      </w:r>
-      <w:proofErr w:type="spellStart"/>
-      <w:r>
-        <w:rPr>
-          <w:rFonts w:ascii="Aptos" w:eastAsia="Aptos" w:hAnsi="Aptos" w:cs="Aptos"/>
-          <w:color w:val="000000"/>
-          <w:sz w:val="32"/>
-          <w:lang w:val="en-US"/>
-        </w:rPr>
-        <w:t>StartupType</w:t>
-      </w:r>
-      <w:proofErr w:type="spellEnd"/>
-      <w:r>
-        <w:rPr>
-          <w:rFonts w:ascii="Aptos" w:eastAsia="Aptos" w:hAnsi="Aptos" w:cs="Aptos"/>
-          <w:color w:val="000000"/>
-          <w:sz w:val="32"/>
-          <w:lang w:val="en-US"/>
-        </w:rPr>
-        <w:t xml:space="preserve"> Disabled</w:t>
+        <w:t>"SysMain"</w:t>
+      </w:r>
+      <w:r>
+        <w:rPr>
+          <w:rFonts w:ascii="Aptos" w:eastAsia="Aptos" w:hAnsi="Aptos" w:cs="Aptos"/>
+          <w:color w:val="000000"/>
+          <w:sz w:val="32"/>
+          <w:lang w:val="en-US"/>
+        </w:rPr>
+        <w:t xml:space="preserve"> -StartupType Disabled</w:t>
       </w:r>
     </w:p>
     <w:p>
@@ -5152,56 +3281,16 @@
           <w:sz w:val="32"/>
           <w:lang w:val="en-US"/>
         </w:rPr>
-        <w:t>"</w:t>
-      </w:r>
-      <w:proofErr w:type="spellStart"/>
-      <w:r>
-        <w:rPr>
-          <w:rFonts w:ascii="Aptos" w:eastAsia="Aptos" w:hAnsi="Aptos" w:cs="Aptos"/>
-          <w:color w:val="000000"/>
-          <w:sz w:val="32"/>
-          <w:lang w:val="en-US"/>
-        </w:rPr>
-        <w:t>TapiSrv</w:t>
-      </w:r>
-      <w:proofErr w:type="spellEnd"/>
-      <w:r>
-        <w:rPr>
-          <w:rFonts w:ascii="Aptos" w:eastAsia="Aptos" w:hAnsi="Aptos" w:cs="Aptos"/>
-          <w:color w:val="000000"/>
-          <w:sz w:val="32"/>
-          <w:lang w:val="en-US"/>
-        </w:rPr>
-        <w:t>"</w:t>
-      </w:r>
-      <w:r>
-        <w:rPr>
-          <w:rFonts w:ascii="Aptos" w:eastAsia="Aptos" w:hAnsi="Aptos" w:cs="Aptos"/>
-          <w:color w:val="000000"/>
-          <w:sz w:val="32"/>
-          <w:lang w:val="en-US"/>
-        </w:rPr>
-        <w:t xml:space="preserve"> -</w:t>
-      </w:r>
-      <w:proofErr w:type="spellStart"/>
-      <w:r>
-        <w:rPr>
-          <w:rFonts w:ascii="Aptos" w:eastAsia="Aptos" w:hAnsi="Aptos" w:cs="Aptos"/>
-          <w:color w:val="000000"/>
-          <w:sz w:val="32"/>
-          <w:lang w:val="en-US"/>
-        </w:rPr>
-        <w:t>StartupType</w:t>
-      </w:r>
-      <w:proofErr w:type="spellEnd"/>
-      <w:r>
-        <w:rPr>
-          <w:rFonts w:ascii="Aptos" w:eastAsia="Aptos" w:hAnsi="Aptos" w:cs="Aptos"/>
-          <w:color w:val="000000"/>
-          <w:sz w:val="32"/>
-          <w:lang w:val="en-US"/>
-        </w:rPr>
-        <w:t xml:space="preserve"> Disabled</w:t>
+        <w:t>"TapiSrv"</w:t>
+      </w:r>
+      <w:r>
+        <w:rPr>
+          <w:rFonts w:ascii="Aptos" w:eastAsia="Aptos" w:hAnsi="Aptos" w:cs="Aptos"/>
+          <w:color w:val="000000"/>
+          <w:sz w:val="32"/>
+          <w:lang w:val="en-US"/>
+        </w:rPr>
+        <w:t xml:space="preserve"> -StartupType Disabled</w:t>
       </w:r>
     </w:p>
     <w:p>
@@ -5230,56 +3319,16 @@
           <w:sz w:val="32"/>
           <w:lang w:val="en-US"/>
         </w:rPr>
-        <w:t>"</w:t>
-      </w:r>
-      <w:proofErr w:type="spellStart"/>
-      <w:r>
-        <w:rPr>
-          <w:rFonts w:ascii="Aptos" w:eastAsia="Aptos" w:hAnsi="Aptos" w:cs="Aptos"/>
-          <w:color w:val="000000"/>
-          <w:sz w:val="32"/>
-          <w:lang w:val="en-US"/>
-        </w:rPr>
-        <w:t>XboxGipSvc</w:t>
-      </w:r>
-      <w:proofErr w:type="spellEnd"/>
-      <w:r>
-        <w:rPr>
-          <w:rFonts w:ascii="Aptos" w:eastAsia="Aptos" w:hAnsi="Aptos" w:cs="Aptos"/>
-          <w:color w:val="000000"/>
-          <w:sz w:val="32"/>
-          <w:lang w:val="en-US"/>
-        </w:rPr>
-        <w:t>"</w:t>
-      </w:r>
-      <w:r>
-        <w:rPr>
-          <w:rFonts w:ascii="Aptos" w:eastAsia="Aptos" w:hAnsi="Aptos" w:cs="Aptos"/>
-          <w:color w:val="000000"/>
-          <w:sz w:val="32"/>
-          <w:lang w:val="en-US"/>
-        </w:rPr>
-        <w:t xml:space="preserve"> -</w:t>
-      </w:r>
-      <w:proofErr w:type="spellStart"/>
-      <w:r>
-        <w:rPr>
-          <w:rFonts w:ascii="Aptos" w:eastAsia="Aptos" w:hAnsi="Aptos" w:cs="Aptos"/>
-          <w:color w:val="000000"/>
-          <w:sz w:val="32"/>
-          <w:lang w:val="en-US"/>
-        </w:rPr>
-        <w:t>StartupType</w:t>
-      </w:r>
-      <w:proofErr w:type="spellEnd"/>
-      <w:r>
-        <w:rPr>
-          <w:rFonts w:ascii="Aptos" w:eastAsia="Aptos" w:hAnsi="Aptos" w:cs="Aptos"/>
-          <w:color w:val="000000"/>
-          <w:sz w:val="32"/>
-          <w:lang w:val="en-US"/>
-        </w:rPr>
-        <w:t xml:space="preserve"> Disabled</w:t>
+        <w:t>"XboxGipSvc"</w:t>
+      </w:r>
+      <w:r>
+        <w:rPr>
+          <w:rFonts w:ascii="Aptos" w:eastAsia="Aptos" w:hAnsi="Aptos" w:cs="Aptos"/>
+          <w:color w:val="000000"/>
+          <w:sz w:val="32"/>
+          <w:lang w:val="en-US"/>
+        </w:rPr>
+        <w:t xml:space="preserve"> -StartupType Disabled</w:t>
       </w:r>
     </w:p>
     <w:p>
@@ -5308,56 +3357,16 @@
           <w:sz w:val="32"/>
           <w:lang w:val="en-US"/>
         </w:rPr>
-        <w:t>"</w:t>
-      </w:r>
-      <w:proofErr w:type="spellStart"/>
-      <w:r>
-        <w:rPr>
-          <w:rFonts w:ascii="Aptos" w:eastAsia="Aptos" w:hAnsi="Aptos" w:cs="Aptos"/>
-          <w:color w:val="000000"/>
-          <w:sz w:val="32"/>
-          <w:lang w:val="en-US"/>
-        </w:rPr>
-        <w:t>XboxLiveAuthManager</w:t>
-      </w:r>
-      <w:proofErr w:type="spellEnd"/>
-      <w:r>
-        <w:rPr>
-          <w:rFonts w:ascii="Aptos" w:eastAsia="Aptos" w:hAnsi="Aptos" w:cs="Aptos"/>
-          <w:color w:val="000000"/>
-          <w:sz w:val="32"/>
-          <w:lang w:val="en-US"/>
-        </w:rPr>
-        <w:t>"</w:t>
-      </w:r>
-      <w:r>
-        <w:rPr>
-          <w:rFonts w:ascii="Aptos" w:eastAsia="Aptos" w:hAnsi="Aptos" w:cs="Aptos"/>
-          <w:color w:val="000000"/>
-          <w:sz w:val="32"/>
-          <w:lang w:val="en-US"/>
-        </w:rPr>
-        <w:t xml:space="preserve"> -</w:t>
-      </w:r>
-      <w:proofErr w:type="spellStart"/>
-      <w:r>
-        <w:rPr>
-          <w:rFonts w:ascii="Aptos" w:eastAsia="Aptos" w:hAnsi="Aptos" w:cs="Aptos"/>
-          <w:color w:val="000000"/>
-          <w:sz w:val="32"/>
-          <w:lang w:val="en-US"/>
-        </w:rPr>
-        <w:t>StartupType</w:t>
-      </w:r>
-      <w:proofErr w:type="spellEnd"/>
-      <w:r>
-        <w:rPr>
-          <w:rFonts w:ascii="Aptos" w:eastAsia="Aptos" w:hAnsi="Aptos" w:cs="Aptos"/>
-          <w:color w:val="000000"/>
-          <w:sz w:val="32"/>
-          <w:lang w:val="en-US"/>
-        </w:rPr>
-        <w:t xml:space="preserve"> Disabled</w:t>
+        <w:t>"XboxLiveAuthManager"</w:t>
+      </w:r>
+      <w:r>
+        <w:rPr>
+          <w:rFonts w:ascii="Aptos" w:eastAsia="Aptos" w:hAnsi="Aptos" w:cs="Aptos"/>
+          <w:color w:val="000000"/>
+          <w:sz w:val="32"/>
+          <w:lang w:val="en-US"/>
+        </w:rPr>
+        <w:t xml:space="preserve"> -StartupType Disabled</w:t>
       </w:r>
     </w:p>
     <w:p>
@@ -5409,18 +3418,8 @@
           <w:color w:val="000000"/>
           <w:sz w:val="32"/>
         </w:rPr>
-        <w:t xml:space="preserve"> de Xbox Live     </w:t>
-      </w:r>
-      <w:proofErr w:type="spellStart"/>
-      <w:r>
-        <w:rPr>
-          <w:rFonts w:ascii="Aptos" w:eastAsia="Aptos" w:hAnsi="Aptos" w:cs="Aptos"/>
-          <w:color w:val="000000"/>
-          <w:sz w:val="32"/>
-        </w:rPr>
-        <w:t>XblAuthManager</w:t>
-      </w:r>
-      <w:proofErr w:type="spellEnd"/>
+        <w:t xml:space="preserve"> de Xbox Live     XblAuthManager</w:t>
+      </w:r>
       <w:r>
         <w:rPr>
           <w:rFonts w:ascii="Aptos" w:eastAsia="Aptos" w:hAnsi="Aptos" w:cs="Aptos"/>
@@ -5508,17 +3507,8 @@
           <w:sz w:val="32"/>
         </w:rPr>
         <w:tab/>
-      </w:r>
-      <w:proofErr w:type="spellStart"/>
-      <w:r>
-        <w:rPr>
-          <w:rFonts w:ascii="Aptos" w:eastAsia="Aptos" w:hAnsi="Aptos" w:cs="Aptos"/>
-          <w:color w:val="000000"/>
-          <w:sz w:val="32"/>
-        </w:rPr>
         <w:t>WpcMonSvc</w:t>
       </w:r>
-      <w:proofErr w:type="spellEnd"/>
     </w:p>
     <w:p>
       <w:pPr>
@@ -5590,17 +3580,8 @@
           <w:sz w:val="32"/>
         </w:rPr>
         <w:tab/>
-      </w:r>
-      <w:proofErr w:type="spellStart"/>
-      <w:r>
-        <w:rPr>
-          <w:rFonts w:ascii="Aptos" w:eastAsia="Aptos" w:hAnsi="Aptos" w:cs="Aptos"/>
-          <w:color w:val="000000"/>
-          <w:sz w:val="32"/>
-        </w:rPr>
         <w:t>DiagTrack</w:t>
       </w:r>
-      <w:proofErr w:type="spellEnd"/>
     </w:p>
     <w:p>
       <w:pPr>
@@ -5696,17 +3677,8 @@
           <w:sz w:val="32"/>
         </w:rPr>
         <w:tab/>
-      </w:r>
-      <w:proofErr w:type="spellStart"/>
-      <w:r>
-        <w:rPr>
-          <w:rFonts w:ascii="Aptos" w:eastAsia="Aptos" w:hAnsi="Aptos" w:cs="Aptos"/>
-          <w:color w:val="000000"/>
-          <w:sz w:val="32"/>
-        </w:rPr>
         <w:t>Fax</w:t>
       </w:r>
-      <w:proofErr w:type="spellEnd"/>
     </w:p>
     <w:p>
       <w:pPr>
@@ -5723,23 +3695,13 @@
           <w:sz w:val="32"/>
         </w:rPr>
       </w:pPr>
-      <w:proofErr w:type="spellStart"/>
-      <w:r>
-        <w:rPr>
-          <w:rFonts w:ascii="Aptos" w:eastAsia="Aptos" w:hAnsi="Aptos" w:cs="Aptos"/>
-          <w:color w:val="000000"/>
-          <w:sz w:val="32"/>
-        </w:rPr>
-        <w:t>Hyper</w:t>
-      </w:r>
-      <w:proofErr w:type="spellEnd"/>
-      <w:r>
-        <w:rPr>
-          <w:rFonts w:ascii="Aptos" w:eastAsia="Aptos" w:hAnsi="Aptos" w:cs="Aptos"/>
-          <w:color w:val="000000"/>
-          <w:sz w:val="32"/>
-        </w:rPr>
-        <w:t xml:space="preserve"> V.</w:t>
+      <w:r>
+        <w:rPr>
+          <w:rFonts w:ascii="Aptos" w:eastAsia="Aptos" w:hAnsi="Aptos" w:cs="Aptos"/>
+          <w:color w:val="000000"/>
+          <w:sz w:val="32"/>
+        </w:rPr>
+        <w:t>Hyper V.</w:t>
       </w:r>
       <w:r>
         <w:rPr>
@@ -5774,25 +3736,7 @@
           <w:color w:val="000000"/>
           <w:sz w:val="32"/>
         </w:rPr>
-        <w:t xml:space="preserve">Interfaz de servicio invitado de </w:t>
-      </w:r>
-      <w:proofErr w:type="spellStart"/>
-      <w:r>
-        <w:rPr>
-          <w:rFonts w:ascii="Aptos" w:eastAsia="Aptos" w:hAnsi="Aptos" w:cs="Aptos"/>
-          <w:color w:val="000000"/>
-          <w:sz w:val="32"/>
-        </w:rPr>
-        <w:t>Hyper</w:t>
-      </w:r>
-      <w:proofErr w:type="spellEnd"/>
-      <w:r>
-        <w:rPr>
-          <w:rFonts w:ascii="Aptos" w:eastAsia="Aptos" w:hAnsi="Aptos" w:cs="Aptos"/>
-          <w:color w:val="000000"/>
-          <w:sz w:val="32"/>
-        </w:rPr>
-        <w:t xml:space="preserve">-V </w:t>
+        <w:t xml:space="preserve">Interfaz de servicio invitado de Hyper-V </w:t>
       </w:r>
       <w:r>
         <w:rPr>
@@ -5809,17 +3753,8 @@
           <w:sz w:val="32"/>
         </w:rPr>
         <w:tab/>
-      </w:r>
-      <w:proofErr w:type="spellStart"/>
-      <w:r>
-        <w:rPr>
-          <w:rFonts w:ascii="Aptos" w:eastAsia="Aptos" w:hAnsi="Aptos" w:cs="Aptos"/>
-          <w:color w:val="000000"/>
-          <w:sz w:val="32"/>
-        </w:rPr>
         <w:t>vmicguestinterface</w:t>
       </w:r>
-      <w:proofErr w:type="spellEnd"/>
     </w:p>
     <w:p>
       <w:pPr>
@@ -5872,7 +3807,6 @@
         </w:rPr>
         <w:tab/>
       </w:r>
-      <w:proofErr w:type="spellStart"/>
       <w:r>
         <w:rPr>
           <w:rFonts w:ascii="Aptos" w:eastAsia="Aptos" w:hAnsi="Aptos" w:cs="Aptos"/>
@@ -5881,7 +3815,6 @@
         </w:rPr>
         <w:t>vmicshutdown</w:t>
       </w:r>
-      <w:proofErr w:type="spellEnd"/>
     </w:p>
     <w:p>
       <w:pPr>
@@ -5933,17 +3866,8 @@
           <w:sz w:val="32"/>
         </w:rPr>
         <w:tab/>
-      </w:r>
-      <w:proofErr w:type="spellStart"/>
-      <w:r>
-        <w:rPr>
-          <w:rFonts w:ascii="Aptos" w:eastAsia="Aptos" w:hAnsi="Aptos" w:cs="Aptos"/>
-          <w:color w:val="000000"/>
-          <w:sz w:val="32"/>
-        </w:rPr>
         <w:t>vmickvpexchange</w:t>
       </w:r>
-      <w:proofErr w:type="spellEnd"/>
     </w:p>
     <w:p>
       <w:pPr>
@@ -6011,17 +3935,8 @@
           <w:sz w:val="32"/>
         </w:rPr>
         <w:tab/>
-      </w:r>
-      <w:proofErr w:type="spellStart"/>
-      <w:r>
-        <w:rPr>
-          <w:rFonts w:ascii="Aptos" w:eastAsia="Aptos" w:hAnsi="Aptos" w:cs="Aptos"/>
-          <w:color w:val="000000"/>
-          <w:sz w:val="32"/>
-        </w:rPr>
         <w:t>vmicheartbeat</w:t>
       </w:r>
-      <w:proofErr w:type="spellEnd"/>
     </w:p>
     <w:p>
       <w:pPr>
@@ -6066,7 +3981,6 @@
         </w:rPr>
         <w:tab/>
       </w:r>
-      <w:proofErr w:type="spellStart"/>
       <w:r>
         <w:rPr>
           <w:rFonts w:ascii="Aptos" w:eastAsia="Aptos" w:hAnsi="Aptos" w:cs="Aptos"/>
@@ -6075,7 +3989,6 @@
         </w:rPr>
         <w:t>vmictimesync</w:t>
       </w:r>
-      <w:proofErr w:type="spellEnd"/>
     </w:p>
     <w:p>
       <w:pPr>
@@ -6102,52 +4015,16 @@
           <w:color w:val="000000"/>
           <w:sz w:val="32"/>
         </w:rPr>
+        <w:t xml:space="preserve"> Serv de virt de escritorio remoto de Hiper-V</w:t>
+      </w:r>
+      <w:r>
+        <w:rPr>
+          <w:rFonts w:ascii="Aptos" w:eastAsia="Aptos" w:hAnsi="Aptos" w:cs="Aptos"/>
+          <w:color w:val="000000"/>
+          <w:sz w:val="32"/>
+        </w:rPr>
         <w:t xml:space="preserve"> </w:t>
       </w:r>
-      <w:proofErr w:type="spellStart"/>
-      <w:r>
-        <w:rPr>
-          <w:rFonts w:ascii="Aptos" w:eastAsia="Aptos" w:hAnsi="Aptos" w:cs="Aptos"/>
-          <w:color w:val="000000"/>
-          <w:sz w:val="32"/>
-        </w:rPr>
-        <w:t>Serv</w:t>
-      </w:r>
-      <w:proofErr w:type="spellEnd"/>
-      <w:r>
-        <w:rPr>
-          <w:rFonts w:ascii="Aptos" w:eastAsia="Aptos" w:hAnsi="Aptos" w:cs="Aptos"/>
-          <w:color w:val="000000"/>
-          <w:sz w:val="32"/>
-        </w:rPr>
-        <w:t xml:space="preserve"> de </w:t>
-      </w:r>
-      <w:proofErr w:type="spellStart"/>
-      <w:r>
-        <w:rPr>
-          <w:rFonts w:ascii="Aptos" w:eastAsia="Aptos" w:hAnsi="Aptos" w:cs="Aptos"/>
-          <w:color w:val="000000"/>
-          <w:sz w:val="32"/>
-        </w:rPr>
-        <w:t>virt</w:t>
-      </w:r>
-      <w:proofErr w:type="spellEnd"/>
-      <w:r>
-        <w:rPr>
-          <w:rFonts w:ascii="Aptos" w:eastAsia="Aptos" w:hAnsi="Aptos" w:cs="Aptos"/>
-          <w:color w:val="000000"/>
-          <w:sz w:val="32"/>
-        </w:rPr>
-        <w:t xml:space="preserve"> de escritorio remoto de Hiper-V</w:t>
-      </w:r>
-      <w:r>
-        <w:rPr>
-          <w:rFonts w:ascii="Aptos" w:eastAsia="Aptos" w:hAnsi="Aptos" w:cs="Aptos"/>
-          <w:color w:val="000000"/>
-          <w:sz w:val="32"/>
-        </w:rPr>
-        <w:t xml:space="preserve"> </w:t>
-      </w:r>
       <w:r>
         <w:rPr>
           <w:rFonts w:ascii="Aptos" w:eastAsia="Aptos" w:hAnsi="Aptos" w:cs="Aptos"/>
@@ -6156,7 +4033,6 @@
         </w:rPr>
         <w:tab/>
       </w:r>
-      <w:proofErr w:type="spellStart"/>
       <w:r>
         <w:rPr>
           <w:rFonts w:ascii="Aptos" w:eastAsia="Aptos" w:hAnsi="Aptos" w:cs="Aptos"/>
@@ -6165,7 +4041,6 @@
         </w:rPr>
         <w:t>vmicrdv</w:t>
       </w:r>
-      <w:proofErr w:type="spellEnd"/>
     </w:p>
     <w:p>
       <w:pPr>
@@ -6209,17 +4084,8 @@
           <w:sz w:val="32"/>
         </w:rPr>
         <w:tab/>
-      </w:r>
-      <w:proofErr w:type="spellStart"/>
-      <w:r>
-        <w:rPr>
-          <w:rFonts w:ascii="Aptos" w:eastAsia="Aptos" w:hAnsi="Aptos" w:cs="Aptos"/>
-          <w:color w:val="000000"/>
-          <w:sz w:val="32"/>
-        </w:rPr>
         <w:t>vmicvmsession</w:t>
       </w:r>
-      <w:proofErr w:type="spellEnd"/>
     </w:p>
     <w:p>
       <w:pPr>
@@ -6254,36 +4120,8 @@
           <w:color w:val="000000"/>
           <w:sz w:val="32"/>
         </w:rPr>
-        <w:t xml:space="preserve">Microsoft Edge </w:t>
-      </w:r>
-      <w:proofErr w:type="spellStart"/>
-      <w:r>
-        <w:rPr>
-          <w:rFonts w:ascii="Aptos" w:eastAsia="Aptos" w:hAnsi="Aptos" w:cs="Aptos"/>
-          <w:color w:val="000000"/>
-          <w:sz w:val="32"/>
-        </w:rPr>
-        <w:t>Elevation</w:t>
-      </w:r>
-      <w:proofErr w:type="spellEnd"/>
-      <w:r>
-        <w:rPr>
-          <w:rFonts w:ascii="Aptos" w:eastAsia="Aptos" w:hAnsi="Aptos" w:cs="Aptos"/>
-          <w:color w:val="000000"/>
-          <w:sz w:val="32"/>
-        </w:rPr>
-        <w:t xml:space="preserve"> </w:t>
-      </w:r>
-      <w:proofErr w:type="spellStart"/>
-      <w:r>
-        <w:rPr>
-          <w:rFonts w:ascii="Aptos" w:eastAsia="Aptos" w:hAnsi="Aptos" w:cs="Aptos"/>
-          <w:color w:val="000000"/>
-          <w:sz w:val="32"/>
-        </w:rPr>
-        <w:t>Service</w:t>
-      </w:r>
-      <w:proofErr w:type="spellEnd"/>
+        <w:t>Microsoft Edge Elevation Service</w:t>
+      </w:r>
       <w:r>
         <w:rPr>
           <w:rFonts w:ascii="Aptos" w:eastAsia="Aptos" w:hAnsi="Aptos" w:cs="Aptos"/>
@@ -6299,17 +4137,8 @@
           <w:sz w:val="32"/>
         </w:rPr>
         <w:tab/>
-      </w:r>
-      <w:proofErr w:type="spellStart"/>
-      <w:r>
-        <w:rPr>
-          <w:rFonts w:ascii="Aptos" w:eastAsia="Aptos" w:hAnsi="Aptos" w:cs="Aptos"/>
-          <w:color w:val="000000"/>
-          <w:sz w:val="32"/>
-        </w:rPr>
         <w:t>MicrosoftEdgeElevationService</w:t>
       </w:r>
-      <w:proofErr w:type="spellEnd"/>
     </w:p>
     <w:p>
       <w:pPr>
@@ -6332,25 +4161,7 @@
           <w:color w:val="000000"/>
           <w:sz w:val="32"/>
         </w:rPr>
-        <w:t xml:space="preserve">Microsoft Edge Update </w:t>
-      </w:r>
-      <w:proofErr w:type="spellStart"/>
-      <w:r>
-        <w:rPr>
-          <w:rFonts w:ascii="Aptos" w:eastAsia="Aptos" w:hAnsi="Aptos" w:cs="Aptos"/>
-          <w:color w:val="000000"/>
-          <w:sz w:val="32"/>
-        </w:rPr>
-        <w:t>Service</w:t>
-      </w:r>
-      <w:proofErr w:type="spellEnd"/>
-      <w:r>
-        <w:rPr>
-          <w:rFonts w:ascii="Aptos" w:eastAsia="Aptos" w:hAnsi="Aptos" w:cs="Aptos"/>
-          <w:color w:val="000000"/>
-          <w:sz w:val="32"/>
-        </w:rPr>
-        <w:t xml:space="preserve"> </w:t>
+        <w:t xml:space="preserve">Microsoft Edge Update Service </w:t>
       </w:r>
       <w:r>
         <w:rPr>
@@ -6367,17 +4178,8 @@
           <w:sz w:val="32"/>
         </w:rPr>
         <w:tab/>
-      </w:r>
-      <w:proofErr w:type="spellStart"/>
-      <w:r>
-        <w:rPr>
-          <w:rFonts w:ascii="Aptos" w:eastAsia="Aptos" w:hAnsi="Aptos" w:cs="Aptos"/>
-          <w:color w:val="000000"/>
-          <w:sz w:val="32"/>
-        </w:rPr>
         <w:t>edgeupdate</w:t>
       </w:r>
-      <w:proofErr w:type="spellEnd"/>
     </w:p>
     <w:p>
       <w:pPr>
@@ -6400,25 +4202,7 @@
           <w:color w:val="000000"/>
           <w:sz w:val="32"/>
         </w:rPr>
-        <w:t xml:space="preserve">Microsoft Edge Update </w:t>
-      </w:r>
-      <w:proofErr w:type="spellStart"/>
-      <w:r>
-        <w:rPr>
-          <w:rFonts w:ascii="Aptos" w:eastAsia="Aptos" w:hAnsi="Aptos" w:cs="Aptos"/>
-          <w:color w:val="000000"/>
-          <w:sz w:val="32"/>
-        </w:rPr>
-        <w:t>Service</w:t>
-      </w:r>
-      <w:proofErr w:type="spellEnd"/>
-      <w:r>
-        <w:rPr>
-          <w:rFonts w:ascii="Aptos" w:eastAsia="Aptos" w:hAnsi="Aptos" w:cs="Aptos"/>
-          <w:color w:val="000000"/>
-          <w:sz w:val="32"/>
-        </w:rPr>
-        <w:t xml:space="preserve"> </w:t>
+        <w:t xml:space="preserve">Microsoft Edge Update Service </w:t>
       </w:r>
       <w:r>
         <w:rPr>
@@ -6436,7 +4220,6 @@
         </w:rPr>
         <w:tab/>
       </w:r>
-      <w:proofErr w:type="spellStart"/>
       <w:r>
         <w:rPr>
           <w:rFonts w:ascii="Aptos" w:eastAsia="Aptos" w:hAnsi="Aptos" w:cs="Aptos"/>
@@ -6445,7 +4228,6 @@
         </w:rPr>
         <w:t>edgeupdatem</w:t>
       </w:r>
-      <w:proofErr w:type="spellEnd"/>
     </w:p>
     <w:p>
       <w:pPr>
@@ -6468,25 +4250,7 @@
           <w:color w:val="000000"/>
           <w:sz w:val="32"/>
         </w:rPr>
-        <w:t xml:space="preserve">Partida guardada en Xbox </w:t>
-      </w:r>
-      <w:proofErr w:type="spellStart"/>
-      <w:r>
-        <w:rPr>
-          <w:rFonts w:ascii="Aptos" w:eastAsia="Aptos" w:hAnsi="Aptos" w:cs="Aptos"/>
-          <w:color w:val="000000"/>
-          <w:sz w:val="32"/>
-        </w:rPr>
-        <w:t>live</w:t>
-      </w:r>
-      <w:proofErr w:type="spellEnd"/>
-      <w:r>
-        <w:rPr>
-          <w:rFonts w:ascii="Aptos" w:eastAsia="Aptos" w:hAnsi="Aptos" w:cs="Aptos"/>
-          <w:color w:val="000000"/>
-          <w:sz w:val="32"/>
-        </w:rPr>
-        <w:t>.</w:t>
+        <w:t>Partida guardada en Xbox live.</w:t>
       </w:r>
       <w:r>
         <w:rPr>
@@ -6503,17 +4267,8 @@
           <w:sz w:val="32"/>
         </w:rPr>
         <w:tab/>
-      </w:r>
-      <w:proofErr w:type="spellStart"/>
-      <w:r>
-        <w:rPr>
-          <w:rFonts w:ascii="Aptos" w:eastAsia="Aptos" w:hAnsi="Aptos" w:cs="Aptos"/>
-          <w:color w:val="000000"/>
-          <w:sz w:val="32"/>
-        </w:rPr>
         <w:t>XblGameSave</w:t>
       </w:r>
-      <w:proofErr w:type="spellEnd"/>
     </w:p>
     <w:p>
       <w:pPr>
@@ -6545,7 +4300,6 @@
         </w:rPr>
         <w:tab/>
       </w:r>
-      <w:proofErr w:type="spellStart"/>
       <w:r>
         <w:rPr>
           <w:rFonts w:ascii="Aptos" w:eastAsia="Aptos" w:hAnsi="Aptos" w:cs="Aptos"/>
@@ -6554,7 +4308,6 @@
         </w:rPr>
         <w:t>WbioSrvc</w:t>
       </w:r>
-      <w:proofErr w:type="spellEnd"/>
     </w:p>
     <w:p>
       <w:pPr>
@@ -6576,18 +4329,8 @@
           <w:color w:val="000000"/>
           <w:sz w:val="32"/>
         </w:rPr>
-        <w:t xml:space="preserve">Servicio de Compatibilidad con </w:t>
-      </w:r>
-      <w:proofErr w:type="spellStart"/>
-      <w:r>
-        <w:rPr>
-          <w:rFonts w:ascii="Aptos" w:eastAsia="Aptos" w:hAnsi="Aptos" w:cs="Aptos"/>
-          <w:color w:val="000000"/>
-          <w:sz w:val="32"/>
-        </w:rPr>
-        <w:t>BlueTooth</w:t>
-      </w:r>
-      <w:proofErr w:type="spellEnd"/>
+        <w:t>Servicio de Compatibilidad con BlueTooth</w:t>
+      </w:r>
       <w:r>
         <w:rPr>
           <w:rFonts w:ascii="Aptos" w:eastAsia="Aptos" w:hAnsi="Aptos" w:cs="Aptos"/>
@@ -6603,17 +4346,8 @@
           <w:sz w:val="32"/>
         </w:rPr>
         <w:tab/>
-      </w:r>
-      <w:proofErr w:type="spellStart"/>
-      <w:r>
-        <w:rPr>
-          <w:rFonts w:ascii="Aptos" w:eastAsia="Aptos" w:hAnsi="Aptos" w:cs="Aptos"/>
-          <w:color w:val="000000"/>
-          <w:sz w:val="32"/>
-        </w:rPr>
         <w:t>bthserv</w:t>
       </w:r>
-      <w:proofErr w:type="spellEnd"/>
     </w:p>
     <w:p>
       <w:pPr>
@@ -6668,17 +4402,8 @@
           <w:sz w:val="32"/>
         </w:rPr>
         <w:tab/>
-      </w:r>
-      <w:proofErr w:type="spellStart"/>
-      <w:r>
-        <w:rPr>
-          <w:rFonts w:ascii="Aptos" w:eastAsia="Aptos" w:hAnsi="Aptos" w:cs="Aptos"/>
-          <w:color w:val="000000"/>
-          <w:sz w:val="32"/>
-        </w:rPr>
         <w:t>lfsvc</w:t>
       </w:r>
-      <w:proofErr w:type="spellEnd"/>
     </w:p>
     <w:p>
       <w:pPr>
@@ -6700,25 +4425,7 @@
           <w:color w:val="000000"/>
           <w:sz w:val="32"/>
         </w:rPr>
-        <w:t xml:space="preserve">Servicio de Red de Xbox </w:t>
-      </w:r>
-      <w:proofErr w:type="spellStart"/>
-      <w:r>
-        <w:rPr>
-          <w:rFonts w:ascii="Aptos" w:eastAsia="Aptos" w:hAnsi="Aptos" w:cs="Aptos"/>
-          <w:color w:val="000000"/>
-          <w:sz w:val="32"/>
-        </w:rPr>
-        <w:t>live</w:t>
-      </w:r>
-      <w:proofErr w:type="spellEnd"/>
-      <w:r>
-        <w:rPr>
-          <w:rFonts w:ascii="Aptos" w:eastAsia="Aptos" w:hAnsi="Aptos" w:cs="Aptos"/>
-          <w:color w:val="000000"/>
-          <w:sz w:val="32"/>
-        </w:rPr>
-        <w:t xml:space="preserve">. </w:t>
+        <w:t xml:space="preserve">Servicio de Red de Xbox live. </w:t>
       </w:r>
       <w:r>
         <w:rPr>
@@ -6752,7 +4459,6 @@
         </w:rPr>
         <w:tab/>
       </w:r>
-      <w:proofErr w:type="spellStart"/>
       <w:r>
         <w:rPr>
           <w:rFonts w:ascii="Aptos" w:eastAsia="Aptos" w:hAnsi="Aptos" w:cs="Aptos"/>
@@ -6761,7 +4467,6 @@
         </w:rPr>
         <w:t>XboxNetApiSvc</w:t>
       </w:r>
-      <w:proofErr w:type="spellEnd"/>
     </w:p>
     <w:p>
       <w:pPr>
@@ -6783,25 +4488,7 @@
           <w:color w:val="000000"/>
           <w:sz w:val="32"/>
         </w:rPr>
-        <w:t xml:space="preserve">Servicio de Windows </w:t>
-      </w:r>
-      <w:proofErr w:type="spellStart"/>
-      <w:r>
-        <w:rPr>
-          <w:rFonts w:ascii="Aptos" w:eastAsia="Aptos" w:hAnsi="Aptos" w:cs="Aptos"/>
-          <w:color w:val="000000"/>
-          <w:sz w:val="32"/>
-        </w:rPr>
-        <w:t>insider</w:t>
-      </w:r>
-      <w:proofErr w:type="spellEnd"/>
-      <w:r>
-        <w:rPr>
-          <w:rFonts w:ascii="Aptos" w:eastAsia="Aptos" w:hAnsi="Aptos" w:cs="Aptos"/>
-          <w:color w:val="000000"/>
-          <w:sz w:val="32"/>
-        </w:rPr>
-        <w:t>.</w:t>
+        <w:t>Servicio de Windows insider.</w:t>
       </w:r>
       <w:r>
         <w:rPr>
@@ -6843,7 +4530,6 @@
         </w:rPr>
         <w:tab/>
       </w:r>
-      <w:proofErr w:type="spellStart"/>
       <w:r>
         <w:rPr>
           <w:rFonts w:ascii="Aptos" w:eastAsia="Aptos" w:hAnsi="Aptos" w:cs="Aptos"/>
@@ -6852,7 +4538,6 @@
         </w:rPr>
         <w:t>wisvc</w:t>
       </w:r>
-      <w:proofErr w:type="spellEnd"/>
     </w:p>
     <w:p>
       <w:pPr>
@@ -6923,17 +4608,8 @@
           <w:sz w:val="32"/>
         </w:rPr>
         <w:tab/>
-      </w:r>
-      <w:proofErr w:type="spellStart"/>
-      <w:r>
-        <w:rPr>
-          <w:rFonts w:ascii="Aptos" w:eastAsia="Aptos" w:hAnsi="Aptos" w:cs="Aptos"/>
-          <w:color w:val="000000"/>
-          <w:sz w:val="32"/>
-        </w:rPr>
         <w:t>PhoneSvc</w:t>
       </w:r>
-      <w:proofErr w:type="spellEnd"/>
     </w:p>
     <w:p>
       <w:pPr>
@@ -6949,7 +4625,6 @@
           <w:sz w:val="32"/>
         </w:rPr>
       </w:pPr>
-      <w:proofErr w:type="spellStart"/>
       <w:r>
         <w:rPr>
           <w:rFonts w:ascii="Aptos" w:eastAsia="Aptos" w:hAnsi="Aptos" w:cs="Aptos"/>
@@ -6958,7 +4633,6 @@
         </w:rPr>
         <w:t>Sysmain</w:t>
       </w:r>
-      <w:proofErr w:type="spellEnd"/>
       <w:r>
         <w:rPr>
           <w:rFonts w:ascii="Aptos" w:eastAsia="Aptos" w:hAnsi="Aptos" w:cs="Aptos"/>
@@ -7030,17 +4704,8 @@
           <w:sz w:val="32"/>
         </w:rPr>
         <w:tab/>
-      </w:r>
-      <w:proofErr w:type="spellStart"/>
-      <w:r>
-        <w:rPr>
-          <w:rFonts w:ascii="Aptos" w:eastAsia="Aptos" w:hAnsi="Aptos" w:cs="Aptos"/>
-          <w:color w:val="000000"/>
-          <w:sz w:val="32"/>
-        </w:rPr>
         <w:t>SysMain</w:t>
       </w:r>
-      <w:proofErr w:type="spellEnd"/>
     </w:p>
     <w:p>
       <w:pPr>
@@ -7143,17 +4808,8 @@
           <w:sz w:val="32"/>
         </w:rPr>
         <w:tab/>
-      </w:r>
-      <w:proofErr w:type="spellStart"/>
-      <w:r>
-        <w:rPr>
-          <w:rFonts w:ascii="Aptos" w:eastAsia="Aptos" w:hAnsi="Aptos" w:cs="Aptos"/>
-          <w:color w:val="000000"/>
-          <w:sz w:val="32"/>
-        </w:rPr>
         <w:t>TapiSrv</w:t>
       </w:r>
-      <w:proofErr w:type="spellEnd"/>
     </w:p>
     <w:p>
       <w:pPr>
@@ -7177,27 +4833,7 @@
           <w:sz w:val="32"/>
           <w:lang w:val="en-US"/>
         </w:rPr>
-        <w:t xml:space="preserve">Xbox </w:t>
-      </w:r>
-      <w:proofErr w:type="spellStart"/>
-      <w:r>
-        <w:rPr>
-          <w:rFonts w:ascii="Aptos" w:eastAsia="Aptos" w:hAnsi="Aptos" w:cs="Aptos"/>
-          <w:color w:val="000000"/>
-          <w:sz w:val="32"/>
-          <w:lang w:val="en-US"/>
-        </w:rPr>
-        <w:t>accesory</w:t>
-      </w:r>
-      <w:proofErr w:type="spellEnd"/>
-      <w:r>
-        <w:rPr>
-          <w:rFonts w:ascii="Aptos" w:eastAsia="Aptos" w:hAnsi="Aptos" w:cs="Aptos"/>
-          <w:color w:val="000000"/>
-          <w:sz w:val="32"/>
-          <w:lang w:val="en-US"/>
-        </w:rPr>
-        <w:t> mag service.</w:t>
+        <w:t>Xbox accesory mag service.</w:t>
       </w:r>
       <w:r>
         <w:rPr>
@@ -7243,18 +4879,8 @@
           <w:lang w:val="en-US"/>
         </w:rPr>
         <w:tab/>
-      </w:r>
-      <w:proofErr w:type="spellStart"/>
-      <w:r>
-        <w:rPr>
-          <w:rFonts w:ascii="Aptos" w:eastAsia="Aptos" w:hAnsi="Aptos" w:cs="Aptos"/>
-          <w:color w:val="000000"/>
-          <w:sz w:val="32"/>
-          <w:lang w:val="en-US"/>
-        </w:rPr>
         <w:t>XboxGipSvc</w:t>
       </w:r>
-      <w:proofErr w:type="spellEnd"/>
     </w:p>
     <w:p>
       <w:pPr>
@@ -7276,25 +4902,7 @@
           <w:color w:val="000000"/>
           <w:sz w:val="32"/>
         </w:rPr>
-        <w:t xml:space="preserve">Xbox </w:t>
-      </w:r>
-      <w:proofErr w:type="spellStart"/>
-      <w:r>
-        <w:rPr>
-          <w:rFonts w:ascii="Aptos" w:eastAsia="Aptos" w:hAnsi="Aptos" w:cs="Aptos"/>
-          <w:color w:val="000000"/>
-          <w:sz w:val="32"/>
-        </w:rPr>
-        <w:t>live</w:t>
-      </w:r>
-      <w:proofErr w:type="spellEnd"/>
-      <w:r>
-        <w:rPr>
-          <w:rFonts w:ascii="Aptos" w:eastAsia="Aptos" w:hAnsi="Aptos" w:cs="Aptos"/>
-          <w:color w:val="000000"/>
-          <w:sz w:val="32"/>
-        </w:rPr>
-        <w:t>.</w:t>
+        <w:t>Xbox live.</w:t>
       </w:r>
     </w:p>
     <w:p>
@@ -7334,17 +4942,8 @@
           <w:sz w:val="32"/>
         </w:rPr>
         <w:tab/>
-      </w:r>
-      <w:proofErr w:type="spellStart"/>
-      <w:r>
-        <w:rPr>
-          <w:rFonts w:ascii="Aptos" w:eastAsia="Aptos" w:hAnsi="Aptos" w:cs="Aptos"/>
-          <w:color w:val="000000"/>
-          <w:sz w:val="32"/>
-        </w:rPr>
         <w:t>Spooler</w:t>
       </w:r>
-      <w:proofErr w:type="spellEnd"/>
     </w:p>
     <w:p>
       <w:pPr>
@@ -7366,25 +4965,7 @@
           <w:color w:val="000000"/>
           <w:sz w:val="32"/>
         </w:rPr>
-        <w:t xml:space="preserve">Si no usan la impresora, Ext y </w:t>
-      </w:r>
-      <w:proofErr w:type="spellStart"/>
-      <w:r>
-        <w:rPr>
-          <w:rFonts w:ascii="Aptos" w:eastAsia="Aptos" w:hAnsi="Aptos" w:cs="Aptos"/>
-          <w:color w:val="000000"/>
-          <w:sz w:val="32"/>
-        </w:rPr>
-        <w:t>notif</w:t>
-      </w:r>
-      <w:proofErr w:type="spellEnd"/>
-      <w:r>
-        <w:rPr>
-          <w:rFonts w:ascii="Aptos" w:eastAsia="Aptos" w:hAnsi="Aptos" w:cs="Aptos"/>
-          <w:color w:val="000000"/>
-          <w:sz w:val="32"/>
-        </w:rPr>
-        <w:t xml:space="preserve"> de impres</w:t>
+        <w:t>Si no usan la impresora, Ext y notif de impres</w:t>
       </w:r>
       <w:r>
         <w:rPr>
@@ -7410,7 +4991,6 @@
         </w:rPr>
         <w:t xml:space="preserve"> </w:t>
       </w:r>
-      <w:proofErr w:type="spellStart"/>
       <w:r>
         <w:rPr>
           <w:rFonts w:ascii="Aptos" w:eastAsia="Aptos" w:hAnsi="Aptos" w:cs="Aptos"/>
@@ -7419,7 +4999,6 @@
         </w:rPr>
         <w:t>PrintNotify</w:t>
       </w:r>
-      <w:proofErr w:type="spellEnd"/>
     </w:p>
     <w:p>
       <w:pPr>
@@ -7542,7 +5121,6 @@
         </w:rPr>
         <w:t xml:space="preserve"> </w:t>
       </w:r>
-      <w:proofErr w:type="spellStart"/>
       <w:r>
         <w:rPr>
           <w:rFonts w:ascii="Aptos" w:eastAsia="Aptos" w:hAnsi="Aptos" w:cs="Aptos"/>
@@ -7551,7 +5129,6 @@
         </w:rPr>
         <w:t>ScheduleDefrag</w:t>
       </w:r>
-      <w:proofErr w:type="spellEnd"/>
     </w:p>
     <w:p>
       <w:pPr>
@@ -7617,27 +5194,7 @@
           <w:sz w:val="32"/>
           <w:lang w:val="en-US"/>
         </w:rPr>
-        <w:t xml:space="preserve">O </w:t>
-      </w:r>
-      <w:proofErr w:type="spellStart"/>
-      <w:r>
-        <w:rPr>
-          <w:rFonts w:ascii="Aptos" w:eastAsia="Aptos" w:hAnsi="Aptos" w:cs="Aptos"/>
-          <w:color w:val="000000"/>
-          <w:sz w:val="32"/>
-          <w:lang w:val="en-US"/>
-        </w:rPr>
-        <w:t>ir</w:t>
-      </w:r>
-      <w:proofErr w:type="spellEnd"/>
-      <w:r>
-        <w:rPr>
-          <w:rFonts w:ascii="Aptos" w:eastAsia="Aptos" w:hAnsi="Aptos" w:cs="Aptos"/>
-          <w:color w:val="000000"/>
-          <w:sz w:val="32"/>
-          <w:lang w:val="en-US"/>
-        </w:rPr>
-        <w:t xml:space="preserve"> a C:\Windows\System32\Tasks\Microsoft\Windows\Defrag</w:t>
+        <w:t>O ir a C:\Windows\System32\Tasks\Microsoft\Windows\Defrag</w:t>
       </w:r>
       <w:r>
         <w:rPr>
@@ -7697,47 +5254,7 @@
           <w:sz w:val="32"/>
           <w:lang w:val="en-US"/>
         </w:rPr>
-        <w:t xml:space="preserve">2.Ir a </w:t>
-      </w:r>
-      <w:proofErr w:type="spellStart"/>
-      <w:r>
-        <w:rPr>
-          <w:rFonts w:ascii="Aptos" w:eastAsia="Aptos" w:hAnsi="Aptos" w:cs="Aptos"/>
-          <w:color w:val="000000"/>
-          <w:sz w:val="32"/>
-          <w:lang w:val="en-US"/>
-        </w:rPr>
-        <w:t>Administrador</w:t>
-      </w:r>
-      <w:proofErr w:type="spellEnd"/>
-      <w:r>
-        <w:rPr>
-          <w:rFonts w:ascii="Aptos" w:eastAsia="Aptos" w:hAnsi="Aptos" w:cs="Aptos"/>
-          <w:color w:val="000000"/>
-          <w:sz w:val="32"/>
-          <w:lang w:val="en-US"/>
-        </w:rPr>
-        <w:t xml:space="preserve"> de </w:t>
-      </w:r>
-      <w:proofErr w:type="spellStart"/>
-      <w:r>
-        <w:rPr>
-          <w:rFonts w:ascii="Aptos" w:eastAsia="Aptos" w:hAnsi="Aptos" w:cs="Aptos"/>
-          <w:color w:val="000000"/>
-          <w:sz w:val="32"/>
-          <w:lang w:val="en-US"/>
-        </w:rPr>
-        <w:t>dispositivos</w:t>
-      </w:r>
-      <w:proofErr w:type="spellEnd"/>
-      <w:r>
-        <w:rPr>
-          <w:rFonts w:ascii="Aptos" w:eastAsia="Aptos" w:hAnsi="Aptos" w:cs="Aptos"/>
-          <w:color w:val="000000"/>
-          <w:sz w:val="32"/>
-          <w:lang w:val="en-US"/>
-        </w:rPr>
-        <w:t xml:space="preserve">, </w:t>
+        <w:t xml:space="preserve">2.Ir a Administrador de dispositivos, </w:t>
       </w:r>
     </w:p>
     <w:p>
@@ -7758,120 +5275,220 @@
           <w:sz w:val="32"/>
           <w:lang w:val="en-US"/>
         </w:rPr>
+        <w:t xml:space="preserve">.Controladores ATA/ATAPI IDE, </w:t>
+      </w:r>
+    </w:p>
+    <w:p>
+      <w:pPr>
+        <w:spacing w:line="259" w:lineRule="exact"/>
+        <w:ind w:left="-284" w:firstLine="993"/>
+        <w:rPr>
+          <w:rFonts w:ascii="Aptos" w:eastAsia="Aptos" w:hAnsi="Aptos" w:cs="Aptos"/>
+          <w:color w:val="000000"/>
+          <w:sz w:val="32"/>
+          <w:lang w:val="en-US"/>
+        </w:rPr>
+      </w:pPr>
+      <w:r>
+        <w:rPr>
+          <w:rFonts w:ascii="Aptos" w:eastAsia="Aptos" w:hAnsi="Aptos" w:cs="Aptos"/>
+          <w:color w:val="000000"/>
+          <w:sz w:val="32"/>
+          <w:lang w:val="en-US"/>
+        </w:rPr>
+        <w:t>.Contraladora SATA AHCI std, doble clic, Pestaña Controlador</w:t>
+      </w:r>
+    </w:p>
+    <w:p>
+      <w:pPr>
+        <w:spacing w:line="259" w:lineRule="exact"/>
+        <w:ind w:left="709"/>
+        <w:rPr>
+          <w:rFonts w:ascii="Aptos" w:eastAsia="Aptos" w:hAnsi="Aptos" w:cs="Aptos"/>
+          <w:color w:val="000000"/>
+          <w:sz w:val="32"/>
+          <w:lang w:val="en-US"/>
+        </w:rPr>
+      </w:pPr>
+      <w:r>
+        <w:rPr>
+          <w:rFonts w:ascii="Aptos" w:eastAsia="Aptos" w:hAnsi="Aptos" w:cs="Aptos"/>
+          <w:color w:val="000000"/>
+          <w:sz w:val="32"/>
+          <w:lang w:val="en-US"/>
+        </w:rPr>
+        <w:t>.Clic a Detalles del controlador, ver si esta “C:\windows\system32\Drivers\StoraHci.sys”</w:t>
+      </w:r>
+    </w:p>
+    <w:p>
+      <w:pPr>
+        <w:spacing w:line="259" w:lineRule="exact"/>
+        <w:ind w:left="709"/>
+        <w:rPr>
+          <w:rFonts w:ascii="Aptos" w:eastAsia="Aptos" w:hAnsi="Aptos" w:cs="Aptos"/>
+          <w:color w:val="000000"/>
+          <w:sz w:val="32"/>
+        </w:rPr>
+      </w:pPr>
+      <w:r>
+        <w:rPr>
+          <w:rFonts w:ascii="Aptos" w:eastAsia="Aptos" w:hAnsi="Aptos" w:cs="Aptos"/>
+          <w:color w:val="000000"/>
+          <w:sz w:val="32"/>
+        </w:rPr>
+        <w:t>.Ir a Pestaña detalles, desplegar lista de “Propiedad”</w:t>
+      </w:r>
+    </w:p>
+    <w:p>
+      <w:pPr>
+        <w:spacing w:line="259" w:lineRule="exact"/>
+        <w:ind w:left="709"/>
+        <w:rPr>
+          <w:rFonts w:ascii="Aptos" w:eastAsia="Aptos" w:hAnsi="Aptos" w:cs="Aptos"/>
+          <w:color w:val="000000"/>
+          <w:sz w:val="32"/>
+        </w:rPr>
+      </w:pPr>
+      <w:r>
+        <w:rPr>
+          <w:rFonts w:ascii="Aptos" w:eastAsia="Aptos" w:hAnsi="Aptos" w:cs="Aptos"/>
+          <w:color w:val="000000"/>
+          <w:sz w:val="32"/>
+        </w:rPr>
+        <w:t>.Seleccionar “Ruta de acceso a la instancia del dispositivo”</w:t>
+      </w:r>
+    </w:p>
+    <w:p>
+      <w:pPr>
+        <w:spacing w:line="259" w:lineRule="exact"/>
+        <w:ind w:left="709"/>
+        <w:rPr>
+          <w:rFonts w:ascii="Aptos" w:eastAsia="Aptos" w:hAnsi="Aptos" w:cs="Aptos"/>
+          <w:color w:val="000000"/>
+          <w:sz w:val="32"/>
+        </w:rPr>
+      </w:pPr>
+      <w:r>
+        <w:rPr>
+          <w:rFonts w:ascii="Aptos" w:eastAsia="Aptos" w:hAnsi="Aptos" w:cs="Aptos"/>
+          <w:color w:val="000000"/>
+          <w:sz w:val="32"/>
+        </w:rPr>
+        <w:t>.Clic derecho, copiar, y pegar en una Nota.</w:t>
+      </w:r>
+    </w:p>
+    <w:p>
+      <w:pPr>
+        <w:spacing w:line="259" w:lineRule="exact"/>
+        <w:ind w:left="709"/>
+        <w:rPr>
+          <w:rFonts w:ascii="Aptos" w:eastAsia="Aptos" w:hAnsi="Aptos" w:cs="Aptos"/>
+          <w:color w:val="000000"/>
+          <w:sz w:val="32"/>
+        </w:rPr>
+      </w:pPr>
+      <w:r>
+        <w:rPr>
+          <w:rFonts w:ascii="Aptos" w:eastAsia="Aptos" w:hAnsi="Aptos" w:cs="Aptos"/>
+          <w:color w:val="000000"/>
+          <w:sz w:val="32"/>
+        </w:rPr>
+        <w:t>.Ir a Regedit</w:t>
+      </w:r>
+      <w:r>
+        <w:rPr>
+          <w:rFonts w:ascii="Aptos" w:eastAsia="Aptos" w:hAnsi="Aptos" w:cs="Aptos"/>
+          <w:color w:val="000000"/>
+          <w:sz w:val="32"/>
+        </w:rPr>
+        <w:t xml:space="preserve"> LocalMachine/System/Current control/Enum/PCI/</w:t>
+      </w:r>
+    </w:p>
+    <w:p>
+      <w:pPr>
+        <w:spacing w:line="259" w:lineRule="exact"/>
+        <w:ind w:left="709"/>
+        <w:rPr>
+          <w:rFonts w:ascii="Aptos" w:eastAsia="Aptos" w:hAnsi="Aptos" w:cs="Aptos"/>
+          <w:color w:val="000000"/>
+          <w:sz w:val="32"/>
+        </w:rPr>
+      </w:pPr>
+      <w:r>
+        <w:rPr>
+          <w:rFonts w:ascii="Aptos" w:eastAsia="Aptos" w:hAnsi="Aptos" w:cs="Aptos"/>
+          <w:color w:val="000000"/>
+          <w:sz w:val="32"/>
+        </w:rPr>
+        <w:t xml:space="preserve">.Buscar alli </w:t>
+      </w:r>
+      <w:r>
+        <w:rPr>
+          <w:rFonts w:ascii="Aptos" w:eastAsia="Aptos" w:hAnsi="Aptos" w:cs="Aptos"/>
+          <w:color w:val="000000"/>
+          <w:sz w:val="32"/>
+        </w:rPr>
+        <w:t xml:space="preserve">EXACTAMENTE </w:t>
+      </w:r>
+      <w:r>
+        <w:rPr>
+          <w:rFonts w:ascii="Aptos" w:eastAsia="Aptos" w:hAnsi="Aptos" w:cs="Aptos"/>
+          <w:color w:val="000000"/>
+          <w:sz w:val="32"/>
+        </w:rPr>
+        <w:t xml:space="preserve">la </w:t>
+      </w:r>
+      <w:r>
+        <w:rPr>
+          <w:rFonts w:ascii="Aptos" w:eastAsia="Aptos" w:hAnsi="Aptos" w:cs="Aptos"/>
+          <w:color w:val="000000"/>
+          <w:sz w:val="32"/>
+        </w:rPr>
+        <w:t xml:space="preserve">MISMA </w:t>
+      </w:r>
+      <w:r>
+        <w:rPr>
+          <w:rFonts w:ascii="Aptos" w:eastAsia="Aptos" w:hAnsi="Aptos" w:cs="Aptos"/>
+          <w:color w:val="000000"/>
+          <w:sz w:val="32"/>
+        </w:rPr>
+        <w:t>carpeta pegada en la Nota</w:t>
+      </w:r>
+      <w:r>
+        <w:rPr>
+          <w:rFonts w:ascii="Aptos" w:eastAsia="Aptos" w:hAnsi="Aptos" w:cs="Aptos"/>
+          <w:color w:val="000000"/>
+          <w:sz w:val="32"/>
+        </w:rPr>
         <w:t>.</w:t>
       </w:r>
-      <w:proofErr w:type="spellStart"/>
-      <w:r>
-        <w:rPr>
-          <w:rFonts w:ascii="Aptos" w:eastAsia="Aptos" w:hAnsi="Aptos" w:cs="Aptos"/>
-          <w:color w:val="000000"/>
-          <w:sz w:val="32"/>
-          <w:lang w:val="en-US"/>
-        </w:rPr>
-        <w:t>Controladores</w:t>
-      </w:r>
-      <w:proofErr w:type="spellEnd"/>
-      <w:r>
-        <w:rPr>
-          <w:rFonts w:ascii="Aptos" w:eastAsia="Aptos" w:hAnsi="Aptos" w:cs="Aptos"/>
-          <w:color w:val="000000"/>
-          <w:sz w:val="32"/>
-          <w:lang w:val="en-US"/>
-        </w:rPr>
-        <w:t xml:space="preserve"> ATA/ATAPI IDE, </w:t>
-      </w:r>
-    </w:p>
-    <w:p>
-      <w:pPr>
-        <w:spacing w:line="259" w:lineRule="exact"/>
-        <w:ind w:left="-284" w:firstLine="993"/>
-        <w:rPr>
-          <w:rFonts w:ascii="Aptos" w:eastAsia="Aptos" w:hAnsi="Aptos" w:cs="Aptos"/>
-          <w:color w:val="000000"/>
-          <w:sz w:val="32"/>
-          <w:lang w:val="en-US"/>
-        </w:rPr>
-      </w:pPr>
-      <w:r>
-        <w:rPr>
-          <w:rFonts w:ascii="Aptos" w:eastAsia="Aptos" w:hAnsi="Aptos" w:cs="Aptos"/>
-          <w:color w:val="000000"/>
-          <w:sz w:val="32"/>
-          <w:lang w:val="en-US"/>
+    </w:p>
+    <w:p>
+      <w:pPr>
+        <w:spacing w:line="259" w:lineRule="exact"/>
+        <w:ind w:left="709"/>
+        <w:rPr>
+          <w:rFonts w:ascii="Aptos" w:eastAsia="Aptos" w:hAnsi="Aptos" w:cs="Aptos"/>
+          <w:color w:val="000000"/>
+          <w:sz w:val="32"/>
+        </w:rPr>
+      </w:pPr>
+      <w:r>
+        <w:rPr>
+          <w:rFonts w:ascii="Aptos" w:eastAsia="Aptos" w:hAnsi="Aptos" w:cs="Aptos"/>
+          <w:color w:val="000000"/>
+          <w:sz w:val="32"/>
         </w:rPr>
         <w:t>.</w:t>
       </w:r>
-      <w:proofErr w:type="spellStart"/>
-      <w:r>
-        <w:rPr>
-          <w:rFonts w:ascii="Aptos" w:eastAsia="Aptos" w:hAnsi="Aptos" w:cs="Aptos"/>
-          <w:color w:val="000000"/>
-          <w:sz w:val="32"/>
-          <w:lang w:val="en-US"/>
-        </w:rPr>
-        <w:t>Contraladora</w:t>
-      </w:r>
-      <w:proofErr w:type="spellEnd"/>
-      <w:r>
-        <w:rPr>
-          <w:rFonts w:ascii="Aptos" w:eastAsia="Aptos" w:hAnsi="Aptos" w:cs="Aptos"/>
-          <w:color w:val="000000"/>
-          <w:sz w:val="32"/>
-          <w:lang w:val="en-US"/>
-        </w:rPr>
-        <w:t xml:space="preserve"> SATA AHCI std, doble </w:t>
-      </w:r>
-      <w:proofErr w:type="spellStart"/>
-      <w:r>
-        <w:rPr>
-          <w:rFonts w:ascii="Aptos" w:eastAsia="Aptos" w:hAnsi="Aptos" w:cs="Aptos"/>
-          <w:color w:val="000000"/>
-          <w:sz w:val="32"/>
-          <w:lang w:val="en-US"/>
-        </w:rPr>
-        <w:t>clic</w:t>
-      </w:r>
-      <w:proofErr w:type="spellEnd"/>
-      <w:r>
-        <w:rPr>
-          <w:rFonts w:ascii="Aptos" w:eastAsia="Aptos" w:hAnsi="Aptos" w:cs="Aptos"/>
-          <w:color w:val="000000"/>
-          <w:sz w:val="32"/>
-          <w:lang w:val="en-US"/>
-        </w:rPr>
-        <w:t xml:space="preserve">, </w:t>
-      </w:r>
-      <w:proofErr w:type="spellStart"/>
-      <w:r>
-        <w:rPr>
-          <w:rFonts w:ascii="Aptos" w:eastAsia="Aptos" w:hAnsi="Aptos" w:cs="Aptos"/>
-          <w:color w:val="000000"/>
-          <w:sz w:val="32"/>
-          <w:lang w:val="en-US"/>
-        </w:rPr>
-        <w:t>Pestaña</w:t>
-      </w:r>
-      <w:proofErr w:type="spellEnd"/>
-      <w:r>
-        <w:rPr>
-          <w:rFonts w:ascii="Aptos" w:eastAsia="Aptos" w:hAnsi="Aptos" w:cs="Aptos"/>
-          <w:color w:val="000000"/>
-          <w:sz w:val="32"/>
-          <w:lang w:val="en-US"/>
-        </w:rPr>
-        <w:t xml:space="preserve"> </w:t>
-      </w:r>
-      <w:proofErr w:type="spellStart"/>
-      <w:r>
-        <w:rPr>
-          <w:rFonts w:ascii="Aptos" w:eastAsia="Aptos" w:hAnsi="Aptos" w:cs="Aptos"/>
-          <w:color w:val="000000"/>
-          <w:sz w:val="32"/>
-          <w:lang w:val="en-US"/>
-        </w:rPr>
-        <w:t>Controlador</w:t>
-      </w:r>
-      <w:proofErr w:type="spellEnd"/>
+      <w:r>
+        <w:rPr>
+          <w:rFonts w:ascii="Aptos" w:eastAsia="Aptos" w:hAnsi="Aptos" w:cs="Aptos"/>
+          <w:color w:val="000000"/>
+          <w:sz w:val="32"/>
+        </w:rPr>
+        <w:t>Clicar dos sub carpetas hasta llegar a la Carpeta “Device Parameters”</w:t>
+      </w:r>
     </w:p>
     <w:p>
       <w:pPr>
@@ -7881,137 +5498,15 @@
           <w:rFonts w:ascii="Aptos" w:eastAsia="Aptos" w:hAnsi="Aptos" w:cs="Aptos"/>
           <w:color w:val="000000"/>
           <w:sz w:val="32"/>
-          <w:lang w:val="en-US"/>
-        </w:rPr>
-      </w:pPr>
-      <w:r>
-        <w:rPr>
-          <w:rFonts w:ascii="Aptos" w:eastAsia="Aptos" w:hAnsi="Aptos" w:cs="Aptos"/>
-          <w:color w:val="000000"/>
-          <w:sz w:val="32"/>
-          <w:lang w:val="en-US"/>
-        </w:rPr>
-        <w:t>.</w:t>
-      </w:r>
-      <w:proofErr w:type="spellStart"/>
-      <w:r>
-        <w:rPr>
-          <w:rFonts w:ascii="Aptos" w:eastAsia="Aptos" w:hAnsi="Aptos" w:cs="Aptos"/>
-          <w:color w:val="000000"/>
-          <w:sz w:val="32"/>
-          <w:lang w:val="en-US"/>
-        </w:rPr>
-        <w:t>Clic</w:t>
-      </w:r>
-      <w:proofErr w:type="spellEnd"/>
-      <w:r>
-        <w:rPr>
-          <w:rFonts w:ascii="Aptos" w:eastAsia="Aptos" w:hAnsi="Aptos" w:cs="Aptos"/>
-          <w:color w:val="000000"/>
-          <w:sz w:val="32"/>
-          <w:lang w:val="en-US"/>
-        </w:rPr>
-        <w:t xml:space="preserve"> a </w:t>
-      </w:r>
-      <w:proofErr w:type="spellStart"/>
-      <w:r>
-        <w:rPr>
-          <w:rFonts w:ascii="Aptos" w:eastAsia="Aptos" w:hAnsi="Aptos" w:cs="Aptos"/>
-          <w:color w:val="000000"/>
-          <w:sz w:val="32"/>
-          <w:lang w:val="en-US"/>
-        </w:rPr>
-        <w:t>Detalles</w:t>
-      </w:r>
-      <w:proofErr w:type="spellEnd"/>
-      <w:r>
-        <w:rPr>
-          <w:rFonts w:ascii="Aptos" w:eastAsia="Aptos" w:hAnsi="Aptos" w:cs="Aptos"/>
-          <w:color w:val="000000"/>
-          <w:sz w:val="32"/>
-          <w:lang w:val="en-US"/>
-        </w:rPr>
-        <w:t xml:space="preserve"> del </w:t>
-      </w:r>
-      <w:proofErr w:type="spellStart"/>
-      <w:r>
-        <w:rPr>
-          <w:rFonts w:ascii="Aptos" w:eastAsia="Aptos" w:hAnsi="Aptos" w:cs="Aptos"/>
-          <w:color w:val="000000"/>
-          <w:sz w:val="32"/>
-          <w:lang w:val="en-US"/>
-        </w:rPr>
-        <w:t>controlador</w:t>
-      </w:r>
-      <w:proofErr w:type="spellEnd"/>
-      <w:r>
-        <w:rPr>
-          <w:rFonts w:ascii="Aptos" w:eastAsia="Aptos" w:hAnsi="Aptos" w:cs="Aptos"/>
-          <w:color w:val="000000"/>
-          <w:sz w:val="32"/>
-          <w:lang w:val="en-US"/>
-        </w:rPr>
-        <w:t xml:space="preserve">, </w:t>
-      </w:r>
-      <w:proofErr w:type="spellStart"/>
-      <w:r>
-        <w:rPr>
-          <w:rFonts w:ascii="Aptos" w:eastAsia="Aptos" w:hAnsi="Aptos" w:cs="Aptos"/>
-          <w:color w:val="000000"/>
-          <w:sz w:val="32"/>
-          <w:lang w:val="en-US"/>
-        </w:rPr>
-        <w:t>ver</w:t>
-      </w:r>
-      <w:proofErr w:type="spellEnd"/>
-      <w:r>
-        <w:rPr>
-          <w:rFonts w:ascii="Aptos" w:eastAsia="Aptos" w:hAnsi="Aptos" w:cs="Aptos"/>
-          <w:color w:val="000000"/>
-          <w:sz w:val="32"/>
-          <w:lang w:val="en-US"/>
-        </w:rPr>
-        <w:t xml:space="preserve"> </w:t>
-      </w:r>
-      <w:proofErr w:type="spellStart"/>
-      <w:r>
-        <w:rPr>
-          <w:rFonts w:ascii="Aptos" w:eastAsia="Aptos" w:hAnsi="Aptos" w:cs="Aptos"/>
-          <w:color w:val="000000"/>
-          <w:sz w:val="32"/>
-          <w:lang w:val="en-US"/>
-        </w:rPr>
-        <w:t>si</w:t>
-      </w:r>
-      <w:proofErr w:type="spellEnd"/>
-      <w:r>
-        <w:rPr>
-          <w:rFonts w:ascii="Aptos" w:eastAsia="Aptos" w:hAnsi="Aptos" w:cs="Aptos"/>
-          <w:color w:val="000000"/>
-          <w:sz w:val="32"/>
-          <w:lang w:val="en-US"/>
-        </w:rPr>
-        <w:t xml:space="preserve"> </w:t>
-      </w:r>
-      <w:proofErr w:type="spellStart"/>
-      <w:r>
-        <w:rPr>
-          <w:rFonts w:ascii="Aptos" w:eastAsia="Aptos" w:hAnsi="Aptos" w:cs="Aptos"/>
-          <w:color w:val="000000"/>
-          <w:sz w:val="32"/>
-          <w:lang w:val="en-US"/>
-        </w:rPr>
-        <w:t>esta</w:t>
-      </w:r>
-      <w:proofErr w:type="spellEnd"/>
-      <w:r>
-        <w:rPr>
-          <w:rFonts w:ascii="Aptos" w:eastAsia="Aptos" w:hAnsi="Aptos" w:cs="Aptos"/>
-          <w:color w:val="000000"/>
-          <w:sz w:val="32"/>
-          <w:lang w:val="en-US"/>
-        </w:rPr>
-        <w:t xml:space="preserve"> “C:\windows\system32\Drivers\StoraHci.sys”</w:t>
+        </w:rPr>
+      </w:pPr>
+      <w:r>
+        <w:rPr>
+          <w:rFonts w:ascii="Aptos" w:eastAsia="Aptos" w:hAnsi="Aptos" w:cs="Aptos"/>
+          <w:color w:val="000000"/>
+          <w:sz w:val="32"/>
+        </w:rPr>
+        <w:t>.Clicar carpeta “Interrupt Management”</w:t>
       </w:r>
     </w:p>
     <w:p>
@@ -8030,7 +5525,7 @@
           <w:color w:val="000000"/>
           <w:sz w:val="32"/>
         </w:rPr>
-        <w:t>.Ir a Pestaña detalles, desplegar lista de “Propiedad”</w:t>
+        <w:t>.Clic a carpeta “MessageSignaledInterruptProperties”</w:t>
       </w:r>
     </w:p>
     <w:p>
@@ -8049,7 +5544,7 @@
           <w:color w:val="000000"/>
           <w:sz w:val="32"/>
         </w:rPr>
-        <w:t>.Seleccionar “Ruta de acceso a la instancia del dispositivo”</w:t>
+        <w:t>.Clic en lado derecho al archivo “MSISupported”</w:t>
       </w:r>
     </w:p>
     <w:p>
@@ -8068,7 +5563,7 @@
           <w:color w:val="000000"/>
           <w:sz w:val="32"/>
         </w:rPr>
-        <w:t>.Clic derecho, copiar, y pegar en una Nota.</w:t>
+        <w:t>.Doble clic a “MSISupported” y cambiar información del valor de 1 a 0</w:t>
       </w:r>
     </w:p>
     <w:p>
@@ -8087,393 +5582,6 @@
           <w:color w:val="000000"/>
           <w:sz w:val="32"/>
         </w:rPr>
-        <w:t>.Ir a Regedit</w:t>
-      </w:r>
-      <w:r>
-        <w:rPr>
-          <w:rFonts w:ascii="Aptos" w:eastAsia="Aptos" w:hAnsi="Aptos" w:cs="Aptos"/>
-          <w:color w:val="000000"/>
-          <w:sz w:val="32"/>
-        </w:rPr>
-        <w:t xml:space="preserve"> </w:t>
-      </w:r>
-      <w:proofErr w:type="spellStart"/>
-      <w:r>
-        <w:rPr>
-          <w:rFonts w:ascii="Aptos" w:eastAsia="Aptos" w:hAnsi="Aptos" w:cs="Aptos"/>
-          <w:color w:val="000000"/>
-          <w:sz w:val="32"/>
-        </w:rPr>
-        <w:t>LocalMachine</w:t>
-      </w:r>
-      <w:proofErr w:type="spellEnd"/>
-      <w:r>
-        <w:rPr>
-          <w:rFonts w:ascii="Aptos" w:eastAsia="Aptos" w:hAnsi="Aptos" w:cs="Aptos"/>
-          <w:color w:val="000000"/>
-          <w:sz w:val="32"/>
-        </w:rPr>
-        <w:t>/</w:t>
-      </w:r>
-      <w:proofErr w:type="spellStart"/>
-      <w:r>
-        <w:rPr>
-          <w:rFonts w:ascii="Aptos" w:eastAsia="Aptos" w:hAnsi="Aptos" w:cs="Aptos"/>
-          <w:color w:val="000000"/>
-          <w:sz w:val="32"/>
-        </w:rPr>
-        <w:t>System</w:t>
-      </w:r>
-      <w:proofErr w:type="spellEnd"/>
-      <w:r>
-        <w:rPr>
-          <w:rFonts w:ascii="Aptos" w:eastAsia="Aptos" w:hAnsi="Aptos" w:cs="Aptos"/>
-          <w:color w:val="000000"/>
-          <w:sz w:val="32"/>
-        </w:rPr>
-        <w:t>/</w:t>
-      </w:r>
-      <w:proofErr w:type="spellStart"/>
-      <w:r>
-        <w:rPr>
-          <w:rFonts w:ascii="Aptos" w:eastAsia="Aptos" w:hAnsi="Aptos" w:cs="Aptos"/>
-          <w:color w:val="000000"/>
-          <w:sz w:val="32"/>
-        </w:rPr>
-        <w:t>Current</w:t>
-      </w:r>
-      <w:proofErr w:type="spellEnd"/>
-      <w:r>
-        <w:rPr>
-          <w:rFonts w:ascii="Aptos" w:eastAsia="Aptos" w:hAnsi="Aptos" w:cs="Aptos"/>
-          <w:color w:val="000000"/>
-          <w:sz w:val="32"/>
-        </w:rPr>
-        <w:t xml:space="preserve"> control/</w:t>
-      </w:r>
-      <w:proofErr w:type="spellStart"/>
-      <w:r>
-        <w:rPr>
-          <w:rFonts w:ascii="Aptos" w:eastAsia="Aptos" w:hAnsi="Aptos" w:cs="Aptos"/>
-          <w:color w:val="000000"/>
-          <w:sz w:val="32"/>
-        </w:rPr>
-        <w:t>Enum</w:t>
-      </w:r>
-      <w:proofErr w:type="spellEnd"/>
-      <w:r>
-        <w:rPr>
-          <w:rFonts w:ascii="Aptos" w:eastAsia="Aptos" w:hAnsi="Aptos" w:cs="Aptos"/>
-          <w:color w:val="000000"/>
-          <w:sz w:val="32"/>
-        </w:rPr>
-        <w:t>/PCI/</w:t>
-      </w:r>
-    </w:p>
-    <w:p>
-      <w:pPr>
-        <w:spacing w:line="259" w:lineRule="exact"/>
-        <w:ind w:left="709"/>
-        <w:rPr>
-          <w:rFonts w:ascii="Aptos" w:eastAsia="Aptos" w:hAnsi="Aptos" w:cs="Aptos"/>
-          <w:color w:val="000000"/>
-          <w:sz w:val="32"/>
-        </w:rPr>
-      </w:pPr>
-      <w:r>
-        <w:rPr>
-          <w:rFonts w:ascii="Aptos" w:eastAsia="Aptos" w:hAnsi="Aptos" w:cs="Aptos"/>
-          <w:color w:val="000000"/>
-          <w:sz w:val="32"/>
-        </w:rPr>
-        <w:t xml:space="preserve">.Buscar </w:t>
-      </w:r>
-      <w:proofErr w:type="spellStart"/>
-      <w:r>
-        <w:rPr>
-          <w:rFonts w:ascii="Aptos" w:eastAsia="Aptos" w:hAnsi="Aptos" w:cs="Aptos"/>
-          <w:color w:val="000000"/>
-          <w:sz w:val="32"/>
-        </w:rPr>
-        <w:t>alli</w:t>
-      </w:r>
-      <w:proofErr w:type="spellEnd"/>
-      <w:r>
-        <w:rPr>
-          <w:rFonts w:ascii="Aptos" w:eastAsia="Aptos" w:hAnsi="Aptos" w:cs="Aptos"/>
-          <w:color w:val="000000"/>
-          <w:sz w:val="32"/>
-        </w:rPr>
-        <w:t xml:space="preserve"> </w:t>
-      </w:r>
-      <w:r>
-        <w:rPr>
-          <w:rFonts w:ascii="Aptos" w:eastAsia="Aptos" w:hAnsi="Aptos" w:cs="Aptos"/>
-          <w:color w:val="000000"/>
-          <w:sz w:val="32"/>
-        </w:rPr>
-        <w:t xml:space="preserve">EXACTAMENTE </w:t>
-      </w:r>
-      <w:r>
-        <w:rPr>
-          <w:rFonts w:ascii="Aptos" w:eastAsia="Aptos" w:hAnsi="Aptos" w:cs="Aptos"/>
-          <w:color w:val="000000"/>
-          <w:sz w:val="32"/>
-        </w:rPr>
-        <w:t xml:space="preserve">la </w:t>
-      </w:r>
-      <w:r>
-        <w:rPr>
-          <w:rFonts w:ascii="Aptos" w:eastAsia="Aptos" w:hAnsi="Aptos" w:cs="Aptos"/>
-          <w:color w:val="000000"/>
-          <w:sz w:val="32"/>
-        </w:rPr>
-        <w:t xml:space="preserve">MISMA </w:t>
-      </w:r>
-      <w:r>
-        <w:rPr>
-          <w:rFonts w:ascii="Aptos" w:eastAsia="Aptos" w:hAnsi="Aptos" w:cs="Aptos"/>
-          <w:color w:val="000000"/>
-          <w:sz w:val="32"/>
-        </w:rPr>
-        <w:t>carpeta pegada en la Nota</w:t>
-      </w:r>
-      <w:r>
-        <w:rPr>
-          <w:rFonts w:ascii="Aptos" w:eastAsia="Aptos" w:hAnsi="Aptos" w:cs="Aptos"/>
-          <w:color w:val="000000"/>
-          <w:sz w:val="32"/>
-        </w:rPr>
-        <w:t>.</w:t>
-      </w:r>
-    </w:p>
-    <w:p>
-      <w:pPr>
-        <w:spacing w:line="259" w:lineRule="exact"/>
-        <w:ind w:left="709"/>
-        <w:rPr>
-          <w:rFonts w:ascii="Aptos" w:eastAsia="Aptos" w:hAnsi="Aptos" w:cs="Aptos"/>
-          <w:color w:val="000000"/>
-          <w:sz w:val="32"/>
-        </w:rPr>
-      </w:pPr>
-      <w:r>
-        <w:rPr>
-          <w:rFonts w:ascii="Aptos" w:eastAsia="Aptos" w:hAnsi="Aptos" w:cs="Aptos"/>
-          <w:color w:val="000000"/>
-          <w:sz w:val="32"/>
-        </w:rPr>
-        <w:t>.</w:t>
-      </w:r>
-      <w:r>
-        <w:rPr>
-          <w:rFonts w:ascii="Aptos" w:eastAsia="Aptos" w:hAnsi="Aptos" w:cs="Aptos"/>
-          <w:color w:val="000000"/>
-          <w:sz w:val="32"/>
-        </w:rPr>
-        <w:t>Clicar dos sub carpetas hasta llegar a la Carpeta “</w:t>
-      </w:r>
-      <w:proofErr w:type="spellStart"/>
-      <w:r>
-        <w:rPr>
-          <w:rFonts w:ascii="Aptos" w:eastAsia="Aptos" w:hAnsi="Aptos" w:cs="Aptos"/>
-          <w:color w:val="000000"/>
-          <w:sz w:val="32"/>
-        </w:rPr>
-        <w:t>Device</w:t>
-      </w:r>
-      <w:proofErr w:type="spellEnd"/>
-      <w:r>
-        <w:rPr>
-          <w:rFonts w:ascii="Aptos" w:eastAsia="Aptos" w:hAnsi="Aptos" w:cs="Aptos"/>
-          <w:color w:val="000000"/>
-          <w:sz w:val="32"/>
-        </w:rPr>
-        <w:t xml:space="preserve"> </w:t>
-      </w:r>
-      <w:proofErr w:type="spellStart"/>
-      <w:r>
-        <w:rPr>
-          <w:rFonts w:ascii="Aptos" w:eastAsia="Aptos" w:hAnsi="Aptos" w:cs="Aptos"/>
-          <w:color w:val="000000"/>
-          <w:sz w:val="32"/>
-        </w:rPr>
-        <w:t>Parameters</w:t>
-      </w:r>
-      <w:proofErr w:type="spellEnd"/>
-      <w:r>
-        <w:rPr>
-          <w:rFonts w:ascii="Aptos" w:eastAsia="Aptos" w:hAnsi="Aptos" w:cs="Aptos"/>
-          <w:color w:val="000000"/>
-          <w:sz w:val="32"/>
-        </w:rPr>
-        <w:t>”</w:t>
-      </w:r>
-    </w:p>
-    <w:p>
-      <w:pPr>
-        <w:spacing w:line="259" w:lineRule="exact"/>
-        <w:ind w:left="709"/>
-        <w:rPr>
-          <w:rFonts w:ascii="Aptos" w:eastAsia="Aptos" w:hAnsi="Aptos" w:cs="Aptos"/>
-          <w:color w:val="000000"/>
-          <w:sz w:val="32"/>
-        </w:rPr>
-      </w:pPr>
-      <w:r>
-        <w:rPr>
-          <w:rFonts w:ascii="Aptos" w:eastAsia="Aptos" w:hAnsi="Aptos" w:cs="Aptos"/>
-          <w:color w:val="000000"/>
-          <w:sz w:val="32"/>
-        </w:rPr>
-        <w:t>.Clicar carpeta “</w:t>
-      </w:r>
-      <w:proofErr w:type="spellStart"/>
-      <w:r>
-        <w:rPr>
-          <w:rFonts w:ascii="Aptos" w:eastAsia="Aptos" w:hAnsi="Aptos" w:cs="Aptos"/>
-          <w:color w:val="000000"/>
-          <w:sz w:val="32"/>
-        </w:rPr>
-        <w:t>Interrupt</w:t>
-      </w:r>
-      <w:proofErr w:type="spellEnd"/>
-      <w:r>
-        <w:rPr>
-          <w:rFonts w:ascii="Aptos" w:eastAsia="Aptos" w:hAnsi="Aptos" w:cs="Aptos"/>
-          <w:color w:val="000000"/>
-          <w:sz w:val="32"/>
-        </w:rPr>
-        <w:t xml:space="preserve"> Management”</w:t>
-      </w:r>
-    </w:p>
-    <w:p>
-      <w:pPr>
-        <w:spacing w:line="259" w:lineRule="exact"/>
-        <w:ind w:left="709"/>
-        <w:rPr>
-          <w:rFonts w:ascii="Aptos" w:eastAsia="Aptos" w:hAnsi="Aptos" w:cs="Aptos"/>
-          <w:color w:val="000000"/>
-          <w:sz w:val="32"/>
-        </w:rPr>
-      </w:pPr>
-      <w:r>
-        <w:rPr>
-          <w:rFonts w:ascii="Aptos" w:eastAsia="Aptos" w:hAnsi="Aptos" w:cs="Aptos"/>
-          <w:color w:val="000000"/>
-          <w:sz w:val="32"/>
-        </w:rPr>
-        <w:t>.Clic a carpeta “</w:t>
-      </w:r>
-      <w:proofErr w:type="spellStart"/>
-      <w:r>
-        <w:rPr>
-          <w:rFonts w:ascii="Aptos" w:eastAsia="Aptos" w:hAnsi="Aptos" w:cs="Aptos"/>
-          <w:color w:val="000000"/>
-          <w:sz w:val="32"/>
-        </w:rPr>
-        <w:t>MessageSignaledInterruptProperties</w:t>
-      </w:r>
-      <w:proofErr w:type="spellEnd"/>
-      <w:r>
-        <w:rPr>
-          <w:rFonts w:ascii="Aptos" w:eastAsia="Aptos" w:hAnsi="Aptos" w:cs="Aptos"/>
-          <w:color w:val="000000"/>
-          <w:sz w:val="32"/>
-        </w:rPr>
-        <w:t>”</w:t>
-      </w:r>
-    </w:p>
-    <w:p>
-      <w:pPr>
-        <w:spacing w:line="259" w:lineRule="exact"/>
-        <w:ind w:left="709"/>
-        <w:rPr>
-          <w:rFonts w:ascii="Aptos" w:eastAsia="Aptos" w:hAnsi="Aptos" w:cs="Aptos"/>
-          <w:color w:val="000000"/>
-          <w:sz w:val="32"/>
-        </w:rPr>
-      </w:pPr>
-      <w:r>
-        <w:rPr>
-          <w:rFonts w:ascii="Aptos" w:eastAsia="Aptos" w:hAnsi="Aptos" w:cs="Aptos"/>
-          <w:color w:val="000000"/>
-          <w:sz w:val="32"/>
-        </w:rPr>
-        <w:t>.Clic en lado derecho al archivo “</w:t>
-      </w:r>
-      <w:proofErr w:type="spellStart"/>
-      <w:r>
-        <w:rPr>
-          <w:rFonts w:ascii="Aptos" w:eastAsia="Aptos" w:hAnsi="Aptos" w:cs="Aptos"/>
-          <w:color w:val="000000"/>
-          <w:sz w:val="32"/>
-        </w:rPr>
-        <w:t>MSISupported</w:t>
-      </w:r>
-      <w:proofErr w:type="spellEnd"/>
-      <w:r>
-        <w:rPr>
-          <w:rFonts w:ascii="Aptos" w:eastAsia="Aptos" w:hAnsi="Aptos" w:cs="Aptos"/>
-          <w:color w:val="000000"/>
-          <w:sz w:val="32"/>
-        </w:rPr>
-        <w:t>”</w:t>
-      </w:r>
-    </w:p>
-    <w:p>
-      <w:pPr>
-        <w:spacing w:line="259" w:lineRule="exact"/>
-        <w:ind w:left="709"/>
-        <w:rPr>
-          <w:rFonts w:ascii="Aptos" w:eastAsia="Aptos" w:hAnsi="Aptos" w:cs="Aptos"/>
-          <w:color w:val="000000"/>
-          <w:sz w:val="32"/>
-        </w:rPr>
-      </w:pPr>
-      <w:r>
-        <w:rPr>
-          <w:rFonts w:ascii="Aptos" w:eastAsia="Aptos" w:hAnsi="Aptos" w:cs="Aptos"/>
-          <w:color w:val="000000"/>
-          <w:sz w:val="32"/>
-        </w:rPr>
-        <w:t>.Doble clic a “</w:t>
-      </w:r>
-      <w:proofErr w:type="spellStart"/>
-      <w:r>
-        <w:rPr>
-          <w:rFonts w:ascii="Aptos" w:eastAsia="Aptos" w:hAnsi="Aptos" w:cs="Aptos"/>
-          <w:color w:val="000000"/>
-          <w:sz w:val="32"/>
-        </w:rPr>
-        <w:t>MSISupported</w:t>
-      </w:r>
-      <w:proofErr w:type="spellEnd"/>
-      <w:r>
-        <w:rPr>
-          <w:rFonts w:ascii="Aptos" w:eastAsia="Aptos" w:hAnsi="Aptos" w:cs="Aptos"/>
-          <w:color w:val="000000"/>
-          <w:sz w:val="32"/>
-        </w:rPr>
-        <w:t>” y cambiar información del valor de 1 a 0</w:t>
-      </w:r>
-    </w:p>
-    <w:p>
-      <w:pPr>
-        <w:spacing w:line="259" w:lineRule="exact"/>
-        <w:ind w:left="709"/>
-        <w:rPr>
-          <w:rFonts w:ascii="Aptos" w:eastAsia="Aptos" w:hAnsi="Aptos" w:cs="Aptos"/>
-          <w:color w:val="000000"/>
-          <w:sz w:val="32"/>
-        </w:rPr>
-      </w:pPr>
-      <w:r>
-        <w:rPr>
-          <w:rFonts w:ascii="Aptos" w:eastAsia="Aptos" w:hAnsi="Aptos" w:cs="Aptos"/>
-          <w:color w:val="000000"/>
-          <w:sz w:val="32"/>
-        </w:rPr>
         <w:t>.Aceptar, cerrar todo y reiniciar la computadora.</w:t>
       </w:r>
     </w:p>
@@ -8492,61 +5600,7 @@
           <w:sz w:val="32"/>
           <w:lang w:val="en-US"/>
         </w:rPr>
-        <w:t xml:space="preserve">-ERROR CMOS CHECKSUM BAD </w:t>
-      </w:r>
-      <w:proofErr w:type="spellStart"/>
-      <w:r>
-        <w:rPr>
-          <w:rFonts w:ascii="Aptos" w:eastAsia="Aptos" w:hAnsi="Aptos" w:cs="Aptos"/>
-          <w:sz w:val="32"/>
-          <w:lang w:val="en-US"/>
-        </w:rPr>
-        <w:t>ir</w:t>
-      </w:r>
-      <w:proofErr w:type="spellEnd"/>
-      <w:r>
-        <w:rPr>
-          <w:rFonts w:ascii="Aptos" w:eastAsia="Aptos" w:hAnsi="Aptos" w:cs="Aptos"/>
-          <w:sz w:val="32"/>
-          <w:lang w:val="en-US"/>
-        </w:rPr>
-        <w:t xml:space="preserve"> </w:t>
-      </w:r>
-      <w:proofErr w:type="spellStart"/>
-      <w:r>
-        <w:rPr>
-          <w:rFonts w:ascii="Aptos" w:eastAsia="Aptos" w:hAnsi="Aptos" w:cs="Aptos"/>
-          <w:sz w:val="32"/>
-          <w:lang w:val="en-US"/>
-        </w:rPr>
-        <w:t>a</w:t>
-      </w:r>
-      <w:proofErr w:type="spellEnd"/>
-      <w:r>
-        <w:rPr>
-          <w:rFonts w:ascii="Aptos" w:eastAsia="Aptos" w:hAnsi="Aptos" w:cs="Aptos"/>
-          <w:sz w:val="32"/>
-          <w:lang w:val="en-US"/>
-        </w:rPr>
-        <w:t xml:space="preserve"> Advanced bios Features y </w:t>
-      </w:r>
-      <w:proofErr w:type="spellStart"/>
-      <w:r>
-        <w:rPr>
-          <w:rFonts w:ascii="Aptos" w:eastAsia="Aptos" w:hAnsi="Aptos" w:cs="Aptos"/>
-          <w:sz w:val="32"/>
-          <w:lang w:val="en-US"/>
-        </w:rPr>
-        <w:t>deshabilitar</w:t>
-      </w:r>
-      <w:proofErr w:type="spellEnd"/>
-      <w:r>
-        <w:rPr>
-          <w:rFonts w:ascii="Aptos" w:eastAsia="Aptos" w:hAnsi="Aptos" w:cs="Aptos"/>
-          <w:sz w:val="32"/>
-          <w:lang w:val="en-US"/>
-        </w:rPr>
-        <w:t xml:space="preserve"> </w:t>
+        <w:t xml:space="preserve">-ERROR CMOS CHECKSUM BAD ir a Advanced bios Features y deshabilitar </w:t>
       </w:r>
     </w:p>
     <w:p>
@@ -8572,25 +5626,7 @@
           <w:sz w:val="32"/>
           <w:lang w:val="en-US"/>
         </w:rPr>
-        <w:t xml:space="preserve">y </w:t>
-      </w:r>
-      <w:proofErr w:type="spellStart"/>
-      <w:r>
-        <w:rPr>
-          <w:rFonts w:ascii="Aptos" w:eastAsia="Aptos" w:hAnsi="Aptos" w:cs="Aptos"/>
-          <w:sz w:val="32"/>
-          <w:lang w:val="en-US"/>
-        </w:rPr>
-        <w:t>listo</w:t>
-      </w:r>
-      <w:proofErr w:type="spellEnd"/>
-      <w:r>
-        <w:rPr>
-          <w:rFonts w:ascii="Aptos" w:eastAsia="Aptos" w:hAnsi="Aptos" w:cs="Aptos"/>
-          <w:sz w:val="32"/>
-          <w:lang w:val="en-US"/>
-        </w:rPr>
-        <w:t>.</w:t>
+        <w:t>y listo.</w:t>
       </w:r>
     </w:p>
     <w:p>
@@ -8634,7 +5670,6 @@
         </w:rPr>
         <w:t xml:space="preserve">mdsched.exe </w:t>
       </w:r>
-      <w:proofErr w:type="spellStart"/>
       <w:r>
         <w:rPr>
           <w:rFonts w:ascii="Aptos" w:eastAsia="Aptos" w:hAnsi="Aptos" w:cs="Aptos"/>
@@ -8647,10 +5682,12 @@
           <w:szCs w:val="36"/>
           <w:lang w:val="en-US"/>
         </w:rPr>
-        <w:t>en</w:t>
-      </w:r>
-      <w:proofErr w:type="spellEnd"/>
-      <w:r>
+        <w:t>en w+r analiza memoria ram</w:t>
+      </w:r>
+    </w:p>
+    <w:p>
+      <w:pPr>
+        <w:spacing w:after="40" w:line="259" w:lineRule="exact"/>
         <w:rPr>
           <w:rFonts w:ascii="Aptos" w:eastAsia="Aptos" w:hAnsi="Aptos" w:cs="Aptos"/>
           <w:b/>
@@ -8662,9 +5699,7 @@
           <w:szCs w:val="36"/>
           <w:lang w:val="en-US"/>
         </w:rPr>
-        <w:t xml:space="preserve"> </w:t>
-      </w:r>
-      <w:proofErr w:type="spellStart"/>
+      </w:pPr>
       <w:r>
         <w:rPr>
           <w:rFonts w:ascii="Aptos" w:eastAsia="Aptos" w:hAnsi="Aptos" w:cs="Aptos"/>
@@ -8677,9 +5712,8 @@
           <w:szCs w:val="36"/>
           <w:lang w:val="en-US"/>
         </w:rPr>
-        <w:t>w+r</w:t>
-      </w:r>
-      <w:proofErr w:type="spellEnd"/>
+        <w:t>eventvwr.msc</w:t>
+      </w:r>
       <w:r>
         <w:rPr>
           <w:rFonts w:ascii="Aptos" w:eastAsia="Aptos" w:hAnsi="Aptos" w:cs="Aptos"/>
@@ -8692,10 +5726,12 @@
           <w:szCs w:val="36"/>
           <w:lang w:val="en-US"/>
         </w:rPr>
-        <w:t xml:space="preserve"> </w:t>
-      </w:r>
-      <w:proofErr w:type="spellStart"/>
-      <w:r>
+        <w:t xml:space="preserve">  en w+r visor de eventos </w:t>
+      </w:r>
+    </w:p>
+    <w:p>
+      <w:pPr>
+        <w:spacing w:after="40" w:line="259" w:lineRule="exact"/>
         <w:rPr>
           <w:rFonts w:ascii="Aptos" w:eastAsia="Aptos" w:hAnsi="Aptos" w:cs="Aptos"/>
           <w:b/>
@@ -8705,26 +5741,22 @@
           <w:color w:val="000000"/>
           <w:sz w:val="36"/>
           <w:szCs w:val="36"/>
-          <w:lang w:val="en-US"/>
-        </w:rPr>
-        <w:t>analiza</w:t>
-      </w:r>
-      <w:proofErr w:type="spellEnd"/>
-      <w:r>
-        <w:rPr>
-          <w:rFonts w:ascii="Aptos" w:eastAsia="Aptos" w:hAnsi="Aptos" w:cs="Aptos"/>
-          <w:b/>
-          <w:bCs/>
+          <w:u w:val="single"/>
+        </w:rPr>
+      </w:pPr>
+    </w:p>
+    <w:p>
+      <w:pPr>
+        <w:spacing w:after="40" w:line="259" w:lineRule="exact"/>
+        <w:rPr>
+          <w:rFonts w:ascii="Aptos" w:eastAsia="Aptos" w:hAnsi="Aptos" w:cs="Aptos"/>
           <w:i/>
           <w:iCs/>
           <w:color w:val="000000"/>
           <w:sz w:val="36"/>
           <w:szCs w:val="36"/>
-          <w:lang w:val="en-US"/>
-        </w:rPr>
-        <w:t xml:space="preserve"> </w:t>
-      </w:r>
-      <w:proofErr w:type="spellStart"/>
+        </w:rPr>
+      </w:pPr>
       <w:r>
         <w:rPr>
           <w:rFonts w:ascii="Aptos" w:eastAsia="Aptos" w:hAnsi="Aptos" w:cs="Aptos"/>
@@ -8735,88 +5767,276 @@
           <w:color w:val="000000"/>
           <w:sz w:val="36"/>
           <w:szCs w:val="36"/>
-          <w:lang w:val="en-US"/>
-        </w:rPr>
-        <w:t>memoria</w:t>
-      </w:r>
-      <w:proofErr w:type="spellEnd"/>
-      <w:r>
-        <w:rPr>
-          <w:rFonts w:ascii="Aptos" w:eastAsia="Aptos" w:hAnsi="Aptos" w:cs="Aptos"/>
-          <w:b/>
-          <w:bCs/>
+          <w:u w:val="single"/>
+        </w:rPr>
+        <w:t xml:space="preserve">WINDOWS UPDATE: </w:t>
+      </w:r>
+      <w:r>
+        <w:rPr>
+          <w:rFonts w:ascii="Aptos" w:eastAsia="Aptos" w:hAnsi="Aptos" w:cs="Aptos"/>
+          <w:color w:val="000000"/>
+          <w:sz w:val="36"/>
+          <w:szCs w:val="36"/>
+        </w:rPr>
+        <w:t xml:space="preserve"> </w:t>
+      </w:r>
+      <w:r>
+        <w:rPr>
+          <w:rFonts w:ascii="Aptos" w:eastAsia="Aptos" w:hAnsi="Aptos" w:cs="Aptos"/>
           <w:i/>
           <w:iCs/>
           <w:color w:val="000000"/>
           <w:sz w:val="36"/>
           <w:szCs w:val="36"/>
-          <w:lang w:val="en-US"/>
-        </w:rPr>
-        <w:t xml:space="preserve"> ram</w:t>
-      </w:r>
-    </w:p>
-    <w:p>
-      <w:pPr>
-        <w:spacing w:after="40" w:line="259" w:lineRule="exact"/>
-        <w:rPr>
-          <w:rFonts w:ascii="Aptos" w:eastAsia="Aptos" w:hAnsi="Aptos" w:cs="Aptos"/>
-          <w:b/>
-          <w:bCs/>
+        </w:rPr>
+        <w:t>KB5068781</w:t>
+      </w:r>
+      <w:r>
+        <w:rPr>
+          <w:rFonts w:ascii="Aptos" w:eastAsia="Aptos" w:hAnsi="Aptos" w:cs="Aptos"/>
+          <w:color w:val="000000"/>
+          <w:sz w:val="36"/>
+          <w:szCs w:val="36"/>
+        </w:rPr>
+        <w:t xml:space="preserve"> , </w:t>
+      </w:r>
+      <w:r>
+        <w:rPr>
+          <w:rFonts w:ascii="Aptos" w:eastAsia="Aptos" w:hAnsi="Aptos" w:cs="Aptos"/>
           <w:i/>
           <w:iCs/>
           <w:color w:val="000000"/>
           <w:sz w:val="36"/>
           <w:szCs w:val="36"/>
-          <w:lang w:val="en-US"/>
-        </w:rPr>
-      </w:pPr>
-      <w:proofErr w:type="spellStart"/>
-      <w:r>
-        <w:rPr>
-          <w:rFonts w:ascii="Aptos" w:eastAsia="Aptos" w:hAnsi="Aptos" w:cs="Aptos"/>
-          <w:b/>
-          <w:bCs/>
+        </w:rPr>
+        <w:t>KB5066746</w:t>
+      </w:r>
+      <w:r>
+        <w:rPr>
+          <w:rFonts w:ascii="Aptos" w:eastAsia="Aptos" w:hAnsi="Aptos" w:cs="Aptos"/>
+          <w:color w:val="000000"/>
+          <w:sz w:val="36"/>
+          <w:szCs w:val="36"/>
+        </w:rPr>
+        <w:t xml:space="preserve">, </w:t>
+      </w:r>
+      <w:r>
+        <w:rPr>
+          <w:rFonts w:ascii="Aptos" w:eastAsia="Aptos" w:hAnsi="Aptos" w:cs="Aptos"/>
           <w:i/>
           <w:iCs/>
           <w:color w:val="000000"/>
           <w:sz w:val="36"/>
           <w:szCs w:val="36"/>
-          <w:lang w:val="en-US"/>
-        </w:rPr>
-        <w:t>eventvwr.msc</w:t>
-      </w:r>
-      <w:proofErr w:type="spellEnd"/>
-      <w:r>
-        <w:rPr>
-          <w:rFonts w:ascii="Aptos" w:eastAsia="Aptos" w:hAnsi="Aptos" w:cs="Aptos"/>
-          <w:b/>
-          <w:bCs/>
+        </w:rPr>
+        <w:t>KB2267602</w:t>
+      </w:r>
+      <w:r>
+        <w:rPr>
+          <w:rFonts w:ascii="Aptos" w:eastAsia="Aptos" w:hAnsi="Aptos" w:cs="Aptos"/>
+          <w:color w:val="000000"/>
+          <w:sz w:val="36"/>
+          <w:szCs w:val="36"/>
+        </w:rPr>
+        <w:t xml:space="preserve">, </w:t>
+      </w:r>
+      <w:r>
+        <w:rPr>
+          <w:rFonts w:ascii="Aptos" w:eastAsia="Aptos" w:hAnsi="Aptos" w:cs="Aptos"/>
           <w:i/>
           <w:iCs/>
           <w:color w:val="000000"/>
           <w:sz w:val="36"/>
           <w:szCs w:val="36"/>
-          <w:lang w:val="en-US"/>
-        </w:rPr>
-        <w:t xml:space="preserve">  </w:t>
-      </w:r>
-      <w:proofErr w:type="spellStart"/>
-      <w:r>
-        <w:rPr>
-          <w:rFonts w:ascii="Aptos" w:eastAsia="Aptos" w:hAnsi="Aptos" w:cs="Aptos"/>
-          <w:b/>
-          <w:bCs/>
+        </w:rPr>
+        <w:t>KB890830</w:t>
+      </w:r>
+    </w:p>
+    <w:p>
+      <w:pPr>
+        <w:spacing w:after="40" w:line="259" w:lineRule="exact"/>
+        <w:rPr>
+          <w:rFonts w:ascii="Aptos" w:eastAsia="Aptos" w:hAnsi="Aptos" w:cs="Aptos"/>
           <w:i/>
           <w:iCs/>
           <w:color w:val="000000"/>
           <w:sz w:val="36"/>
           <w:szCs w:val="36"/>
-          <w:lang w:val="en-US"/>
-        </w:rPr>
-        <w:t>en</w:t>
-      </w:r>
-      <w:proofErr w:type="spellEnd"/>
-      <w:r>
+        </w:rPr>
+      </w:pPr>
+    </w:p>
+    <w:p>
+      <w:pPr>
+        <w:spacing w:after="40" w:line="259" w:lineRule="exact"/>
+        <w:rPr>
+          <w:rFonts w:ascii="Aptos" w:eastAsia="Aptos" w:hAnsi="Aptos" w:cs="Aptos"/>
+          <w:color w:val="000000"/>
+          <w:sz w:val="36"/>
+          <w:szCs w:val="36"/>
+        </w:rPr>
+      </w:pPr>
+      <w:r>
+        <w:rPr>
+          <w:rFonts w:ascii="Aptos" w:eastAsia="Aptos" w:hAnsi="Aptos" w:cs="Aptos"/>
+          <w:color w:val="000000"/>
+          <w:sz w:val="36"/>
+          <w:szCs w:val="36"/>
+        </w:rPr>
+        <w:t>KB2267602</w:t>
+      </w:r>
+    </w:p>
+    <w:p>
+      <w:pPr>
+        <w:spacing w:after="40" w:line="259" w:lineRule="exact"/>
+        <w:rPr>
+          <w:rFonts w:ascii="Aptos" w:eastAsia="Aptos" w:hAnsi="Aptos" w:cs="Aptos"/>
+          <w:color w:val="000000"/>
+          <w:sz w:val="36"/>
+          <w:szCs w:val="36"/>
+        </w:rPr>
+      </w:pPr>
+      <w:r>
+        <w:rPr>
+          <w:rFonts w:ascii="Aptos" w:eastAsia="Aptos" w:hAnsi="Aptos" w:cs="Aptos"/>
+          <w:color w:val="000000"/>
+          <w:sz w:val="36"/>
+          <w:szCs w:val="36"/>
+        </w:rPr>
+        <w:t>KB4052623</w:t>
+      </w:r>
+    </w:p>
+    <w:p>
+      <w:pPr>
+        <w:spacing w:after="40" w:line="259" w:lineRule="exact"/>
+        <w:rPr>
+          <w:rFonts w:ascii="Aptos" w:eastAsia="Aptos" w:hAnsi="Aptos" w:cs="Aptos"/>
+          <w:color w:val="000000"/>
+          <w:sz w:val="36"/>
+          <w:szCs w:val="36"/>
+        </w:rPr>
+      </w:pPr>
+      <w:r>
+        <w:rPr>
+          <w:rFonts w:ascii="Aptos" w:eastAsia="Aptos" w:hAnsi="Aptos" w:cs="Aptos"/>
+          <w:color w:val="000000"/>
+          <w:sz w:val="36"/>
+          <w:szCs w:val="36"/>
+        </w:rPr>
+        <w:t>KB5006670</w:t>
+      </w:r>
+    </w:p>
+    <w:p>
+      <w:pPr>
+        <w:spacing w:after="40" w:line="259" w:lineRule="exact"/>
+        <w:rPr>
+          <w:rFonts w:ascii="Aptos" w:eastAsia="Aptos" w:hAnsi="Aptos" w:cs="Aptos"/>
+          <w:color w:val="000000"/>
+          <w:sz w:val="36"/>
+          <w:szCs w:val="36"/>
+        </w:rPr>
+      </w:pPr>
+      <w:r>
+        <w:rPr>
+          <w:rFonts w:ascii="Aptos" w:eastAsia="Aptos" w:hAnsi="Aptos" w:cs="Aptos"/>
+          <w:color w:val="000000"/>
+          <w:sz w:val="36"/>
+          <w:szCs w:val="36"/>
+        </w:rPr>
+        <w:t>KB5066135</w:t>
+      </w:r>
+    </w:p>
+    <w:p>
+      <w:pPr>
+        <w:spacing w:after="40" w:line="259" w:lineRule="exact"/>
+        <w:rPr>
+          <w:rFonts w:ascii="Aptos" w:eastAsia="Aptos" w:hAnsi="Aptos" w:cs="Aptos"/>
+          <w:color w:val="000000"/>
+          <w:sz w:val="36"/>
+          <w:szCs w:val="36"/>
+        </w:rPr>
+      </w:pPr>
+      <w:r>
+        <w:rPr>
+          <w:rFonts w:ascii="Aptos" w:eastAsia="Aptos" w:hAnsi="Aptos" w:cs="Aptos"/>
+          <w:color w:val="000000"/>
+          <w:sz w:val="36"/>
+          <w:szCs w:val="36"/>
+        </w:rPr>
+        <w:t>KB5066746</w:t>
+      </w:r>
+    </w:p>
+    <w:p>
+      <w:pPr>
+        <w:spacing w:after="40" w:line="259" w:lineRule="exact"/>
+        <w:rPr>
+          <w:rFonts w:ascii="Aptos" w:eastAsia="Aptos" w:hAnsi="Aptos" w:cs="Aptos"/>
+          <w:color w:val="000000"/>
+          <w:sz w:val="36"/>
+          <w:szCs w:val="36"/>
+        </w:rPr>
+      </w:pPr>
+      <w:r>
+        <w:rPr>
+          <w:rFonts w:ascii="Aptos" w:eastAsia="Aptos" w:hAnsi="Aptos" w:cs="Aptos"/>
+          <w:color w:val="000000"/>
+          <w:sz w:val="36"/>
+          <w:szCs w:val="36"/>
+        </w:rPr>
+        <w:t>KB506878</w:t>
+      </w:r>
+      <w:r>
+        <w:rPr>
+          <w:rFonts w:ascii="Aptos" w:eastAsia="Aptos" w:hAnsi="Aptos" w:cs="Aptos"/>
+          <w:color w:val="000000"/>
+          <w:sz w:val="36"/>
+          <w:szCs w:val="36"/>
+        </w:rPr>
+        <w:t>0</w:t>
+      </w:r>
+    </w:p>
+    <w:p>
+      <w:pPr>
+        <w:spacing w:after="40" w:line="259" w:lineRule="exact"/>
+        <w:rPr>
+          <w:rFonts w:ascii="Aptos" w:eastAsia="Aptos" w:hAnsi="Aptos" w:cs="Aptos"/>
+          <w:color w:val="000000"/>
+          <w:sz w:val="36"/>
+          <w:szCs w:val="36"/>
+        </w:rPr>
+      </w:pPr>
+      <w:r>
+        <w:rPr>
+          <w:rFonts w:ascii="Aptos" w:eastAsia="Aptos" w:hAnsi="Aptos" w:cs="Aptos"/>
+          <w:color w:val="000000"/>
+          <w:sz w:val="36"/>
+          <w:szCs w:val="36"/>
+        </w:rPr>
+        <w:t>KB5068781</w:t>
+      </w:r>
+    </w:p>
+    <w:p>
+      <w:pPr>
+        <w:spacing w:after="40" w:line="259" w:lineRule="exact"/>
+        <w:rPr>
+          <w:rFonts w:ascii="Aptos" w:eastAsia="Aptos" w:hAnsi="Aptos" w:cs="Aptos"/>
+          <w:color w:val="000000"/>
+          <w:sz w:val="36"/>
+          <w:szCs w:val="36"/>
+        </w:rPr>
+      </w:pPr>
+      <w:r>
+        <w:rPr>
+          <w:rFonts w:ascii="Aptos" w:eastAsia="Aptos" w:hAnsi="Aptos" w:cs="Aptos"/>
+          <w:color w:val="000000"/>
+          <w:sz w:val="36"/>
+          <w:szCs w:val="36"/>
+        </w:rPr>
+        <w:t>KB890830</w:t>
+      </w:r>
+    </w:p>
+    <w:p>
+      <w:pPr>
+        <w:spacing w:after="40" w:line="259" w:lineRule="exact"/>
         <w:rPr>
           <w:rFonts w:ascii="Aptos" w:eastAsia="Aptos" w:hAnsi="Aptos" w:cs="Aptos"/>
           <w:b/>
@@ -8826,12 +6046,13 @@
           <w:color w:val="000000"/>
           <w:sz w:val="36"/>
           <w:szCs w:val="36"/>
-          <w:lang w:val="en-US"/>
-        </w:rPr>
-        <w:t xml:space="preserve"> </w:t>
-      </w:r>
-      <w:proofErr w:type="spellStart"/>
-      <w:r>
+          <w:u w:val="single"/>
+        </w:rPr>
+      </w:pPr>
+    </w:p>
+    <w:p>
+      <w:pPr>
+        <w:spacing w:after="40" w:line="259" w:lineRule="exact"/>
         <w:rPr>
           <w:rFonts w:ascii="Aptos" w:eastAsia="Aptos" w:hAnsi="Aptos" w:cs="Aptos"/>
           <w:b/>
@@ -8841,11 +6062,8 @@
           <w:color w:val="000000"/>
           <w:sz w:val="36"/>
           <w:szCs w:val="36"/>
-          <w:lang w:val="en-US"/>
-        </w:rPr>
-        <w:t>w+r</w:t>
-      </w:r>
-      <w:proofErr w:type="spellEnd"/>
+        </w:rPr>
+      </w:pPr>
       <w:r>
         <w:rPr>
           <w:rFonts w:ascii="Aptos" w:eastAsia="Aptos" w:hAnsi="Aptos" w:cs="Aptos"/>
@@ -8856,11 +6074,9 @@
           <w:color w:val="000000"/>
           <w:sz w:val="36"/>
           <w:szCs w:val="36"/>
-          <w:lang w:val="en-US"/>
-        </w:rPr>
-        <w:t xml:space="preserve"> visor de </w:t>
-      </w:r>
-      <w:proofErr w:type="spellStart"/>
+        </w:rPr>
+        <w:t>Get-WindowsUpdateLog</w:t>
+      </w:r>
       <w:r>
         <w:rPr>
           <w:rFonts w:ascii="Aptos" w:eastAsia="Aptos" w:hAnsi="Aptos" w:cs="Aptos"/>
@@ -8871,12 +6087,13 @@
           <w:color w:val="000000"/>
           <w:sz w:val="36"/>
           <w:szCs w:val="36"/>
-          <w:lang w:val="en-US"/>
-        </w:rPr>
-        <w:t>eventos</w:t>
-      </w:r>
-      <w:proofErr w:type="spellEnd"/>
-      <w:r>
+        </w:rPr>
+        <w:t xml:space="preserve"> en pwsh guarda en escritorio .log de updates</w:t>
+      </w:r>
+    </w:p>
+    <w:p>
+      <w:pPr>
+        <w:spacing w:after="40" w:line="259" w:lineRule="exact"/>
         <w:rPr>
           <w:rFonts w:ascii="Aptos" w:eastAsia="Aptos" w:hAnsi="Aptos" w:cs="Aptos"/>
           <w:b/>
@@ -8886,14 +6103,9 @@
           <w:color w:val="000000"/>
           <w:sz w:val="36"/>
           <w:szCs w:val="36"/>
-          <w:lang w:val="en-US"/>
-        </w:rPr>
-        <w:t xml:space="preserve"> </w:t>
-      </w:r>
-    </w:p>
-    <w:p>
-      <w:pPr>
-        <w:spacing w:after="40" w:line="259" w:lineRule="exact"/>
+        </w:rPr>
+      </w:pPr>
+      <w:r>
         <w:rPr>
           <w:rFonts w:ascii="Aptos" w:eastAsia="Aptos" w:hAnsi="Aptos" w:cs="Aptos"/>
           <w:b/>
@@ -8903,397 +6115,6 @@
           <w:color w:val="000000"/>
           <w:sz w:val="36"/>
           <w:szCs w:val="36"/>
-          <w:u w:val="single"/>
-        </w:rPr>
-      </w:pPr>
-    </w:p>
-    <w:p>
-      <w:pPr>
-        <w:spacing w:after="40" w:line="259" w:lineRule="exact"/>
-        <w:rPr>
-          <w:rFonts w:ascii="Aptos" w:eastAsia="Aptos" w:hAnsi="Aptos" w:cs="Aptos"/>
-          <w:i/>
-          <w:iCs/>
-          <w:color w:val="000000"/>
-          <w:sz w:val="36"/>
-          <w:szCs w:val="36"/>
-        </w:rPr>
-      </w:pPr>
-      <w:r>
-        <w:rPr>
-          <w:rFonts w:ascii="Aptos" w:eastAsia="Aptos" w:hAnsi="Aptos" w:cs="Aptos"/>
-          <w:b/>
-          <w:bCs/>
-          <w:i/>
-          <w:iCs/>
-          <w:color w:val="000000"/>
-          <w:sz w:val="36"/>
-          <w:szCs w:val="36"/>
-          <w:u w:val="single"/>
-        </w:rPr>
-        <w:t xml:space="preserve">WINDOWS UPDATE: </w:t>
-      </w:r>
-      <w:r>
-        <w:rPr>
-          <w:rFonts w:ascii="Aptos" w:eastAsia="Aptos" w:hAnsi="Aptos" w:cs="Aptos"/>
-          <w:color w:val="000000"/>
-          <w:sz w:val="36"/>
-          <w:szCs w:val="36"/>
-        </w:rPr>
-        <w:t xml:space="preserve"> </w:t>
-      </w:r>
-      <w:r>
-        <w:rPr>
-          <w:rFonts w:ascii="Aptos" w:eastAsia="Aptos" w:hAnsi="Aptos" w:cs="Aptos"/>
-          <w:i/>
-          <w:iCs/>
-          <w:color w:val="000000"/>
-          <w:sz w:val="36"/>
-          <w:szCs w:val="36"/>
-        </w:rPr>
-        <w:t>KB5068781</w:t>
-      </w:r>
-      <w:r>
-        <w:rPr>
-          <w:rFonts w:ascii="Aptos" w:eastAsia="Aptos" w:hAnsi="Aptos" w:cs="Aptos"/>
-          <w:color w:val="000000"/>
-          <w:sz w:val="36"/>
-          <w:szCs w:val="36"/>
-        </w:rPr>
-        <w:t xml:space="preserve"> , </w:t>
-      </w:r>
-      <w:r>
-        <w:rPr>
-          <w:rFonts w:ascii="Aptos" w:eastAsia="Aptos" w:hAnsi="Aptos" w:cs="Aptos"/>
-          <w:i/>
-          <w:iCs/>
-          <w:color w:val="000000"/>
-          <w:sz w:val="36"/>
-          <w:szCs w:val="36"/>
-        </w:rPr>
-        <w:t>KB5066746</w:t>
-      </w:r>
-      <w:r>
-        <w:rPr>
-          <w:rFonts w:ascii="Aptos" w:eastAsia="Aptos" w:hAnsi="Aptos" w:cs="Aptos"/>
-          <w:color w:val="000000"/>
-          <w:sz w:val="36"/>
-          <w:szCs w:val="36"/>
-        </w:rPr>
-        <w:t xml:space="preserve">, </w:t>
-      </w:r>
-      <w:r>
-        <w:rPr>
-          <w:rFonts w:ascii="Aptos" w:eastAsia="Aptos" w:hAnsi="Aptos" w:cs="Aptos"/>
-          <w:i/>
-          <w:iCs/>
-          <w:color w:val="000000"/>
-          <w:sz w:val="36"/>
-          <w:szCs w:val="36"/>
-        </w:rPr>
-        <w:t>KB2267602</w:t>
-      </w:r>
-      <w:r>
-        <w:rPr>
-          <w:rFonts w:ascii="Aptos" w:eastAsia="Aptos" w:hAnsi="Aptos" w:cs="Aptos"/>
-          <w:color w:val="000000"/>
-          <w:sz w:val="36"/>
-          <w:szCs w:val="36"/>
-        </w:rPr>
-        <w:t xml:space="preserve">, </w:t>
-      </w:r>
-      <w:r>
-        <w:rPr>
-          <w:rFonts w:ascii="Aptos" w:eastAsia="Aptos" w:hAnsi="Aptos" w:cs="Aptos"/>
-          <w:i/>
-          <w:iCs/>
-          <w:color w:val="000000"/>
-          <w:sz w:val="36"/>
-          <w:szCs w:val="36"/>
-        </w:rPr>
-        <w:t>KB890830</w:t>
-      </w:r>
-    </w:p>
-    <w:p>
-      <w:pPr>
-        <w:spacing w:after="40" w:line="259" w:lineRule="exact"/>
-        <w:rPr>
-          <w:rFonts w:ascii="Aptos" w:eastAsia="Aptos" w:hAnsi="Aptos" w:cs="Aptos"/>
-          <w:i/>
-          <w:iCs/>
-          <w:color w:val="000000"/>
-          <w:sz w:val="36"/>
-          <w:szCs w:val="36"/>
-        </w:rPr>
-      </w:pPr>
-    </w:p>
-    <w:p>
-      <w:pPr>
-        <w:spacing w:after="40" w:line="259" w:lineRule="exact"/>
-        <w:rPr>
-          <w:rFonts w:ascii="Aptos" w:eastAsia="Aptos" w:hAnsi="Aptos" w:cs="Aptos"/>
-          <w:color w:val="000000"/>
-          <w:sz w:val="36"/>
-          <w:szCs w:val="36"/>
-        </w:rPr>
-      </w:pPr>
-      <w:r>
-        <w:rPr>
-          <w:rFonts w:ascii="Aptos" w:eastAsia="Aptos" w:hAnsi="Aptos" w:cs="Aptos"/>
-          <w:color w:val="000000"/>
-          <w:sz w:val="36"/>
-          <w:szCs w:val="36"/>
-        </w:rPr>
-        <w:t>KB2267602</w:t>
-      </w:r>
-    </w:p>
-    <w:p>
-      <w:pPr>
-        <w:spacing w:after="40" w:line="259" w:lineRule="exact"/>
-        <w:rPr>
-          <w:rFonts w:ascii="Aptos" w:eastAsia="Aptos" w:hAnsi="Aptos" w:cs="Aptos"/>
-          <w:color w:val="000000"/>
-          <w:sz w:val="36"/>
-          <w:szCs w:val="36"/>
-        </w:rPr>
-      </w:pPr>
-      <w:r>
-        <w:rPr>
-          <w:rFonts w:ascii="Aptos" w:eastAsia="Aptos" w:hAnsi="Aptos" w:cs="Aptos"/>
-          <w:color w:val="000000"/>
-          <w:sz w:val="36"/>
-          <w:szCs w:val="36"/>
-        </w:rPr>
-        <w:t>KB4052623</w:t>
-      </w:r>
-    </w:p>
-    <w:p>
-      <w:pPr>
-        <w:spacing w:after="40" w:line="259" w:lineRule="exact"/>
-        <w:rPr>
-          <w:rFonts w:ascii="Aptos" w:eastAsia="Aptos" w:hAnsi="Aptos" w:cs="Aptos"/>
-          <w:color w:val="000000"/>
-          <w:sz w:val="36"/>
-          <w:szCs w:val="36"/>
-        </w:rPr>
-      </w:pPr>
-      <w:r>
-        <w:rPr>
-          <w:rFonts w:ascii="Aptos" w:eastAsia="Aptos" w:hAnsi="Aptos" w:cs="Aptos"/>
-          <w:color w:val="000000"/>
-          <w:sz w:val="36"/>
-          <w:szCs w:val="36"/>
-        </w:rPr>
-        <w:t>KB5006670</w:t>
-      </w:r>
-    </w:p>
-    <w:p>
-      <w:pPr>
-        <w:spacing w:after="40" w:line="259" w:lineRule="exact"/>
-        <w:rPr>
-          <w:rFonts w:ascii="Aptos" w:eastAsia="Aptos" w:hAnsi="Aptos" w:cs="Aptos"/>
-          <w:color w:val="000000"/>
-          <w:sz w:val="36"/>
-          <w:szCs w:val="36"/>
-        </w:rPr>
-      </w:pPr>
-      <w:r>
-        <w:rPr>
-          <w:rFonts w:ascii="Aptos" w:eastAsia="Aptos" w:hAnsi="Aptos" w:cs="Aptos"/>
-          <w:color w:val="000000"/>
-          <w:sz w:val="36"/>
-          <w:szCs w:val="36"/>
-        </w:rPr>
-        <w:t>KB5066135</w:t>
-      </w:r>
-    </w:p>
-    <w:p>
-      <w:pPr>
-        <w:spacing w:after="40" w:line="259" w:lineRule="exact"/>
-        <w:rPr>
-          <w:rFonts w:ascii="Aptos" w:eastAsia="Aptos" w:hAnsi="Aptos" w:cs="Aptos"/>
-          <w:color w:val="000000"/>
-          <w:sz w:val="36"/>
-          <w:szCs w:val="36"/>
-        </w:rPr>
-      </w:pPr>
-      <w:r>
-        <w:rPr>
-          <w:rFonts w:ascii="Aptos" w:eastAsia="Aptos" w:hAnsi="Aptos" w:cs="Aptos"/>
-          <w:color w:val="000000"/>
-          <w:sz w:val="36"/>
-          <w:szCs w:val="36"/>
-        </w:rPr>
-        <w:t>KB5066746</w:t>
-      </w:r>
-    </w:p>
-    <w:p>
-      <w:pPr>
-        <w:spacing w:after="40" w:line="259" w:lineRule="exact"/>
-        <w:rPr>
-          <w:rFonts w:ascii="Aptos" w:eastAsia="Aptos" w:hAnsi="Aptos" w:cs="Aptos"/>
-          <w:color w:val="000000"/>
-          <w:sz w:val="36"/>
-          <w:szCs w:val="36"/>
-        </w:rPr>
-      </w:pPr>
-      <w:r>
-        <w:rPr>
-          <w:rFonts w:ascii="Aptos" w:eastAsia="Aptos" w:hAnsi="Aptos" w:cs="Aptos"/>
-          <w:color w:val="000000"/>
-          <w:sz w:val="36"/>
-          <w:szCs w:val="36"/>
-        </w:rPr>
-        <w:t>KB506878</w:t>
-      </w:r>
-      <w:r>
-        <w:rPr>
-          <w:rFonts w:ascii="Aptos" w:eastAsia="Aptos" w:hAnsi="Aptos" w:cs="Aptos"/>
-          <w:color w:val="000000"/>
-          <w:sz w:val="36"/>
-          <w:szCs w:val="36"/>
-        </w:rPr>
-        <w:t>0</w:t>
-      </w:r>
-    </w:p>
-    <w:p>
-      <w:pPr>
-        <w:spacing w:after="40" w:line="259" w:lineRule="exact"/>
-        <w:rPr>
-          <w:rFonts w:ascii="Aptos" w:eastAsia="Aptos" w:hAnsi="Aptos" w:cs="Aptos"/>
-          <w:color w:val="000000"/>
-          <w:sz w:val="36"/>
-          <w:szCs w:val="36"/>
-        </w:rPr>
-      </w:pPr>
-      <w:r>
-        <w:rPr>
-          <w:rFonts w:ascii="Aptos" w:eastAsia="Aptos" w:hAnsi="Aptos" w:cs="Aptos"/>
-          <w:color w:val="000000"/>
-          <w:sz w:val="36"/>
-          <w:szCs w:val="36"/>
-        </w:rPr>
-        <w:t>KB5068781</w:t>
-      </w:r>
-    </w:p>
-    <w:p>
-      <w:pPr>
-        <w:spacing w:after="40" w:line="259" w:lineRule="exact"/>
-        <w:rPr>
-          <w:rFonts w:ascii="Aptos" w:eastAsia="Aptos" w:hAnsi="Aptos" w:cs="Aptos"/>
-          <w:color w:val="000000"/>
-          <w:sz w:val="36"/>
-          <w:szCs w:val="36"/>
-        </w:rPr>
-      </w:pPr>
-      <w:r>
-        <w:rPr>
-          <w:rFonts w:ascii="Aptos" w:eastAsia="Aptos" w:hAnsi="Aptos" w:cs="Aptos"/>
-          <w:color w:val="000000"/>
-          <w:sz w:val="36"/>
-          <w:szCs w:val="36"/>
-        </w:rPr>
-        <w:t>KB890830</w:t>
-      </w:r>
-    </w:p>
-    <w:p>
-      <w:pPr>
-        <w:spacing w:after="40" w:line="259" w:lineRule="exact"/>
-        <w:rPr>
-          <w:rFonts w:ascii="Aptos" w:eastAsia="Aptos" w:hAnsi="Aptos" w:cs="Aptos"/>
-          <w:b/>
-          <w:bCs/>
-          <w:i/>
-          <w:iCs/>
-          <w:color w:val="000000"/>
-          <w:sz w:val="36"/>
-          <w:szCs w:val="36"/>
-          <w:u w:val="single"/>
-        </w:rPr>
-      </w:pPr>
-    </w:p>
-    <w:p>
-      <w:pPr>
-        <w:spacing w:after="40" w:line="259" w:lineRule="exact"/>
-        <w:rPr>
-          <w:rFonts w:ascii="Aptos" w:eastAsia="Aptos" w:hAnsi="Aptos" w:cs="Aptos"/>
-          <w:b/>
-          <w:bCs/>
-          <w:i/>
-          <w:iCs/>
-          <w:color w:val="000000"/>
-          <w:sz w:val="36"/>
-          <w:szCs w:val="36"/>
-        </w:rPr>
-      </w:pPr>
-      <w:proofErr w:type="spellStart"/>
-      <w:r>
-        <w:rPr>
-          <w:rFonts w:ascii="Aptos" w:eastAsia="Aptos" w:hAnsi="Aptos" w:cs="Aptos"/>
-          <w:b/>
-          <w:bCs/>
-          <w:i/>
-          <w:iCs/>
-          <w:color w:val="000000"/>
-          <w:sz w:val="36"/>
-          <w:szCs w:val="36"/>
-        </w:rPr>
-        <w:t>Get-WindowsUpdateLog</w:t>
-      </w:r>
-      <w:proofErr w:type="spellEnd"/>
-      <w:r>
-        <w:rPr>
-          <w:rFonts w:ascii="Aptos" w:eastAsia="Aptos" w:hAnsi="Aptos" w:cs="Aptos"/>
-          <w:b/>
-          <w:bCs/>
-          <w:i/>
-          <w:iCs/>
-          <w:color w:val="000000"/>
-          <w:sz w:val="36"/>
-          <w:szCs w:val="36"/>
-        </w:rPr>
-        <w:t xml:space="preserve"> en pwsh guarda en escritorio .log de </w:t>
-      </w:r>
-      <w:proofErr w:type="spellStart"/>
-      <w:r>
-        <w:rPr>
-          <w:rFonts w:ascii="Aptos" w:eastAsia="Aptos" w:hAnsi="Aptos" w:cs="Aptos"/>
-          <w:b/>
-          <w:bCs/>
-          <w:i/>
-          <w:iCs/>
-          <w:color w:val="000000"/>
-          <w:sz w:val="36"/>
-          <w:szCs w:val="36"/>
-        </w:rPr>
-        <w:t>updates</w:t>
-      </w:r>
-      <w:proofErr w:type="spellEnd"/>
-    </w:p>
-    <w:p>
-      <w:pPr>
-        <w:spacing w:after="40" w:line="259" w:lineRule="exact"/>
-        <w:rPr>
-          <w:rFonts w:ascii="Aptos" w:eastAsia="Aptos" w:hAnsi="Aptos" w:cs="Aptos"/>
-          <w:b/>
-          <w:bCs/>
-          <w:i/>
-          <w:iCs/>
-          <w:color w:val="000000"/>
-          <w:sz w:val="36"/>
-          <w:szCs w:val="36"/>
-        </w:rPr>
-      </w:pPr>
-      <w:r>
-        <w:rPr>
-          <w:rFonts w:ascii="Aptos" w:eastAsia="Aptos" w:hAnsi="Aptos" w:cs="Aptos"/>
-          <w:b/>
-          <w:bCs/>
-          <w:i/>
-          <w:iCs/>
-          <w:color w:val="000000"/>
-          <w:sz w:val="36"/>
-          <w:szCs w:val="36"/>
         </w:rPr>
         <w:t>Luego:</w:t>
       </w:r>
@@ -9315,169 +6136,18 @@
           <w:sz w:val="18"/>
           <w:szCs w:val="18"/>
         </w:rPr>
-        <w:t>(</w:t>
-      </w:r>
-      <w:proofErr w:type="spellStart"/>
-      <w:r>
+        <w:t>(Select-String -Path "$env:USERPROFILE\Desktop\WindowsUpdate.log" -Pattern 'KB\d+' -AllMatches).Matches.Value | Sort-Object -Unique</w:t>
+      </w:r>
+    </w:p>
+    <w:p>
+      <w:pPr>
+        <w:spacing w:after="40" w:line="259" w:lineRule="exact"/>
         <w:rPr>
           <w:rFonts w:ascii="Aptos" w:eastAsia="Aptos" w:hAnsi="Aptos" w:cs="Aptos"/>
           <w:color w:val="000000"/>
           <w:sz w:val="18"/>
           <w:szCs w:val="18"/>
         </w:rPr>
-        <w:t>Select-String</w:t>
-      </w:r>
-      <w:proofErr w:type="spellEnd"/>
-      <w:r>
-        <w:rPr>
-          <w:rFonts w:ascii="Aptos" w:eastAsia="Aptos" w:hAnsi="Aptos" w:cs="Aptos"/>
-          <w:color w:val="000000"/>
-          <w:sz w:val="18"/>
-          <w:szCs w:val="18"/>
-        </w:rPr>
-        <w:t xml:space="preserve"> -</w:t>
-      </w:r>
-      <w:proofErr w:type="spellStart"/>
-      <w:r>
-        <w:rPr>
-          <w:rFonts w:ascii="Aptos" w:eastAsia="Aptos" w:hAnsi="Aptos" w:cs="Aptos"/>
-          <w:color w:val="000000"/>
-          <w:sz w:val="18"/>
-          <w:szCs w:val="18"/>
-        </w:rPr>
-        <w:t>Path</w:t>
-      </w:r>
-      <w:proofErr w:type="spellEnd"/>
-      <w:r>
-        <w:rPr>
-          <w:rFonts w:ascii="Aptos" w:eastAsia="Aptos" w:hAnsi="Aptos" w:cs="Aptos"/>
-          <w:color w:val="000000"/>
-          <w:sz w:val="18"/>
-          <w:szCs w:val="18"/>
-        </w:rPr>
-        <w:t xml:space="preserve"> "$</w:t>
-      </w:r>
-      <w:proofErr w:type="spellStart"/>
-      <w:r>
-        <w:rPr>
-          <w:rFonts w:ascii="Aptos" w:eastAsia="Aptos" w:hAnsi="Aptos" w:cs="Aptos"/>
-          <w:color w:val="000000"/>
-          <w:sz w:val="18"/>
-          <w:szCs w:val="18"/>
-        </w:rPr>
-        <w:t>env:USERPROFILE</w:t>
-      </w:r>
-      <w:proofErr w:type="spellEnd"/>
-      <w:r>
-        <w:rPr>
-          <w:rFonts w:ascii="Aptos" w:eastAsia="Aptos" w:hAnsi="Aptos" w:cs="Aptos"/>
-          <w:color w:val="000000"/>
-          <w:sz w:val="18"/>
-          <w:szCs w:val="18"/>
-        </w:rPr>
-        <w:t>\Desktop\WindowsUpdate.log" -</w:t>
-      </w:r>
-      <w:proofErr w:type="spellStart"/>
-      <w:r>
-        <w:rPr>
-          <w:rFonts w:ascii="Aptos" w:eastAsia="Aptos" w:hAnsi="Aptos" w:cs="Aptos"/>
-          <w:color w:val="000000"/>
-          <w:sz w:val="18"/>
-          <w:szCs w:val="18"/>
-        </w:rPr>
-        <w:t>Pattern</w:t>
-      </w:r>
-      <w:proofErr w:type="spellEnd"/>
-      <w:r>
-        <w:rPr>
-          <w:rFonts w:ascii="Aptos" w:eastAsia="Aptos" w:hAnsi="Aptos" w:cs="Aptos"/>
-          <w:color w:val="000000"/>
-          <w:sz w:val="18"/>
-          <w:szCs w:val="18"/>
-        </w:rPr>
-        <w:t xml:space="preserve"> 'KB\d+' -</w:t>
-      </w:r>
-      <w:proofErr w:type="spellStart"/>
-      <w:r>
-        <w:rPr>
-          <w:rFonts w:ascii="Aptos" w:eastAsia="Aptos" w:hAnsi="Aptos" w:cs="Aptos"/>
-          <w:color w:val="000000"/>
-          <w:sz w:val="18"/>
-          <w:szCs w:val="18"/>
-        </w:rPr>
-        <w:t>AllMatches</w:t>
-      </w:r>
-      <w:proofErr w:type="spellEnd"/>
-      <w:r>
-        <w:rPr>
-          <w:rFonts w:ascii="Aptos" w:eastAsia="Aptos" w:hAnsi="Aptos" w:cs="Aptos"/>
-          <w:color w:val="000000"/>
-          <w:sz w:val="18"/>
-          <w:szCs w:val="18"/>
-        </w:rPr>
-        <w:t>).</w:t>
-      </w:r>
-      <w:proofErr w:type="spellStart"/>
-      <w:r>
-        <w:rPr>
-          <w:rFonts w:ascii="Aptos" w:eastAsia="Aptos" w:hAnsi="Aptos" w:cs="Aptos"/>
-          <w:color w:val="000000"/>
-          <w:sz w:val="18"/>
-          <w:szCs w:val="18"/>
-        </w:rPr>
-        <w:t>Matches.Value</w:t>
-      </w:r>
-      <w:proofErr w:type="spellEnd"/>
-      <w:r>
-        <w:rPr>
-          <w:rFonts w:ascii="Aptos" w:eastAsia="Aptos" w:hAnsi="Aptos" w:cs="Aptos"/>
-          <w:color w:val="000000"/>
-          <w:sz w:val="18"/>
-          <w:szCs w:val="18"/>
-        </w:rPr>
-        <w:t xml:space="preserve"> | </w:t>
-      </w:r>
-      <w:proofErr w:type="spellStart"/>
-      <w:r>
-        <w:rPr>
-          <w:rFonts w:ascii="Aptos" w:eastAsia="Aptos" w:hAnsi="Aptos" w:cs="Aptos"/>
-          <w:color w:val="000000"/>
-          <w:sz w:val="18"/>
-          <w:szCs w:val="18"/>
-        </w:rPr>
-        <w:t>Sort-Object</w:t>
-      </w:r>
-      <w:proofErr w:type="spellEnd"/>
-      <w:r>
-        <w:rPr>
-          <w:rFonts w:ascii="Aptos" w:eastAsia="Aptos" w:hAnsi="Aptos" w:cs="Aptos"/>
-          <w:color w:val="000000"/>
-          <w:sz w:val="18"/>
-          <w:szCs w:val="18"/>
-        </w:rPr>
-        <w:t xml:space="preserve"> -</w:t>
-      </w:r>
-      <w:proofErr w:type="spellStart"/>
-      <w:r>
-        <w:rPr>
-          <w:rFonts w:ascii="Aptos" w:eastAsia="Aptos" w:hAnsi="Aptos" w:cs="Aptos"/>
-          <w:color w:val="000000"/>
-          <w:sz w:val="18"/>
-          <w:szCs w:val="18"/>
-        </w:rPr>
-        <w:t>Unique</w:t>
-      </w:r>
-      <w:proofErr w:type="spellEnd"/>
-    </w:p>
-    <w:p>
-      <w:pPr>
-        <w:spacing w:after="40" w:line="259" w:lineRule="exact"/>
-        <w:rPr>
-          <w:rFonts w:ascii="Aptos" w:eastAsia="Aptos" w:hAnsi="Aptos" w:cs="Aptos"/>
-          <w:color w:val="000000"/>
-          <w:sz w:val="18"/>
-          <w:szCs w:val="18"/>
-        </w:rPr>
       </w:pPr>
     </w:p>
     <w:p>
@@ -9497,9 +6167,8 @@
           <w:sz w:val="28"/>
           <w:szCs w:val="28"/>
         </w:rPr>
-        <w:t xml:space="preserve">Hace una lista de los KB* </w:t>
-      </w:r>
-      <w:proofErr w:type="spellStart"/>
+        <w:t>Hace una lista de los KB* updateados</w:t>
+      </w:r>
       <w:r>
         <w:rPr>
           <w:rFonts w:ascii="Aptos" w:eastAsia="Aptos" w:hAnsi="Aptos" w:cs="Aptos"/>
@@ -9507,9 +6176,8 @@
           <w:sz w:val="28"/>
           <w:szCs w:val="28"/>
         </w:rPr>
-        <w:t>updateados</w:t>
-      </w:r>
-      <w:proofErr w:type="spellEnd"/>
+        <w:t xml:space="preserve">, o este otro: </w:t>
+      </w:r>
       <w:r>
         <w:rPr>
           <w:rFonts w:ascii="Aptos" w:eastAsia="Aptos" w:hAnsi="Aptos" w:cs="Aptos"/>
@@ -9517,19 +6185,8 @@
           <w:sz w:val="28"/>
           <w:szCs w:val="28"/>
         </w:rPr>
-        <w:t xml:space="preserve">, o este otro: </w:t>
-      </w:r>
-      <w:proofErr w:type="spellStart"/>
-      <w:r>
-        <w:rPr>
-          <w:rFonts w:ascii="Aptos" w:eastAsia="Aptos" w:hAnsi="Aptos" w:cs="Aptos"/>
-          <w:color w:val="000000"/>
-          <w:sz w:val="28"/>
-          <w:szCs w:val="28"/>
-        </w:rPr>
         <w:t>Get-HotFix</w:t>
       </w:r>
-      <w:proofErr w:type="spellEnd"/>
       <w:r>
         <w:rPr>
           <w:rFonts w:ascii="Aptos" w:eastAsia="Aptos" w:hAnsi="Aptos" w:cs="Aptos"/>
@@ -9626,20 +6283,8 @@
           <w:sz w:val="24"/>
           <w:u w:val="single"/>
         </w:rPr>
-        <w:t xml:space="preserve">Mi </w:t>
-      </w:r>
-      <w:proofErr w:type="spellStart"/>
-      <w:r>
-        <w:rPr>
-          <w:rFonts w:ascii="Aptos" w:eastAsia="Aptos" w:hAnsi="Aptos" w:cs="Aptos"/>
-          <w:b/>
-          <w:bCs/>
-          <w:sz w:val="24"/>
-          <w:u w:val="single"/>
-        </w:rPr>
-        <w:t>Afip</w:t>
-      </w:r>
-      <w:proofErr w:type="spellEnd"/>
+        <w:t>Mi Afip</w:t>
+      </w:r>
     </w:p>
     <w:p>
       <w:pPr>
@@ -9736,29 +6381,8 @@
           <w:sz w:val="24"/>
           <w:u w:val="single"/>
         </w:rPr>
-        <w:t xml:space="preserve">Mi </w:t>
-      </w:r>
-      <w:proofErr w:type="spellStart"/>
-      <w:r>
-        <w:rPr>
-          <w:rFonts w:ascii="Aptos" w:eastAsia="Aptos" w:hAnsi="Aptos" w:cs="Aptos"/>
-          <w:b/>
-          <w:bCs/>
-          <w:sz w:val="24"/>
-          <w:u w:val="single"/>
-        </w:rPr>
-        <w:t>Anses</w:t>
-      </w:r>
-      <w:proofErr w:type="spellEnd"/>
-      <w:r>
-        <w:rPr>
-          <w:rFonts w:ascii="Aptos" w:eastAsia="Aptos" w:hAnsi="Aptos" w:cs="Aptos"/>
-          <w:b/>
-          <w:bCs/>
-          <w:sz w:val="24"/>
-          <w:u w:val="single"/>
-        </w:rPr>
-        <w:t xml:space="preserve">:   </w:t>
+        <w:lastRenderedPageBreak/>
+        <w:t xml:space="preserve">Mi Anses:   </w:t>
       </w:r>
     </w:p>
     <w:p>
@@ -9806,29 +6430,7 @@
           <w:sz w:val="24"/>
           <w:u w:val="single"/>
         </w:rPr>
-        <w:t xml:space="preserve">Mi </w:t>
-      </w:r>
-      <w:proofErr w:type="spellStart"/>
-      <w:r>
-        <w:rPr>
-          <w:rFonts w:ascii="Aptos" w:eastAsia="Aptos" w:hAnsi="Aptos" w:cs="Aptos"/>
-          <w:b/>
-          <w:bCs/>
-          <w:sz w:val="24"/>
-          <w:u w:val="single"/>
-        </w:rPr>
-        <w:t>Pami</w:t>
-      </w:r>
-      <w:proofErr w:type="spellEnd"/>
-      <w:r>
-        <w:rPr>
-          <w:rFonts w:ascii="Aptos" w:eastAsia="Aptos" w:hAnsi="Aptos" w:cs="Aptos"/>
-          <w:b/>
-          <w:bCs/>
-          <w:sz w:val="24"/>
-          <w:u w:val="single"/>
-        </w:rPr>
-        <w:t>:</w:t>
+        <w:t>Mi Pami:</w:t>
       </w:r>
     </w:p>
     <w:p>
@@ -10611,20 +7213,8 @@
           <w:sz w:val="24"/>
           <w:u w:val="single"/>
         </w:rPr>
-        <w:t xml:space="preserve">i </w:t>
-      </w:r>
-      <w:proofErr w:type="spellStart"/>
-      <w:r>
-        <w:rPr>
-          <w:rFonts w:ascii="Aptos" w:eastAsia="Aptos" w:hAnsi="Aptos" w:cs="Aptos"/>
-          <w:b/>
-          <w:bCs/>
-          <w:sz w:val="24"/>
-          <w:u w:val="single"/>
-        </w:rPr>
-        <w:t>AySa</w:t>
-      </w:r>
-      <w:proofErr w:type="spellEnd"/>
+        <w:t>i AySa</w:t>
+      </w:r>
     </w:p>
     <w:p>
       <w:pPr>
@@ -10919,6 +7509,7 @@
           <w:sz w:val="24"/>
           <w:u w:val="single"/>
         </w:rPr>
+        <w:lastRenderedPageBreak/>
         <w:t>Mi Edesur</w:t>
       </w:r>
     </w:p>
@@ -10978,7 +7569,6 @@
           <w:sz w:val="24"/>
           <w:u w:val="single"/>
         </w:rPr>
-        <w:lastRenderedPageBreak/>
         <w:t>M</w:t>
       </w:r>
       <w:r>
@@ -10989,20 +7579,8 @@
           <w:sz w:val="24"/>
           <w:u w:val="single"/>
         </w:rPr>
-        <w:t xml:space="preserve">i </w:t>
-      </w:r>
-      <w:proofErr w:type="spellStart"/>
-      <w:r>
-        <w:rPr>
-          <w:rFonts w:ascii="Aptos" w:eastAsia="Aptos" w:hAnsi="Aptos" w:cs="Aptos"/>
-          <w:b/>
-          <w:bCs/>
-          <w:sz w:val="24"/>
-          <w:u w:val="single"/>
-        </w:rPr>
-        <w:t>Naturgy</w:t>
-      </w:r>
-      <w:proofErr w:type="spellEnd"/>
+        <w:t>i Naturgy</w:t>
+      </w:r>
     </w:p>
     <w:p>
       <w:pPr>
@@ -11232,29 +7810,7 @@
           <w:sz w:val="24"/>
           <w:u w:val="single"/>
         </w:rPr>
-        <w:t xml:space="preserve">i Banco </w:t>
-      </w:r>
-      <w:proofErr w:type="spellStart"/>
-      <w:r>
-        <w:rPr>
-          <w:rFonts w:ascii="Aptos" w:eastAsia="Aptos" w:hAnsi="Aptos" w:cs="Aptos"/>
-          <w:b/>
-          <w:bCs/>
-          <w:sz w:val="24"/>
-          <w:u w:val="single"/>
-        </w:rPr>
-        <w:t>Nacion</w:t>
-      </w:r>
-      <w:proofErr w:type="spellEnd"/>
-      <w:r>
-        <w:rPr>
-          <w:rFonts w:ascii="Aptos" w:eastAsia="Aptos" w:hAnsi="Aptos" w:cs="Aptos"/>
-          <w:b/>
-          <w:bCs/>
-          <w:sz w:val="24"/>
-          <w:u w:val="single"/>
-        </w:rPr>
-        <w:t xml:space="preserve"> HB</w:t>
+        <w:t>i Banco Nacion HB</w:t>
       </w:r>
     </w:p>
     <w:p>
@@ -11390,7 +7946,6 @@
           <w:u w:val="single"/>
         </w:rPr>
       </w:pPr>
-      <w:proofErr w:type="spellStart"/>
       <w:r>
         <w:rPr>
           <w:rFonts w:ascii="Aptos" w:eastAsia="Aptos" w:hAnsi="Aptos" w:cs="Aptos"/>
@@ -11409,40 +7964,7 @@
           <w:sz w:val="24"/>
           <w:u w:val="single"/>
         </w:rPr>
-        <w:t>iBa</w:t>
-      </w:r>
-      <w:proofErr w:type="spellEnd"/>
-      <w:r>
-        <w:rPr>
-          <w:rFonts w:ascii="Aptos" w:eastAsia="Aptos" w:hAnsi="Aptos" w:cs="Aptos"/>
-          <w:b/>
-          <w:bCs/>
-          <w:sz w:val="24"/>
-          <w:u w:val="single"/>
-        </w:rPr>
-        <w:t xml:space="preserve"> cuenta </w:t>
-      </w:r>
-      <w:proofErr w:type="spellStart"/>
-      <w:r>
-        <w:rPr>
-          <w:rFonts w:ascii="Aptos" w:eastAsia="Aptos" w:hAnsi="Aptos" w:cs="Aptos"/>
-          <w:b/>
-          <w:bCs/>
-          <w:sz w:val="24"/>
-          <w:u w:val="single"/>
-        </w:rPr>
-        <w:t>Gob</w:t>
-      </w:r>
-      <w:proofErr w:type="spellEnd"/>
-      <w:r>
-        <w:rPr>
-          <w:rFonts w:ascii="Aptos" w:eastAsia="Aptos" w:hAnsi="Aptos" w:cs="Aptos"/>
-          <w:b/>
-          <w:bCs/>
-          <w:sz w:val="24"/>
-          <w:u w:val="single"/>
-        </w:rPr>
-        <w:t xml:space="preserve"> Bs As</w:t>
+        <w:t>iBa cuenta Gob Bs As</w:t>
       </w:r>
     </w:p>
     <w:p>
@@ -11560,29 +8082,7 @@
           <w:sz w:val="24"/>
           <w:u w:val="single"/>
         </w:rPr>
-        <w:t xml:space="preserve">Play </w:t>
-      </w:r>
-      <w:proofErr w:type="spellStart"/>
-      <w:r>
-        <w:rPr>
-          <w:rFonts w:ascii="Aptos" w:eastAsia="Aptos" w:hAnsi="Aptos" w:cs="Aptos"/>
-          <w:b/>
-          <w:bCs/>
-          <w:sz w:val="24"/>
-          <w:u w:val="single"/>
-        </w:rPr>
-        <w:t>List</w:t>
-      </w:r>
-      <w:proofErr w:type="spellEnd"/>
-      <w:r>
-        <w:rPr>
-          <w:rFonts w:ascii="Aptos" w:eastAsia="Aptos" w:hAnsi="Aptos" w:cs="Aptos"/>
-          <w:b/>
-          <w:bCs/>
-          <w:sz w:val="24"/>
-          <w:u w:val="single"/>
-        </w:rPr>
-        <w:t xml:space="preserve"> Cine clásico</w:t>
+        <w:t>Play List Cine clásico</w:t>
       </w:r>
     </w:p>
     <w:p>

--- a/Tu-pc-va-a-volar/OPTIMIZA TODO.docx
+++ b/Tu-pc-va-a-volar/OPTIMIZA TODO.docx
@@ -2397,6 +2397,12 @@
     </w:p>
     <w:p>
       <w:pPr>
+        <w:pBdr>
+          <w:top w:val="single" w:sz="4" w:space="1" w:color="auto"/>
+          <w:left w:val="single" w:sz="4" w:space="4" w:color="auto"/>
+          <w:bottom w:val="single" w:sz="4" w:space="1" w:color="auto"/>
+          <w:right w:val="single" w:sz="4" w:space="4" w:color="auto"/>
+        </w:pBdr>
         <w:spacing w:line="259" w:lineRule="exact"/>
         <w:rPr>
           <w:rFonts w:ascii="Aptos" w:eastAsia="Aptos" w:hAnsi="Aptos" w:cs="Aptos"/>
@@ -2404,6 +2410,7 @@
           <w:bCs/>
           <w:i/>
           <w:iCs/>
+          <w:color w:val="000000"/>
           <w:sz w:val="32"/>
           <w:u w:val="single"/>
         </w:rPr>
@@ -2421,6 +2428,321 @@
         </w:rPr>
         <w:t>CONFIGURACIÓN WINDOWS</w:t>
       </w:r>
+      <w:r>
+        <w:rPr>
+          <w:rFonts w:ascii="Aptos" w:eastAsia="Aptos" w:hAnsi="Aptos" w:cs="Aptos"/>
+          <w:b/>
+          <w:bCs/>
+          <w:i/>
+          <w:iCs/>
+          <w:color w:val="000000"/>
+          <w:sz w:val="32"/>
+          <w:u w:val="single"/>
+        </w:rPr>
+        <w:t xml:space="preserve"> – win+r: services.msc</w:t>
+      </w:r>
+    </w:p>
+    <w:p>
+      <w:pPr>
+        <w:pBdr>
+          <w:top w:val="single" w:sz="4" w:space="1" w:color="auto"/>
+          <w:left w:val="single" w:sz="4" w:space="4" w:color="auto"/>
+          <w:bottom w:val="single" w:sz="4" w:space="1" w:color="auto"/>
+          <w:right w:val="single" w:sz="4" w:space="4" w:color="auto"/>
+        </w:pBdr>
+        <w:spacing w:line="259" w:lineRule="exact"/>
+        <w:rPr>
+          <w:rFonts w:ascii="Aptos" w:eastAsia="Aptos" w:hAnsi="Aptos" w:cs="Aptos"/>
+          <w:b/>
+          <w:bCs/>
+          <w:i/>
+          <w:iCs/>
+          <w:color w:val="000000"/>
+          <w:sz w:val="32"/>
+          <w:u w:val="single"/>
+        </w:rPr>
+      </w:pPr>
+      <w:r>
+        <w:rPr>
+          <w:rFonts w:ascii="Aptos" w:eastAsia="Aptos" w:hAnsi="Aptos" w:cs="Aptos"/>
+          <w:b/>
+          <w:bCs/>
+          <w:i/>
+          <w:iCs/>
+          <w:color w:val="000000"/>
+          <w:sz w:val="32"/>
+          <w:u w:val="single"/>
+        </w:rPr>
+        <w:t>SI BARRA DE BUSQUEDA DE INICIO NO FUNCIONA, EJECUTAR:</w:t>
+      </w:r>
+    </w:p>
+    <w:p>
+      <w:pPr>
+        <w:pBdr>
+          <w:top w:val="single" w:sz="4" w:space="1" w:color="auto"/>
+          <w:left w:val="single" w:sz="4" w:space="4" w:color="auto"/>
+          <w:bottom w:val="single" w:sz="4" w:space="1" w:color="auto"/>
+          <w:right w:val="single" w:sz="4" w:space="4" w:color="auto"/>
+        </w:pBdr>
+        <w:spacing w:line="259" w:lineRule="exact"/>
+        <w:rPr>
+          <w:rFonts w:ascii="Aptos" w:eastAsia="Aptos" w:hAnsi="Aptos" w:cs="Aptos"/>
+          <w:b/>
+          <w:bCs/>
+          <w:i/>
+          <w:iCs/>
+          <w:color w:val="000000"/>
+          <w:sz w:val="32"/>
+          <w:u w:val="single"/>
+        </w:rPr>
+      </w:pPr>
+      <w:r>
+        <w:rPr>
+          <w:rFonts w:ascii="Aptos" w:eastAsia="Aptos" w:hAnsi="Aptos" w:cs="Aptos"/>
+          <w:b/>
+          <w:bCs/>
+          <w:i/>
+          <w:iCs/>
+          <w:color w:val="000000"/>
+          <w:sz w:val="32"/>
+          <w:u w:val="single"/>
+        </w:rPr>
+        <w:t>Y luego comprobar con Get-Process.</w:t>
+      </w:r>
+    </w:p>
+    <w:p>
+      <w:pPr>
+        <w:pBdr>
+          <w:top w:val="single" w:sz="4" w:space="1" w:color="auto"/>
+          <w:left w:val="single" w:sz="4" w:space="4" w:color="auto"/>
+          <w:bottom w:val="single" w:sz="4" w:space="1" w:color="auto"/>
+          <w:right w:val="single" w:sz="4" w:space="4" w:color="auto"/>
+        </w:pBdr>
+        <w:spacing w:line="259" w:lineRule="exact"/>
+        <w:rPr>
+          <w:rFonts w:ascii="Aptos" w:eastAsia="Aptos" w:hAnsi="Aptos" w:cs="Aptos"/>
+          <w:b/>
+          <w:bCs/>
+          <w:i/>
+          <w:iCs/>
+          <w:sz w:val="32"/>
+          <w:u w:val="single"/>
+        </w:rPr>
+      </w:pPr>
+    </w:p>
+    <w:p>
+      <w:pPr>
+        <w:pBdr>
+          <w:top w:val="single" w:sz="4" w:space="1" w:color="auto"/>
+          <w:left w:val="single" w:sz="4" w:space="4" w:color="auto"/>
+          <w:bottom w:val="single" w:sz="4" w:space="1" w:color="auto"/>
+          <w:right w:val="single" w:sz="4" w:space="4" w:color="auto"/>
+        </w:pBdr>
+        <w:spacing w:line="259" w:lineRule="exact"/>
+        <w:rPr>
+          <w:rFonts w:ascii="Aptos" w:eastAsia="Aptos" w:hAnsi="Aptos" w:cs="Aptos"/>
+          <w:sz w:val="32"/>
+        </w:rPr>
+      </w:pPr>
+      <w:r>
+        <w:rPr>
+          <w:rFonts w:ascii="Aptos" w:eastAsia="Aptos" w:hAnsi="Aptos" w:cs="Aptos"/>
+          <w:sz w:val="32"/>
+        </w:rPr>
+        <w:t>Start-Process "$env:windir\System32\ctfmon.exe"</w:t>
+      </w:r>
+      <w:r>
+        <w:rPr>
+          <w:rFonts w:ascii="Aptos" w:eastAsia="Aptos" w:hAnsi="Aptos" w:cs="Aptos"/>
+          <w:sz w:val="32"/>
+        </w:rPr>
+        <w:t xml:space="preserve">     28/07/2026 </w:t>
+      </w:r>
+    </w:p>
+    <w:p>
+      <w:pPr>
+        <w:pBdr>
+          <w:top w:val="single" w:sz="4" w:space="1" w:color="auto"/>
+          <w:left w:val="single" w:sz="4" w:space="4" w:color="auto"/>
+          <w:bottom w:val="single" w:sz="4" w:space="1" w:color="auto"/>
+          <w:right w:val="single" w:sz="4" w:space="4" w:color="auto"/>
+        </w:pBdr>
+        <w:spacing w:line="259" w:lineRule="exact"/>
+        <w:rPr>
+          <w:rFonts w:ascii="Aptos" w:eastAsia="Aptos" w:hAnsi="Aptos" w:cs="Aptos"/>
+          <w:sz w:val="32"/>
+        </w:rPr>
+      </w:pPr>
+      <w:r>
+        <w:rPr>
+          <w:rFonts w:ascii="Aptos" w:eastAsia="Aptos" w:hAnsi="Aptos" w:cs="Aptos"/>
+          <w:sz w:val="32"/>
+        </w:rPr>
+        <w:t>Get-Process ctfmon -ErrorAction SilentlyContinue</w:t>
+      </w:r>
+    </w:p>
+    <w:p>
+      <w:pPr>
+        <w:pBdr>
+          <w:top w:val="single" w:sz="4" w:space="1" w:color="auto"/>
+          <w:left w:val="single" w:sz="4" w:space="4" w:color="auto"/>
+          <w:bottom w:val="single" w:sz="4" w:space="1" w:color="auto"/>
+          <w:right w:val="single" w:sz="4" w:space="4" w:color="auto"/>
+        </w:pBdr>
+        <w:spacing w:line="259" w:lineRule="exact"/>
+        <w:rPr>
+          <w:rFonts w:ascii="Aptos" w:eastAsia="Aptos" w:hAnsi="Aptos" w:cs="Aptos"/>
+          <w:sz w:val="32"/>
+        </w:rPr>
+      </w:pPr>
+      <w:r>
+        <w:rPr>
+          <w:rFonts w:ascii="Aptos" w:eastAsia="Aptos" w:hAnsi="Aptos" w:cs="Aptos"/>
+          <w:sz w:val="32"/>
+        </w:rPr>
+        <w:t>Si no devuelve nada no esta activo.</w:t>
+      </w:r>
+    </w:p>
+    <w:p>
+      <w:pPr>
+        <w:pBdr>
+          <w:top w:val="single" w:sz="4" w:space="1" w:color="auto"/>
+          <w:left w:val="single" w:sz="4" w:space="4" w:color="auto"/>
+          <w:bottom w:val="single" w:sz="4" w:space="1" w:color="auto"/>
+          <w:right w:val="single" w:sz="4" w:space="4" w:color="auto"/>
+        </w:pBdr>
+        <w:spacing w:line="259" w:lineRule="exact"/>
+        <w:rPr>
+          <w:rFonts w:ascii="Aptos" w:eastAsia="Aptos" w:hAnsi="Aptos" w:cs="Aptos"/>
+          <w:sz w:val="32"/>
+        </w:rPr>
+      </w:pPr>
+      <w:r>
+        <w:rPr>
+          <w:rFonts w:ascii="Aptos" w:eastAsia="Aptos" w:hAnsi="Aptos" w:cs="Aptos"/>
+          <w:sz w:val="32"/>
+        </w:rPr>
+        <w:t>Name       DisplayName                               Status   StartType</w:t>
+      </w:r>
+    </w:p>
+    <w:p>
+      <w:pPr>
+        <w:pBdr>
+          <w:top w:val="single" w:sz="4" w:space="1" w:color="auto"/>
+          <w:left w:val="single" w:sz="4" w:space="4" w:color="auto"/>
+          <w:bottom w:val="single" w:sz="4" w:space="1" w:color="auto"/>
+          <w:right w:val="single" w:sz="4" w:space="4" w:color="auto"/>
+        </w:pBdr>
+        <w:spacing w:line="259" w:lineRule="exact"/>
+        <w:rPr>
+          <w:rFonts w:ascii="Aptos" w:eastAsia="Aptos" w:hAnsi="Aptos" w:cs="Aptos"/>
+          <w:sz w:val="32"/>
+        </w:rPr>
+      </w:pPr>
+      <w:r>
+        <w:rPr>
+          <w:rFonts w:ascii="Aptos" w:eastAsia="Aptos" w:hAnsi="Aptos" w:cs="Aptos"/>
+          <w:sz w:val="32"/>
+        </w:rPr>
+        <w:t>----       -----------                               ------   ---------</w:t>
+      </w:r>
+    </w:p>
+    <w:p>
+      <w:pPr>
+        <w:pBdr>
+          <w:top w:val="single" w:sz="4" w:space="1" w:color="auto"/>
+          <w:left w:val="single" w:sz="4" w:space="4" w:color="auto"/>
+          <w:bottom w:val="single" w:sz="4" w:space="1" w:color="auto"/>
+          <w:right w:val="single" w:sz="4" w:space="4" w:color="auto"/>
+        </w:pBdr>
+        <w:spacing w:line="259" w:lineRule="exact"/>
+        <w:rPr>
+          <w:rFonts w:ascii="Aptos" w:eastAsia="Aptos" w:hAnsi="Aptos" w:cs="Aptos"/>
+          <w:sz w:val="32"/>
+        </w:rPr>
+      </w:pPr>
+      <w:r>
+        <w:rPr>
+          <w:rFonts w:ascii="Aptos" w:eastAsia="Aptos" w:hAnsi="Aptos" w:cs="Aptos"/>
+          <w:sz w:val="32"/>
+        </w:rPr>
+        <w:t>NlaSvc     Reconocimiento de ubicación de red        Running  Automatic</w:t>
+      </w:r>
+    </w:p>
+    <w:p>
+      <w:pPr>
+        <w:pBdr>
+          <w:top w:val="single" w:sz="4" w:space="1" w:color="auto"/>
+          <w:left w:val="single" w:sz="4" w:space="4" w:color="auto"/>
+          <w:bottom w:val="single" w:sz="4" w:space="1" w:color="auto"/>
+          <w:right w:val="single" w:sz="4" w:space="4" w:color="auto"/>
+        </w:pBdr>
+        <w:spacing w:line="259" w:lineRule="exact"/>
+        <w:rPr>
+          <w:rFonts w:ascii="Aptos" w:eastAsia="Aptos" w:hAnsi="Aptos" w:cs="Aptos"/>
+          <w:sz w:val="32"/>
+        </w:rPr>
+      </w:pPr>
+      <w:r>
+        <w:rPr>
+          <w:rFonts w:ascii="Aptos" w:eastAsia="Aptos" w:hAnsi="Aptos" w:cs="Aptos"/>
+          <w:sz w:val="32"/>
+        </w:rPr>
+        <w:t>netprofm   Servicio de lista de redes                Running  Manual</w:t>
+      </w:r>
+    </w:p>
+    <w:p>
+      <w:pPr>
+        <w:pBdr>
+          <w:top w:val="single" w:sz="4" w:space="1" w:color="auto"/>
+          <w:left w:val="single" w:sz="4" w:space="4" w:color="auto"/>
+          <w:bottom w:val="single" w:sz="4" w:space="1" w:color="auto"/>
+          <w:right w:val="single" w:sz="4" w:space="4" w:color="auto"/>
+        </w:pBdr>
+        <w:spacing w:line="259" w:lineRule="exact"/>
+        <w:rPr>
+          <w:rFonts w:ascii="Aptos" w:eastAsia="Aptos" w:hAnsi="Aptos" w:cs="Aptos"/>
+          <w:sz w:val="32"/>
+        </w:rPr>
+      </w:pPr>
+      <w:r>
+        <w:rPr>
+          <w:rFonts w:ascii="Aptos" w:eastAsia="Aptos" w:hAnsi="Aptos" w:cs="Aptos"/>
+          <w:sz w:val="32"/>
+        </w:rPr>
+        <w:t>nsi        Servicio de interfaz de almacén de red    Running  Automatic</w:t>
+      </w:r>
+    </w:p>
+    <w:p>
+      <w:pPr>
+        <w:pBdr>
+          <w:top w:val="single" w:sz="4" w:space="1" w:color="auto"/>
+          <w:left w:val="single" w:sz="4" w:space="4" w:color="auto"/>
+          <w:bottom w:val="single" w:sz="4" w:space="1" w:color="auto"/>
+          <w:right w:val="single" w:sz="4" w:space="4" w:color="auto"/>
+        </w:pBdr>
+        <w:spacing w:line="259" w:lineRule="exact"/>
+        <w:rPr>
+          <w:rFonts w:ascii="Aptos" w:eastAsia="Aptos" w:hAnsi="Aptos" w:cs="Aptos"/>
+          <w:sz w:val="32"/>
+        </w:rPr>
+      </w:pPr>
+      <w:r>
+        <w:rPr>
+          <w:rFonts w:ascii="Aptos" w:eastAsia="Aptos" w:hAnsi="Aptos" w:cs="Aptos"/>
+          <w:sz w:val="32"/>
+        </w:rPr>
+        <w:t>Dnscache   Cliente DNS                               Running  Automatic</w:t>
+      </w:r>
+    </w:p>
+    <w:p>
+      <w:pPr>
+        <w:spacing w:line="259" w:lineRule="exact"/>
+        <w:rPr>
+          <w:rFonts w:ascii="Aptos" w:eastAsia="Aptos" w:hAnsi="Aptos" w:cs="Aptos"/>
+          <w:sz w:val="32"/>
+        </w:rPr>
+      </w:pPr>
     </w:p>
     <w:p>
       <w:pPr>
@@ -2717,7 +3039,6 @@
           <w:sz w:val="32"/>
           <w:lang w:val="en-US"/>
         </w:rPr>
-        <w:lastRenderedPageBreak/>
         <w:t>Set-Service -Name "vmicshutdown" -StartupType Disabled</w:t>
       </w:r>
     </w:p>
@@ -4559,6 +4880,7 @@
           <w:color w:val="000000"/>
           <w:sz w:val="32"/>
         </w:rPr>
+        <w:lastRenderedPageBreak/>
         <w:t xml:space="preserve">Servicio Telefónico. </w:t>
       </w:r>
       <w:r>
@@ -6167,6 +6489,7 @@
           <w:sz w:val="28"/>
           <w:szCs w:val="28"/>
         </w:rPr>
+        <w:lastRenderedPageBreak/>
         <w:t>Hace una lista de los KB* updateados</w:t>
       </w:r>
       <w:r>
@@ -6381,7 +6704,6 @@
           <w:sz w:val="24"/>
           <w:u w:val="single"/>
         </w:rPr>
-        <w:lastRenderedPageBreak/>
         <w:t xml:space="preserve">Mi Anses:   </w:t>
       </w:r>
     </w:p>
@@ -7203,6 +7525,7 @@
           <w:sz w:val="24"/>
           <w:u w:val="single"/>
         </w:rPr>
+        <w:lastRenderedPageBreak/>
         <w:t>M</w:t>
       </w:r>
       <w:r>
@@ -7509,7 +7832,6 @@
           <w:sz w:val="24"/>
           <w:u w:val="single"/>
         </w:rPr>
-        <w:lastRenderedPageBreak/>
         <w:t>Mi Edesur</w:t>
       </w:r>
     </w:p>
@@ -8420,6 +8742,259 @@
           <w:u w:val="single"/>
         </w:rPr>
       </w:pPr>
+      <w:r>
+        <w:rPr>
+          <w:rFonts w:ascii="Aptos" w:eastAsia="Aptos" w:hAnsi="Aptos" w:cs="Aptos"/>
+          <w:b/>
+          <w:bCs/>
+          <w:sz w:val="24"/>
+          <w:u w:val="single"/>
+        </w:rPr>
+        <w:t>1</w:t>
+      </w:r>
+    </w:p>
+    <w:p>
+      <w:pPr>
+        <w:spacing w:after="40" w:line="259" w:lineRule="exact"/>
+        <w:rPr>
+          <w:rFonts w:ascii="Aptos" w:eastAsia="Aptos" w:hAnsi="Aptos" w:cs="Aptos"/>
+          <w:b/>
+          <w:bCs/>
+          <w:sz w:val="24"/>
+          <w:u w:val="single"/>
+        </w:rPr>
+      </w:pPr>
+      <w:r>
+        <w:rPr>
+          <w:rFonts w:ascii="Aptos" w:eastAsia="Aptos" w:hAnsi="Aptos" w:cs="Aptos"/>
+          <w:b/>
+          <w:bCs/>
+          <w:sz w:val="24"/>
+          <w:u w:val="single"/>
+        </w:rPr>
+        <w:t>2</w:t>
+      </w:r>
+    </w:p>
+    <w:p>
+      <w:pPr>
+        <w:spacing w:after="40" w:line="259" w:lineRule="exact"/>
+        <w:rPr>
+          <w:rFonts w:ascii="Aptos" w:eastAsia="Aptos" w:hAnsi="Aptos" w:cs="Aptos"/>
+          <w:b/>
+          <w:bCs/>
+          <w:sz w:val="24"/>
+          <w:u w:val="single"/>
+        </w:rPr>
+      </w:pPr>
+      <w:r>
+        <w:rPr>
+          <w:rFonts w:ascii="Aptos" w:eastAsia="Aptos" w:hAnsi="Aptos" w:cs="Aptos"/>
+          <w:b/>
+          <w:bCs/>
+          <w:sz w:val="24"/>
+          <w:u w:val="single"/>
+        </w:rPr>
+        <w:lastRenderedPageBreak/>
+        <w:t>3</w:t>
+      </w:r>
+    </w:p>
+    <w:p>
+      <w:pPr>
+        <w:spacing w:after="40" w:line="259" w:lineRule="exact"/>
+        <w:rPr>
+          <w:rFonts w:ascii="Aptos" w:eastAsia="Aptos" w:hAnsi="Aptos" w:cs="Aptos"/>
+          <w:b/>
+          <w:bCs/>
+          <w:sz w:val="24"/>
+          <w:u w:val="single"/>
+        </w:rPr>
+      </w:pPr>
+      <w:r>
+        <w:rPr>
+          <w:rFonts w:ascii="Aptos" w:eastAsia="Aptos" w:hAnsi="Aptos" w:cs="Aptos"/>
+          <w:b/>
+          <w:bCs/>
+          <w:sz w:val="24"/>
+          <w:u w:val="single"/>
+        </w:rPr>
+        <w:t>4</w:t>
+      </w:r>
+    </w:p>
+    <w:p>
+      <w:pPr>
+        <w:spacing w:after="40" w:line="259" w:lineRule="exact"/>
+        <w:rPr>
+          <w:rFonts w:ascii="Aptos" w:eastAsia="Aptos" w:hAnsi="Aptos" w:cs="Aptos"/>
+          <w:b/>
+          <w:bCs/>
+          <w:sz w:val="24"/>
+          <w:u w:val="single"/>
+        </w:rPr>
+      </w:pPr>
+      <w:r>
+        <w:rPr>
+          <w:rFonts w:ascii="Aptos" w:eastAsia="Aptos" w:hAnsi="Aptos" w:cs="Aptos"/>
+          <w:b/>
+          <w:bCs/>
+          <w:sz w:val="24"/>
+          <w:u w:val="single"/>
+        </w:rPr>
+        <w:t>5</w:t>
+      </w:r>
+    </w:p>
+    <w:p>
+      <w:pPr>
+        <w:spacing w:after="40" w:line="259" w:lineRule="exact"/>
+        <w:rPr>
+          <w:rFonts w:ascii="Aptos" w:eastAsia="Aptos" w:hAnsi="Aptos" w:cs="Aptos"/>
+          <w:b/>
+          <w:bCs/>
+          <w:sz w:val="24"/>
+          <w:u w:val="single"/>
+        </w:rPr>
+      </w:pPr>
+      <w:r>
+        <w:rPr>
+          <w:rFonts w:ascii="Aptos" w:eastAsia="Aptos" w:hAnsi="Aptos" w:cs="Aptos"/>
+          <w:b/>
+          <w:bCs/>
+          <w:sz w:val="24"/>
+          <w:u w:val="single"/>
+        </w:rPr>
+        <w:t>6</w:t>
+      </w:r>
+    </w:p>
+    <w:p>
+      <w:pPr>
+        <w:spacing w:after="40" w:line="259" w:lineRule="exact"/>
+        <w:rPr>
+          <w:rFonts w:ascii="Aptos" w:eastAsia="Aptos" w:hAnsi="Aptos" w:cs="Aptos"/>
+          <w:b/>
+          <w:bCs/>
+          <w:sz w:val="24"/>
+          <w:u w:val="single"/>
+        </w:rPr>
+      </w:pPr>
+      <w:r>
+        <w:rPr>
+          <w:rFonts w:ascii="Aptos" w:eastAsia="Aptos" w:hAnsi="Aptos" w:cs="Aptos"/>
+          <w:b/>
+          <w:bCs/>
+          <w:sz w:val="24"/>
+          <w:u w:val="single"/>
+        </w:rPr>
+        <w:t>7</w:t>
+      </w:r>
+    </w:p>
+    <w:p>
+      <w:pPr>
+        <w:spacing w:after="40" w:line="259" w:lineRule="exact"/>
+        <w:rPr>
+          <w:rFonts w:ascii="Aptos" w:eastAsia="Aptos" w:hAnsi="Aptos" w:cs="Aptos"/>
+          <w:b/>
+          <w:bCs/>
+          <w:sz w:val="24"/>
+          <w:u w:val="single"/>
+        </w:rPr>
+      </w:pPr>
+      <w:r>
+        <w:rPr>
+          <w:rFonts w:ascii="Aptos" w:eastAsia="Aptos" w:hAnsi="Aptos" w:cs="Aptos"/>
+          <w:b/>
+          <w:bCs/>
+          <w:sz w:val="24"/>
+          <w:u w:val="single"/>
+        </w:rPr>
+        <w:t>8</w:t>
+      </w:r>
+    </w:p>
+    <w:p>
+      <w:pPr>
+        <w:spacing w:after="40" w:line="259" w:lineRule="exact"/>
+        <w:rPr>
+          <w:rFonts w:ascii="Aptos" w:eastAsia="Aptos" w:hAnsi="Aptos" w:cs="Aptos"/>
+          <w:b/>
+          <w:bCs/>
+          <w:sz w:val="24"/>
+          <w:u w:val="single"/>
+        </w:rPr>
+      </w:pPr>
+      <w:r>
+        <w:rPr>
+          <w:rFonts w:ascii="Aptos" w:eastAsia="Aptos" w:hAnsi="Aptos" w:cs="Aptos"/>
+          <w:b/>
+          <w:bCs/>
+          <w:sz w:val="24"/>
+          <w:u w:val="single"/>
+        </w:rPr>
+        <w:t>9</w:t>
+      </w:r>
+    </w:p>
+    <w:p>
+      <w:pPr>
+        <w:spacing w:after="40" w:line="259" w:lineRule="exact"/>
+        <w:rPr>
+          <w:rFonts w:ascii="Aptos" w:eastAsia="Aptos" w:hAnsi="Aptos" w:cs="Aptos"/>
+          <w:b/>
+          <w:bCs/>
+          <w:sz w:val="24"/>
+          <w:u w:val="single"/>
+        </w:rPr>
+      </w:pPr>
+      <w:r>
+        <w:rPr>
+          <w:rFonts w:ascii="Aptos" w:eastAsia="Aptos" w:hAnsi="Aptos" w:cs="Aptos"/>
+          <w:b/>
+          <w:bCs/>
+          <w:sz w:val="24"/>
+          <w:u w:val="single"/>
+        </w:rPr>
+        <w:t>0</w:t>
+      </w:r>
+    </w:p>
+    <w:p>
+      <w:pPr>
+        <w:spacing w:after="40" w:line="259" w:lineRule="exact"/>
+        <w:rPr>
+          <w:rFonts w:ascii="Aptos" w:eastAsia="Aptos" w:hAnsi="Aptos" w:cs="Aptos"/>
+          <w:b/>
+          <w:bCs/>
+          <w:sz w:val="24"/>
+          <w:u w:val="single"/>
+        </w:rPr>
+      </w:pPr>
+      <w:r>
+        <w:rPr>
+          <w:rFonts w:ascii="Aptos" w:eastAsia="Aptos" w:hAnsi="Aptos" w:cs="Aptos"/>
+          <w:b/>
+          <w:bCs/>
+          <w:sz w:val="24"/>
+          <w:u w:val="single"/>
+        </w:rPr>
+        <w:t>1</w:t>
+      </w:r>
+    </w:p>
+    <w:p>
+      <w:pPr>
+        <w:spacing w:after="40" w:line="259" w:lineRule="exact"/>
+        <w:rPr>
+          <w:rFonts w:ascii="Aptos" w:eastAsia="Aptos" w:hAnsi="Aptos" w:cs="Aptos"/>
+          <w:b/>
+          <w:bCs/>
+          <w:sz w:val="24"/>
+          <w:u w:val="single"/>
+        </w:rPr>
+      </w:pPr>
+      <w:r>
+        <w:rPr>
+          <w:rFonts w:ascii="Aptos" w:eastAsia="Aptos" w:hAnsi="Aptos" w:cs="Aptos"/>
+          <w:b/>
+          <w:bCs/>
+          <w:sz w:val="24"/>
+          <w:u w:val="single"/>
+        </w:rPr>
+        <w:t>2</w:t>
+      </w:r>
     </w:p>
     <w:sectPr>
       <w:pgSz w:w="12240" w:h="15840"/>
